--- a/forskning/ncc-kohort/submission_pse/MANUSCRIPT_FULL.docx
+++ b/forskning/ncc-kohort/submission_pse/MANUSCRIPT_FULL.docx
@@ -78,7 +78,7 @@
         <w:t xml:space="preserve"> </w:t>
       </w:r>
       <w:r>
-        <w:t xml:space="preserve">Future dropouts from organized youth sport pull back from competition years before formal exit. Although qualitative research has long described this gradual disengagement, its longitudinal behavioral signature has been hard to observe directly. We use Norway’s public competition register to test whether baseline-window behavior predicts senior retention prospectively.</w:t>
+        <w:t xml:space="preserve">Future dropouts from youth sport pull back from competition years before formal exit, but the longitudinal behavioral signature has been hard to observe directly. We use Norway’s competition register to test whether baseline-window behavior prospectively predicts senior retention.</w:t>
       </w:r>
     </w:p>
     <w:p>
@@ -96,7 +96,7 @@
         <w:t xml:space="preserve"> </w:t>
       </w:r>
       <w:r>
-        <w:t xml:space="preserve">We followed 2,123 athletes who participated as 13–14-year-olds in six consecutive editions of a regional youth track-and-field meet (2011–2016; births 1998–2002), recording annual competition counts, event diversification, championship participation, and Tyrving age-norm performance through 2025 (maximum 14-year follow-up). The primary outcome was binary active senior status (≥2 results in any year at age 20+), estimated by logistic regression using only ages-13–14 predictors. Sensitivity analyses included structural controls, a pull-back versus baseline-heterogeneity decomposition, and Cox time-to-cessation.</w:t>
+        <w:t xml:space="preserve">We followed 2,123 athletes who competed as 13–14-year-olds in a regional youth track-and-field meet (births 1998–2002), recording annual competition counts, event diversification, championships, and age-norm performance through 2025 (up to 14-year follow-up). The primary analysis was a logistic regression for active senior status (≥2 results at age 20+) using only ages-13–14 predictors. Sensitivity analyses included structural controls, a level-vs-change decomposition, and Cox time-to-cessation.</w:t>
       </w:r>
     </w:p>
     <w:p>
@@ -114,7 +114,7 @@
         <w:t xml:space="preserve"> </w:t>
       </w:r>
       <w:r>
-        <w:t xml:space="preserve">Baseline-window volume (ages 13–14) provided the largest incremental contribution to discrimination of senior retention (OR = 2.40 per SD, 95% CI [2.07, 2.78]; cross-validated AUC = 0.751). Estimates were unchanged with structural controls. The signal decomposed into two independent components: athletes differed in volume at age 14 (OR = 2.79 per SD) and a within-athlete decline across ages 14–15 added information (OR = 2.44 per SD; pseudo-</w:t>
+        <w:t xml:space="preserve">Two complementary patterns predicted retention. Baseline-window competition volume (ages 13–14) gave the largest incremental contribution to discrimination (OR = 2.40 per SD, 95% CI [2.07, 2.78]; CV-AUC = 0.751), unchanged by structural controls. Both age-14 level (OR = 2.79) and within-athlete pull-back across ages 14–15 (OR = 2.44) contributed independently — pseudo-</w:t>
       </w:r>
       <w:r>
         <w:rPr>
@@ -124,7 +124,7 @@
         <w:t xml:space="preserve">R</w:t>
       </w:r>
       <w:r>
-        <w:t xml:space="preserve">² doubled). Effects replicated across cohorts and withstood an E-value of 5.16. Higher baseline specialization was associated with higher retention — contrasting with the diversification literature for peak performance.</w:t>
+        <w:t xml:space="preserve">² doubled with change. Effects replicated across cohorts (E-value = 5.16). Higher baseline specialization predicted higher retention, contrasting with the diversification literature for peak performance.</w:t>
       </w:r>
     </w:p>
     <w:p>
@@ -142,7 +142,7 @@
         <w:t xml:space="preserve"> </w:t>
       </w:r>
       <w:r>
-        <w:t xml:space="preserve">Register-based behavior at the end of the age-14 season identifies athletes exhibiting patterns associated with elevated dropout risk (PPV ≈ 0.94), complementing survey-based commitment instruments.</w:t>
+        <w:t xml:space="preserve">Register-based behavior at the end of the age-14 season prospectively flags athletes at high dropout risk (PPV ≈ 0.94), enabling earlier identification than formal exit.</w:t>
       </w:r>
     </w:p>
     <w:p>
@@ -167,39 +167,7 @@
         <w:pStyle w:val="FirstParagraph"/>
       </w:pPr>
       <w:r>
-        <w:t xml:space="preserve">Youth sport participation is widely valued for its health, social, and developmental benefits, yet attrition from organized competition during adolescence is substantial across countries and sports (Crane &amp; Temple, 2015; Eime et al., 2013). In Norwegian track and field — a broad-participation individual sport at younger ages that progressively narrows into a talent-selective pathway during the teens — more than half of children who participate at age 13 have left organized competition by age 17 (Bakken, 2019; Norges Idrettsforbund, 2024). The temporal structure of this attrition —</w:t>
-      </w:r>
-      <w:r>
-        <w:t xml:space="preserve"> </w:t>
-      </w:r>
-      <w:r>
-        <w:rPr>
-          <w:i/>
-          <w:iCs/>
-        </w:rPr>
-        <w:t xml:space="preserve">when</w:t>
-      </w:r>
-      <w:r>
-        <w:t xml:space="preserve"> </w:t>
-      </w:r>
-      <w:r>
-        <w:t xml:space="preserve">and</w:t>
-      </w:r>
-      <w:r>
-        <w:t xml:space="preserve"> </w:t>
-      </w:r>
-      <w:r>
-        <w:rPr>
-          <w:i/>
-          <w:iCs/>
-        </w:rPr>
-        <w:t xml:space="preserve">how</w:t>
-      </w:r>
-      <w:r>
-        <w:t xml:space="preserve"> </w:t>
-      </w:r>
-      <w:r>
-        <w:t xml:space="preserve">withdrawal becomes observable in athlete behavior — has been hard to pin down with the data designs the field has employed.</w:t>
+        <w:t xml:space="preserve">Youth sport is thought to be one of the best ways for children to get healthy, develop friendships, and grow as people. Attrition from organized competition during adolescence is substantial across countries and sports (Crane &amp; Temple, 2015; Eime et al., 2013). In Norwegian track and field — a broad-participation individual sport that progressively narrows into a talent-selective pathway during the teens — over 50% of the children who participate at age 13 will have stopped competing in organized track and field by age 17 (Bakken, 2019; Norges Idrettsforbund, 2024). When and how these withdrawals occur has been difficult to determine using the methods researchers currently use.</w:t>
       </w:r>
     </w:p>
     <w:bookmarkEnd w:id="10"/>
@@ -217,36 +185,28 @@
         <w:pStyle w:val="FirstParagraph"/>
       </w:pPr>
       <w:r>
-        <w:t xml:space="preserve">The dominant theoretical account is that</w:t>
-      </w:r>
-      <w:r>
-        <w:t xml:space="preserve"> </w:t>
-      </w:r>
-      <w:r>
-        <w:rPr>
-          <w:i/>
-          <w:iCs/>
-        </w:rPr>
-        <w:t xml:space="preserve">dropout is a process, not a moment</w:t>
-      </w:r>
-      <w:r>
-        <w:t xml:space="preserve">. The Sport Commitment Model (SCM; Scanlan et al., 1993, 2016) frames continued participation as a balance of sport enjoyment, personal investments, social constraints, opportunities, and attractive alternatives — a balance that erodes incrementally rather than collapsing in a single decision. Kretchmar’s (2000) account of</w:t>
-      </w:r>
-      <w:r>
-        <w:t xml:space="preserve"> </w:t>
-      </w:r>
-      <w:r>
-        <w:rPr>
-          <w:i/>
-          <w:iCs/>
-        </w:rPr>
-        <w:t xml:space="preserve">meaningful engagement</w:t>
-      </w:r>
-      <w:r>
-        <w:t xml:space="preserve"> </w:t>
-      </w:r>
-      <w:r>
-        <w:t xml:space="preserve">makes a complementary point at a more general level: sustained participation is anchored not in performance per se but in the meanings adolescents come to attach to the activity. Self-determination theory makes a parallel prediction in motivational language (Ryan &amp; Deci, 2000; Vallerand, 1997, 2007; Sarrazin et al., 2002). Sociological accounts of role exit (Ebaugh, 1988) and qualitative interview studies of dropout (Eliasson &amp; Johansson, 2021; Espedalen &amp; Seippel, 2022) provide convergent evidence: withdrawal</w:t>
+        <w:t xml:space="preserve">Most research indicates that</w:t>
+      </w:r>
+      <w:r>
+        <w:t xml:space="preserve"> </w:t>
+      </w:r>
+      <w:r>
+        <w:rPr>
+          <w:i/>
+          <w:iCs/>
+        </w:rPr>
+        <w:t xml:space="preserve">withdrawal is a process</w:t>
+      </w:r>
+      <w:r>
+        <w:t xml:space="preserve">, and therefore, we would expect to see some form of decline over a period of time. The Sport Commitment Model (Scanlan et al., 1993, 2016) describes how participation is influenced by a person’s enjoyment of the activity, their investment, barriers to participation, alternative activities available, and other factors. All of these factors contribute to a person’s willingness to continue to participate in the activity. Meaningful Engagement Theory (Kretchmar, 2000) supports this perspective as well. Sustained participation is often linked to the meaningfulness that individuals assign to the activity (not necessarily based on success). Self-determination theory makes parallel predictions in motivational language (Ryan &amp; Deci, 2000; Sarrazin et al., 2002; Vallerand, 2007).</w:t>
+      </w:r>
+    </w:p>
+    <w:p>
+      <w:pPr>
+        <w:pStyle w:val="BodyText"/>
+      </w:pPr>
+      <w:r>
+        <w:t xml:space="preserve">Sociologists have also looked at the process of withdrawal as part of the concept of role-exit (Ebaugh, 1988). Studies using interviews with athletes (Eliasson &amp; Johansson, 2021; Espedalen &amp; Seippel, 2022) have suggested that withdrawal</w:t>
       </w:r>
       <w:r>
         <w:t xml:space="preserve"> </w:t>
@@ -258,7 +218,7 @@
         <w:t xml:space="preserve"> </w:t>
       </w:r>
       <w:r>
-        <w:t xml:space="preserve">(Eliasson &amp; Johansson, 2021). A complementary observation (Wall &amp; Côté, 2007; Espedalen, 2025) is that organized youth sport contains two distinct sub-populations — committed/investor athletes and casual/sampler athletes — that respond differently when demands escalate around qualification-milestone years.</w:t>
+        <w:t xml:space="preserve">(Eliasson &amp; Johansson, 2021). Additionally, there appear to be differences among groups of athletes within youth sports regarding how they react to increasing expectations when they reach milestone years of qualifying for competitions (Espedalen, 2025; Wall &amp; Côté, 2007). For example, Wall and Côté suggest that all youth athletes can be divided into two categories: those who are invested in the sport (investors) and those who are simply sampling various activities (samplers). Samplers tend to be much more likely to drop out when expectations increase significantly, while investors are more likely to persist. Therefore, we expect that samplers will exhibit declining levels of participation as they move through their teenage years and into junior status, while investors will sustain higher levels of participation.</w:t>
       </w:r>
     </w:p>
     <w:bookmarkEnd w:id="11"/>
@@ -276,39 +236,7 @@
         <w:pStyle w:val="FirstParagraph"/>
       </w:pPr>
       <w:r>
-        <w:t xml:space="preserve">What this literature has been unable to test directly is the</w:t>
-      </w:r>
-      <w:r>
-        <w:t xml:space="preserve"> </w:t>
-      </w:r>
-      <w:r>
-        <w:rPr>
-          <w:i/>
-          <w:iCs/>
-        </w:rPr>
-        <w:t xml:space="preserve">long-run behavioral signature</w:t>
-      </w:r>
-      <w:r>
-        <w:t xml:space="preserve"> </w:t>
-      </w:r>
-      <w:r>
-        <w:t xml:space="preserve">of the deliberative process. Athletes who have already withdrawn are systematically harder to recruit into surveys (Eime et al., 2013), and the hypothesized timescale (1–3 years) exceeds most prospective follow-up windows — Sarrazin and colleagues’ (2002) 21-month study of handballers is unusually long and still does not bridge the adolescent-to-junior transition. A separate quantitative tradition has focused on cross-sectional correlates (relative age effects, Cobley et al., 2009; early specialization, DiFiori et al., 2014; Jayanthi et al., 2015; Côté &amp; Hancock, 2016; Güllich et al., 2022) and on short longitudinal designs measuring proximal psychological constructs such as exhaustion and burnout (Kuokkanen et al., 2026; Worley &amp; Smith, 2026; Zhong et al., 2026). The</w:t>
-      </w:r>
-      <w:r>
-        <w:t xml:space="preserve"> </w:t>
-      </w:r>
-      <w:r>
-        <w:rPr>
-          <w:i/>
-          <w:iCs/>
-        </w:rPr>
-        <w:t xml:space="preserve">trajectory</w:t>
-      </w:r>
-      <w:r>
-        <w:t xml:space="preserve"> </w:t>
-      </w:r>
-      <w:r>
-        <w:t xml:space="preserve">of registered competition behavior across the adolescent window — an observable proxy for the engagement balance described in the qualitative literature — has not, to our knowledge, been examined. Peringa et al. (2026) and Baker et al. (2026) further note that current expert and algorithmic approaches to athlete development have been applied to selection rather than retention, leaving behavioral surveillance of engagement as a low-cost candidate for the retention problem.</w:t>
+        <w:t xml:space="preserve">While the above-mentioned theories indicate what might happen over time as participants either continue or withdraw from their sport(s), none of them provide direct longitudinal behavioral evidence to support this idea. Withdrawn athletes are systematically harder to recruit into surveys (Eime et al., 2013), and the hypothesized timescale (1–3 years) exceeds most prospective follow-up windows — Sarrazin et al.’s (2002) 21-month handball study is unusually long and still does not bridge the adolescent-to-junior transition. A separate quantitative tradition focuses on cross-sectional correlates (relative age effects, Cobley et al., 2009; early specialization, DiFiori et al., 2014; Jayanthi et al., 2015; Côté &amp; Hancock, 2016; Güllich et al., 2022) and short longitudinal designs measuring proximal psychological constructs (Kuokkanen et al., 2026; Worley &amp; Smith, 2026; Zhong et al., 2026). The trajectory of registered competition behavior — an observable proxy for the engagement balance in the qualitative literature — has not, to our knowledge, been examined. Peringa et al. (2026) and Baker et al. (2026) note that current algorithmic approaches to athlete development have been applied to selection rather than retention.</w:t>
       </w:r>
     </w:p>
     <w:bookmarkEnd w:id="12"/>
@@ -326,71 +254,117 @@
         <w:pStyle w:val="FirstParagraph"/>
       </w:pPr>
       <w:r>
-        <w:t xml:space="preserve">We test three predictions in 2,123 Norwegian youth athletes followed up to 14 years through the federation’s public competition register (Figure 1, conceptual model). First, behavioral trajectories of future retainers and future dropouts should</w:t>
-      </w:r>
-      <w:r>
-        <w:t xml:space="preserve"> </w:t>
-      </w:r>
-      <w:r>
-        <w:rPr>
-          <w:i/>
-          <w:iCs/>
-        </w:rPr>
-        <w:t xml:space="preserve">diverge before</w:t>
-      </w:r>
-      <w:r>
-        <w:t xml:space="preserve"> </w:t>
-      </w:r>
-      <w:r>
-        <w:t xml:space="preserve">formal exit (the dropout-as-process prediction). Second,</w:t>
-      </w:r>
-      <w:r>
-        <w:t xml:space="preserve"> </w:t>
-      </w:r>
-      <w:r>
-        <w:rPr>
-          <w:i/>
-          <w:iCs/>
-        </w:rPr>
-        <w:t xml:space="preserve">behavioral</w:t>
-      </w:r>
-      <w:r>
-        <w:t xml:space="preserve"> </w:t>
-      </w:r>
-      <w:r>
-        <w:t xml:space="preserve">engagement indicators should classify eventual senior retention more strongly than baseline</w:t>
-      </w:r>
-      <w:r>
-        <w:t xml:space="preserve"> </w:t>
-      </w:r>
-      <w:r>
-        <w:rPr>
-          <w:i/>
-          <w:iCs/>
-        </w:rPr>
-        <w:t xml:space="preserve">performance</w:t>
-      </w:r>
-      <w:r>
-        <w:t xml:space="preserve"> </w:t>
-      </w:r>
-      <w:r>
-        <w:t xml:space="preserve">(the SCM prediction). Third, the pattern should</w:t>
-      </w:r>
-      <w:r>
-        <w:t xml:space="preserve"> </w:t>
-      </w:r>
-      <w:r>
-        <w:rPr>
-          <w:i/>
-          <w:iCs/>
-        </w:rPr>
-        <w:t xml:space="preserve">replicate</w:t>
-      </w:r>
-      <w:r>
-        <w:t xml:space="preserve"> </w:t>
-      </w:r>
-      <w:r>
-        <w:t xml:space="preserve">across cohorts recruited under different sponsor regimes of the same meet (ruling out cohort-specific artefacts). The design treats register-based competition behavior not as a direct measure of motivation but as an observable behavioral marker whose temporal structure can be compared against accounts that have hitherto rested on cross-sectional or short-prospective evidence. Where register patterns and qualitative process accounts converge, the case for those accounts is strengthened via methodological triangulation (Heale &amp; Forbes, 2013).</w:t>
+        <w:t xml:space="preserve">In order to test these hypotheses, we have studied 2,123 Norwegian youth athletes longitudinally for up to 14 years using the federation’s competitive registration records (see Figure 1). Our first hypothesis predicts that the</w:t>
+      </w:r>
+      <w:r>
+        <w:t xml:space="preserve"> </w:t>
+      </w:r>
+      <w:r>
+        <w:rPr>
+          <w:i/>
+          <w:iCs/>
+        </w:rPr>
+        <w:t xml:space="preserve">participation trajectories</w:t>
+      </w:r>
+      <w:r>
+        <w:t xml:space="preserve"> </w:t>
+      </w:r>
+      <w:r>
+        <w:t xml:space="preserve">of retainers and dropouts will begin to diverge prior to formal withdrawal (</w:t>
+      </w:r>
+      <w:r>
+        <w:rPr>
+          <w:i/>
+          <w:iCs/>
+        </w:rPr>
+        <w:t xml:space="preserve">dropout-as-a-process</w:t>
+      </w:r>
+      <w:r>
+        <w:t xml:space="preserve">). According to our second hypothesis,</w:t>
+      </w:r>
+      <w:r>
+        <w:t xml:space="preserve"> </w:t>
+      </w:r>
+      <w:r>
+        <w:rPr>
+          <w:i/>
+          <w:iCs/>
+        </w:rPr>
+        <w:t xml:space="preserve">engagement indicators</w:t>
+      </w:r>
+      <w:r>
+        <w:t xml:space="preserve"> </w:t>
+      </w:r>
+      <w:r>
+        <w:t xml:space="preserve">derived from behavioral measures should better predict subsequent senior retention than</w:t>
+      </w:r>
+      <w:r>
+        <w:t xml:space="preserve"> </w:t>
+      </w:r>
+      <w:r>
+        <w:rPr>
+          <w:i/>
+          <w:iCs/>
+        </w:rPr>
+        <w:t xml:space="preserve">baseline performance</w:t>
+      </w:r>
+      <w:r>
+        <w:t xml:space="preserve"> </w:t>
+      </w:r>
+      <w:r>
+        <w:t xml:space="preserve">does (</w:t>
+      </w:r>
+      <w:r>
+        <w:rPr>
+          <w:i/>
+          <w:iCs/>
+        </w:rPr>
+        <w:t xml:space="preserve">Sport Commitment Model</w:t>
+      </w:r>
+      <w:r>
+        <w:t xml:space="preserve">). Finally, our third hypothesis predicts that the pattern should replicate across the two birth-year cohorts (</w:t>
+      </w:r>
+      <w:r>
+        <w:rPr>
+          <w:i/>
+          <w:iCs/>
+        </w:rPr>
+        <w:t xml:space="preserve">no cohort-specific artefact</w:t>
+      </w:r>
+      <w:r>
+        <w:t xml:space="preserve">). Our design views</w:t>
+      </w:r>
+      <w:r>
+        <w:t xml:space="preserve"> </w:t>
+      </w:r>
+      <w:r>
+        <w:rPr>
+          <w:i/>
+          <w:iCs/>
+        </w:rPr>
+        <w:t xml:space="preserve">competition behavior</w:t>
+      </w:r>
+      <w:r>
+        <w:t xml:space="preserve"> </w:t>
+      </w:r>
+      <w:r>
+        <w:t xml:space="preserve">as an empirically observable behavioral indicator — not a direct measure of motivation — whose temporal structure can be compared with process-based explanations supported by cross-sectional or short-prospective evidence.</w:t>
+      </w:r>
+      <w:r>
+        <w:t xml:space="preserve"> </w:t>
+      </w:r>
+      <w:r>
+        <w:rPr>
+          <w:i/>
+          <w:iCs/>
+        </w:rPr>
+        <w:t xml:space="preserve">Methodological triangulation</w:t>
+      </w:r>
+      <w:r>
+        <w:t xml:space="preserve"> </w:t>
+      </w:r>
+      <w:r>
+        <w:t xml:space="preserve">(Heale &amp; Forbes, 2013) provides additional strength for these process-based explanations because convergence between register patterns and the qualitative literature strengthens both.</w:t>
       </w:r>
     </w:p>
     <w:p>
@@ -425,7 +399,7 @@
         <w:pStyle w:val="FirstParagraph"/>
       </w:pPr>
       <w:r>
-        <w:t xml:space="preserve">This was a retrospective longitudinal cohort study of Norwegian youth track-and-field athletes, using the national competition register as the sole data source. The design reports the complete population of athletes meeting the inclusion criterion rather than a sample; consequently we frame statistical estimates as describing that population rather than as inference to a hypothetical super-population (Berk &amp; Freedman, 2003). Reporting follows STROBE guidance for observational studies (von Elm et al., 2007).</w:t>
+        <w:t xml:space="preserve">This was a retrospective longitudinal cohort study using the national competition register as the only data source. This cohort approach reports the entire population satisfying the inclusion criterion, rather than a sample, so we describe statistical estimates for that population rather than infer from a sample to a hypothetical super-population (Berk &amp; Freedman, 2003). We follow STROBE where relevant (von Elm et al., 2007).</w:t>
       </w:r>
     </w:p>
     <w:bookmarkEnd w:id="15"/>
@@ -443,95 +417,7 @@
         <w:pStyle w:val="FirstParagraph"/>
       </w:pPr>
       <w:r>
-        <w:t xml:space="preserve">The cohort comprises every athlete who participated in any of six consecutive autumn editions of a regional grassroots youth meet held simultaneously at three venues in eastern, mid, and western Norway between 2011 and 2016: NCC-lekene 2011, NCC-lekene 2012, PEAB-lekene 2013, PEAB-lekene 2014, Bendit-lekene 2015, and Ungdomslekene 2016 (the meet retained an identical format, venue rotation, age-group structure, and event program while changing sponsor name). Each edition admitted athletes aged 13–14 in the year of the meet, who entered by registering interest through their regional club federation; in practice nearly all active club athletes who applied were included (in some districts all of them), with no qualifying performance threshold. This soft self-selection is a design feature: the baseline cohort consists of adolescents already engaged with organized track and field through a registered club, not children who happened to attend a school race or accompanied a friend to a single local meet. Disengagement trajectories therefore unfold from a baseline of demonstrable engagement.</w:t>
-      </w:r>
-    </w:p>
-    <w:p>
-      <w:pPr>
-        <w:pStyle w:val="BodyText"/>
-      </w:pPr>
-      <w:r>
-        <w:t xml:space="preserve">We restricted the eligible-birth-year window to athletes who were 13 or 14</w:t>
-      </w:r>
-      <w:r>
-        <w:t xml:space="preserve"> </w:t>
-      </w:r>
-      <w:r>
-        <w:rPr>
-          <w:i/>
-          <w:iCs/>
-        </w:rPr>
-        <w:t xml:space="preserve">in the year of their first eligible edition</w:t>
-      </w:r>
-      <w:r>
-        <w:t xml:space="preserve"> </w:t>
-      </w:r>
-      <w:r>
-        <w:t xml:space="preserve">and who had a recorded date of birth in 1998–2002. Athletes born in 1997 would have been 14 in the 2011 edition only (with no 13-year-old participation in the cohort window) and similarly athletes born in 2003 would have been 13 in the 2016 edition only; we excluded these boundary birth cohorts to ensure that all retained athletes had at least one full possible two-edition exposure window. Athletes who participated in both a 13-year-old and a 14-year-old edition were deduplicated to a single record, with the</w:t>
-      </w:r>
-      <w:r>
-        <w:t xml:space="preserve"> </w:t>
-      </w:r>
-      <w:r>
-        <w:rPr>
-          <w:i/>
-          <w:iCs/>
-        </w:rPr>
-        <w:t xml:space="preserve">earlier</w:t>
-      </w:r>
-      <w:r>
-        <w:t xml:space="preserve"> </w:t>
-      </w:r>
-      <w:r>
-        <w:t xml:space="preserve">edition used as the baseline meet. A flow diagram of cohort construction is provided in Supplementary Figure S0.</w:t>
-      </w:r>
-    </w:p>
-    <w:p>
-      <w:pPr>
-        <w:pStyle w:val="BodyText"/>
-      </w:pPr>
-      <w:r>
-        <w:t xml:space="preserve">To enable cross-cohort replication, we partitioned participants into two birth-year cohorts:</w:t>
-      </w:r>
-      <w:r>
-        <w:t xml:space="preserve"> </w:t>
-      </w:r>
-      <w:r>
-        <w:rPr>
-          <w:b/>
-          <w:bCs/>
-        </w:rPr>
-        <w:t xml:space="preserve">Cohort A</w:t>
-      </w:r>
-      <w:r>
-        <w:t xml:space="preserve"> </w:t>
-      </w:r>
-      <w:r>
-        <w:t xml:space="preserve">(birth years 1998–2000, baseline meets 2011–2014; n = 1,301) and</w:t>
-      </w:r>
-      <w:r>
-        <w:t xml:space="preserve"> </w:t>
-      </w:r>
-      <w:r>
-        <w:rPr>
-          <w:b/>
-          <w:bCs/>
-        </w:rPr>
-        <w:t xml:space="preserve">Cohort B</w:t>
-      </w:r>
-      <w:r>
-        <w:t xml:space="preserve"> </w:t>
-      </w:r>
-      <w:r>
-        <w:t xml:space="preserve">(birth years 2001–2002, baseline meets 2014–2016; n = 822). Cohort B’s earliest participants thus had baseline three years after Cohort A’s, with no design changes between the two cohorts other than sponsor name.</w:t>
-      </w:r>
-    </w:p>
-    <w:p>
-      <w:pPr>
-        <w:pStyle w:val="BodyText"/>
-      </w:pPr>
-      <w:r>
-        <w:t xml:space="preserve">Athletes were retained in the analysis regardless of subsequent transfers between clubs or events. The total analytical cohort comprised 2,123 athletes (996 male, 1,103 female, 24 with unknown sex), generating 230,868 individual competition entries through the most recent register update (April 2026).</w:t>
+        <w:t xml:space="preserve">The cohort comprises all athletes who competed in any of six consecutive autumn editions (2011–2016) of a regional grassroots youth meet held simultaneously at three venues in eastern, mid, and western Norway. The athletes included in the cohort were aged 13–14, entering by registering through their regional club federation, with no qualifying performance threshold. This soft self-selection is a design feature: the baseline cohort consists of adolescents already engaged with organized track and field through a registered club, so disengagement trajectories arise from a baseline of demonstrable engagement. We restricted our birth-year window to 1998–2002 (13–14 in the year of their first eligible edition); boundary birth years of 1997 and 2003 were omitted because they would have had only a single eligible edition; athletes participating in both a 13-year-old and a 14-year-old edition were de-duplicated to the earlier edition. See Supplementary Figure S0 for a flow diagram of cohort construction. For cross-cohort replication, participants were partitioned into Cohort A (births 1998–2000, baseline meets 2011–2014; n = 1,301) and Cohort B (births 2001–2002, baseline meets 2014–2016; n = 822). Athletes were retained regardless of subsequent transfers. The total cohort comprised 2,123 athletes (996 male, 1,103 female, 24 with unknown sex), generating 230,868 competition entries through the most recent register update (April 2026).</w:t>
       </w:r>
     </w:p>
     <w:bookmarkEnd w:id="16"/>
@@ -549,7 +435,7 @@
         <w:pStyle w:val="FirstParagraph"/>
       </w:pPr>
       <w:r>
-        <w:t xml:space="preserve">Each athlete was followed from their baseline meet year through the most recent complete competition season at the time of analysis (2025), yielding a maximum of 14 years of post-baseline observation (for athletes born 1998 and competing as 13-year-olds at the 2011 meet) and a minimum of 9 years (for athletes born 2002 and competing as 14-year-olds at the 2016 meet). All athletes had sufficient follow-up to be observed past the senior age threshold (age 20).</w:t>
+        <w:t xml:space="preserve">Each athlete was followed longitudinally from baseline through the most recent complete competition season (2025): maximum 14 years (births 1998 competing at the 2011 meet), minimum 9 years (births 2002 at the 2016 meet). All athletes had follow-up past the current senior age threshold (age 20).</w:t>
       </w:r>
     </w:p>
     <w:bookmarkEnd w:id="17"/>
@@ -576,44 +462,7 @@
         <w:pStyle w:val="FirstParagraph"/>
       </w:pPr>
       <w:r>
-        <w:t xml:space="preserve">The primary outcome is</w:t>
-      </w:r>
-      <w:r>
-        <w:t xml:space="preserve"> </w:t>
-      </w:r>
-      <w:r>
-        <w:rPr>
-          <w:b/>
-          <w:bCs/>
-        </w:rPr>
-        <w:t xml:space="preserve">active senior status</w:t>
-      </w:r>
-      <w:r>
-        <w:t xml:space="preserve">, a</w:t>
-      </w:r>
-      <w:r>
-        <w:t xml:space="preserve"> </w:t>
-      </w:r>
-      <w:r>
-        <w:rPr>
-          <w:i/>
-          <w:iCs/>
-        </w:rPr>
-        <w:t xml:space="preserve">binary</w:t>
-      </w:r>
-      <w:r>
-        <w:t xml:space="preserve"> </w:t>
-      </w:r>
-      <w:r>
-        <w:t xml:space="preserve">indicator coded 1 if the athlete had at least two registered competition results in any single calendar year at age 20 or later, and 0 otherwise. The two-results threshold was chosen to exclude athletes who returned to the register only sporadically (e.g., for a single charity race) while remaining inclusive of those competing in distinct events within a single meet. Age 20 marks the formal transition to senior competition in Norwegian track and field. To assess sensitivity to operational choices, we re-estimated the central effect using two alternative outcome definitions: (A) ≥1 senior-age result and (C) ≥2 results in each of two distinct senior-age calendar years (Supplementary Table S9).</w:t>
-      </w:r>
-    </w:p>
-    <w:p>
-      <w:pPr>
-        <w:pStyle w:val="BodyText"/>
-      </w:pPr>
-      <w:r>
-        <w:t xml:space="preserve">A</w:t>
+        <w:t xml:space="preserve">Active senior status is the outcome of interest. This variable is coded 1 if the athlete had ≥2 registered results in any calendar year at age 20+, and 0 otherwise. Two results are needed to exclude sporadic returners while still capturing athletes who compete in separate events within a single meet. Age 20 is chosen as it is the age after which athletes must compete as seniors. We tested sensitivity to our outcome definition using two alternatives: (A) ≥1 senior-age result and (C) ≥2 results in each of two distinct senior-age years (Supplementary Table S9). A</w:t>
       </w:r>
       <w:r>
         <w:t xml:space="preserve"> </w:t>
@@ -626,23 +475,7 @@
         <w:t xml:space="preserve">secondary</w:t>
       </w:r>
       <w:r>
-        <w:t xml:space="preserve"> </w:t>
-      </w:r>
-      <w:r>
-        <w:t xml:space="preserve">time-to-event outcome was used for survival visualization and supplementary Cox modelling:</w:t>
-      </w:r>
-      <w:r>
-        <w:t xml:space="preserve"> </w:t>
-      </w:r>
-      <w:r>
-        <w:rPr>
-          <w:b/>
-          <w:bCs/>
-        </w:rPr>
-        <w:t xml:space="preserve">time to last active season</w:t>
-      </w:r>
-      <w:r>
-        <w:t xml:space="preserve">, where an active season is a calendar year with ≥2 registered results, with athletes still active in 2024 or later treated as right-censored. We distinguish these two outcomes throughout: the binary senior-status outcome is estimated with logistic regression as the primary inferential model (Section 2.5.1); the time-to-cessation outcome supports Kaplan–Meier visualization and Cox-based sensitivity analyses (Section 2.5.4).</w:t>
+        <w:t xml:space="preserve">, time-to-event outcome — time to last active season (calendar year with ≥2 results), with athletes active in 2024+ right-censored — supports Kaplan–Meier visualization and Cox-based sensitivity analyses (Section 2.5.4).</w:t>
       </w:r>
     </w:p>
     <w:bookmarkEnd w:id="18"/>
@@ -660,91 +493,7 @@
         <w:pStyle w:val="FirstParagraph"/>
       </w:pPr>
       <w:r>
-        <w:t xml:space="preserve">Each result was converted to a Tyrving age-norm score, the Norwegian Athletics Federation’s official scoring system for youth track and field. Tyrving points are computed from a published table that gives, for each event × sex × age combination, a reference performance equivalent to 1,000 points and a per-unit-change quotient (Norges Friidrettsforbund, 2024). A performance of exactly 1,000 points corresponds to the federation’s published</w:t>
-      </w:r>
-      <w:r>
-        <w:t xml:space="preserve"> </w:t>
-      </w:r>
-      <w:r>
-        <w:t xml:space="preserve">“excellent”</w:t>
-      </w:r>
-      <w:r>
-        <w:t xml:space="preserve"> </w:t>
-      </w:r>
-      <w:r>
-        <w:t xml:space="preserve">benchmark for that combination. Points are linearly extrapolated above and below the reference, capped in our analyses at 1,500 to suppress occasional implausibly extreme values arising from data-entry errors in middle-distance times.</w:t>
-      </w:r>
-    </w:p>
-    <w:p>
-      <w:pPr>
-        <w:pStyle w:val="BodyText"/>
-      </w:pPr>
-      <w:r>
-        <w:t xml:space="preserve">For each athlete we computed:</w:t>
-      </w:r>
-      <w:r>
-        <w:t xml:space="preserve"> </w:t>
-      </w:r>
-      <w:r>
-        <w:rPr>
-          <w:b/>
-          <w:bCs/>
-        </w:rPr>
-        <w:t xml:space="preserve">tyrving_best</w:t>
-      </w:r>
-      <w:r>
-        <w:t xml:space="preserve"> </w:t>
-      </w:r>
-      <w:r>
-        <w:t xml:space="preserve">(the maximum Tyrving score across all events at the baseline meet),</w:t>
-      </w:r>
-      <w:r>
-        <w:t xml:space="preserve"> </w:t>
-      </w:r>
-      <w:r>
-        <w:rPr>
-          <w:b/>
-          <w:bCs/>
-        </w:rPr>
-        <w:t xml:space="preserve">tyrving_mean</w:t>
-      </w:r>
-      <w:r>
-        <w:t xml:space="preserve"> </w:t>
-      </w:r>
-      <w:r>
-        <w:t xml:space="preserve">(the mean),</w:t>
-      </w:r>
-      <w:r>
-        <w:t xml:space="preserve"> </w:t>
-      </w:r>
-      <w:r>
-        <w:rPr>
-          <w:b/>
-          <w:bCs/>
-        </w:rPr>
-        <w:t xml:space="preserve">tyrving_peak_pre15</w:t>
-      </w:r>
-      <w:r>
-        <w:t xml:space="preserve"> </w:t>
-      </w:r>
-      <w:r>
-        <w:t xml:space="preserve">(the maximum across all results before age 15), and</w:t>
-      </w:r>
-      <w:r>
-        <w:t xml:space="preserve"> </w:t>
-      </w:r>
-      <w:r>
-        <w:rPr>
-          <w:b/>
-          <w:bCs/>
-        </w:rPr>
-        <w:t xml:space="preserve">tyrving_slope_13_16</w:t>
-      </w:r>
-      <w:r>
-        <w:t xml:space="preserve"> </w:t>
-      </w:r>
-      <w:r>
-        <w:t xml:space="preserve">(the OLS slope of age-specific maximum Tyrving regressed on age across ages 13–16, indexing performance trajectory).</w:t>
+        <w:t xml:space="preserve">We transformed each result into its age-norm score in Tyrving points, the Norwegian Athletics Federation youth scoring system (Norges Friidrettsforbund, 2024). Tyrving points are computed from a published table giving, for each event × sex × age combination, a reference performance equivalent to 1,000 points and a per-unit-change quotient. Points were capped at 1,500 to suppress extreme values from data-entry errors. We computed: tyrving_best (maximum across all events at baseline), tyrving_mean (mean), tyrving_peak_pre15 (maximum across all results before age 15), and tyrving_slope_13_16 (OLS slope across ages 13–16).</w:t>
       </w:r>
     </w:p>
     <w:bookmarkEnd w:id="19"/>
@@ -762,7 +511,7 @@
         <w:pStyle w:val="FirstParagraph"/>
       </w:pPr>
       <w:r>
-        <w:t xml:space="preserve">For each athlete and each calendar year we counted the distinct event categories (sprint, middle-distance, long-distance, hurdles, jumps, throws, combined events, race walking, relay) in which they recorded results, and computed a Herfindahl–Hirschman concentration index</w:t>
+        <w:t xml:space="preserve">For every athlete for every calendar year we count the number of different categories of events (sprint, middle-distance, long-distance, hurdles, jumps, throws, combined events, race walking, relay) for which they posted results, and compute a Herfindahl-Hirschman concentration index</w:t>
       </w:r>
     </w:p>
     <w:p>
@@ -894,52 +643,7 @@
         <w:t xml:space="preserve"> </w:t>
       </w:r>
       <w:r>
-        <w:t xml:space="preserve">is the number of categories. HHI ranges from 1/k (perfectly diversified across k categories) to 1 (perfect specialization). Key variables were</w:t>
-      </w:r>
-      <w:r>
-        <w:t xml:space="preserve"> </w:t>
-      </w:r>
-      <w:r>
-        <w:rPr>
-          <w:b/>
-          <w:bCs/>
-        </w:rPr>
-        <w:t xml:space="preserve">hhi_early</w:t>
-      </w:r>
-      <w:r>
-        <w:t xml:space="preserve"> </w:t>
-      </w:r>
-      <w:r>
-        <w:t xml:space="preserve">(HHI computed over the first three active seasons),</w:t>
-      </w:r>
-      <w:r>
-        <w:t xml:space="preserve"> </w:t>
-      </w:r>
-      <w:r>
-        <w:rPr>
-          <w:b/>
-          <w:bCs/>
-        </w:rPr>
-        <w:t xml:space="preserve">hhi_age_15</w:t>
-      </w:r>
-      <w:r>
-        <w:t xml:space="preserve">, and</w:t>
-      </w:r>
-      <w:r>
-        <w:t xml:space="preserve"> </w:t>
-      </w:r>
-      <w:r>
-        <w:rPr>
-          <w:b/>
-          <w:bCs/>
-        </w:rPr>
-        <w:t xml:space="preserve">hhi_change</w:t>
-      </w:r>
-      <w:r>
-        <w:t xml:space="preserve"> </w:t>
-      </w:r>
-      <w:r>
-        <w:t xml:space="preserve">= hhi_age_15 − hhi_age_13.</w:t>
+        <w:t xml:space="preserve">is the number of categories. HHI ranges from 1/k (perfectly diversified across k categories) to 1 (perfect specialization). Key variables were hhi_early (HHI computed over the first three active seasons), hhi_age_15, and hhi_change = hhi_age_15 − hhi_age_13.</w:t>
       </w:r>
     </w:p>
     <w:bookmarkEnd w:id="20"/>
@@ -957,125 +661,7 @@
         <w:pStyle w:val="FirstParagraph"/>
       </w:pPr>
       <w:r>
-        <w:t xml:space="preserve">For each athlete and each integer age year from 13 to 18, we counted the number of distinct competition meets attended (</w:t>
-      </w:r>
-      <w:r>
-        <w:rPr>
-          <w:b/>
-          <w:bCs/>
-        </w:rPr>
-        <w:t xml:space="preserve">vol_age_X</w:t>
-      </w:r>
-      <w:r>
-        <w:t xml:space="preserve">), the total number of results (</w:t>
-      </w:r>
-      <w:r>
-        <w:rPr>
-          <w:b/>
-          <w:bCs/>
-        </w:rPr>
-        <w:t xml:space="preserve">res_age_X</w:t>
-      </w:r>
-      <w:r>
-        <w:t xml:space="preserve">), and a binary year-round indicator (</w:t>
-      </w:r>
-      <w:r>
-        <w:rPr>
-          <w:b/>
-          <w:bCs/>
-        </w:rPr>
-        <w:t xml:space="preserve">year_round_age_X</w:t>
-      </w:r>
-      <w:r>
-        <w:t xml:space="preserve"> </w:t>
-      </w:r>
-      <w:r>
-        <w:t xml:space="preserve">= 1 if the athlete competed in both an outdoor and an indoor meet in that age year, else 0). We derived composite indicators:</w:t>
-      </w:r>
-      <w:r>
-        <w:t xml:space="preserve"> </w:t>
-      </w:r>
-      <w:r>
-        <w:rPr>
-          <w:b/>
-          <w:bCs/>
-        </w:rPr>
-        <w:t xml:space="preserve">vol_pre_milestone</w:t>
-      </w:r>
-      <w:r>
-        <w:t xml:space="preserve"> </w:t>
-      </w:r>
-      <w:r>
-        <w:t xml:space="preserve">(sum of meets at ages 13–14, the pre-qualification window),</w:t>
-      </w:r>
-      <w:r>
-        <w:t xml:space="preserve"> </w:t>
-      </w:r>
-      <w:r>
-        <w:rPr>
-          <w:b/>
-          <w:bCs/>
-        </w:rPr>
-        <w:t xml:space="preserve">vol_milestone</w:t>
-      </w:r>
-      <w:r>
-        <w:t xml:space="preserve"> </w:t>
-      </w:r>
-      <w:r>
-        <w:t xml:space="preserve">(sum of meets at ages 15–16, the qualification-milestone window), and</w:t>
-      </w:r>
-      <w:r>
-        <w:t xml:space="preserve"> </w:t>
-      </w:r>
-      <w:r>
-        <w:rPr>
-          <w:b/>
-          <w:bCs/>
-        </w:rPr>
-        <w:t xml:space="preserve">vol_trend_milestone</w:t>
-      </w:r>
-      <w:r>
-        <w:t xml:space="preserve"> </w:t>
-      </w:r>
-      <w:r>
-        <w:t xml:space="preserve">(vol_milestone − vol_pre_milestone). We also computed</w:t>
-      </w:r>
-      <w:r>
-        <w:t xml:space="preserve"> </w:t>
-      </w:r>
-      <w:r>
-        <w:rPr>
-          <w:b/>
-          <w:bCs/>
-        </w:rPr>
-        <w:t xml:space="preserve">n_champ_types</w:t>
-      </w:r>
-      <w:r>
-        <w:t xml:space="preserve">, a count of championship</w:t>
-      </w:r>
-      <w:r>
-        <w:t xml:space="preserve"> </w:t>
-      </w:r>
-      <w:r>
-        <w:rPr>
-          <w:i/>
-          <w:iCs/>
-        </w:rPr>
-        <w:t xml:space="preserve">types</w:t>
-      </w:r>
-      <w:r>
-        <w:t xml:space="preserve"> </w:t>
-      </w:r>
-      <w:r>
-        <w:t xml:space="preserve">(Norwegian Youth Championships, Junior National Championships, National Championships, Regional Championships) in which the athlete competed before age 17.</w:t>
-      </w:r>
-    </w:p>
-    <w:p>
-      <w:pPr>
-        <w:pStyle w:val="BodyText"/>
-      </w:pPr>
-      <w:r>
-        <w:t xml:space="preserve">We treat these variables as</w:t>
+        <w:t xml:space="preserve">For each athlete and each age-year from ages 13 to 18 we count how many distinct meets the athlete attended, and thus the volume of meets they recorded results in (vol_age_X), as well as total results (res_age_X) and a year-round indicator (1 when competing both outdoors and indoors; year_round_age_X). Composite indicators: vol_pre_milestone (sum of meets at ages 13–14), vol_milestone (sum of meets at ages 15–16), and vol_trend_milestone = vol_milestone − vol_pre_milestone. n_champ_types counts championship types (Youth, Junior, National, Regional) prior to age 17. These are all</w:t>
       </w:r>
       <w:r>
         <w:t xml:space="preserve"> </w:t>
@@ -1091,7 +677,7 @@
         <w:t xml:space="preserve"> </w:t>
       </w:r>
       <w:r>
-        <w:t xml:space="preserve">of engagement, not as direct measures of motivation or commitment. Their interpretation as evidence for an underlying engagement-balance mechanism depends on whether their temporal structure is consistent with the predictions of the theoretical accounts described in the Introduction.</w:t>
+        <w:t xml:space="preserve">of engagement, not direct measures of motivation or commitment.</w:t>
       </w:r>
     </w:p>
     <w:bookmarkEnd w:id="21"/>
@@ -1137,7 +723,7 @@
         <w:pStyle w:val="FirstParagraph"/>
       </w:pPr>
       <w:r>
-        <w:t xml:space="preserve">The primary inferential model is a logistic regression for binary</w:t>
+        <w:t xml:space="preserve">The principal inferential model is a logistic regression for binary</w:t>
       </w:r>
       <w:r>
         <w:t xml:space="preserve"> </w:t>
@@ -1150,41 +736,10 @@
         <w:t xml:space="preserve">active senior status</w:t>
       </w:r>
       <w:r>
-        <w:t xml:space="preserve">, using only</w:t>
-      </w:r>
-      <w:r>
-        <w:t xml:space="preserve"> </w:t>
-      </w:r>
-      <w:r>
-        <w:rPr>
-          <w:b/>
-          <w:bCs/>
-        </w:rPr>
-        <w:t xml:space="preserve">baseline-window predictors</w:t>
-      </w:r>
-      <w:r>
-        <w:t xml:space="preserve"> </w:t>
-      </w:r>
-      <w:r>
-        <w:t xml:space="preserve">measured during ages 13–14 (before the qualification-milestone window): sex, baseline Tyrving performance, Herfindahl–Hirschman event-category concentration (HHI early), and the count of distinct competition meets at ages 13 and 14 combined (</w:t>
-      </w:r>
-      <w:r>
-        <w:rPr>
-          <w:i/>
-          <w:iCs/>
-        </w:rPr>
-        <w:t xml:space="preserve">pre-milestone volume</w:t>
-      </w:r>
-      <w:r>
-        <w:t xml:space="preserve">). Models were fitted in a nested stepwise sequence (L1: sex only; L2: + Tyrving; L3: + HHI; L4: + pre-milestone volume) to characterize the unique discriminative contribution of each variable class. Continuous covariates were z-standardized so that odds ratios reflect per-SD effects. Discriminative accuracy was assessed by 5-fold stratified cross-validated AUC.</w:t>
-      </w:r>
-    </w:p>
-    <w:p>
-      <w:pPr>
-        <w:pStyle w:val="BodyText"/>
-      </w:pPr>
-      <w:r>
-        <w:t xml:space="preserve">Restricting primary predictors to the baseline window avoids measurement overlap with the outcome process: an athlete who drops out before age 15 has milestone-window volume = 0 by construction</w:t>
+        <w:t xml:space="preserve"> </w:t>
+      </w:r>
+      <w:r>
+        <w:t xml:space="preserve">using only baseline-window predictors (i.e., ages 13–14, prior to the qualification-milestone window): sex, baseline Tyrving, HHI early, and pre-milestone volume (sum of meets at ages 13–14). These models were fitted in a nested stepwise sequence (L1: sex; L2: + Tyrving; L3: + HHI; L4: + pre-milestone volume) to characterize the unique discriminative contribution of each variable class. Continuous covariates were z-standardized (per-SD effects). Discriminative accuracy was assessed by means of 5-fold stratified cross-validated AUC. Restricting our primary predictors to ages 13–14 avoids measurement overlap with the outcome (i.e., if an athlete drops out before age 15, their milestone-window volume = 0 by construction</w:t>
       </w:r>
       <w:r>
         <w:t xml:space="preserve"> </w:t>
@@ -1200,7 +755,7 @@
         <w:t xml:space="preserve"> </w:t>
       </w:r>
       <w:r>
-        <w:t xml:space="preserve">will not retain senior activity, which would inflate apparent discrimination through measurement overlap rather than prospective prediction. Using only ages-13–14 data, the primary estimate is unambiguously prospective.</w:t>
+        <w:t xml:space="preserve">they cannot retain senior activity — leading to inflated apparent discrimination). Our primary estimate is thus unambiguously prospective.</w:t>
       </w:r>
     </w:p>
     <w:bookmarkEnd w:id="24"/>
@@ -1218,7 +773,7 @@
         <w:pStyle w:val="FirstParagraph"/>
       </w:pPr>
       <w:r>
-        <w:t xml:space="preserve">We assessed sensitivity of the primary model to plausible structural confounders by re-fitting the full L4 model with three additional covariates: region (3-level: Vestlandet [reference], Østlandet, Midt-Norge); birth quarter (Q1- and Q4-indicator variables for relative-age effects); and standardized club size at baseline (number of athletes registered to the same club in the baseline year). Coefficient stability of the pre-milestone volume effect was compared with and without controls (Supplementary Table S13).</w:t>
+        <w:t xml:space="preserve">To check whether structural confounding influenced our primary model, we refit the full L4 model including three additional covariates: region (3-level: Vestlandet [reference], Østlandet, Midt-Norge); birth quarter (two indicator variables for quarters indicating relative-age effects [Q1, Q4]); and club size at baseline (standardized number of athletes registered to the same club in the baseline year). We compared pre-milestone volume effect coefficient stability with and without controls (Supplementary Table S13).</w:t>
       </w:r>
     </w:p>
     <w:bookmarkEnd w:id="25"/>
@@ -1236,39 +791,7 @@
         <w:pStyle w:val="FirstParagraph"/>
       </w:pPr>
       <w:r>
-        <w:t xml:space="preserve">Future retainers and future dropouts already differ in competition volume at ages 13–14 (Figure 2, Table 2). To distinguish between (i) early behavioral heterogeneity and (ii) within-athlete pull-back across the age-14-to-15 transition, we fitted a logistic regression in athletes still active at age 14 (≥1 result at age 14, n = 1,914) including both the</w:t>
-      </w:r>
-      <w:r>
-        <w:t xml:space="preserve"> </w:t>
-      </w:r>
-      <w:r>
-        <w:rPr>
-          <w:i/>
-          <w:iCs/>
-        </w:rPr>
-        <w:t xml:space="preserve">level</w:t>
-      </w:r>
-      <w:r>
-        <w:t xml:space="preserve"> </w:t>
-      </w:r>
-      <w:r>
-        <w:t xml:space="preserve">of volume at age 14 and the</w:t>
-      </w:r>
-      <w:r>
-        <w:t xml:space="preserve"> </w:t>
-      </w:r>
-      <w:r>
-        <w:rPr>
-          <w:i/>
-          <w:iCs/>
-        </w:rPr>
-        <w:t xml:space="preserve">change</w:t>
-      </w:r>
-      <w:r>
-        <w:t xml:space="preserve"> </w:t>
-      </w:r>
-      <w:r>
-        <w:t xml:space="preserve">in volume from age 14 to age 15. If decline conditional on baseline level predicts retention, both coefficients should be significant; if separation is purely typological, only baseline level should matter (Supplementary Table S14).</w:t>
+        <w:t xml:space="preserve">To disentangle (i) early behavioral heterogeneity from (ii) within-athlete pull-back, we fit a logistic regression on athletes still active at age 14 (n = 1,914), which included both the level of volume at age 14 and the change from age 14 to 15. In the spirit of theory, if pull-back conditional on baseline level predicts retention, then both coefficients should be significant. If separation is purely typological, then only the level should matter (see Supplementary Table S14).</w:t>
       </w:r>
     </w:p>
     <w:bookmarkEnd w:id="26"/>
@@ -1286,79 +809,7 @@
         <w:pStyle w:val="FirstParagraph"/>
       </w:pPr>
       <w:r>
-        <w:t xml:space="preserve">As a secondary effect-size representation we modeled</w:t>
-      </w:r>
-      <w:r>
-        <w:t xml:space="preserve"> </w:t>
-      </w:r>
-      <w:r>
-        <w:rPr>
-          <w:i/>
-          <w:iCs/>
-        </w:rPr>
-        <w:t xml:space="preserve">time from baseline to last active season</w:t>
-      </w:r>
-      <w:r>
-        <w:t xml:space="preserve"> </w:t>
-      </w:r>
-      <w:r>
-        <w:t xml:space="preserve">using Cox (1972) proportional hazards regression, with tied event times handled by Efron’s (1977) method (Davidson-Pilon, 2024). The primary Cox specification (Supplementary Table S16) uses the same baseline-only predictor set as the primary logistic regression. A</w:t>
-      </w:r>
-      <w:r>
-        <w:t xml:space="preserve"> </w:t>
-      </w:r>
-      <w:r>
-        <w:rPr>
-          <w:i/>
-          <w:iCs/>
-        </w:rPr>
-        <w:t xml:space="preserve">landmark analysis</w:t>
-      </w:r>
-      <w:r>
-        <w:t xml:space="preserve"> </w:t>
-      </w:r>
-      <w:r>
-        <w:t xml:space="preserve">(van Houwelingen, 2007) restricted to athletes with ≥1 result at age 16 (n = 1,167) and a</w:t>
-      </w:r>
-      <w:r>
-        <w:t xml:space="preserve"> </w:t>
-      </w:r>
-      <w:r>
-        <w:rPr>
-          <w:i/>
-          <w:iCs/>
-        </w:rPr>
-        <w:t xml:space="preserve">post-baseline Cox specification</w:t>
-      </w:r>
-      <w:r>
-        <w:t xml:space="preserve"> </w:t>
-      </w:r>
-      <w:r>
-        <w:t xml:space="preserve">with ages-15–16 covariates are reported in Supplementary Tables S8 and as period-specific decomposition in Table 5; the latter is interpreted with explicit caveats given operational overlap with the at-risk window.</w:t>
-      </w:r>
-    </w:p>
-    <w:p>
-      <w:pPr>
-        <w:pStyle w:val="BodyText"/>
-      </w:pPr>
-      <w:r>
-        <w:t xml:space="preserve">We assessed proportional hazards using Schoenfeld residuals (Grambsch &amp; Therneau, 1994) and re-estimated the model stratified on violating variables (Therneau &amp; Grambsch, 2000). For the dominant covariate we also computed the</w:t>
-      </w:r>
-      <w:r>
-        <w:t xml:space="preserve"> </w:t>
-      </w:r>
-      <w:r>
-        <w:rPr>
-          <w:b/>
-          <w:bCs/>
-        </w:rPr>
-        <w:t xml:space="preserve">E-value</w:t>
-      </w:r>
-      <w:r>
-        <w:t xml:space="preserve"> </w:t>
-      </w:r>
-      <w:r>
-        <w:t xml:space="preserve">(VanderWeele &amp; Ding, 2017), period-specific estimates across three follow-up windows, cluster-robust standard errors clustered on club name (Lin &amp; Wei, 1989), and sex-stratified subgroup Cox models. Hazard ratios are reported as descriptive associations within the observed register structure and should not be interpreted causally. Kaplan–Meier curves were stratified by sex, by competition volume at age 15–16, and by number of pre-17 championship types.</w:t>
+        <w:t xml:space="preserve">We modeled time from baseline to last active season using Cox (1972) proportional hazards regression with Efron’s (1977) tie-handling (Davidson-Pilon, 2024). The primary Cox specification (Supplementary Table S16) contains a baseline-only predictor set. We also supply a landmark analysis (van Houwelingen, 2007) restricted to athletes active at age 16 (n = 1,167), and a post-baseline Cox specification with ages-15–16 covariates in Supplementary Table S8 and Table 5 (period-specific decomposition); the latter is interpreted with caveats about operational overlap. Proportional hazards were assessed via Schoenfeld residuals (Grambsch &amp; Therneau, 1994). For the dominant covariate we also computed E-values (VanderWeele &amp; Ding, 2017), period-specific estimates, cluster-robust SEs on club name (Lin &amp; Wei, 1989), and sex-stratified models. Hazard ratios are descriptive associations, not causal. Kaplan–Meier curves were stratified by sex, ages 15–16 volume, and pre-17 championship types.</w:t>
       </w:r>
     </w:p>
     <w:bookmarkEnd w:id="27"/>
@@ -1376,44 +827,7 @@
         <w:pStyle w:val="FirstParagraph"/>
       </w:pPr>
       <w:r>
-        <w:t xml:space="preserve">Classical a-priori power calculations are less directly applicable to population-based register studies where the full cohort is observed and there is no sampling step at which the analyst chooses an</w:t>
-      </w:r>
-      <w:r>
-        <w:t xml:space="preserve"> </w:t>
-      </w:r>
-      <w:r>
-        <w:rPr>
-          <w:i/>
-          <w:iCs/>
-        </w:rPr>
-        <w:t xml:space="preserve">N</w:t>
-      </w:r>
-      <w:r>
-        <w:t xml:space="preserve">. We therefore replace power with a</w:t>
-      </w:r>
-      <w:r>
-        <w:t xml:space="preserve"> </w:t>
-      </w:r>
-      <w:r>
-        <w:rPr>
-          <w:i/>
-          <w:iCs/>
-        </w:rPr>
-        <w:t xml:space="preserve">detection-capacity</w:t>
-      </w:r>
-      <w:r>
-        <w:t xml:space="preserve"> </w:t>
-      </w:r>
-      <w:r>
-        <w:t xml:space="preserve">analysis: given the observed event count, what is the smallest effect size the design could reliably detect, and how does it compare to effect sizes in prior longitudinal dropout research?</w:t>
-      </w:r>
-    </w:p>
-    <w:p>
-      <w:pPr>
-        <w:pStyle w:val="BodyText"/>
-      </w:pPr>
-      <w:r>
-        <w:t xml:space="preserve">Using Hsieh and Lavori’s (2000) formula,</w:t>
+        <w:t xml:space="preserve">Classical hypothesis-testing sample-size power calculations are not directly applicable to population-based register studies where the full cohort is observed. We replace power with a detection-capacity analysis: given the observed event count, what is the smallest effect size the design could reliably detect, relative to effect sizes in prior dropout research? Following Hsieh &amp; Lavori (2000), our</w:t>
       </w:r>
       <w:r>
         <w:t xml:space="preserve"> </w:t>
@@ -1468,7 +882,7 @@
         <w:t xml:space="preserve"> </w:t>
       </w:r>
       <w:r>
-        <w:t xml:space="preserve">and 80% power yields</w:t>
+        <w:t xml:space="preserve">and 80% power yield</w:t>
       </w:r>
       <w:r>
         <w:t xml:space="preserve"> </w:t>
@@ -1506,23 +920,21 @@
         <w:t xml:space="preserve"> </w:t>
       </w:r>
       <w:r>
-        <w:t xml:space="preserve">per SD for a standardized covariate (for a balanced binary covariate, closer to 1.15). Prior prospective youth-sport dropout research reports small-to-moderate effects (Cohen’s</w:t>
-      </w:r>
-      <w:r>
-        <w:t xml:space="preserve"> </w:t>
-      </w:r>
-      <w:r>
-        <w:rPr>
-          <w:i/>
-          <w:iCs/>
-        </w:rPr>
-        <w:t xml:space="preserve">d</w:t>
-      </w:r>
-      <w:r>
-        <w:t xml:space="preserve"> </w:t>
-      </w:r>
-      <w:r>
-        <w:t xml:space="preserve">≈ 0.2–0.5; ORs ≈ 1.4–2.5; Sarrazin et al., 2002; Calvo et al., 2010; Espedalen &amp; Seippel, 2022). Our detection capacity is therefore well below typical effect magnitudes; null findings for standardized covariates should be interpreted as substantively small rather than underpowered.</w:t>
+        <w:t xml:space="preserve">per SD (≈ 1.15 for a balanced binary covariate). Prior prospective work on youth-sport dropout reports small-to-moderate effects (Cohen’s</w:t>
+      </w:r>
+      <w:r>
+        <w:t xml:space="preserve"> </w:t>
+      </w:r>
+      <m:oMath>
+        <m:r>
+          <m:t>d</m:t>
+        </m:r>
+      </m:oMath>
+      <w:r>
+        <w:t xml:space="preserve"> </w:t>
+      </w:r>
+      <w:r>
+        <w:t xml:space="preserve">≈ 0.2–0.5; ORs ≈ 1.4–2.5; Calvo et al., 2010; Espedalen &amp; Seippel, 2022; Sarrazin et al., 2002). Our detection capacity is therefore well below typical effect magnitudes, so any null findings should be interpreted as substantively small rather than underpowered.</w:t>
       </w:r>
     </w:p>
     <w:bookmarkEnd w:id="28"/>
@@ -1540,7 +952,7 @@
         <w:pStyle w:val="FirstParagraph"/>
       </w:pPr>
       <w:r>
-        <w:t xml:space="preserve">Missing values arose primarily for the Tyrving score (~20% missing) and for HHI (~10% missing for athletes with fewer than 3 active seasons). Primary analyses used complete-case regression (n = 1,704). Mean-imputation produced near-identical estimates (Supplementary Table S5). Cluster-robust standard errors at the club level left coefficients unchanged with marginally wider CIs (Supplementary Table S2).</w:t>
+        <w:t xml:space="preserve">Missing values arose for Tyrving score (~20%) and HHI (~10%). Primary analyses used complete-case regression (n = 1,704). Mean-imputation produced near-identical estimates (Supplementary Table S5). Cluster-robust SEs at the club level left coefficients unchanged with marginally wider CIs (Supplementary Table S2).</w:t>
       </w:r>
     </w:p>
     <w:bookmarkEnd w:id="29"/>
@@ -1558,35 +970,7 @@
         <w:pStyle w:val="FirstParagraph"/>
       </w:pPr>
       <w:r>
-        <w:t xml:space="preserve">We computed sensitivity, specificity, PPV, and NPV at five candidate thresholds for</w:t>
-      </w:r>
-      <w:r>
-        <w:t xml:space="preserve"> </w:t>
-      </w:r>
-      <w:r>
-        <w:t xml:space="preserve">“flagging”</w:t>
-      </w:r>
-      <w:r>
-        <w:t xml:space="preserve"> </w:t>
-      </w:r>
-      <w:r>
-        <w:t xml:space="preserve">an athlete on</w:t>
-      </w:r>
-      <w:r>
-        <w:t xml:space="preserve"> </w:t>
-      </w:r>
-      <w:r>
-        <w:rPr>
-          <w:i/>
-          <w:iCs/>
-        </w:rPr>
-        <w:t xml:space="preserve">pre-milestone</w:t>
-      </w:r>
-      <w:r>
-        <w:t xml:space="preserve"> </w:t>
-      </w:r>
-      <w:r>
-        <w:t xml:space="preserve">(ages 13–14) competition volume, applied at the end of an athlete’s age-14 season — implementable before any age-15–16 outcome data exist (Table 6).</w:t>
+        <w:t xml:space="preserve">We computed sensitivity, specificity, PPV, and NPV at five candidate thresholds on pre-milestone volume, applied at the end of the age-14 season — implementable before age-15–16 outcomes exist (Table 6).</w:t>
       </w:r>
     </w:p>
     <w:bookmarkEnd w:id="30"/>
@@ -1604,7 +988,7 @@
         <w:pStyle w:val="FirstParagraph"/>
       </w:pPr>
       <w:r>
-        <w:t xml:space="preserve">The primary L4 logistic regression and the secondary Cox specifications were re-estimated separately within each birth cohort. As convergent evidence, we fit a random forest (Breiman, 2001) with 500 trees and maximum depth 8 to predict active senior status; variable importance is reported as the mean decrease in Gini impurity.</w:t>
+        <w:t xml:space="preserve">The primary L4 logistic regression and secondary Cox specifications were re-estimated separately by cohort. As convergent evidence, we fit a random forest (Breiman, 2001) with 500 trees and maximum depth 8; variable importance is the mean decrease in Gini impurity.</w:t>
       </w:r>
     </w:p>
     <w:bookmarkEnd w:id="31"/>
@@ -1622,7 +1006,7 @@
         <w:pStyle w:val="FirstParagraph"/>
       </w:pPr>
       <w:r>
-        <w:t xml:space="preserve">All analyses used Python 3.13 with the lifelines package (Davidson-Pilon, 2024) for Cox regression and Kaplan–Meier estimation, and scikit-learn (Pedregosa et al., 2011) for random forest and cross-validation. Figures were produced with matplotlib (Hunter, 2007). Analysis code and the derived analysis dataset will be deposited in a public repository upon acceptance.</w:t>
+        <w:t xml:space="preserve">Analyses used Python 3.13 with lifelines (Davidson-Pilon, 2024) for Cox/Kaplan–Meier and scikit-learn (Pedregosa et al., 2011) for random forest and cross-validation. Figures: matplotlib (Hunter, 2007). The analysis code will be deposited in a public repository upon acceptance. The underlying competition records are publicly accessible via the Norwegian Athletics Federation’s online register; the derived analysis dataset itself cannot be redistributed because it contains personal data (athlete dates of birth) under the EU General Data Protection Regulation (GDPR).</w:t>
       </w:r>
     </w:p>
     <w:bookmarkEnd w:id="32"/>
@@ -1641,7 +1025,7 @@
         <w:pStyle w:val="FirstParagraph"/>
       </w:pPr>
       <w:r>
-        <w:t xml:space="preserve">Following SAGER guidance (Heidari et al., 2016), all primary analyses include sex as a covariate, and we additionally report sex-stratified subgroup analyses in supplementary material (Supplementary Table S7) so that potential sex-specific patterns are visible. We use</w:t>
+        <w:t xml:space="preserve">Following SAGER guidance (Heidari et al., 2016), all primary analyses include sex as a covariate, with sex-stratified subgroup analyses in supplementary material (Supplementary Table S7). We use</w:t>
       </w:r>
       <w:r>
         <w:t xml:space="preserve"> </w:t>
@@ -1653,19 +1037,7 @@
         <w:t xml:space="preserve"> </w:t>
       </w:r>
       <w:r>
-        <w:t xml:space="preserve">throughout because the federation registers a binary sex variable assigned at registration; we have no information on gender identity. Where sex appears as a covariate (</w:t>
-      </w:r>
-      <w:r>
-        <w:rPr>
-          <w:rStyle w:val="VerbatimChar"/>
-        </w:rPr>
-        <w:t xml:space="preserve">female</w:t>
-      </w:r>
-      <w:r>
-        <w:t xml:space="preserve"> </w:t>
-      </w:r>
-      <w:r>
-        <w:t xml:space="preserve">= 1 for female, 0 for male, NA for unknown), it indexes biological sex as recorded.</w:t>
+        <w:t xml:space="preserve">throughout because the federation registers a binary sex variable assigned at registration; we have no gender-identity information. The covariate female = 1 for female, 0 for male, NA for unknown.</w:t>
       </w:r>
     </w:p>
     <w:bookmarkEnd w:id="34"/>
@@ -1683,7 +1055,7 @@
         <w:pStyle w:val="FirstParagraph"/>
       </w:pPr>
       <w:r>
-        <w:t xml:space="preserve">The study uses only data that is publicly accessible via the Norwegian Athletics Federation’s competition register. No personally identifying information (names, birth dates, club memberships) was used in the analyses or is reported in this manuscript; athlete identifiers in our dataset are uninterpretable database UUIDs. Norway’s Helseforskningsloven §4 exempts secondary use of pseudonymized public-register data of this kind from requiring formal approval by a Regional Committee for Medical and Health Research Ethics.</w:t>
+        <w:t xml:space="preserve">The competition records analyzed are publicly accessible via the Norwegian Athletics Federation’s online register. The derived analysis dataset links these records to athlete dates of birth and therefore constitutes personal data under the EU General Data Protection Regulation (GDPR); it is not redistributed. No personally identifying information appears in this manuscript (athlete identifiers in the analysis are uninterpretable database UUIDs). Norway’s Helseforskningsloven §4 exempts secondary use of register-based data of this kind from formal approval by a Regional Committee for Medical and Health Research Ethics.</w:t>
       </w:r>
     </w:p>
     <w:p>
@@ -1718,7 +1090,7 @@
         <w:pStyle w:val="FirstParagraph"/>
       </w:pPr>
       <w:r>
-        <w:t xml:space="preserve">The full cohort comprised 2,123 athletes (52.0% female), of whom 1,301 belonged to Cohort A (births 1998–2000) and 822 to Cohort B (births 2001–2002). The two cohorts were closely matched on demographic and performance distributions: mean Tyrving best at baseline was 666 points in each, and roughly 41% of athletes in each cohort had at least one active season at age 17 (Table 1). The headline retention figure — at least one active senior season at age 20 or later — was 15.8% in Cohort A and 17.3% in Cohort B; combined, 16.4% of the 2,123 athletes met this criterion. The proportion still actively competing in 2024 or later was 5.8% (Cohort A) and 10.8% (Cohort B), reflecting the shorter post-senior follow-up window for the younger cohort.</w:t>
+        <w:t xml:space="preserve">The cohort comprised 2,123 athletes (52.0% female): 1,301 in Cohort A and 822 in Cohort B. Cohorts were closely matched on demographic and performance distributions (mean Tyrving best 666 in each; ~41% active at age 17 in each; Table 1). Senior retention (≥1 active season at age 20+) was 15.8% in Cohort A and 17.3% in Cohort B (combined 16.4%). The proportion still active in 2024+ was 5.8% (A) and 10.8% (B), reflecting Cohort B’s shorter follow-up.</w:t>
       </w:r>
     </w:p>
     <w:bookmarkEnd w:id="37"/>
@@ -2312,7 +1684,7 @@
         <w:pStyle w:val="FirstParagraph"/>
       </w:pPr>
       <w:r>
-        <w:t xml:space="preserve">Figure 2 presents the central behavioral observation. (Figure 1 shows the conceptual model that motivates this test.) Median competitions per year are plotted by age (13–18) separately for athletes who eventually retained senior activity (n = 348) and those who did not (n = 1,775). The two groups already differ at baseline: at age 13, future retainers competed in a median of 13 meets versus 8 for future dropouts; at age 14 this widens to 17 versus 8. From age 15 onwards the trajectories diverge further. Retainers peak at 19 meets at age 15 and sustain near that level through age 17. Future dropouts decline from 8 meets at age 14 to a median of 3 at age 15, 0 at age 16, and 0 thereafter. Two complementary patterns are therefore visible in the same data: (i) substantial baseline differences between the eventual retainer and dropout groups by ages 13–14, and (ii) a progressive within-athlete pull-back among future dropouts that becomes most visible across the age-14-to-15 transition. We test these two patterns separately below.</w:t>
+        <w:t xml:space="preserve">Figure 2 presents the central behavioral observation (Figure 1 shows the conceptual model). Median competitions per year by age are plotted separately for eventual retainers (n = 348) and non-retainers (n = 1,775). The groups already differ at baseline: medians of 13 vs. 8 meets at age 13, and 17 vs. 8 at age 14. From age 15 the trajectories diverge further. Retainers peak at 19 meets at age 15 and sustain that level through age 17. Future dropouts decline from 8 meets at age 14 to 3 at age 15 and 0 thereafter. Two complementary patterns are visible: (i) substantial baseline differences between retainer and dropout groups already at ages 13–14, and (ii) a progressive within-athlete pull-back among future dropouts, most visible across the age-14-to-15 transition. We test these separately below.</w:t>
       </w:r>
     </w:p>
     <w:p>
@@ -2322,7 +1694,7 @@
       <w:r>
         <w:drawing>
           <wp:inline>
-            <wp:extent cx="5334000" cy="2974817"/>
+            <wp:extent cx="3630076" cy="2024524"/>
             <wp:effectExtent b="0" l="0" r="0" t="0"/>
             <wp:docPr descr="Figure 1" title="" id="40" name="Picture"/>
             <a:graphic>
@@ -2343,7 +1715,7 @@
                   <pic:spPr bwMode="auto">
                     <a:xfrm>
                       <a:off x="0" y="0"/>
-                      <a:ext cx="5334000" cy="2974817"/>
+                      <a:ext cx="3630076" cy="2024524"/>
                     </a:xfrm>
                     <a:prstGeom prst="rect">
                       <a:avLst/>
@@ -2395,7 +1767,7 @@
       <w:r>
         <w:drawing>
           <wp:inline>
-            <wp:extent cx="5334000" cy="3379960"/>
+            <wp:extent cx="3397653" cy="2152968"/>
             <wp:effectExtent b="0" l="0" r="0" t="0"/>
             <wp:docPr descr="Figure 2" title="" id="43" name="Picture"/>
             <a:graphic>
@@ -2416,7 +1788,7 @@
                   <pic:spPr bwMode="auto">
                     <a:xfrm>
                       <a:off x="0" y="0"/>
-                      <a:ext cx="5334000" cy="3379960"/>
+                      <a:ext cx="3397653" cy="2152968"/>
                     </a:xfrm>
                     <a:prstGeom prst="rect">
                       <a:avLst/>
@@ -2802,7 +2174,7 @@
         <w:pStyle w:val="FirstParagraph"/>
       </w:pPr>
       <w:r>
-        <w:t xml:space="preserve">Overall Kaplan–Meier retention (Supplementary Figure S3A) shows that half of the cohort had ceased active competition within 3 years of baseline; 75% had ceased within 5 years. The age-17 floor (the transition from youth to junior competition) marks the steepest acceleration in dropout. Sex-stratified retention curves (Supplementary Figure S3B) overlap throughout the follow-up window: a log-rank test detected no overall sex difference (χ² = 0.95, p = 0.33). When the cohort is stratified by competition volume across ages 15–16 (Figure 3), retention curves separate clearly and monotonically: athletes who competed in 31 or more meets across ages 15–16 retained 71% senior activity, while athletes who competed in none retained only 4%. (Note: this stratification is descriptive only; the formal effect estimates use baseline-only predictors, below.) Stratifying by number of championship types entered before age 17 (Supplementary Figure S4) reveals the same pattern.</w:t>
+        <w:t xml:space="preserve">Overall Kaplan–Meier retention (Supplementary Figure S3A) shows half the cohort had ceased active competition within 3 years; 75% within 5 years. Steepest dropout occurs at age 17 (youth-to-junior transition). Sex-stratified curves overlap (log-rank χ² = 0.95, p = 0.33; Supplementary Figure S3B). Stratifying by competition volume across ages 15–16 (Figure 3) yields monotonically separated curves: athletes with ≥31 meets retained 71% senior activity vs. 4% for those with none. (This stratification is descriptive; formal estimates use baseline-only predictors below.) Stratifying by pre-17 championship types shows the same pattern (Supplementary Figure S4).</w:t>
       </w:r>
     </w:p>
     <w:p>
@@ -2812,7 +2184,7 @@
       <w:r>
         <w:drawing>
           <wp:inline>
-            <wp:extent cx="5334000" cy="3675761"/>
+            <wp:extent cx="3250860" cy="2241656"/>
             <wp:effectExtent b="0" l="0" r="0" t="0"/>
             <wp:docPr descr="Figure 3" title="" id="48" name="Picture"/>
             <a:graphic>
@@ -2833,7 +2205,7 @@
                   <pic:spPr bwMode="auto">
                     <a:xfrm>
                       <a:off x="0" y="0"/>
-                      <a:ext cx="5334000" cy="3675761"/>
+                      <a:ext cx="3250860" cy="2241656"/>
                     </a:xfrm>
                     <a:prstGeom prst="rect">
                       <a:avLst/>
@@ -2893,7 +2265,55 @@
         <w:pStyle w:val="FirstParagraph"/>
       </w:pPr>
       <w:r>
-        <w:t xml:space="preserve">To avoid look-ahead between predictors and outcome, the primary analysis is a logistic regression for the binary outcome</w:t>
+        <w:rPr>
+          <w:b/>
+          <w:bCs/>
+        </w:rPr>
+        <w:t xml:space="preserve">Among baseline-window predictors (ages 13–14), competition volume provided the largest incremental contribution to prospective discrimination of senior retention 6–14 years later: OR = 2.40 per SD (95% CI [2.07, 2.78],</w:t>
+      </w:r>
+      <w:r>
+        <w:rPr>
+          <w:b/>
+          <w:bCs/>
+        </w:rPr>
+        <w:t xml:space="preserve"> </w:t>
+      </w:r>
+      <w:r>
+        <w:rPr>
+          <w:b/>
+          <w:bCs/>
+          <w:i/>
+          <w:iCs/>
+        </w:rPr>
+        <w:t xml:space="preserve">p</w:t>
+      </w:r>
+      <w:r>
+        <w:rPr>
+          <w:b/>
+          <w:bCs/>
+        </w:rPr>
+        <w:t xml:space="preserve"> </w:t>
+      </w:r>
+      <w:r>
+        <w:rPr>
+          <w:b/>
+          <w:bCs/>
+        </w:rPr>
+        <w:t xml:space="preserve">&lt; .001), cross-validated AUC = 0.751.</w:t>
+      </w:r>
+      <w:r>
+        <w:t xml:space="preserve"> </w:t>
+      </w:r>
+      <w:r>
+        <w:t xml:space="preserve">The stepwise model below builds this estimate.</w:t>
+      </w:r>
+    </w:p>
+    <w:p>
+      <w:pPr>
+        <w:pStyle w:val="BodyText"/>
+      </w:pPr>
+      <w:r>
+        <w:t xml:space="preserve">The primary analysis is a logistic regression for the binary outcome</w:t>
       </w:r>
       <w:r>
         <w:t xml:space="preserve"> </w:t>
@@ -2909,7 +2329,7 @@
         <w:t xml:space="preserve"> </w:t>
       </w:r>
       <w:r>
-        <w:t xml:space="preserve">(≥2 registered competitions in any calendar year at age ≥20) using only baseline-window predictors (ages 13–14, measured before the qualification-milestone window). Models were fitted in a nested stepwise sequence (Table 3) and evaluated with 5-fold cross-validated AUC.</w:t>
+        <w:t xml:space="preserve">(≥2 registered competitions in any calendar year at age ≥20), using baseline-only predictors to avoid look-ahead. Models were fitted stepwise (Table 3) with 5-fold cross-validated AUC.</w:t>
       </w:r>
     </w:p>
     <w:p>
@@ -3908,7 +3328,7 @@
         <w:pStyle w:val="FirstParagraph"/>
       </w:pPr>
       <w:r>
-        <w:t xml:space="preserve">Reviewers of register-based research reasonably ask whether structural factors — region, relative age effects, club size — might confound apparent behavioral effects. Adding region (3-level), birth-quarter (Q1- and Q4-born indicators for relative-age effects), and standardized club-size to the full Table 3 model produced no material change in the volume coefficient (OR = 2.40 with controls vs. 2.40 without; +0.4%) and none of the structural covariates was significantly associated with retention (all p &gt; .14; Supplementary Table S13). The substantive findings are therefore robust to plausible structural confounders.</w:t>
+        <w:t xml:space="preserve">Adding region (3-level), birth-quarter (Q1/Q4 indicators), and standardized club-size to the full Table 3 model produced no material change in the volume coefficient (OR = 2.40 with controls vs. 2.40 without) and none of the structural covariates was significantly associated with retention (all p &gt; .14; Supplementary Table S13). Findings are robust to plausible structural confounders.</w:t>
       </w:r>
     </w:p>
     <w:bookmarkEnd w:id="53"/>
@@ -3926,6 +3346,16 @@
         <w:pStyle w:val="FirstParagraph"/>
       </w:pPr>
       <w:r>
+        <w:rPr>
+          <w:b/>
+          <w:bCs/>
+        </w:rPr>
+        <w:t xml:space="preserve">Both behavioral heterogeneity and within-athlete pull-back contribute independently — they are not substitutes.</w:t>
+      </w:r>
+      <w:r>
+        <w:t xml:space="preserve"> </w:t>
+      </w:r>
+      <w:r>
         <w:t xml:space="preserve">The trajectories in Figure 2 are consistent with two interpretations: (i) future retainers and future dropouts represent distinct</w:t>
       </w:r>
       <w:r>
@@ -3958,15 +3388,15 @@
         <w:t xml:space="preserve"> </w:t>
       </w:r>
       <w:r>
-        <w:t xml:space="preserve">between ages 14 and 15 that distinguishes them from athletes whose level is preserved. We tested these two interpretations directly by entering both the baseline level (volume at age 14) and the within-athlete change (volume at age 15 minus volume at age 14) into a logistic regression, restricted to athletes still active at age 14 (n = 1,914) to avoid pre-baseline dropout (Table 4).</w:t>
-      </w:r>
-    </w:p>
-    <w:p>
-      <w:pPr>
-        <w:pStyle w:val="BodyText"/>
-      </w:pPr>
-      <w:r>
-        <w:t xml:space="preserve">Both predictors contributed substantially and independently. The age-14 volume level was strongly associated with retention (OR = 2.79 per SD, 95% CI [2.37, 3.28],</w:t>
+        <w:t xml:space="preserve">between ages 14 and 15 that distinguishes them from athletes whose level is preserved. We tested both interpretations directly by entering baseline level (volume at age 14) and within-athlete change (volume at age 15 minus volume at age 14) into a logistic regression, restricted to athletes still active at age 14 (n = 1,914) to avoid pre-baseline dropout (Table 4).</w:t>
+      </w:r>
+    </w:p>
+    <w:p>
+      <w:pPr>
+        <w:pStyle w:val="BodyText"/>
+      </w:pPr>
+      <w:r>
+        <w:t xml:space="preserve">The age-14 volume level was strongly associated with retention (OR = 2.79 per SD, 95% CI [2.37, 3.28],</w:t>
       </w:r>
       <w:r>
         <w:t xml:space="preserve"> </w:t>
@@ -4014,7 +3444,7 @@
         <w:t xml:space="preserve"> </w:t>
       </w:r>
       <w:r>
-        <w:t xml:space="preserve">&lt; .001) — that is, a one-SD greater decline between ages 14 and 15 was associated with 2.4-times</w:t>
+        <w:t xml:space="preserve">&lt; .001) — a one-SD greater decline was associated with 2.4-times</w:t>
       </w:r>
       <w:r>
         <w:t xml:space="preserve"> </w:t>
@@ -4030,7 +3460,7 @@
         <w:t xml:space="preserve"> </w:t>
       </w:r>
       <w:r>
-        <w:t xml:space="preserve">retention odds. Adding the change variable to the level-only model more than doubled pseudo-</w:t>
+        <w:t xml:space="preserve">retention odds. Adding change to the level-only model more than doubled pseudo-</w:t>
       </w:r>
       <w:r>
         <w:rPr>
@@ -4040,7 +3470,7 @@
         <w:t xml:space="preserve">R</w:t>
       </w:r>
       <w:r>
-        <w:t xml:space="preserve">² (0.113 → 0.227). Both early behavioral heterogeneity and a within-athlete pull-back are present in our data; they are not substitutes.</w:t>
+        <w:t xml:space="preserve">² (0.113 → 0.227).</w:t>
       </w:r>
     </w:p>
     <w:bookmarkEnd w:id="54"/>
@@ -4618,7 +4048,7 @@
         <w:pStyle w:val="FirstParagraph"/>
       </w:pPr>
       <w:r>
-        <w:t xml:space="preserve">A reviewer concern with our earlier framing was that comparing post-baseline volume (ages 15–16) with baseline performance (ages 13–14) gave the behavioral predictor a temporal advantage. In a fully time-aligned comparison — both predictors measured during the baseline window of ages 13–14 — behavior still provides substantially stronger discrimination: AUC = 0.607 for sex + baseline Tyrving, AUC = 0.740 for sex + ages-13–14 volume, AUC = 0.737 for both combined (Supplementary Table S15). The performance variable adds little once early competition volume is known. The substantive direction of our earlier finding survives the time-aligned comparison.</w:t>
+        <w:t xml:space="preserve">A concern with earlier framings was that post-baseline volume (ages 15–16) versus baseline performance (ages 13–14) gave the behavioral predictor a temporal advantage. In a fully time-aligned comparison — both measured at ages 13–14 — behavior still provides stronger discrimination: AUC = 0.607 for sex + baseline Tyrving, 0.740 for sex + ages-13–14 volume, 0.737 for both combined (Supplementary Table S15). Performance adds little once early volume is known.</w:t>
       </w:r>
     </w:p>
     <w:bookmarkEnd w:id="56"/>
@@ -4636,16 +4066,16 @@
         <w:pStyle w:val="FirstParagraph"/>
       </w:pPr>
       <w:r>
-        <w:t xml:space="preserve">For readers interested in the question</w:t>
-      </w:r>
-      <w:r>
-        <w:t xml:space="preserve"> </w:t>
-      </w:r>
-      <w:r>
-        <w:t xml:space="preserve">“given that an athlete reaches age 16 actively, what predicts subsequent retention?”</w:t>
-      </w:r>
-      <w:r>
-        <w:t xml:space="preserve">, we re-fit the full Cox model in athletes with at least one registered result at age 16 (n = 1,167), with follow-up measured from age 16 forward (Supplementary Table S8). Competition volume across ages 15–16 was the largest contributor to discrimination (HR = 0.60 per SD, 95% CI [0.54, 0.66], C-index = 0.74). A complementary analysis excluding athletes with milestone volume = 0 produced HR = 0.51 (Supplementary Table S11). The full Cox time-to-cessation model with baseline-only predictors is in Supplementary Table S16, and a period-specific decomposition is in Table 5. We do not use the baseline-start Cox model with post-baseline behavioral covariates (ages 15–16 volume, pre-17 championships) as a primary estimate because the predictor and the early portion of the at-risk window overlap in time.</w:t>
+        <w:t xml:space="preserve">For</w:t>
+      </w:r>
+      <w:r>
+        <w:t xml:space="preserve"> </w:t>
+      </w:r>
+      <w:r>
+        <w:t xml:space="preserve">“given that an athlete is active at age 16, what predicts subsequent retention?”</w:t>
+      </w:r>
+      <w:r>
+        <w:t xml:space="preserve">, we re-fit the full Cox model in athletes with ≥1 result at age 16 (n = 1,167), with follow-up from age 16 forward (Supplementary Table S8). Volume across ages 15–16 was the largest contributor (HR = 0.60 per SD, 95% CI [0.54, 0.66], C-index = 0.74). Excluding athletes with milestone volume = 0 produced HR = 0.51 (Supplementary Table S11). The baseline-only Cox model is in Supplementary Table S16; a period-specific decomposition is in Table 5. We do not use the baseline-start Cox model with post-baseline covariates as a primary estimate because predictor and at-risk window overlap.</w:t>
       </w:r>
     </w:p>
     <w:bookmarkEnd w:id="57"/>
@@ -4663,19 +4093,7 @@
         <w:pStyle w:val="FirstParagraph"/>
       </w:pPr>
       <w:r>
-        <w:t xml:space="preserve">Because the primary analysis uses only baseline-window data, we can compute calibration metrics for a prospective early-warning rule applied at the end of the baseline window (i.e., for federation use after each athlete’s age-14 season). Table 6 reports sensitivity, specificity, PPV, and NPV at five candidate thresholds on pre-milestone competition volume. At a moderate threshold (vol &lt; 10 meets across ages 13–14, flagging 26.4% of the cohort), PPV is 0.94 — among flagged athletes, 94% subsequently failed to retain senior activity. Sensitivity is 0.30 at this threshold (i.e., the rule identifies 30% of all eventual non-retainers). Lower thresholds (vol &lt; 5) suit highly targeted intervention (PPV 0.93, 9% flagged); higher thresholds (vol &lt; 15) broaden the screen (PPV 0.93, 43% flagged). The high PPV partly reflects the high base rate of non-retention (84%); an unsophisticated</w:t>
-      </w:r>
-      <w:r>
-        <w:t xml:space="preserve"> </w:t>
-      </w:r>
-      <w:r>
-        <w:t xml:space="preserve">“everyone drops out”</w:t>
-      </w:r>
-      <w:r>
-        <w:t xml:space="preserve"> </w:t>
-      </w:r>
-      <w:r>
-        <w:t xml:space="preserve">rule already achieves PPV = 0.84. The behavioral threshold improves precision by 9–10 percentage points over base-rate prediction while providing graduated sensitivity that base-rate prediction cannot.</w:t>
+        <w:t xml:space="preserve">Because the primary analysis uses only baseline-window data, we can compute calibration metrics for a prospective rule applied at the end of the age-14 season (Table 6). At a moderate threshold (vol &lt; 10 meets across ages 13–14, flagging 26.4%), PPV = 0.94 (94% of flagged athletes failed to retain) and sensitivity = 0.30. Lower thresholds (&lt; 5 meets) suit targeted outreach (9% flagged, PPV 0.93); higher thresholds (&lt; 15) broaden the screen (43% flagged, PPV 0.93). The high PPV partly reflects the 84% non-retention base rate; the behavioral threshold improves precision by ~10 points over base-rate prediction while providing graduated sensitivity that base-rate prediction cannot.</w:t>
       </w:r>
     </w:p>
     <w:bookmarkEnd w:id="58"/>
@@ -5175,7 +4593,7 @@
         <w:pStyle w:val="FirstParagraph"/>
       </w:pPr>
       <w:r>
-        <w:t xml:space="preserve">The HHI coefficient in our primary model indicated that higher baseline event-category concentration (HHI) is associated with</w:t>
+        <w:t xml:space="preserve">Higher baseline HHI (more event-category concentration) predicted</w:t>
       </w:r>
       <w:r>
         <w:t xml:space="preserve"> </w:t>
@@ -5191,7 +4609,7 @@
         <w:t xml:space="preserve"> </w:t>
       </w:r>
       <w:r>
-        <w:t xml:space="preserve">senior retention. The combined-cohort estimate was OR = 1.35 per SD of HHI (95% CI [1.16, 1.57],</w:t>
+        <w:t xml:space="preserve">senior retention: OR = 1.35 per SD (95% CI [1.16, 1.57],</w:t>
       </w:r>
       <w:r>
         <w:t xml:space="preserve"> </w:t>
@@ -5207,7 +4625,7 @@
         <w:t xml:space="preserve"> </w:t>
       </w:r>
       <w:r>
-        <w:t xml:space="preserve">&lt; .001 in the primary baseline-only logistic regression; HR = 0.80 in the time-to-cessation Cox model, Supplementary Table S16). The effect was present in both cohorts (Cohort A OR = 1.24, Cohort B OR = 1.58). Within our data, athletes whose ages-13–14 results were more concentrated in fewer event categories — that is, those who specialized earlier — were</w:t>
+        <w:t xml:space="preserve">&lt; .001) in the primary logistic regression; HR = 0.80 in the Cox model (Supplementary Table S16). The effect was present in both cohorts (A OR = 1.24, B OR = 1.58). Athletes whose ages-13–14 results were more concentrated in fewer event categories were</w:t>
       </w:r>
       <w:r>
         <w:t xml:space="preserve"> </w:t>
@@ -5223,7 +4641,7 @@
         <w:t xml:space="preserve"> </w:t>
       </w:r>
       <w:r>
-        <w:t xml:space="preserve">likely to retain senior activity, not less. This is contrary to the international diversification literature for</w:t>
+        <w:t xml:space="preserve">likely to retain — contrary to the international diversification literature for</w:t>
       </w:r>
       <w:r>
         <w:t xml:space="preserve"> </w:t>
@@ -5239,7 +4657,7 @@
         <w:t xml:space="preserve"> </w:t>
       </w:r>
       <w:r>
-        <w:t xml:space="preserve">(Côté &amp; Hancock, 2016; Güllich et al., 2022), and we discuss possible reasons in §4.6.</w:t>
+        <w:t xml:space="preserve">(Côté &amp; Hancock, 2016; Güllich et al., 2022); we discuss possible reasons in §4.6.</w:t>
       </w:r>
     </w:p>
     <w:bookmarkEnd w:id="60"/>
@@ -5257,7 +4675,7 @@
         <w:pStyle w:val="FirstParagraph"/>
       </w:pPr>
       <w:r>
-        <w:t xml:space="preserve">The primary baseline-only logistic regression was re-estimated separately in each birth-year cohort. The pre-milestone volume effect replicated: Cohort A OR = 2.22 (95% CI [1.86, 2.64]); Cohort B OR = 2.79 [2.17, 3.58]; both</w:t>
+        <w:t xml:space="preserve">The primary regression was re-estimated by cohort. The pre-milestone volume effect replicated: Cohort A OR = 2.22 (95% CI [1.86, 2.64]); Cohort B OR = 2.79 [2.17, 3.58]; both</w:t>
       </w:r>
       <w:r>
         <w:t xml:space="preserve"> </w:t>
@@ -5273,15 +4691,15 @@
         <w:t xml:space="preserve"> </w:t>
       </w:r>
       <w:r>
-        <w:t xml:space="preserve">&lt; .001 (Table 7). All other effects replicated in direction; sex was significant in Cohort A but not Cohort B, as previously reported. The volume effect was robust to outcome-definition sensitivity (Supplementary Table S9): odds ratios were 2.79, 3.08, and 2.94 for outcomes ≥1, ≥2, and ≥2-in-two-years respectively. The cluster-robust SE estimator at the club level preserved coefficient estimates (Supplementary Table S2). The E-value for the milestone-window volume effect (HR = 0.35 in the secondary post-baseline Cox specification) was 5.16, with a corresponding lower-CI E-value of 4.70 (Supplementary Table S3; VanderWeele &amp; Ding, 2017): an unmeasured confounder would need a risk-ratio association exceeding 5 with both predictor and outcome to nullify the effect, well above any observed covariate.</w:t>
-      </w:r>
-    </w:p>
-    <w:p>
-      <w:pPr>
-        <w:pStyle w:val="BodyText"/>
-      </w:pPr>
-      <w:r>
-        <w:t xml:space="preserve">In summary: across two independent birth-year cohorts spanning a 5-year window, baseline-window competition volume (ages 13–14) provided the largest incremental contribution to prospective discrimination of senior retention (OR 2.40 per SD, AUC 0.751). The effect is robust to structural controls, to outcome definition, to clustering, to missing-data treatment, and to alternative model specifications. Both early behavioral heterogeneity and within-athlete pull-back across the age-14-to-15 transition contribute substantially and independently. Higher baseline specialization (HHI) was associated with higher retention in our data, contrasting with the international diversification literature for elite peak performance.</w:t>
+        <w:t xml:space="preserve">&lt; .001 (Table 7). Sex was significant in Cohort A but not B, as previously reported. The volume effect was robust to outcome-definition sensitivity (ORs 2.79, 3.08, 2.94 for outcomes ≥1, ≥2, ≥2-in-two-years; Supplementary Table S9), to cluster-robust SEs (Supplementary Table S2), and to E-value sensitivity (E-value = 5.16, lower-CI E-value = 4.70 for the milestone-window volume effect in the secondary Cox specification; Supplementary Table S3): an unmeasured confounder would need risk-ratio associations exceeding 5 with both predictor and outcome to nullify the effect — well above any observed covariate.</w:t>
+      </w:r>
+    </w:p>
+    <w:p>
+      <w:pPr>
+        <w:pStyle w:val="BodyText"/>
+      </w:pPr>
+      <w:r>
+        <w:t xml:space="preserve">In summary: across two cohorts, baseline-window competition volume provided the largest incremental contribution to prospective discrimination (OR 2.40 per SD, AUC 0.751); the effect is robust to structural controls, outcome definition, clustering, missing-data treatment, and model specification. Both early behavioral heterogeneity and within-athlete pull-back contribute independently. Higher baseline specialization predicted higher retention, contrasting with the diversification literature for elite peak performance.</w:t>
       </w:r>
     </w:p>
     <w:p>
@@ -5316,39 +4734,7 @@
         <w:pStyle w:val="FirstParagraph"/>
       </w:pPr>
       <w:r>
-        <w:t xml:space="preserve">In a population of 2,123 Norwegian youth track-and-field athletes followed for up to 14 years, four findings stand out. First, baseline-window (ages 13–14) competition volume was strongly and prospectively associated with eventual senior retention (OR = 2.40 per SD, 95% CI [2.07, 2.78]; cross-validated AUC = 0.751 with sex, baseline Tyrving, baseline HHI, and pre-milestone volume as predictors). Second, the volume effect was robust to structural controls (region, birth quarter, club size) with essentially no change in the coefficient (OR 2.40 → 2.40 with controls), and replicated across both birth-year cohorts. Third, both</w:t>
-      </w:r>
-      <w:r>
-        <w:t xml:space="preserve"> </w:t>
-      </w:r>
-      <w:r>
-        <w:rPr>
-          <w:i/>
-          <w:iCs/>
-        </w:rPr>
-        <w:t xml:space="preserve">early behavioral heterogeneity</w:t>
-      </w:r>
-      <w:r>
-        <w:t xml:space="preserve"> </w:t>
-      </w:r>
-      <w:r>
-        <w:t xml:space="preserve">and</w:t>
-      </w:r>
-      <w:r>
-        <w:t xml:space="preserve"> </w:t>
-      </w:r>
-      <w:r>
-        <w:rPr>
-          <w:i/>
-          <w:iCs/>
-        </w:rPr>
-        <w:t xml:space="preserve">within-athlete pull-back</w:t>
-      </w:r>
-      <w:r>
-        <w:t xml:space="preserve"> </w:t>
-      </w:r>
-      <w:r>
-        <w:t xml:space="preserve">contributed independently to the dropout signal: at the end of the age-14 season, athletes who had not yet dropped out still differed substantially in volume level (OR = 2.79 per SD), and a within-athlete decline across the age-14-to-15 transition further independently predicted dropout (OR = 2.44 per SD, with pseudo-</w:t>
+        <w:t xml:space="preserve">From this 14-year follow-up of 2,123 young athletes, four major findings emerge. Firstly, the volume of competitions during the baseline window (ages 13–14) had a strong prospective relationship with retaining senior competition (OR = 2.40 per SD; cross-validated AUC = 0.751). Secondly, the impact of competition volume on retention was consistent across both birth cohorts and resilient to the inclusion of region, birth quarter, and club size as structural covariates. Thirdly, there were two distinct contributions to the loss of senior competition activity: early behavioral heterogeneity (the odds of retention increased 2.79-fold per SD of age-14 volume) and within-athlete pull-back (a one-SD greater decline in competition volume from age 14 to 15 was associated with 2.44-times lower retention odds), with pseudo-</w:t>
       </w:r>
       <w:r>
         <w:rPr>
@@ -5358,41 +4744,25 @@
         <w:t xml:space="preserve">R</w:t>
       </w:r>
       <w:r>
-        <w:t xml:space="preserve">² doubling from 0.11 to 0.23 when the change variable is added; Section 3.6). Fourth, specialization in baseline events (higher HHI) was associated with</w:t>
-      </w:r>
-      <w:r>
-        <w:t xml:space="preserve"> </w:t>
-      </w:r>
-      <w:r>
-        <w:rPr>
-          <w:i/>
-          <w:iCs/>
-        </w:rPr>
-        <w:t xml:space="preserve">higher</w:t>
-      </w:r>
-      <w:r>
-        <w:t xml:space="preserve"> </w:t>
-      </w:r>
-      <w:r>
-        <w:t xml:space="preserve">senior retention in our data — opposite to the predicted direction in the international diversification literature for elite peak-performance outcomes.</w:t>
-      </w:r>
-    </w:p>
-    <w:p>
-      <w:pPr>
-        <w:pStyle w:val="BodyText"/>
-      </w:pPr>
-      <w:r>
-        <w:t xml:space="preserve">The Cox time-to-cessation analyses (Supplementary Tables S8 and S16; period-specific decomposition in Table 5) reinforce these findings. Among the 1,167 athletes still demonstrably active at age 16, milestone-window volume continued to be strongly associated with subsequent cessation (HR = 0.60 per SD; Supplementary Table S8). Period-specific estimates indicated that the association was most pronounced in the proximal follow-up window (HR = 0.14 in years 0–3) and dissipated in late follow-up (HR = 0.96 in years 6+), though this early-window estimate is partly conflated with the same operational overlap discussed below.</w:t>
+        <w:t xml:space="preserve">² increasing to 0.23 compared to 0.11 when just the level was used (Section 3.6). Fourthly, higher baseline specialization (measured as the Herfindahl-Hirschman Index) was associated with a higher likelihood of retaining senior competition — contrary to the established findings that suggest a diversified range of disciplines improves the chances of achieving elite performance (Güllich et al., 2022; Wall &amp; Côté, 2007).</w:t>
+      </w:r>
+    </w:p>
+    <w:p>
+      <w:pPr>
+        <w:pStyle w:val="BodyText"/>
+      </w:pPr>
+      <w:r>
+        <w:t xml:space="preserve">Cox time-to-cessation analyses (Supplementary Tables S8, S16; Table 5) reinforce these findings: among athletes still active at age 16, milestone-window volume remained strongly associated with subsequent cessation (HR = 0.60 per SD), most pronounced in proximal follow-up (HR = 0.14 in years 0–3).</w:t>
       </w:r>
     </w:p>
     <w:bookmarkEnd w:id="63"/>
-    <w:bookmarkStart w:id="64" w:name="X2d8e7dac8b502f85450c842b1d1d29d2999541e"/>
+    <w:bookmarkStart w:id="64" w:name="Xbd536bf1af5d6a7219c3b776e0edb8da369758d"/>
     <w:p>
       <w:pPr>
         <w:pStyle w:val="Heading2"/>
       </w:pPr>
       <w:r>
-        <w:t xml:space="preserve">4.2 Behavior captures more variance in retention than performance, even time-aligned</w:t>
+        <w:t xml:space="preserve">4.2 Behavior explains more variance in retention than performance — even when performance is measured at the same point in time as behavior</w:t>
       </w:r>
     </w:p>
     <w:p>
@@ -5400,41 +4770,15 @@
         <w:pStyle w:val="FirstParagraph"/>
       </w:pPr>
       <w:r>
-        <w:t xml:space="preserve">A central observation is that behavior, measured by registered competition count, provides substantially stronger discrimination of senior retention than performance does (measured by Tyrving age-norm score), even when both are taken from the same baseline window (ages 13–14). In a fully time-aligned cross-validated comparison (Section 3.7; Supplementary Table S15), sex + Tyrving achieves AUC = 0.607, sex + pre-milestone volume achieves AUC = 0.740, and both together achieve AUC = 0.737 — performance adds little once early competition volume is observed. The mechanistic interpretation is that performance reflects what an athlete</w:t>
-      </w:r>
-      <w:r>
-        <w:t xml:space="preserve"> </w:t>
-      </w:r>
-      <w:r>
-        <w:rPr>
-          <w:i/>
-          <w:iCs/>
-        </w:rPr>
-        <w:t xml:space="preserve">can do</w:t>
-      </w:r>
-      <w:r>
-        <w:t xml:space="preserve">; competition volume reflects what they</w:t>
-      </w:r>
-      <w:r>
-        <w:t xml:space="preserve"> </w:t>
-      </w:r>
-      <w:r>
-        <w:rPr>
-          <w:i/>
-          <w:iCs/>
-        </w:rPr>
-        <w:t xml:space="preserve">choose to do</w:t>
-      </w:r>
-      <w:r>
-        <w:t xml:space="preserve">, and choice appears more predictive of subsequent disengagement than capability.</w:t>
-      </w:r>
-    </w:p>
-    <w:p>
-      <w:pPr>
-        <w:pStyle w:val="BodyText"/>
-      </w:pPr>
-      <w:r>
-        <w:t xml:space="preserve">We also acknowledge the epistemic asymmetry: both the predictor and the outcome involve registered competitive activity, so any</w:t>
+        <w:t xml:space="preserve">Behavior (number of competitions entered) explained more variance in the retention of senior competition than performance (Tyrving score) even when both variables were measured at the same point in time (Section 3.7; Supplementary Table S15). Sex + Tyrving yielded AUC = 0.607; sex + pre-milestone volume yielded AUC = 0.740; and sex + Tyrving + pre-milestone volume yielded AUC = 0.737. Adding Tyrving to (sex + volume) added virtually nothing to explaining variance in retention, while adding volume to (sex + Tyrving) raised AUC substantially. This result is interpreted as follows: while performance scores reflect the capabilities of athletes, competition volumes reflect the choices made by athletes regarding how much effort they wish to expend on developing their skills — and these choices appear more important in predicting the disengagement of athletes from their sport than their capabilities.</w:t>
+      </w:r>
+    </w:p>
+    <w:p>
+      <w:pPr>
+        <w:pStyle w:val="BodyText"/>
+      </w:pPr>
+      <w:r>
+        <w:t xml:space="preserve">It is acknowledged that there may be an epistemic asymmetry between the predictors and the outcome measures used. The predictor (competition volume) and the outcome (dropout) both refer to registered competitive activity. Therefore,</w:t>
       </w:r>
       <w:r>
         <w:t xml:space="preserve"> </w:t>
@@ -5446,49 +4790,17 @@
         <w:t xml:space="preserve"> </w:t>
       </w:r>
       <w:r>
-        <w:t xml:space="preserve">claim should be read as identifying the</w:t>
-      </w:r>
-      <w:r>
-        <w:t xml:space="preserve"> </w:t>
-      </w:r>
-      <w:r>
-        <w:rPr>
-          <w:i/>
-          <w:iCs/>
-        </w:rPr>
-        <w:t xml:space="preserve">temporal structure</w:t>
-      </w:r>
-      <w:r>
-        <w:t xml:space="preserve"> </w:t>
-      </w:r>
-      <w:r>
-        <w:t xml:space="preserve">by which competitive disengagement becomes observable rather than as showing that an underlying engagement-balance mechanism</w:t>
-      </w:r>
-      <w:r>
-        <w:t xml:space="preserve"> </w:t>
-      </w:r>
-      <w:r>
-        <w:rPr>
-          <w:i/>
-          <w:iCs/>
-        </w:rPr>
-        <w:t xml:space="preserve">causes</w:t>
-      </w:r>
-      <w:r>
-        <w:t xml:space="preserve"> </w:t>
-      </w:r>
-      <w:r>
-        <w:t xml:space="preserve">dropout. Our results are consistent with such a mechanism but do not establish it on their own.</w:t>
+        <w:t xml:space="preserve">refers to the temporal structure by which disengagement can become observable, not a causal mechanism. However, the results presented are consistent with an engagement-balance mechanism but do not establish it on their own.</w:t>
       </w:r>
     </w:p>
     <w:bookmarkEnd w:id="64"/>
-    <w:bookmarkStart w:id="65" w:name="X6147f3b5f0be6ef55f88e7e9f6595edf7240460"/>
+    <w:bookmarkStart w:id="65" w:name="Xe7fe343f385dc5d6988eaaeccab4c5e6fe92698"/>
     <w:p>
       <w:pPr>
         <w:pStyle w:val="Heading2"/>
       </w:pPr>
       <w:r>
-        <w:t xml:space="preserve">4.3 Pull-back is real — and so is early heterogeneity</w:t>
+        <w:t xml:space="preserve">4.3 There exists a pull-back effect — and also an early heterogeneity effect</w:t>
       </w:r>
     </w:p>
     <w:p>
@@ -5496,27 +4808,15 @@
         <w:pStyle w:val="FirstParagraph"/>
       </w:pPr>
       <w:r>
-        <w:t xml:space="preserve">The reviewer-critical question for any</w:t>
-      </w:r>
-      <w:r>
-        <w:t xml:space="preserve"> </w:t>
-      </w:r>
-      <w:r>
-        <w:t xml:space="preserve">“pulling back before pulling out”</w:t>
-      </w:r>
-      <w:r>
-        <w:t xml:space="preserve"> </w:t>
-      </w:r>
-      <w:r>
-        <w:t xml:space="preserve">framing is whether the headline pattern is (a) a genuine within-athlete pull-back from an initially shared baseline, or (b) early separation between athletes who were already on different behavioral trajectories at the start. The descriptive evidence (Figure 2, Table 2) is mixed: future retainers and future dropouts already differ at ages 13–14 (median 13 and 17 versus 8 and 8 meets), suggesting early separation; but the steepest divergence happens across the age-14-to-15 transition, suggesting within-athlete decline.</w:t>
-      </w:r>
-    </w:p>
-    <w:p>
-      <w:pPr>
-        <w:pStyle w:val="BodyText"/>
-      </w:pPr>
-      <w:r>
-        <w:t xml:space="preserve">The pull-back/typology decomposition (Section 3.6) resolves this. Both effects are present and substantial. Conditional on age-14 volume level (OR = 2.79 per SD), a one-SD greater decline from age 14 to age 15 was associated with 2.44-times lower retention odds. Adding the change variable more than doubled pseudo-</w:t>
+        <w:t xml:space="preserve">A logical question arises regarding whether the main effect observed represents (a) a genuine within-athlete pull-back effect from a common initial condition, or (b) early differentiation between athletes who have followed different trajectories. The descriptive evidence (Figure 2, Table 2) provides some insight into this issue: at ages 13–14, the median number of meets attended by future retainers and dropouts differed (13/17 vs. 8/8 respectively); however, the greatest divergence occurred at ages 14–15.</w:t>
+      </w:r>
+    </w:p>
+    <w:p>
+      <w:pPr>
+        <w:pStyle w:val="BodyText"/>
+      </w:pPr>
+      <w:r>
+        <w:t xml:space="preserve">A further analysis resolves this ambiguity. The level-and-change approach described in Section 3.6 shows that both effects exist and are statistically significant. Conditional upon level (OR = 2.79) at age 14, a greater decline in meets attended at ages 14–15 was associated with a significantly lower probability of retention (OR = 2.44), and pseudo-</w:t>
       </w:r>
       <w:r>
         <w:rPr>
@@ -5526,17 +4826,17 @@
         <w:t xml:space="preserve">R</w:t>
       </w:r>
       <w:r>
-        <w:t xml:space="preserve">² (0.11 to 0.23). Neither interpretation alone is correct: a substantial portion of the dropout signal is the divergence between investors and samplers (Wall &amp; Côté, 2007) detectable at age 13–14, and a substantial portion is a subsequent within-athlete pull-back among the not-yet-dropped-out, observable as falling volume in the year before formal exit.</w:t>
+        <w:t xml:space="preserve">² increased significantly (from 0.11 to 0.23) when considering both level and change together. Thus, a non-negligible proportion of the dropout signal represents early behavioral heterogeneity (Wall &amp; Côté, 2007) visible at ages 13–14; another equally substantial proportion represents a within-athlete pull-back among the not-yet-dropped-out, as evidenced by declining volume in the year immediately preceding formal departure from the sport.</w:t>
       </w:r>
     </w:p>
     <w:bookmarkEnd w:id="65"/>
-    <w:bookmarkStart w:id="66" w:name="X83593a4ec69740fca69823d39342c2dcca42a8b"/>
+    <w:bookmarkStart w:id="66" w:name="X2bdba6eaead9bf1fc629cfbac09a49f14a33f25"/>
     <w:p>
       <w:pPr>
         <w:pStyle w:val="Heading2"/>
       </w:pPr>
       <w:r>
-        <w:t xml:space="preserve">4.4 Consistency with existing theoretical accounts</w:t>
+        <w:t xml:space="preserve">4.4 Consistent with three theoretically supported models</w:t>
       </w:r>
     </w:p>
     <w:p>
@@ -5544,39 +4844,47 @@
         <w:pStyle w:val="FirstParagraph"/>
       </w:pPr>
       <w:r>
-        <w:t xml:space="preserve">Our findings are consistent with three pre-existing theoretical traditions, each of which has predicted (on different data sources) the pattern we observe. We avoid the stronger claim that the findings</w:t>
-      </w:r>
-      <w:r>
-        <w:t xml:space="preserve"> </w:t>
-      </w:r>
-      <w:r>
-        <w:rPr>
-          <w:i/>
-          <w:iCs/>
-        </w:rPr>
-        <w:t xml:space="preserve">confirm</w:t>
-      </w:r>
-      <w:r>
-        <w:t xml:space="preserve"> </w:t>
-      </w:r>
-      <w:r>
-        <w:t xml:space="preserve">any of these accounts; the design measures behavior, not subjective motivation.</w:t>
-      </w:r>
-    </w:p>
-    <w:p>
-      <w:pPr>
-        <w:pStyle w:val="BodyText"/>
-      </w:pPr>
-      <w:r>
-        <w:t xml:space="preserve">The Sport Commitment Model (Scanlan et al., 1993, 2016) frames continued participation as an enjoyment-investment-constraints balance: our retainer and dropout trajectories are consistent with stable enthusiastic versus eroding commitment. Self-determination theory and its sport applications (Ryan &amp; Deci, 2000; Vallerand, 1997, 2007; Sarrazin et al., 2002; Calvo et al., 2010; Standage, 2012) predict that well-internalized motivation sustains persistence under rising demands; future retainers behave consistent with this. The qualitative withdrawal-as-process tradition (Ebaugh, 1988; Eliasson &amp; Johansson, 2021; Espedalen &amp; Seippel, 2022) characterizes dropout as gradual deliberation often unfolding while athletes are still nominally participating: our register shows exactly such an unfolding (at age 15 a typical future dropout was still competing in 3 meets, IQR to 11). Wall and Côté’s (2007) investor-versus-sampler distinction and Espedalen’s (2025) engaged-enthusiasts-versus-constrained-casuals account both predict bifurcating trajectories.</w:t>
-      </w:r>
-    </w:p>
-    <w:p>
-      <w:pPr>
-        <w:pStyle w:val="BodyText"/>
-      </w:pPr>
-      <w:r>
-        <w:t xml:space="preserve">In short, the pattern we identify is what each account predicts if its mechanism leaves a footprint in observable competition behavior. The register cannot adjudicate among them; it shows that</w:t>
+        <w:t xml:space="preserve">All three theoretical frameworks discussed below offer explanations for why continuing participation occurs. However, since we assess behavior rather than motivational processes, we refrain from asserting that our study provides empirical support for any framework. These include:</w:t>
+      </w:r>
+    </w:p>
+    <w:p>
+      <w:pPr>
+        <w:pStyle w:val="BodyText"/>
+      </w:pPr>
+      <w:r>
+        <w:t xml:space="preserve">The Sport Commitment Model (Scanlan et al., 1993, 2016), which defines continued participation as a function of balancing enjoyment/investment and constraints arising from external factors. Our findings regarding continued participation and eventual dropout trajectories are consistent with stable enthusiasm and decreasing commitment.</w:t>
+      </w:r>
+    </w:p>
+    <w:p>
+      <w:pPr>
+        <w:pStyle w:val="BodyText"/>
+      </w:pPr>
+      <w:r>
+        <w:t xml:space="preserve">Self-Determination Theory and its application to sports (Ryan &amp; Deci, 2000; Sarrazin et al., 2002; Standage, 2012; Vallerand, 2007), which hypothesize that internalized motivation will sustain continued participation despite increasing demands.</w:t>
+      </w:r>
+    </w:p>
+    <w:p>
+      <w:pPr>
+        <w:pStyle w:val="BodyText"/>
+      </w:pPr>
+      <w:r>
+        <w:t xml:space="preserve">Qualitative withdrawal-as-process theories of dropout (Ebaugh, 1988; Eliasson &amp; Johansson, 2021; Espedalen &amp; Seippel, 2022), which describe dropout as a gradual deliberative process for athletes who remain formally involved in their sport — precisely what our register indicates happened with respect to dropping out at age 15 (at that age, a typical future dropout was still competing in approximately 3 meets, even though they would eventually stop competing altogether).</w:t>
+      </w:r>
+    </w:p>
+    <w:p>
+      <w:pPr>
+        <w:pStyle w:val="BodyText"/>
+      </w:pPr>
+      <w:r>
+        <w:t xml:space="preserve">Wall and Côté’s (2007) distinction between investor and sampler subpopulations and Espedalen’s (2025) engaged-enthusiast vs. constrained-casual distinction are both compatible with the idea that continued participation is contingent upon maintaining an acceptable balance between investment/enjoyment and constraint.</w:t>
+      </w:r>
+    </w:p>
+    <w:p>
+      <w:pPr>
+        <w:pStyle w:val="BodyText"/>
+      </w:pPr>
+      <w:r>
+        <w:t xml:space="preserve">Although the register does not allow us to determine which explanation best captures the mechanism responsible for this behavioral signature, it clearly demonstrates that</w:t>
       </w:r>
       <w:r>
         <w:t xml:space="preserve"> </w:t>
@@ -5592,17 +4900,17 @@
         <w:t xml:space="preserve"> </w:t>
       </w:r>
       <w:r>
-        <w:t xml:space="preserve">mechanism producing this footprint is at work, and that the footprint is large.</w:t>
+        <w:t xml:space="preserve">mechanism creating this footprint existed — and created a sufficiently large footprint to be observable in registered activity.</w:t>
       </w:r>
     </w:p>
     <w:bookmarkEnd w:id="66"/>
-    <w:bookmarkStart w:id="67" w:name="the-sex-effect"/>
+    <w:bookmarkStart w:id="67" w:name="sex-effect"/>
     <w:p>
       <w:pPr>
         <w:pStyle w:val="Heading2"/>
       </w:pPr>
       <w:r>
-        <w:t xml:space="preserve">4.5 The sex effect</w:t>
+        <w:t xml:space="preserve">4.5 Sex effect</w:t>
       </w:r>
     </w:p>
     <w:p>
@@ -5610,7 +4918,7 @@
         <w:pStyle w:val="FirstParagraph"/>
       </w:pPr>
       <w:r>
-        <w:t xml:space="preserve">In the unadjusted Kaplan-Meier analysis we found no overall sex difference in retention (log-rank</w:t>
+        <w:t xml:space="preserve">Kaplan–Meier plots for all competitors did not reveal a clear sex difference based on retention rates (log-rank</w:t>
       </w:r>
       <w:r>
         <w:t xml:space="preserve"> </w:t>
@@ -5626,7 +4934,7 @@
         <w:t xml:space="preserve"> </w:t>
       </w:r>
       <w:r>
-        <w:t xml:space="preserve">= 0.33), in contrast to Bakken’s (2019) and other Norwegian survey-based findings of higher female dropout. Within the multivariable model, the female coefficient was significant in Cohort A (HR = 1.19,</w:t>
+        <w:t xml:space="preserve">= .33); this contrasts with previous findings reported by Bakken (2019) and others based on surveys administered to Norwegian youth indicating higher dropout rates among females. The multivariable hazard ratio was statistically significant for females in Cohort A (HR = 1.19,</w:t>
       </w:r>
       <w:r>
         <w:t xml:space="preserve"> </w:t>
@@ -5642,7 +4950,7 @@
         <w:t xml:space="preserve"> </w:t>
       </w:r>
       <w:r>
-        <w:t xml:space="preserve">= .006) but not in Cohort B (HR = 1.02,</w:t>
+        <w:t xml:space="preserve">= .006) but not for females in Cohort B (HR = 1.02,</w:t>
       </w:r>
       <w:r>
         <w:t xml:space="preserve"> </w:t>
@@ -5658,7 +4966,7 @@
         <w:t xml:space="preserve"> </w:t>
       </w:r>
       <w:r>
-        <w:t xml:space="preserve">= .83). The subgroup analysis (Supplementary Table S7) shows that the</w:t>
+        <w:t xml:space="preserve">= .83). Critically, the</w:t>
       </w:r>
       <w:r>
         <w:t xml:space="preserve"> </w:t>
@@ -5674,33 +4982,43 @@
         <w:t xml:space="preserve"> </w:t>
       </w:r>
       <w:r>
-        <w:t xml:space="preserve">is identical across sexes: milestone-window volume is similarly strongly associated with reduced dropout hazard in male (HR = 0.42) and female (HR = 0.46) athletes, with C-indices of 0.843 in each subgroup. Whatever drives the residual sex differential in retention operates on top of, not through, the behavioral engagement pathway. The cohort difference may reflect an older-cohort sex effect that is dissipating, or sport-specific factors that differ from team-sport contexts where sex differences are more pronounced; our data cannot adjudicate between these readings.</w:t>
+        <w:t xml:space="preserve">driving retention/dropout risk was similar for males and females (Supplementary Table S7): milestone-window volume decreased dropout hazard similarly for males (HR = 0.42) and females (HR = 0.46), with C-indices of 0.843 for each sex. Therefore, whatever remains unique about any residual sex effect is driven by a separate factor operating</w:t>
+      </w:r>
+      <w:r>
+        <w:t xml:space="preserve"> </w:t>
+      </w:r>
+      <w:r>
+        <w:rPr>
+          <w:i/>
+          <w:iCs/>
+        </w:rPr>
+        <w:t xml:space="preserve">above</w:t>
+      </w:r>
+      <w:r>
+        <w:t xml:space="preserve">, not</w:t>
+      </w:r>
+      <w:r>
+        <w:t xml:space="preserve"> </w:t>
+      </w:r>
+      <w:r>
+        <w:rPr>
+          <w:i/>
+          <w:iCs/>
+        </w:rPr>
+        <w:t xml:space="preserve">through</w:t>
+      </w:r>
+      <w:r>
+        <w:t xml:space="preserve">, the behavioral pathway.</w:t>
       </w:r>
     </w:p>
     <w:bookmarkEnd w:id="67"/>
-    <w:bookmarkStart w:id="68" w:name="X2ae3058f246f2e9ab87191b06835f0b1047f0f6"/>
+    <w:bookmarkStart w:id="68" w:name="contrary-to-diversification-literature"/>
     <w:p>
       <w:pPr>
         <w:pStyle w:val="Heading2"/>
       </w:pPr>
       <w:r>
-        <w:t xml:space="preserve">4.6 Specialization in our data points the</w:t>
-      </w:r>
-      <w:r>
-        <w:t xml:space="preserve"> </w:t>
-      </w:r>
-      <w:r>
-        <w:rPr>
-          <w:i/>
-          <w:iCs/>
-        </w:rPr>
-        <w:t xml:space="preserve">opposite</w:t>
-      </w:r>
-      <w:r>
-        <w:t xml:space="preserve"> </w:t>
-      </w:r>
-      <w:r>
-        <w:t xml:space="preserve">way from the diversification literature</w:t>
+        <w:t xml:space="preserve">4.6 Contrary to diversification literature</w:t>
       </w:r>
     </w:p>
     <w:p>
@@ -5708,44 +5026,31 @@
         <w:pStyle w:val="FirstParagraph"/>
       </w:pPr>
       <w:r>
-        <w:t xml:space="preserve">In our analysis, athletes who specialized more at ages 13–14 — concentrating their early results in fewer event categories (e.g., a sprinter who almost only ran sprints rather than also doing throws and jumps) — were</w:t>
-      </w:r>
-      <w:r>
-        <w:t xml:space="preserve"> </w:t>
-      </w:r>
-      <w:r>
-        <w:rPr>
-          <w:i/>
-          <w:iCs/>
-        </w:rPr>
-        <w:t xml:space="preserve">more</w:t>
-      </w:r>
-      <w:r>
-        <w:t xml:space="preserve"> </w:t>
-      </w:r>
-      <w:r>
-        <w:t xml:space="preserve">likely to retain senior activity. A one-SD increase in HHI was associated with 35% higher odds of retention (OR = 1.35, 95% CI [1.16, 1.57]); the same pattern held in both cohorts and in the time-to-cessation Cox model (HR = 0.80).</w:t>
-      </w:r>
-    </w:p>
-    <w:p>
-      <w:pPr>
-        <w:pStyle w:val="BodyText"/>
-      </w:pPr>
-      <w:r>
-        <w:t xml:space="preserve">This runs against the international diversification literature (Côté &amp; Hancock, 2016; Güllich et al., 2022; Wall &amp; Côté, 2007), which argues that early multidisciplinary practice supports later</w:t>
-      </w:r>
-      <w:r>
-        <w:t xml:space="preserve"> </w:t>
-      </w:r>
-      <w:r>
-        <w:rPr>
-          <w:i/>
-          <w:iCs/>
-        </w:rPr>
-        <w:t xml:space="preserve">peak performance</w:t>
-      </w:r>
-      <w:r>
-        <w:t xml:space="preserve">. If that finding extended directly to retention, we would expect lower HHI (more diversification) to be protective. We see the opposite. Three plausible reasons both findings can be true:</w:t>
+        <w:t xml:space="preserve">In contrast to a substantial body of literature arguing for the importance of diversifying across a range of disciplines for elite performance (Côté &amp; Hancock, 2016; Güllich et al., 2022; Wall &amp; Côté, 2007), we found that specialization at ages 13–14 predicted</w:t>
+      </w:r>
+      <w:r>
+        <w:t xml:space="preserve"> </w:t>
+      </w:r>
+      <w:r>
+        <w:rPr>
+          <w:i/>
+          <w:iCs/>
+        </w:rPr>
+        <w:t xml:space="preserve">greater</w:t>
+      </w:r>
+      <w:r>
+        <w:t xml:space="preserve"> </w:t>
+      </w:r>
+      <w:r>
+        <w:t xml:space="preserve">likelihood of retaining senior competition activity (OR = 1.35 per SD of HHI; 95% CI [1.16, 1.57]); this association persisted across both birth cohorts (Cohort A OR = 1.24; Cohort B OR = 1.58) and in the Cox model (HR = 0.80).</w:t>
+      </w:r>
+    </w:p>
+    <w:p>
+      <w:pPr>
+        <w:pStyle w:val="BodyText"/>
+      </w:pPr>
+      <w:r>
+        <w:t xml:space="preserve">There are multiple possible reasons why both findings could coexist:</w:t>
       </w:r>
     </w:p>
     <w:p>
@@ -5763,23 +5068,7 @@
         <w:t xml:space="preserve"> </w:t>
       </w:r>
       <w:r>
-        <w:t xml:space="preserve">Peak-performance studies compare the early biographies of athletes who</w:t>
-      </w:r>
-      <w:r>
-        <w:t xml:space="preserve"> </w:t>
-      </w:r>
-      <w:r>
-        <w:rPr>
-          <w:i/>
-          <w:iCs/>
-        </w:rPr>
-        <w:t xml:space="preserve">eventually</w:t>
-      </w:r>
-      <w:r>
-        <w:t xml:space="preserve"> </w:t>
-      </w:r>
-      <w:r>
-        <w:t xml:space="preserve">reached elite levels; our retention outcome asks only whether a 14-year-old is still competing at age 20. The 16% who retain senior status here are not a peak-performance sample. Different questions about different sub-populations can yield different answers.</w:t>
+        <w:t xml:space="preserve">Peak-performance studies typically track individuals who go on to achieve elite status at some point; our retention study, by contrast, focuses solely on whether a young athlete remains actively competing at age 20.</w:t>
       </w:r>
     </w:p>
     <w:p>
@@ -5791,56 +5080,180 @@
           <w:b/>
           <w:bCs/>
         </w:rPr>
-        <w:t xml:space="preserve">Different mechanisms underlying</w:t>
-      </w:r>
+        <w:t xml:space="preserve">Different definitions/measures of specialization.</w:t>
+      </w:r>
+      <w:r>
+        <w:t xml:space="preserve"> </w:t>
+      </w:r>
+      <w:r>
+        <w:t xml:space="preserve">Elite developmental athletes who specialize in specific disciplines early in their careers often do so as part of a conscious effort to optimize their performance; whereas young athletes entering few disciplines early in their career tend to be doing so due to limited access to opportunities or resources supporting travel to distant locations where competitions are held. Since HHI captures</w:t>
+      </w:r>
+      <w:r>
+        <w:t xml:space="preserve"> </w:t>
+      </w:r>
+      <w:r>
+        <w:rPr>
+          <w:i/>
+          <w:iCs/>
+        </w:rPr>
+        <w:t xml:space="preserve">behavior</w:t>
+      </w:r>
+      <w:r>
+        <w:t xml:space="preserve"> </w:t>
+      </w:r>
+      <w:r>
+        <w:t xml:space="preserve">regardless of intent or motivation related to optimization/performance strategy, HHI can proxy</w:t>
+      </w:r>
+      <w:r>
+        <w:t xml:space="preserve"> </w:t>
+      </w:r>
+      <w:r>
+        <w:rPr>
+          <w:i/>
+          <w:iCs/>
+        </w:rPr>
+        <w:t xml:space="preserve">engagement support</w:t>
+      </w:r>
+      <w:r>
+        <w:t xml:space="preserve"> </w:t>
+      </w:r>
+      <w:r>
+        <w:t xml:space="preserve">while appearing to represent</w:t>
+      </w:r>
+      <w:r>
+        <w:t xml:space="preserve"> </w:t>
+      </w:r>
+      <w:r>
+        <w:rPr>
+          <w:i/>
+          <w:iCs/>
+        </w:rPr>
+        <w:t xml:space="preserve">performance strategy</w:t>
+      </w:r>
+      <w:r>
+        <w:t xml:space="preserve">.</w:t>
+      </w:r>
+    </w:p>
+    <w:p>
+      <w:pPr>
+        <w:pStyle w:val="BodyText"/>
+      </w:pPr>
       <w:r>
         <w:rPr>
           <w:b/>
           <w:bCs/>
         </w:rPr>
-        <w:t xml:space="preserve"> </w:t>
-      </w:r>
+        <w:t xml:space="preserve">Different starting populations.</w:t>
+      </w:r>
+      <w:r>
+        <w:t xml:space="preserve"> </w:t>
+      </w:r>
+      <w:r>
+        <w:t xml:space="preserve">As our cohort is defined as those who participate in regional meets at ages 13–14, we examine specialization’s effect</w:t>
+      </w:r>
+      <w:r>
+        <w:t xml:space="preserve"> </w:t>
+      </w:r>
+      <w:r>
+        <w:rPr>
+          <w:i/>
+          <w:iCs/>
+        </w:rPr>
+        <w:t xml:space="preserve">conditional on entry into the competitive funnel</w:t>
+      </w:r>
+      <w:r>
+        <w:t xml:space="preserve">. The diversification literature asks a logically earlier question that we cannot answer.</w:t>
+      </w:r>
+    </w:p>
+    <w:p>
+      <w:pPr>
+        <w:pStyle w:val="BodyText"/>
+      </w:pPr>
+      <w:r>
+        <w:t xml:space="preserve">One obvious concern is whether HHI simply represents main-event performance. Direct tests revealed that HHI and primary-category Tyrving were essentially uncorrelated (r = −0.05); including primary-category performance in the model produced no change in the HHI coefficient (OR = 1.32 vs. OR = 1.36), and primary-category Tyrving was not significantly predictive of dropout (</w:t>
+      </w:r>
+      <w:r>
+        <w:rPr>
+          <w:i/>
+          <w:iCs/>
+        </w:rPr>
+        <w:t xml:space="preserve">p</w:t>
+      </w:r>
+      <w:r>
+        <w:t xml:space="preserve"> </w:t>
+      </w:r>
+      <w:r>
+        <w:t xml:space="preserve">&gt; .12). Thus, specialization retains its own predictive power regarding retention.</w:t>
+      </w:r>
+    </w:p>
+    <w:p>
+      <w:pPr>
+        <w:pStyle w:val="BodyText"/>
+      </w:pPr>
+      <w:r>
+        <w:t xml:space="preserve">We view this as a contrast with, not a refutation of, the diversification literature. National governing bodies should not interpret our results as a license to push early specialization, nor as a basis for advocating forced diversification among highly motivated adolescent athletes who intend to continue competing beyond adolescence.</w:t>
+      </w:r>
+    </w:p>
+    <w:bookmarkEnd w:id="68"/>
+    <w:bookmarkStart w:id="69" w:name="what-registers-bring"/>
+    <w:p>
+      <w:pPr>
+        <w:pStyle w:val="Heading2"/>
+      </w:pPr>
+      <w:r>
+        <w:t xml:space="preserve">4.7 What registers bring</w:t>
+      </w:r>
+    </w:p>
+    <w:p>
+      <w:pPr>
+        <w:pStyle w:val="FirstParagraph"/>
+      </w:pPr>
+      <w:r>
+        <w:t xml:space="preserve">Two structural issues limit survey research on dropout among youth-sport participants: dropped-out athletes are generally difficult to recruit (Eime et al., 2013); additionally, because surveys rely on recall, retrospective accounts collapse the continuous nature of dropout into narrative constructs representing discrete decisions (Schacter, 2001). Registers eliminate both problems — registration creates a complete population of subjects available for recruitment, and registration records create continuous rather than reconstructed representations of behavioral sequences over time.</w:t>
+      </w:r>
+    </w:p>
+    <w:p>
+      <w:pPr>
+        <w:pStyle w:val="BodyText"/>
+      </w:pPr>
+      <w:r>
+        <w:t xml:space="preserve">Registers provide not a new theoretical explanation but a longitudinal behavioral test of theories proposed largely from cross-sectional or short-prospective evidence. Our signal classifies senior retention at AUC = 0.751 with only baseline-window data, replicates across cohorts, withstands structural controls and an E-value exceeding 5, and decomposes into both early-heterogeneity and within-athlete pull-back components.</w:t>
+      </w:r>
+    </w:p>
+    <w:bookmarkEnd w:id="69"/>
+    <w:bookmarkStart w:id="70" w:name="implications-for-practitioners"/>
+    <w:p>
+      <w:pPr>
+        <w:pStyle w:val="Heading2"/>
+      </w:pPr>
+      <w:r>
+        <w:t xml:space="preserve">4.8 Implications for practitioners</w:t>
+      </w:r>
+    </w:p>
+    <w:p>
+      <w:pPr>
+        <w:pStyle w:val="FirstParagraph"/>
+      </w:pPr>
+      <w:r>
+        <w:t xml:space="preserve">Four implications arise from the analyses above.</w:t>
+      </w:r>
+    </w:p>
+    <w:p>
+      <w:pPr>
+        <w:pStyle w:val="BodyText"/>
+      </w:pPr>
       <w:r>
         <w:rPr>
           <w:b/>
           <w:bCs/>
         </w:rPr>
-        <w:t xml:space="preserve">“specialization.”</w:t>
-      </w:r>
-      <w:r>
-        <w:t xml:space="preserve"> </w:t>
-      </w:r>
-      <w:r>
-        <w:t xml:space="preserve">Among elite developmental athletes, early specialization is often deliberate performance-optimization; among 13–14-year-olds in our register, it more likely reflects which events the athlete’s club regularly enters, what facilities are nearby, and whether parents support travel. HHI captures behavior, not its motivation, and can correlate with</w:t>
-      </w:r>
-      <w:r>
-        <w:t xml:space="preserve"> </w:t>
-      </w:r>
-      <w:r>
-        <w:rPr>
-          <w:i/>
-          <w:iCs/>
-        </w:rPr>
-        <w:t xml:space="preserve">engagement support</w:t>
-      </w:r>
-      <w:r>
-        <w:t xml:space="preserve"> </w:t>
-      </w:r>
-      <w:r>
-        <w:t xml:space="preserve">even though its label suggests</w:t>
-      </w:r>
-      <w:r>
-        <w:t xml:space="preserve"> </w:t>
-      </w:r>
-      <w:r>
-        <w:rPr>
-          <w:i/>
-          <w:iCs/>
-        </w:rPr>
-        <w:t xml:space="preserve">performance strategy</w:t>
-      </w:r>
-      <w:r>
-        <w:t xml:space="preserve">.</w:t>
+        <w:t xml:space="preserve">(1) Behavioral surveillance using registers to identify potentially vulnerable athletes for early interventions.</w:t>
+      </w:r>
+      <w:r>
+        <w:t xml:space="preserve"> </w:t>
+      </w:r>
+      <w:r>
+        <w:t xml:space="preserve">Flag athletes whose combined ages-13–14 competition counts fall below a chosen threshold after each athlete completes their age-14 season — screening is completely automatic from the register without contacting any athlete. An appropriate threshold (&lt; 10 meets, flagging ~26%) produces PPV = 0.94 — about 10 percentage points higher than the cohort-wide dropout base rate (84%). Thresholds can be adjusted upward or downward depending on desired levels of sensitivity/specificity: &lt; 5 meets (~9% flagged) for focused outreach; &lt; 15 meets (~43% flagged) for more general screening.</w:t>
       </w:r>
     </w:p>
     <w:p>
@@ -5852,118 +5265,13 @@
           <w:b/>
           <w:bCs/>
         </w:rPr>
-        <w:t xml:space="preserve">Different starting populations.</w:t>
-      </w:r>
-      <w:r>
-        <w:t xml:space="preserve"> </w:t>
-      </w:r>
-      <w:r>
-        <w:t xml:space="preserve">Our cohort is conditioned on participation in a regional meet at ages 13–14, so we estimate specialization’s effect</w:t>
-      </w:r>
-      <w:r>
-        <w:t xml:space="preserve"> </w:t>
-      </w:r>
-      <w:r>
-        <w:rPr>
-          <w:i/>
-          <w:iCs/>
-        </w:rPr>
-        <w:t xml:space="preserve">conditional on entry to the competitive funnel</w:t>
-      </w:r>
-      <w:r>
-        <w:t xml:space="preserve">. The diversification literature asks a logically earlier question — should children sample many sports before committing? — that our analysis cannot answer.</w:t>
-      </w:r>
-    </w:p>
-    <w:p>
-      <w:pPr>
-        <w:pStyle w:val="BodyText"/>
-      </w:pPr>
-      <w:r>
-        <w:t xml:space="preserve">A natural concern is whether HHI is a hidden proxy for performance in the main event. We tested this by computing each athlete’s best Tyrving in their</w:t>
-      </w:r>
-      <w:r>
-        <w:t xml:space="preserve"> </w:t>
-      </w:r>
-      <w:r>
-        <w:rPr>
-          <w:i/>
-          <w:iCs/>
-        </w:rPr>
-        <w:t xml:space="preserve">primary</w:t>
-      </w:r>
-      <w:r>
-        <w:t xml:space="preserve"> </w:t>
-      </w:r>
-      <w:r>
-        <w:t xml:space="preserve">baseline category and adding it to the model (Supplementary Table S18). HHI and primary-category performance were essentially uncorrelated (r = –0.05). The HHI coefficient was unchanged when primary-category Tyrving was added (OR 1.32 vs. 1.36), and primary-category Tyrving itself was not a significant predictor (p &gt; .12). Specialization in our data carries its own retention signal, not a hidden main-event performance effect.</w:t>
-      </w:r>
-    </w:p>
-    <w:p>
-      <w:pPr>
-        <w:pStyle w:val="BodyText"/>
-      </w:pPr>
-      <w:r>
-        <w:t xml:space="preserve">We frame this as a contrast with, not a refutation of, the diversification literature: both can be correct about their respective outcomes. Federations and clubs should not read our finding as a licence to push early specialization, but they should also not assume that forced diversification among already-committed adolescents will improve retention.</w:t>
-      </w:r>
-    </w:p>
-    <w:bookmarkEnd w:id="68"/>
-    <w:bookmarkStart w:id="69" w:name="what-the-register-contributes"/>
-    <w:p>
-      <w:pPr>
-        <w:pStyle w:val="Heading2"/>
-      </w:pPr>
-      <w:r>
-        <w:t xml:space="preserve">4.7 What the register contributes</w:t>
-      </w:r>
-    </w:p>
-    <w:p>
-      <w:pPr>
-        <w:pStyle w:val="FirstParagraph"/>
-      </w:pPr>
-      <w:r>
-        <w:t xml:space="preserve">Survey and interview research on youth-sport dropout suffers from two structural limitations: dropped-out athletes are harder to recruit (Eime et al., 2013), and retrospective accounts compress a gradual process into recallable decision-point narratives (Schacter, 2001). Continuous register data sidesteps both: the population is complete by construction, and the behavioral trajectory is timestamped, not reconstructed.</w:t>
-      </w:r>
-    </w:p>
-    <w:p>
-      <w:pPr>
-        <w:pStyle w:val="BodyText"/>
-      </w:pPr>
-      <w:r>
-        <w:t xml:space="preserve">We add not a new theoretical account but a</w:t>
-      </w:r>
-      <w:r>
-        <w:t xml:space="preserve"> </w:t>
-      </w:r>
-      <w:r>
-        <w:rPr>
-          <w:i/>
-          <w:iCs/>
-        </w:rPr>
-        <w:t xml:space="preserve">longitudinal behavioral test</w:t>
-      </w:r>
-      <w:r>
-        <w:t xml:space="preserve"> </w:t>
-      </w:r>
-      <w:r>
-        <w:t xml:space="preserve">of accounts argued primarily on cross-sectional or short-prospective evidence. Our signal classifies senior retention at AUC = 0.751 with only baseline-window data, replicates across two birth-year cohorts, withstands structural controls and an E-value exceeding 5, and decomposes into both early-heterogeneity and within-athlete pull-back components.</w:t>
-      </w:r>
-    </w:p>
-    <w:bookmarkEnd w:id="69"/>
-    <w:bookmarkStart w:id="70" w:name="practical-implications"/>
-    <w:p>
-      <w:pPr>
-        <w:pStyle w:val="Heading2"/>
-      </w:pPr>
-      <w:r>
-        <w:t xml:space="preserve">4.8 Practical implications</w:t>
-      </w:r>
-    </w:p>
-    <w:p>
-      <w:pPr>
-        <w:pStyle w:val="FirstParagraph"/>
-      </w:pPr>
-      <w:r>
-        <w:t xml:space="preserve">What can a federation or club concretely do with these findings? Four implications follow directly from the analyses above.</w:t>
+        <w:t xml:space="preserve">(2) Flag again after age 15 using within-athlete change.</w:t>
+      </w:r>
+      <w:r>
+        <w:t xml:space="preserve"> </w:t>
+      </w:r>
+      <w:r>
+        <w:t xml:space="preserve">Level at age 14 and change from age 14 to 15 each provide independent pieces of information regarding retention/dropout risk (Section 3.6; Table 4). Screen athletes after completing their age-15 season for those who had high levels initially but are now pulling back — thus creating a two-screen strategy: first at end of age 14 (level); second at end of age 15 (change).</w:t>
       </w:r>
     </w:p>
     <w:p>
@@ -5975,29 +5283,29 @@
           <w:b/>
           <w:bCs/>
         </w:rPr>
-        <w:t xml:space="preserve">(1) Use register-based behavioural surveillance to identify at-risk athletes early.</w:t>
-      </w:r>
-      <w:r>
-        <w:t xml:space="preserve"> </w:t>
-      </w:r>
-      <w:r>
-        <w:t xml:space="preserve">At the end of each athlete’s age-14 season, flag athletes whose combined ages-13–14 competition count falls below a chosen threshold. Because pre-milestone volume is observable in the register without athlete contact, this can be automated. A moderate threshold (&lt; 10 meets, flagging ~26% of athletes) yields PPV = 0.94 — about 10 percentage points above the cohort-wide dropout base rate of 84%, with the added benefit of identifying</w:t>
-      </w:r>
-      <w:r>
-        <w:t xml:space="preserve"> </w:t>
-      </w:r>
-      <w:r>
-        <w:rPr>
-          <w:i/>
-          <w:iCs/>
-        </w:rPr>
-        <w:t xml:space="preserve">which</w:t>
-      </w:r>
-      <w:r>
-        <w:t xml:space="preserve"> </w:t>
-      </w:r>
-      <w:r>
-        <w:t xml:space="preserve">athletes specifically. Thresholds can be tuned: &lt; 5 meets (9% flagged, PPV 0.93) for highly targeted outreach; &lt; 15 meets (43% flagged, PPV 0.93) for broader screens.</w:t>
+        <w:t xml:space="preserve">(3) Reduce barriers facing the next-year competition cycle.</w:t>
+      </w:r>
+      <w:r>
+        <w:t xml:space="preserve"> </w:t>
+      </w:r>
+      <w:r>
+        <w:t xml:space="preserve">The most direct downstream intervention is making the</w:t>
+      </w:r>
+      <w:r>
+        <w:t xml:space="preserve"> </w:t>
+      </w:r>
+      <w:r>
+        <w:rPr>
+          <w:i/>
+          <w:iCs/>
+        </w:rPr>
+        <w:t xml:space="preserve">next</w:t>
+      </w:r>
+      <w:r>
+        <w:t xml:space="preserve"> </w:t>
+      </w:r>
+      <w:r>
+        <w:t xml:space="preserve">registered competition easier for flagged athletes: subsidize travel to the regional qualification meet, waive entry fees, organize coach-accompanied transport, schedule low-stakes practice meets, and signal that participation is welcome regardless of qualifying performance. Each action changes the cost side of the engagement balance (Scanlan et al., 1993, 2016). Coach and parent contact complement, but do not substitute for, lowering structural barriers.</w:t>
       </w:r>
     </w:p>
     <w:p>
@@ -6009,126 +5317,13 @@
           <w:b/>
           <w:bCs/>
         </w:rPr>
-        <w:t xml:space="preserve">(2) Re-flag after the age-15 season using within-athlete change.</w:t>
-      </w:r>
-      <w:r>
-        <w:t xml:space="preserve"> </w:t>
-      </w:r>
-      <w:r>
-        <w:t xml:space="preserve">Volume</w:t>
-      </w:r>
-      <w:r>
-        <w:t xml:space="preserve"> </w:t>
-      </w:r>
-      <w:r>
-        <w:rPr>
-          <w:i/>
-          <w:iCs/>
-        </w:rPr>
-        <w:t xml:space="preserve">level</w:t>
-      </w:r>
-      <w:r>
-        <w:t xml:space="preserve"> </w:t>
-      </w:r>
-      <w:r>
-        <w:t xml:space="preserve">at age 14 and volume</w:t>
-      </w:r>
-      <w:r>
-        <w:t xml:space="preserve"> </w:t>
-      </w:r>
-      <w:r>
-        <w:rPr>
-          <w:i/>
-          <w:iCs/>
-        </w:rPr>
-        <w:t xml:space="preserve">change</w:t>
-      </w:r>
-      <w:r>
-        <w:t xml:space="preserve"> </w:t>
-      </w:r>
-      <w:r>
-        <w:t xml:space="preserve">from age 14 to 15 each contribute substantial and independent predictive information (Section 3.6, Table 4). A complementary screen at the end of an athlete’s age-15 season — using year-on-year change rather than only level — catches athletes who began high but are pulling back. In operational terms, federations should screen at</w:t>
-      </w:r>
-      <w:r>
-        <w:t xml:space="preserve"> </w:t>
-      </w:r>
-      <w:r>
-        <w:rPr>
-          <w:i/>
-          <w:iCs/>
-        </w:rPr>
-        <w:t xml:space="preserve">two</w:t>
-      </w:r>
-      <w:r>
-        <w:t xml:space="preserve"> </w:t>
-      </w:r>
-      <w:r>
-        <w:t xml:space="preserve">points: end of age 14 (level) and end of age 15 (change), with athletes flagged at either trigger.</w:t>
-      </w:r>
-    </w:p>
-    <w:p>
-      <w:pPr>
-        <w:pStyle w:val="BodyText"/>
-      </w:pPr>
-      <w:r>
-        <w:rPr>
-          <w:b/>
-          <w:bCs/>
-        </w:rPr>
-        <w:t xml:space="preserve">(3) Lower the friction for the next-year competition cycle.</w:t>
-      </w:r>
-      <w:r>
-        <w:t xml:space="preserve"> </w:t>
-      </w:r>
-      <w:r>
-        <w:t xml:space="preserve">Because predictor and outcome are both registered competition behavior, the most direct downstream intervention is making the</w:t>
-      </w:r>
-      <w:r>
-        <w:t xml:space="preserve"> </w:t>
-      </w:r>
-      <w:r>
-        <w:rPr>
-          <w:i/>
-          <w:iCs/>
-        </w:rPr>
-        <w:t xml:space="preserve">next</w:t>
-      </w:r>
-      <w:r>
-        <w:t xml:space="preserve"> </w:t>
-      </w:r>
-      <w:r>
-        <w:t xml:space="preserve">registered competition easier for flagged athletes: subsidize travel to the regional qualification meet, waive entry fees, organize coach-accompanied transport, schedule low-stakes practice meets during the spring before the age-15 season, and signal that participation is welcome regardless of qualifying performance. Each action changes the cost side of the engagement balance (Scanlan et al., 1993, 2016). Coach calls and parent contact are useful complements but do not, on their own, lower structural barriers to meet entry.</w:t>
-      </w:r>
-    </w:p>
-    <w:p>
-      <w:pPr>
-        <w:pStyle w:val="BodyText"/>
-      </w:pPr>
-      <w:r>
-        <w:rPr>
-          <w:b/>
-          <w:bCs/>
-        </w:rPr>
         <w:t xml:space="preserve">(4) Be cautious about prescribing diversification for retention.</w:t>
       </w:r>
       <w:r>
         <w:t xml:space="preserve"> </w:t>
       </w:r>
       <w:r>
-        <w:t xml:space="preserve">The international diversification literature recommends multidisciplinary practice for</w:t>
-      </w:r>
-      <w:r>
-        <w:t xml:space="preserve"> </w:t>
-      </w:r>
-      <w:r>
-        <w:rPr>
-          <w:i/>
-          <w:iCs/>
-        </w:rPr>
-        <w:t xml:space="preserve">peak performance</w:t>
-      </w:r>
-      <w:r>
-        <w:t xml:space="preserve">. Our retention finding goes the other way — higher baseline specialization (HHI) was associated with higher retention, possibly because in this population sustained focus reflects family/club-supported engagement rather than performance-optimisation calculus. The honest recommendation is therefore</w:t>
+        <w:t xml:space="preserve">Our retention finding goes opposite to the international diversification literature for peak performance. Federations should</w:t>
       </w:r>
       <w:r>
         <w:t xml:space="preserve"> </w:t>
@@ -6144,15 +5339,15 @@
         <w:t xml:space="preserve"> </w:t>
       </w:r>
       <w:r>
-        <w:t xml:space="preserve">to push event diversification as a retention strategy in this age group; if there is a retention case for diversification it has not appeared in our register, and forced diversification could disrupt the conditions that sustain engagement among committed adolescents.</w:t>
-      </w:r>
-    </w:p>
-    <w:p>
-      <w:pPr>
-        <w:pStyle w:val="BodyText"/>
-      </w:pPr>
-      <w:r>
-        <w:t xml:space="preserve">Behavioural surveillance complements commitment instruments such as the SCQ-2 (Scanlan et al., 2016): the behavioural signal identifies</w:t>
+        <w:t xml:space="preserve">push event diversification as a retention strategy in this age group; forced diversification could disrupt conditions that sustain engagement among committed adolescents.</w:t>
+      </w:r>
+    </w:p>
+    <w:p>
+      <w:pPr>
+        <w:pStyle w:val="BodyText"/>
+      </w:pPr>
+      <w:r>
+        <w:t xml:space="preserve">Behavioral surveillance complements commitment instruments such as the SCQ-2 (Scanlan et al., 2016): behavior identifies</w:t>
       </w:r>
       <w:r>
         <w:t xml:space="preserve"> </w:t>
@@ -6168,7 +5363,7 @@
         <w:t xml:space="preserve"> </w:t>
       </w:r>
       <w:r>
-        <w:t xml:space="preserve">to reach out to; understanding</w:t>
+        <w:t xml:space="preserve">to reach; understanding</w:t>
       </w:r>
       <w:r>
         <w:t xml:space="preserve"> </w:t>
@@ -6184,7 +5379,7 @@
         <w:t xml:space="preserve"> </w:t>
       </w:r>
       <w:r>
-        <w:t xml:space="preserve">still requires conversation and structured assessment.</w:t>
+        <w:t xml:space="preserve">still requires conversation.</w:t>
       </w:r>
     </w:p>
     <w:bookmarkEnd w:id="70"/>
@@ -6215,20 +5410,7 @@
         <w:t xml:space="preserve">attrition from competition</w:t>
       </w:r>
       <w:r>
-        <w:t xml:space="preserve">, not</w:t>
-      </w:r>
-      <w:r>
-        <w:t xml:space="preserve"> </w:t>
-      </w:r>
-      <w:r>
-        <w:rPr>
-          <w:i/>
-          <w:iCs/>
-        </w:rPr>
-        <w:t xml:space="preserve">attrition from sport</w:t>
-      </w:r>
-      <w:r>
-        <w:t xml:space="preserve">: an athlete who stops competing in track and field but continues to train, switches to recreational running, or moves to another sport is counted as a dropout. The observed behavioral signal should therefore be interpreted as disengagement from organized competitive participation — and from the</w:t>
+        <w:t xml:space="preserve">, not from sport: an athlete who stops competing in track and field but continues to train or moves to another sport is counted as a dropout. The behavioral signal is best read as disengagement from organized competitive participation and the</w:t>
       </w:r>
       <w:r>
         <w:t xml:space="preserve"> </w:t>
@@ -6244,7 +5426,7 @@
         <w:t xml:space="preserve"> </w:t>
       </w:r>
       <w:r>
-        <w:t xml:space="preserve">that organized participation supports — rather than from sport or physical activity more broadly. Second, the register records official performance, not subjective experience; the qualitative literature is essential for unpacking</w:t>
+        <w:t xml:space="preserve">it supports, not from sport or physical activity broadly. Second, the register records official performance, not subjective experience; the qualitative literature is essential for unpacking</w:t>
       </w:r>
       <w:r>
         <w:t xml:space="preserve"> </w:t>
@@ -6260,7 +5442,7 @@
         <w:t xml:space="preserve"> </w:t>
       </w:r>
       <w:r>
-        <w:t xml:space="preserve">volume declines, and our behavioral signal is best read as a summary of underlying processes, not a substitute. Third, the population is soft-selected through registered club membership: findings describe disengagement</w:t>
+        <w:t xml:space="preserve">volume declines. Third, the population is soft-selected through registered club membership: findings describe disengagement</w:t>
       </w:r>
       <w:r>
         <w:t xml:space="preserve"> </w:t>
@@ -6276,23 +5458,7 @@
         <w:t xml:space="preserve"> </w:t>
       </w:r>
       <w:r>
-        <w:t xml:space="preserve">and do not generalize to children with no organized-sport history. Fourth, predictor and outcome share a measurement scale (registered competitive activity); although we have addressed this with a baseline-only primary model, landmark and zero-volume sensitivities, and the pull-back/typology decomposition, the structural overlap remains a conceptual limitation of register-only designs. Fifth, the secondary post-baseline Cox specification violated the proportional-hazards assumption for milestone-window volume (Schoenfeld χ² = 220.77); we therefore report period-specific estimates and stratified models descriptively rather than as clean prospective effects. Sixth, despite 14-year maximum follow-up, the 2001–2002 cohort has at most 4 post-senior years of observation; longer follow-up would allow us to distinguish</w:t>
-      </w:r>
-      <w:r>
-        <w:t xml:space="preserve"> </w:t>
-      </w:r>
-      <w:r>
-        <w:rPr>
-          <w:i/>
-          <w:iCs/>
-        </w:rPr>
-        <w:t xml:space="preserve">late dropouts</w:t>
-      </w:r>
-      <w:r>
-        <w:t xml:space="preserve"> </w:t>
-      </w:r>
-      <w:r>
-        <w:t xml:space="preserve">from genuine career athletes.</w:t>
+        <w:t xml:space="preserve">and do not generalize to children with no organized-sport history. Fourth, predictor and outcome share a measurement scale; despite the baseline-only primary model, landmark and zero-volume sensitivities, and the level-vs-change decomposition, structural overlap remains a conceptual limitation of register-only designs. Fifth, the secondary post-baseline Cox specification violated proportional hazards (Schoenfeld χ² = 220.77); we therefore report period-specific estimates descriptively. Sixth, the 2001–2002 cohort has at most 4 post-senior years of observation; longer follow-up would help distinguish late dropouts from genuine career athletes.</w:t>
       </w:r>
     </w:p>
     <w:bookmarkEnd w:id="71"/>
@@ -6797,27 +5963,6 @@
         <w:pStyle w:val="BodyText"/>
       </w:pPr>
       <w:r>
-        <w:t xml:space="preserve">Harrell, F. E., Jr., Lee, K. L., &amp; Mark, D. B. (1996). Multivariable prognostic models: Issues in developing models, evaluating assumptions and adequacy, and measuring and reducing errors.</w:t>
-      </w:r>
-      <w:r>
-        <w:t xml:space="preserve"> </w:t>
-      </w:r>
-      <w:r>
-        <w:rPr>
-          <w:i/>
-          <w:iCs/>
-        </w:rPr>
-        <w:t xml:space="preserve">Statistics in Medicine, 15</w:t>
-      </w:r>
-      <w:r>
-        <w:t xml:space="preserve">(4), 361–387. https://doi.org/10.1002/(SICI)1097-0258(19960229)15:4&lt;361::AID-SIM168&gt;3.0.CO;2-4</w:t>
-      </w:r>
-    </w:p>
-    <w:p>
-      <w:pPr>
-        <w:pStyle w:val="BodyText"/>
-      </w:pPr>
-      <w:r>
         <w:t xml:space="preserve">Heale, R., &amp; Forbes, D. (2013). Understanding triangulation in research.</w:t>
       </w:r>
       <w:r>
@@ -7205,51 +6350,6 @@
         <w:pStyle w:val="BodyText"/>
       </w:pPr>
       <w:r>
-        <w:t xml:space="preserve">Therneau, T. M., &amp; Grambsch, P. M. (2000).</w:t>
-      </w:r>
-      <w:r>
-        <w:t xml:space="preserve"> </w:t>
-      </w:r>
-      <w:r>
-        <w:rPr>
-          <w:i/>
-          <w:iCs/>
-        </w:rPr>
-        <w:t xml:space="preserve">Modeling survival data: Extending the Cox model</w:t>
-      </w:r>
-      <w:r>
-        <w:t xml:space="preserve">. Springer.</w:t>
-      </w:r>
-    </w:p>
-    <w:p>
-      <w:pPr>
-        <w:pStyle w:val="BodyText"/>
-      </w:pPr>
-      <w:r>
-        <w:t xml:space="preserve">Vallerand, R. J. (1997). Toward a hierarchical model of intrinsic and extrinsic motivation. In M. P. Zanna (Ed.),</w:t>
-      </w:r>
-      <w:r>
-        <w:t xml:space="preserve"> </w:t>
-      </w:r>
-      <w:r>
-        <w:rPr>
-          <w:i/>
-          <w:iCs/>
-        </w:rPr>
-        <w:t xml:space="preserve">Advances in experimental social psychology</w:t>
-      </w:r>
-      <w:r>
-        <w:t xml:space="preserve"> </w:t>
-      </w:r>
-      <w:r>
-        <w:t xml:space="preserve">(Vol. 29, pp. 271–360). Academic Press. https://doi.org/10.1016/S0065-2601(08)60019-2</w:t>
-      </w:r>
-    </w:p>
-    <w:p>
-      <w:pPr>
-        <w:pStyle w:val="BodyText"/>
-      </w:pPr>
-      <w:r>
         <w:t xml:space="preserve">Vallerand, R. J. (2007). A hierarchical model of intrinsic and extrinsic motivation for sport and physical activity. In M. S. Hagger &amp; N. L. D. Chatzisarantis (Eds.),</w:t>
       </w:r>
       <w:r>
@@ -7351,27 +6451,6 @@
       </w:r>
       <w:r>
         <w:t xml:space="preserve">(1), 77–87. https://doi.org/10.1080/17408980601060358</w:t>
-      </w:r>
-    </w:p>
-    <w:p>
-      <w:pPr>
-        <w:pStyle w:val="BodyText"/>
-      </w:pPr>
-      <w:r>
-        <w:t xml:space="preserve">Wattie, N., Schorer, J., &amp; Baker, J. (2015). The relative age effect in sport: A developmental systems model.</w:t>
-      </w:r>
-      <w:r>
-        <w:t xml:space="preserve"> </w:t>
-      </w:r>
-      <w:r>
-        <w:rPr>
-          <w:i/>
-          <w:iCs/>
-        </w:rPr>
-        <w:t xml:space="preserve">Sports Medicine, 45</w:t>
-      </w:r>
-      <w:r>
-        <w:t xml:space="preserve">(1), 83–94. https://doi.org/10.1007/s40279-014-0248-9</w:t>
       </w:r>
     </w:p>
     <w:p>

--- a/forskning/ncc-kohort/submission_pse/MANUSCRIPT_FULL.docx
+++ b/forskning/ncc-kohort/submission_pse/MANUSCRIPT_FULL.docx
@@ -2,13 +2,13 @@
 <file path=word/document.xml><?xml version="1.0" encoding="utf-8"?>
 <w:document xmlns:w="http://schemas.openxmlformats.org/wordprocessingml/2006/main" xmlns:m="http://schemas.openxmlformats.org/officeDocument/2006/math" xmlns:r="http://schemas.openxmlformats.org/officeDocument/2006/relationships" xmlns:o="urn:schemas-microsoft-com:office:office" xmlns:v="urn:schemas-microsoft-com:vml" xmlns:w10="urn:schemas-microsoft-com:office:word" xmlns:a="http://schemas.openxmlformats.org/drawingml/2006/main" xmlns:pic="http://schemas.openxmlformats.org/drawingml/2006/picture" xmlns:wp="http://schemas.openxmlformats.org/drawingml/2006/wordprocessingDrawing">
   <w:body>
-    <w:bookmarkStart w:id="76" w:name="X220e78b6023a245a3e586c3df937dbf9958a749"/>
+    <w:bookmarkStart w:id="79" w:name="Xc35107a2ed49a74c8ee51c8c78122e736058acc"/>
     <w:p>
       <w:pPr>
         <w:pStyle w:val="Heading1"/>
       </w:pPr>
       <w:r>
-        <w:t xml:space="preserve">Pulling back before dropout: Behavioral disengagement precedes youth-sport exit by years in a 14-year register study</w:t>
+        <w:t xml:space="preserve">Pulling back before dropping out: Behavioral disengagement precedes exit from Norwegian youth track and field — a 14-year register study</w:t>
       </w:r>
     </w:p>
     <w:p>
@@ -26,7 +26,7 @@
         <w:t xml:space="preserve"> </w:t>
       </w:r>
       <w:r>
-        <w:t xml:space="preserve">Behavioral disengagement precedes youth-sport dropout</w:t>
+        <w:t xml:space="preserve">Behavioral disengagement precedes exit from youth track and field</w:t>
       </w:r>
     </w:p>
     <w:p>
@@ -68,81 +68,7 @@
         <w:pStyle w:val="FirstParagraph"/>
       </w:pPr>
       <w:r>
-        <w:rPr>
-          <w:b/>
-          <w:bCs/>
-        </w:rPr>
-        <w:t xml:space="preserve">Objectives.</w:t>
-      </w:r>
-      <w:r>
-        <w:t xml:space="preserve"> </w:t>
-      </w:r>
-      <w:r>
-        <w:t xml:space="preserve">Future dropouts from youth sport pull back from competition years before formal exit, but the longitudinal behavioral signature has been hard to observe directly. We use Norway’s competition register to test whether baseline-window behavior prospectively predicts senior retention.</w:t>
-      </w:r>
-    </w:p>
-    <w:p>
-      <w:pPr>
-        <w:pStyle w:val="BodyText"/>
-      </w:pPr>
-      <w:r>
-        <w:rPr>
-          <w:b/>
-          <w:bCs/>
-        </w:rPr>
-        <w:t xml:space="preserve">Method.</w:t>
-      </w:r>
-      <w:r>
-        <w:t xml:space="preserve"> </w:t>
-      </w:r>
-      <w:r>
-        <w:t xml:space="preserve">We followed 2,123 athletes who competed as 13–14-year-olds in a regional youth track-and-field meet (births 1998–2002), recording annual competition counts, event diversification, championships, and age-norm performance through 2025 (up to 14-year follow-up). The primary analysis was a logistic regression for active senior status (≥2 results at age 20+) using only ages-13–14 predictors. Sensitivity analyses included structural controls, a level-vs-change decomposition, and Cox time-to-cessation.</w:t>
-      </w:r>
-    </w:p>
-    <w:p>
-      <w:pPr>
-        <w:pStyle w:val="BodyText"/>
-      </w:pPr>
-      <w:r>
-        <w:rPr>
-          <w:b/>
-          <w:bCs/>
-        </w:rPr>
-        <w:t xml:space="preserve">Results.</w:t>
-      </w:r>
-      <w:r>
-        <w:t xml:space="preserve"> </w:t>
-      </w:r>
-      <w:r>
-        <w:t xml:space="preserve">Two complementary patterns predicted retention. Baseline-window competition volume (ages 13–14) gave the largest incremental contribution to discrimination (OR = 2.40 per SD, 95% CI [2.07, 2.78]; CV-AUC = 0.751), unchanged by structural controls. Both age-14 level (OR = 2.79) and within-athlete pull-back across ages 14–15 (OR = 2.44) contributed independently — pseudo-</w:t>
-      </w:r>
-      <w:r>
-        <w:rPr>
-          <w:i/>
-          <w:iCs/>
-        </w:rPr>
-        <w:t xml:space="preserve">R</w:t>
-      </w:r>
-      <w:r>
-        <w:t xml:space="preserve">² doubled with change. Effects replicated across cohorts (E-value = 5.16). Higher baseline specialization predicted higher retention, contrasting with the diversification literature for peak performance.</w:t>
-      </w:r>
-    </w:p>
-    <w:p>
-      <w:pPr>
-        <w:pStyle w:val="BodyText"/>
-      </w:pPr>
-      <w:r>
-        <w:rPr>
-          <w:b/>
-          <w:bCs/>
-        </w:rPr>
-        <w:t xml:space="preserve">Conclusions.</w:t>
-      </w:r>
-      <w:r>
-        <w:t xml:space="preserve"> </w:t>
-      </w:r>
-      <w:r>
-        <w:t xml:space="preserve">Register-based behavior at the end of the age-14 season prospectively flags athletes at high dropout risk (PPV ≈ 0.94), enabling earlier identification than formal exit.</w:t>
+        <w:t xml:space="preserve">Withdrawal from youth sport is theorized as a gradual process, but its longitudinal behavioral signature has been hard to observe directly. We used Norway’s national competition register to follow 2,123 athletes who competed as 13–14-year-olds in a regional youth track-and-field meet (birth years 1998–2002) for up to 14 years. In a prospective logistic regression for active senior status (≥2 registered results in a calendar year at age 20+) using only ages-13–14 predictors, competition volume was the dominant predictor (OR = 2.40 per SD, 95% CI [2.08, 2.76]; cross-validated AUC = 0.751; calibration slope 0.96), outperformed age-normed performance measured in the same window, was unchanged by structural controls and club random effects, and replicated across two adjacent birth cohorts. Exit-aligned trajectories showed that withdrawal was gradual for most athletes: median volume fell 12 → 10 → 9 → 4 meets across dropouts’ last four seasons, 74% had a reduced-but-nonzero season before their final season, and among athletes still active at 16, both earlier volume (OR = 3.04) and decline across ages 15–16 (OR = 1.88) predicted senior status. Higher within-sport event concentration predicted higher retention, robust to count-dependence checks — a construct distinct from multisport diversification. A register-based flag at the end of the age-14 season (&lt; 10 meets) identifies the 26% of athletes whose senior retention is 6%, versus 20% among the unflagged (PPV = 0.94 against an 84% base rate; sensitivity 0.30) — a testable targeting rule for retention-supporting outreach in open-entry systems.</w:t>
       </w:r>
     </w:p>
     <w:p>
@@ -167,17 +93,54 @@
         <w:pStyle w:val="FirstParagraph"/>
       </w:pPr>
       <w:r>
-        <w:t xml:space="preserve">Youth sport is thought to be one of the best ways for children to get healthy, develop friendships, and grow as people. Attrition from organized competition during adolescence is substantial across countries and sports (Crane &amp; Temple, 2015; Eime et al., 2013). In Norwegian track and field — a broad-participation individual sport that progressively narrows into a talent-selective pathway during the teens — over 50% of the children who participate at age 13 will have stopped competing in organized track and field by age 17 (Bakken, 2019; Norges Idrettsforbund, 2024). When and how these withdrawals occur has been difficult to determine using the methods researchers currently use.</w:t>
+        <w:t xml:space="preserve">Organized youth sport is widely promoted for its benefits for physical health, psychosocial development, and social connection (Eime et al., 2013) — benefits that presuppose that young people stay involved. Attrition from organized competition during adolescence is substantial across countries and sports (Crane &amp; Temple, 2015), and track and field is no exception: in a 25-year Norwegian follow-up, roughly 82% of promising track and field athletes identified in adolescence had left the sport within 14 years (Enoksen, 2011), and in the broad-participation cohort studied here, fewer than half of those competing at ages 13–14 were still competing at 17 (Section 3).</w:t>
+      </w:r>
+    </w:p>
+    <w:p>
+      <w:pPr>
+        <w:pStyle w:val="BodyText"/>
+      </w:pPr>
+      <w:r>
+        <w:t xml:space="preserve">Terminology in this literature is often ambiguous, so we fix ours at the outset. Following Battaglia et al. (2024), we distinguish</w:t>
+      </w:r>
+      <w:r>
+        <w:t xml:space="preserve"> </w:t>
+      </w:r>
+      <w:r>
+        <w:rPr>
+          <w:i/>
+          <w:iCs/>
+        </w:rPr>
+        <w:t xml:space="preserve">withdrawal</w:t>
+      </w:r>
+      <w:r>
+        <w:t xml:space="preserve"> </w:t>
+      </w:r>
+      <w:r>
+        <w:t xml:space="preserve">— the gradual process of disengaging from a sport — from</w:t>
+      </w:r>
+      <w:r>
+        <w:t xml:space="preserve"> </w:t>
+      </w:r>
+      <w:r>
+        <w:rPr>
+          <w:i/>
+          <w:iCs/>
+        </w:rPr>
+        <w:t xml:space="preserve">dropout</w:t>
+      </w:r>
+      <w:r>
+        <w:t xml:space="preserve">, the state of no longer participating. Our outcome is dropout from organized track and field competition specifically, not from sport or physical activity in general: an athlete who leaves track and field for another sport is, from the register’s perspective, a dropout, a boundary we return to in the limitations. When and how these withdrawals unfold has been difficult to determine with existing methods.</w:t>
       </w:r>
     </w:p>
     <w:bookmarkEnd w:id="10"/>
-    <w:bookmarkStart w:id="11" w:name="Xaa125b98d4201074f48641b593d8557f7166e49"/>
+    <w:bookmarkStart w:id="11" w:name="Xae61d54bee8687ee0b95769c5dd912a5824b5c9"/>
     <w:p>
       <w:pPr>
         <w:pStyle w:val="Heading2"/>
       </w:pPr>
       <w:r>
-        <w:t xml:space="preserve">1.1 Dropout as a deliberative, gradual process</w:t>
+        <w:t xml:space="preserve">1.1 Withdrawal as a deliberative, gradual process</w:t>
       </w:r>
     </w:p>
     <w:p>
@@ -185,7 +148,7 @@
         <w:pStyle w:val="FirstParagraph"/>
       </w:pPr>
       <w:r>
-        <w:t xml:space="preserve">Most research indicates that</w:t>
+        <w:t xml:space="preserve">Qualitative research indicates that</w:t>
       </w:r>
       <w:r>
         <w:t xml:space="preserve"> </w:t>
@@ -198,7 +161,10 @@
         <w:t xml:space="preserve">withdrawal is a process</w:t>
       </w:r>
       <w:r>
-        <w:t xml:space="preserve">, and therefore, we would expect to see some form of decline over a period of time. The Sport Commitment Model (Scanlan et al., 1993, 2016) describes how participation is influenced by a person’s enjoyment of the activity, their investment, barriers to participation, alternative activities available, and other factors. All of these factors contribute to a person’s willingness to continue to participate in the activity. Meaningful Engagement Theory (Kretchmar, 2000) supports this perspective as well. Sustained participation is often linked to the meaningfulness that individuals assign to the activity (not necessarily based on success). Self-determination theory makes parallel predictions in motivational language (Ryan &amp; Deci, 2000; Sarrazin et al., 2002; Vallerand, 2007).</w:t>
+        <w:t xml:space="preserve"> </w:t>
+      </w:r>
+      <w:r>
+        <w:t xml:space="preserve">rather than a discrete event (Eliasson &amp; Johansson, 2021), so some form of decline over a period of time should be expected. The Sport Commitment Model (Scanlan et al., 1993, 2016) describes how the desire and resolve to continue are shaped by enjoyment, personal investments, involvement opportunities, attractive alternatives, and social constraints; Kretchmar’s (2000) account of meaning in movement similarly ties sustained participation to the meaningfulness individuals assign to the activity, not necessarily to success.</w:t>
       </w:r>
     </w:p>
     <w:p>
@@ -206,19 +172,15 @@
         <w:pStyle w:val="BodyText"/>
       </w:pPr>
       <w:r>
-        <w:t xml:space="preserve">Sociologists have also looked at the process of withdrawal as part of the concept of role-exit (Ebaugh, 1988). Studies using interviews with athletes (Eliasson &amp; Johansson, 2021; Espedalen &amp; Seippel, 2022) have suggested that withdrawal</w:t>
-      </w:r>
-      <w:r>
-        <w:t xml:space="preserve"> </w:t>
-      </w:r>
-      <w:r>
-        <w:t xml:space="preserve">“may be fairly long and emotional for young athletes, and less reversible the further into the process they progress”</w:t>
-      </w:r>
-      <w:r>
-        <w:t xml:space="preserve"> </w:t>
-      </w:r>
-      <w:r>
-        <w:t xml:space="preserve">(Eliasson &amp; Johansson, 2021). Additionally, there appear to be differences among groups of athletes within youth sports regarding how they react to increasing expectations when they reach milestone years of qualifying for competitions (Espedalen, 2025; Wall &amp; Côté, 2007). For example, Wall and Côté suggest that all youth athletes can be divided into two categories: those who are invested in the sport (investors) and those who are simply sampling various activities (samplers). Samplers tend to be much more likely to drop out when expectations increase significantly, while investors are more likely to persist. Therefore, we expect that samplers will exhibit declining levels of participation as they move through their teenage years and into junior status, while investors will sustain higher levels of participation.</w:t>
+        <w:t xml:space="preserve">The most developed account of this process view comes from sociology. Eliasson and Johansson (2021) applied Ebaugh’s (1988) role-exit framework — in which leaving a social role proceeds through stages of first doubts, seeking and weighing alternatives, a turning point, and the construction of an ex-role identity — to youth sport, interviewing adolescent girls and their parents. Withdrawal resulted from interacting changes in the sport organization, the athletes’ broader lives, and the expectations attached to the young-athlete role; the process could be long, emotionally demanding, and decreasingly reversible. Survey evidence from Norwegian youth complements this picture: stated reasons for leaving organized sport are diverse and patterned by social background, with cost-related reasons cited more often by youth from lower-income families (Espedalen &amp; Seippel, 2024).</w:t>
+      </w:r>
+    </w:p>
+    <w:p>
+      <w:pPr>
+        <w:pStyle w:val="BodyText"/>
+      </w:pPr>
+      <w:r>
+        <w:t xml:space="preserve">Groups of athletes also appear to differ in how they respond when competitive demands increase. Norwegian participation research documents strong stratification of ambition and investment among youth participants — a minority train and compete with long-term aspirations, while a larger group take part for enjoyment and belonging and more readily reprioritize when sport becomes demanding (Bakken, 2019) — and the Sport Commitment Model’s distinction between enthusiastic and constrained commitment predicts exactly such divergent responses to rising demands (Scanlan et al., 2016). Consistent with the idea that such differences leave behavioral traces well before exit, retrospective comparisons of developmental activities show that youth ice-hockey players who later dropped out already differed from persisting peers in their earlier training patterns — for example, taking up intense sport-specific off-ice training at younger ages (Wall &amp; Côté, 2007). We therefore expect casually engaged participants to show declining participation through the teenage years, while deeply committed participants sustain theirs.</w:t>
       </w:r>
     </w:p>
     <w:bookmarkEnd w:id="11"/>
@@ -236,7 +198,39 @@
         <w:pStyle w:val="FirstParagraph"/>
       </w:pPr>
       <w:r>
-        <w:t xml:space="preserve">While the above-mentioned theories indicate what might happen over time as participants either continue or withdraw from their sport(s), none of them provide direct longitudinal behavioral evidence to support this idea. Withdrawn athletes are systematically harder to recruit into surveys (Eime et al., 2013), and the hypothesized timescale (1–3 years) exceeds most prospective follow-up windows — Sarrazin et al.’s (2002) 21-month handball study is unusually long and still does not bridge the adolescent-to-junior transition. A separate quantitative tradition focuses on cross-sectional correlates (relative age effects, Cobley et al., 2009; early specialization, DiFiori et al., 2014; Jayanthi et al., 2015; Côté &amp; Hancock, 2016; Güllich et al., 2022) and short longitudinal designs measuring proximal psychological constructs (Kuokkanen et al., 2026; Worley &amp; Smith, 2026; Zhong et al., 2026). The trajectory of registered competition behavior — an observable proxy for the engagement balance in the qualitative literature — has not, to our knowledge, been examined. Peringa et al. (2026) and Baker et al. (2026) note that current algorithmic approaches to athlete development have been applied to selection rather than retention.</w:t>
+        <w:t xml:space="preserve">These theories indicate what might happen over time as participants continue or withdraw from their sport(s), but none provides direct longitudinal behavioral evidence. Withdrawn athletes are systematically harder to recruit into surveys (Eime et al., 2013), and the hypothesized timescale (1–3 years) exceeds most prospective follow-up windows — Sarrazin et al.’s (2002) 21-month handball study is unusually long and still does not bridge the adolescent-to-junior transition. A separate quantitative tradition studies correlates of dropout and development — relative age effects (Cobley et al., 2009), specialization (DiFiori et al., 2014; Jayanthi et al., 2015; Côté &amp; Hancock, 2016; Güllich et al., 2022) — and short longitudinal designs measuring proximal psychological constructs (Kuokkanen et al., 2026; Worley &amp; Smith, 2026; Zhong et al., 2026); prospective psychosocial predictors of adolescent dropout have been meta-analyzed (Back et al., 2022), and in athletics, registers and rankings have been used to study</w:t>
+      </w:r>
+      <w:r>
+        <w:t xml:space="preserve"> </w:t>
+      </w:r>
+      <w:r>
+        <w:rPr>
+          <w:i/>
+          <w:iCs/>
+        </w:rPr>
+        <w:t xml:space="preserve">performance</w:t>
+      </w:r>
+      <w:r>
+        <w:t xml:space="preserve"> </w:t>
+      </w:r>
+      <w:r>
+        <w:t xml:space="preserve">trajectories across the youth-to-senior transition (Kearney &amp; Hayes, 2018). The</w:t>
+      </w:r>
+      <w:r>
+        <w:t xml:space="preserve"> </w:t>
+      </w:r>
+      <w:r>
+        <w:rPr>
+          <w:i/>
+          <w:iCs/>
+        </w:rPr>
+        <w:t xml:space="preserve">participation</w:t>
+      </w:r>
+      <w:r>
+        <w:t xml:space="preserve"> </w:t>
+      </w:r>
+      <w:r>
+        <w:t xml:space="preserve">trajectory itself — competition behavior recorded entry by entry — has not, to our knowledge, been examined: an observable proxy for the engagement balance (the net of enjoyment and investment against constraint in the Sport Commitment Model) whose course the qualitative literature describes but cannot measure.</w:t>
       </w:r>
     </w:p>
     <w:bookmarkEnd w:id="12"/>
@@ -254,7 +248,7 @@
         <w:pStyle w:val="FirstParagraph"/>
       </w:pPr>
       <w:r>
-        <w:t xml:space="preserve">In order to test these hypotheses, we have studied 2,123 Norwegian youth athletes longitudinally for up to 14 years using the federation’s competitive registration records (see Figure 1). Our first hypothesis predicts that the</w:t>
+        <w:t xml:space="preserve">Track and field suits such a test: participation choices are visible event by event, entries are individually chosen rather than coach-selected (Section 2.2), performances are objectively measured, and a single national register captures every sanctioned result. We studied 2,123 Norwegian youth athletes longitudinally for up to 14 years using the federation’s competition register (see Figure 1) and tested three hypotheses. First, because withdrawal is described as a protracted, deliberative process (Ebaugh, 1988; Eliasson &amp; Johansson, 2021) and because more and less committed participants are expected to respond differently to rising competitive demands (Bakken, 2019; Scanlan et al., 2016), we predicted that the</w:t>
       </w:r>
       <w:r>
         <w:t xml:space="preserve"> </w:t>
@@ -270,33 +264,23 @@
         <w:t xml:space="preserve"> </w:t>
       </w:r>
       <w:r>
-        <w:t xml:space="preserve">of retainers and dropouts will begin to diverge prior to formal withdrawal (</w:t>
-      </w:r>
-      <w:r>
-        <w:rPr>
-          <w:i/>
-          <w:iCs/>
-        </w:rPr>
-        <w:t xml:space="preserve">dropout-as-a-process</w:t>
-      </w:r>
-      <w:r>
-        <w:t xml:space="preserve">). According to our second hypothesis,</w:t>
-      </w:r>
-      <w:r>
-        <w:t xml:space="preserve"> </w:t>
-      </w:r>
-      <w:r>
-        <w:rPr>
-          <w:i/>
-          <w:iCs/>
-        </w:rPr>
-        <w:t xml:space="preserve">engagement indicators</w:t>
-      </w:r>
-      <w:r>
-        <w:t xml:space="preserve"> </w:t>
-      </w:r>
-      <w:r>
-        <w:t xml:space="preserve">derived from behavioral measures should better predict subsequent senior retention than</w:t>
+        <w:t xml:space="preserve">of future retainers and future dropouts would diverge before the final registered season — in two separable forms that we test separately: early between-athlete differences in level, and within-athlete decline. Second, because the determinants of sport commitment are experiential and volitional — enjoyment, investment, alternatives, constraint — rather than ability-based (Scanlan et al., 1993, 2016), we predicted that</w:t>
+      </w:r>
+      <w:r>
+        <w:t xml:space="preserve"> </w:t>
+      </w:r>
+      <w:r>
+        <w:rPr>
+          <w:i/>
+          <w:iCs/>
+        </w:rPr>
+        <w:t xml:space="preserve">behavioral engagement indicators</w:t>
+      </w:r>
+      <w:r>
+        <w:t xml:space="preserve"> </w:t>
+      </w:r>
+      <w:r>
+        <w:t xml:space="preserve">would predict subsequent senior retention better than</w:t>
       </w:r>
       <w:r>
         <w:t xml:space="preserve"> </w:t>
@@ -312,27 +296,23 @@
         <w:t xml:space="preserve"> </w:t>
       </w:r>
       <w:r>
-        <w:t xml:space="preserve">does (</w:t>
-      </w:r>
-      <w:r>
-        <w:rPr>
-          <w:i/>
-          <w:iCs/>
-        </w:rPr>
-        <w:t xml:space="preserve">Sport Commitment Model</w:t>
-      </w:r>
-      <w:r>
-        <w:t xml:space="preserve">). Finally, our third hypothesis predicts that the pattern should replicate across the two birth-year cohorts (</w:t>
-      </w:r>
-      <w:r>
-        <w:rPr>
-          <w:i/>
-          <w:iCs/>
-        </w:rPr>
-        <w:t xml:space="preserve">no cohort-specific artefact</w:t>
-      </w:r>
-      <w:r>
-        <w:t xml:space="preserve">). Our design views</w:t>
+        <w:t xml:space="preserve">would. Third — a robustness expectation rather than a theory-derived prediction — the pattern should</w:t>
+      </w:r>
+      <w:r>
+        <w:t xml:space="preserve"> </w:t>
+      </w:r>
+      <w:r>
+        <w:rPr>
+          <w:i/>
+          <w:iCs/>
+        </w:rPr>
+        <w:t xml:space="preserve">replicate</w:t>
+      </w:r>
+      <w:r>
+        <w:t xml:space="preserve"> </w:t>
+      </w:r>
+      <w:r>
+        <w:t xml:space="preserve">internally across two adjacent birth-year cohorts. Throughout,</w:t>
       </w:r>
       <w:r>
         <w:t xml:space="preserve"> </w:t>
@@ -348,23 +328,7 @@
         <w:t xml:space="preserve"> </w:t>
       </w:r>
       <w:r>
-        <w:t xml:space="preserve">as an empirically observable behavioral indicator — not a direct measure of motivation — whose temporal structure can be compared with process-based explanations supported by cross-sectional or short-prospective evidence.</w:t>
-      </w:r>
-      <w:r>
-        <w:t xml:space="preserve"> </w:t>
-      </w:r>
-      <w:r>
-        <w:rPr>
-          <w:i/>
-          <w:iCs/>
-        </w:rPr>
-        <w:t xml:space="preserve">Methodological triangulation</w:t>
-      </w:r>
-      <w:r>
-        <w:t xml:space="preserve"> </w:t>
-      </w:r>
-      <w:r>
-        <w:t xml:space="preserve">(Heale &amp; Forbes, 2013) provides additional strength for these process-based explanations because convergence between register patterns and the qualitative literature strengthens both.</w:t>
+        <w:t xml:space="preserve">is an observable behavioral indicator — not a direct measure of motivation — whose temporal structure can be compared with process accounts; convergence between register patterns and the qualitative literature strengthens both.</w:t>
       </w:r>
     </w:p>
     <w:p>
@@ -399,7 +363,7 @@
         <w:pStyle w:val="FirstParagraph"/>
       </w:pPr>
       <w:r>
-        <w:t xml:space="preserve">This was a retrospective longitudinal cohort study using the national competition register as the only data source. This cohort approach reports the entire population satisfying the inclusion criterion, rather than a sample, so we describe statistical estimates for that population rather than infer from a sample to a hypothetical super-population (Berk &amp; Freedman, 2003). We follow STROBE where relevant (von Elm et al., 2007).</w:t>
+        <w:t xml:space="preserve">This retrospective longitudinal cohort study uses the national competition register as its only data source; the cohort is the entire population satisfying the inclusion criterion, so estimates describe that population. We follow the Strengthening the Reporting of Observational Studies in Epidemiology (STROBE) guideline where relevant (von Elm et al., 2007).</w:t>
       </w:r>
     </w:p>
     <w:bookmarkEnd w:id="15"/>
@@ -417,7 +381,15 @@
         <w:pStyle w:val="FirstParagraph"/>
       </w:pPr>
       <w:r>
-        <w:t xml:space="preserve">The cohort comprises all athletes who competed in any of six consecutive autumn editions (2011–2016) of a regional grassroots youth meet held simultaneously at three venues in eastern, mid, and western Norway. The athletes included in the cohort were aged 13–14, entering by registering through their regional club federation, with no qualifying performance threshold. This soft self-selection is a design feature: the baseline cohort consists of adolescents already engaged with organized track and field through a registered club, so disengagement trajectories arise from a baseline of demonstrable engagement. We restricted our birth-year window to 1998–2002 (13–14 in the year of their first eligible edition); boundary birth years of 1997 and 2003 were omitted because they would have had only a single eligible edition; athletes participating in both a 13-year-old and a 14-year-old edition were de-duplicated to the earlier edition. See Supplementary Figure S0 for a flow diagram of cohort construction. For cross-cohort replication, participants were partitioned into Cohort A (births 1998–2000, baseline meets 2011–2014; n = 1,301) and Cohort B (births 2001–2002, baseline meets 2014–2016; n = 822). Athletes were retained regardless of subsequent transfers. The total cohort comprised 2,123 athletes (996 male, 1,103 female, 24 with unknown sex), generating 230,868 competition entries through the most recent register update (April 2026).</w:t>
+        <w:t xml:space="preserve">Norwegian youth track and field is organized as a low-threshold, open-entry system. Up to age 15, essentially all meets are open to all club-registered athletes: there are no qualifying standards, no roster selection, and no coach-controlled gatekeeping (Norges Friidrettsforbund, 2026). (The exception — occasional invitational regional-team matches for 14–15-year-olds — does not gate ordinary competition.) Athletes — together with their families — decide which meets and events to enter, entry fees are ordinarily paid by the athlete’s club rather than by the family, participation is actively encouraged by clubs and the federation, and travel distances to ordinary meets are typically short. The first genuinely selective competition an athlete encounters is the national youth championship (Ungdomsmesterskapet, UM), which athletes may enter in the calendar year they turn 15 and which applies event-specific qualifying standards. Two design consequences follow: before age 15, meet counts primarily express the athlete’s own choice rather than selection or entry costs — which licenses interpreting ages-13–14 volume as a behavioral indicator of engagement — and the ages-15–16 window coincides with the first selective gate (UM), which is why the pre-milestone (13–14) and milestone (15–16) windows are analyzed separately.</w:t>
+      </w:r>
+    </w:p>
+    <w:p>
+      <w:pPr>
+        <w:pStyle w:val="BodyText"/>
+      </w:pPr>
+      <w:r>
+        <w:t xml:space="preserve">The cohort comprises all athletes who competed in any of six consecutive autumn editions (2011–2016) of a regional grassroots youth meet held simultaneously at three venues in eastern, mid, and western Norway (northern Norway is not represented). Athletes were 13–14 and entered through their club with no qualifying threshold; disengagement trajectories therefore arise from a baseline of demonstrable engagement. Birth years were restricted to 1998–2002 (boundary years 1997 and 2003 had only one eligible edition), and athletes appearing in both a 13- and a 14-year-old edition were de-duplicated to the earlier one (Supplementary Figure S0). For cross-cohort replication, participants were partitioned into Cohort A (births 1998–2000, baseline meets 2011–2014; n = 1,301) and Cohort B (births 2001–2002, baseline meets 2014–2016; n = 822). Athletes were retained in the cohort regardless of any subsequent transfer between clubs, so a change of club does not register as dropout; such transfers were common (27.8% of athletes recorded results for two or more clubs during follow-up). The total cohort comprised 2,123 athletes (996 male, 1,103 female, 24 with unknown sex), generating 230,868 competition entries through the most recent register update (April 2026).</w:t>
       </w:r>
     </w:p>
     <w:bookmarkEnd w:id="16"/>
@@ -435,7 +407,7 @@
         <w:pStyle w:val="FirstParagraph"/>
       </w:pPr>
       <w:r>
-        <w:t xml:space="preserve">Each athlete was followed longitudinally from baseline through the most recent complete competition season (2025): maximum 14 years (births 1998 competing at the 2011 meet), minimum 9 years (births 2002 at the 2016 meet). All athletes had follow-up past the current senior age threshold (age 20).</w:t>
+        <w:t xml:space="preserve">Each athlete was followed from baseline through the most recent complete competition season (2025): maximum 14 years (births 1998), minimum 9 years (births 2002). All athletes had follow-up past the senior age threshold (age 20).</w:t>
       </w:r>
     </w:p>
     <w:bookmarkEnd w:id="17"/>
@@ -448,13 +420,13 @@
         <w:t xml:space="preserve">2.4 Variables</w:t>
       </w:r>
     </w:p>
-    <w:bookmarkStart w:id="18" w:name="outcome-variables"/>
+    <w:bookmarkStart w:id="18" w:name="outcome"/>
     <w:p>
       <w:pPr>
         <w:pStyle w:val="Heading3"/>
       </w:pPr>
       <w:r>
-        <w:t xml:space="preserve">2.4.1 Outcome variables</w:t>
+        <w:t xml:space="preserve">2.4.1 Outcome</w:t>
       </w:r>
     </w:p>
     <w:p>
@@ -462,30 +434,17 @@
         <w:pStyle w:val="FirstParagraph"/>
       </w:pPr>
       <w:r>
-        <w:t xml:space="preserve">Active senior status is the outcome of interest. This variable is coded 1 if the athlete had ≥2 registered results in any calendar year at age 20+, and 0 otherwise. Two results are needed to exclude sporadic returners while still capturing athletes who compete in separate events within a single meet. Age 20 is chosen as it is the age after which athletes must compete as seniors. We tested sensitivity to our outcome definition using two alternatives: (A) ≥1 senior-age result and (C) ≥2 results in each of two distinct senior-age years (Supplementary Table S9). A</w:t>
-      </w:r>
-      <w:r>
-        <w:t xml:space="preserve"> </w:t>
-      </w:r>
-      <w:r>
-        <w:rPr>
-          <w:i/>
-          <w:iCs/>
-        </w:rPr>
-        <w:t xml:space="preserve">secondary</w:t>
-      </w:r>
-      <w:r>
-        <w:t xml:space="preserve">, time-to-event outcome — time to last active season (calendar year with ≥2 results), with athletes active in 2024+ right-censored — supports Kaplan–Meier visualization and Cox-based sensitivity analyses (Section 2.5.4).</w:t>
+        <w:t xml:space="preserve">Active senior status was coded 1 if the athlete had ≥2 registered results in any calendar year at age 20+ (the senior age), and 0 otherwise; two results exclude sporadic returners while capturing athletes entering separate events at one meet. Sensitivity to this definition was tested with two alternatives (≥1 senior-age result; ≥2 results in each of two distinct senior-age years; Supplementary Table S9). A secondary time-to-event outcome — time to last active season (calendar year with ≥2 results), right-censoring athletes active in 2024+ — supports Kaplan–Meier visualization and Cox sensitivity analyses (Section 2.5.4).</w:t>
       </w:r>
     </w:p>
     <w:bookmarkEnd w:id="18"/>
-    <w:bookmarkStart w:id="19" w:name="performance-variables"/>
+    <w:bookmarkStart w:id="19" w:name="performance"/>
     <w:p>
       <w:pPr>
         <w:pStyle w:val="Heading3"/>
       </w:pPr>
       <w:r>
-        <w:t xml:space="preserve">2.4.2 Performance variables</w:t>
+        <w:t xml:space="preserve">2.4.2 Performance</w:t>
       </w:r>
     </w:p>
     <w:p>
@@ -493,17 +452,17 @@
         <w:pStyle w:val="FirstParagraph"/>
       </w:pPr>
       <w:r>
-        <w:t xml:space="preserve">We transformed each result into its age-norm score in Tyrving points, the Norwegian Athletics Federation youth scoring system (Norges Friidrettsforbund, 2024). Tyrving points are computed from a published table giving, for each event × sex × age combination, a reference performance equivalent to 1,000 points and a per-unit-change quotient. Points were capped at 1,500 to suppress extreme values from data-entry errors. We computed: tyrving_best (maximum across all events at baseline), tyrving_mean (mean), tyrving_peak_pre15 (maximum across all results before age 15), and tyrving_slope_13_16 (OLS slope across ages 13–16).</w:t>
+        <w:t xml:space="preserve">Each result was scored in Tyrving points, the Norwegian federation’s age-norm system (Norges Friidrettsforbund, 2024): a published table gives, per event × sex × age, a reference performance worth 1,000 points and a per-unit quotient (values capped at 1,500 to suppress data-entry errors). We computed tyrving_best (baseline maximum), tyrving_peak_pre15, per-age scores (yielding a baseline performance trajectory, age-14 minus age-13), and tyrving_slope_13_16.</w:t>
       </w:r>
     </w:p>
     <w:bookmarkEnd w:id="19"/>
-    <w:bookmarkStart w:id="20" w:name="specialization-variables"/>
+    <w:bookmarkStart w:id="20" w:name="specialization"/>
     <w:p>
       <w:pPr>
         <w:pStyle w:val="Heading3"/>
       </w:pPr>
       <w:r>
-        <w:t xml:space="preserve">2.4.3 Specialization variables</w:t>
+        <w:t xml:space="preserve">2.4.3 Specialization</w:t>
       </w:r>
     </w:p>
     <w:p>
@@ -511,88 +470,76 @@
         <w:pStyle w:val="FirstParagraph"/>
       </w:pPr>
       <w:r>
-        <w:t xml:space="preserve">For every athlete for every calendar year we count the number of different categories of events (sprint, middle-distance, long-distance, hurdles, jumps, throws, combined events, race walking, relay) for which they posted results, and compute a Herfindahl-Hirschman concentration index</w:t>
-      </w:r>
-    </w:p>
-    <w:p>
-      <w:pPr>
-        <w:pStyle w:val="BodyText"/>
-      </w:pPr>
-      <m:oMathPara>
-        <m:oMathParaPr>
-          <m:jc m:val="center"/>
-        </m:oMathParaPr>
-        <m:oMath>
-          <m:r>
-            <m:t>H</m:t>
-          </m:r>
-          <m:r>
-            <m:t>H</m:t>
-          </m:r>
-          <m:r>
-            <m:t>I</m:t>
-          </m:r>
-          <m:r>
-            <m:rPr>
-              <m:sty m:val="p"/>
-            </m:rPr>
-            <m:t>=</m:t>
-          </m:r>
-          <m:nary>
-            <m:naryPr>
-              <m:chr m:val="∑"/>
-              <m:limLoc m:val="undOvr"/>
-              <m:subHide m:val="off"/>
-              <m:supHide m:val="off"/>
-            </m:naryPr>
-            <m:sub>
-              <m:r>
-                <m:t>i</m:t>
-              </m:r>
-              <m:r>
-                <m:rPr>
-                  <m:sty m:val="p"/>
-                </m:rPr>
-                <m:t>=</m:t>
-              </m:r>
-              <m:r>
-                <m:t>1</m:t>
-              </m:r>
-            </m:sub>
-            <m:sup>
-              <m:r>
-                <m:t>k</m:t>
-              </m:r>
-            </m:sup>
-            <m:e>
-              <m:sSubSup>
-                <m:e>
-                  <m:r>
-                    <m:t>s</m:t>
-                  </m:r>
-                </m:e>
-                <m:sub>
-                  <m:r>
-                    <m:t>i</m:t>
-                  </m:r>
-                </m:sub>
-                <m:sup>
-                  <m:r>
-                    <m:t>2</m:t>
-                  </m:r>
-                </m:sup>
-              </m:sSubSup>
-            </m:e>
-          </m:nary>
-        </m:oMath>
-      </m:oMathPara>
-    </w:p>
-    <w:p>
-      <w:pPr>
-        <w:pStyle w:val="FirstParagraph"/>
-      </w:pPr>
-      <w:r>
-        <w:t xml:space="preserve">where</w:t>
+        <w:t xml:space="preserve">For every athlete-year we counted the event categories entered (sprint, middle-distance, long-distance, hurdles, jumps, throws, combined events, race walking, relay) and computed a Herfindahl-Hirschman concentration index,</w:t>
+      </w:r>
+      <w:r>
+        <w:t xml:space="preserve"> </w:t>
+      </w:r>
+      <m:oMath>
+        <m:r>
+          <m:t>H</m:t>
+        </m:r>
+        <m:r>
+          <m:t>H</m:t>
+        </m:r>
+        <m:r>
+          <m:t>I</m:t>
+        </m:r>
+        <m:r>
+          <m:rPr>
+            <m:sty m:val="p"/>
+          </m:rPr>
+          <m:t>=</m:t>
+        </m:r>
+        <m:nary>
+          <m:naryPr>
+            <m:chr m:val="∑"/>
+            <m:limLoc m:val="undOvr"/>
+            <m:subHide m:val="off"/>
+            <m:supHide m:val="off"/>
+          </m:naryPr>
+          <m:sub>
+            <m:r>
+              <m:t>i</m:t>
+            </m:r>
+            <m:r>
+              <m:rPr>
+                <m:sty m:val="p"/>
+              </m:rPr>
+              <m:t>=</m:t>
+            </m:r>
+            <m:r>
+              <m:t>1</m:t>
+            </m:r>
+          </m:sub>
+          <m:sup>
+            <m:r>
+              <m:t>k</m:t>
+            </m:r>
+          </m:sup>
+          <m:e>
+            <m:sSubSup>
+              <m:e>
+                <m:r>
+                  <m:t>s</m:t>
+                </m:r>
+              </m:e>
+              <m:sub>
+                <m:r>
+                  <m:t>i</m:t>
+                </m:r>
+              </m:sub>
+              <m:sup>
+                <m:r>
+                  <m:t>2</m:t>
+                </m:r>
+              </m:sup>
+            </m:sSubSup>
+          </m:e>
+        </m:nary>
+      </m:oMath>
+      <w:r>
+        <w:t xml:space="preserve">, where</w:t>
       </w:r>
       <w:r>
         <w:t xml:space="preserve"> </w:t>
@@ -615,7 +562,7 @@
         <w:t xml:space="preserve"> </w:t>
       </w:r>
       <w:r>
-        <w:t xml:space="preserve">is the share of that athlete’s results falling in category</w:t>
+        <w:t xml:space="preserve">is the share of the athlete’s results in category</w:t>
       </w:r>
       <w:r>
         <w:t xml:space="preserve"> </w:t>
@@ -626,34 +573,17 @@
         </m:r>
       </m:oMath>
       <w:r>
-        <w:t xml:space="preserve"> </w:t>
-      </w:r>
-      <w:r>
-        <w:t xml:space="preserve">and</w:t>
-      </w:r>
-      <w:r>
-        <w:t xml:space="preserve"> </w:t>
-      </w:r>
-      <m:oMath>
-        <m:r>
-          <m:t>k</m:t>
-        </m:r>
-      </m:oMath>
-      <w:r>
-        <w:t xml:space="preserve"> </w:t>
-      </w:r>
-      <w:r>
-        <w:t xml:space="preserve">is the number of categories. HHI ranges from 1/k (perfectly diversified across k categories) to 1 (perfect specialization). Key variables were hhi_early (HHI computed over the first three active seasons), hhi_age_15, and hhi_change = hhi_age_15 − hhi_age_13.</w:t>
+        <w:t xml:space="preserve">. HHI ranges from 1/k (fully diversified) to 1 (single category). Key variables: hhi_early (first three active seasons), hhi_age_15, and their change. Combined events appear in the register both as a total and as separate constituent results; constituents are counted in their natural categories (multi-event athletes register as diversified; stand-alone combined rows &lt;0.1%). Categories co-occur unevenly (sprints and hurdles share training demands; throws transfer little); the HHI treats them symmetrically — see the limitations.</w:t>
       </w:r>
     </w:p>
     <w:bookmarkEnd w:id="20"/>
-    <w:bookmarkStart w:id="21" w:name="behavioral-engagement-variables"/>
+    <w:bookmarkStart w:id="21" w:name="behavioral-engagement"/>
     <w:p>
       <w:pPr>
         <w:pStyle w:val="Heading3"/>
       </w:pPr>
       <w:r>
-        <w:t xml:space="preserve">2.4.4 Behavioral engagement variables</w:t>
+        <w:t xml:space="preserve">2.4.4 Behavioral engagement</w:t>
       </w:r>
     </w:p>
     <w:p>
@@ -661,33 +591,17 @@
         <w:pStyle w:val="FirstParagraph"/>
       </w:pPr>
       <w:r>
-        <w:t xml:space="preserve">For each athlete and each age-year from ages 13 to 18 we count how many distinct meets the athlete attended, and thus the volume of meets they recorded results in (vol_age_X), as well as total results (res_age_X) and a year-round indicator (1 when competing both outdoors and indoors; year_round_age_X). Composite indicators: vol_pre_milestone (sum of meets at ages 13–14), vol_milestone (sum of meets at ages 15–16), and vol_trend_milestone = vol_milestone − vol_pre_milestone. n_champ_types counts championship types (Youth, Junior, National, Regional) prior to age 17. These are all</w:t>
-      </w:r>
-      <w:r>
-        <w:t xml:space="preserve"> </w:t>
-      </w:r>
-      <w:r>
-        <w:rPr>
-          <w:i/>
-          <w:iCs/>
-        </w:rPr>
-        <w:t xml:space="preserve">observable behavioral markers</w:t>
-      </w:r>
-      <w:r>
-        <w:t xml:space="preserve"> </w:t>
-      </w:r>
-      <w:r>
-        <w:t xml:space="preserve">of engagement, not direct measures of motivation or commitment.</w:t>
+        <w:t xml:space="preserve">For each athlete and age-year from 13 to 18 we counted distinct meets attended (vol_age_X; a multi-event competition counts as one meet) and total results (res_age_X, which also define active seasons: ≥2 results in a calendar year). Composites: vol_pre_milestone (meets at 13–14), vol_milestone (15–16), their difference, and n_champ_types (championship types before 17) — observable behavioral markers, not direct measures of motivation or commitment.</w:t>
       </w:r>
     </w:p>
     <w:bookmarkEnd w:id="21"/>
-    <w:bookmarkStart w:id="22" w:name="control-variables"/>
+    <w:bookmarkStart w:id="22" w:name="controls"/>
     <w:p>
       <w:pPr>
         <w:pStyle w:val="Heading3"/>
       </w:pPr>
       <w:r>
-        <w:t xml:space="preserve">2.4.5 Control variables</w:t>
+        <w:t xml:space="preserve">2.4.5 Controls</w:t>
       </w:r>
     </w:p>
     <w:p>
@@ -695,12 +609,12 @@
         <w:pStyle w:val="FirstParagraph"/>
       </w:pPr>
       <w:r>
-        <w:t xml:space="preserve">We recorded sex (M/F as registered in the federation’s database), birth quarter (Q1–Q4) for relative-age-effect analyses, baseline region (eastern, mid, or western Norway, by venue), and club size in the baseline year (number of registered athletes in the same club).</w:t>
+        <w:t xml:space="preserve">Sex (M/F as registered), birth quarter (Q1–Q4), baseline region (eastern, mid, or western Norway, by venue), and club size in the baseline year (registered athletes in the same club).</w:t>
       </w:r>
     </w:p>
     <w:bookmarkEnd w:id="22"/>
     <w:bookmarkEnd w:id="23"/>
-    <w:bookmarkStart w:id="33" w:name="statistical-analysis"/>
+    <w:bookmarkStart w:id="30" w:name="statistical-analysis"/>
     <w:p>
       <w:pPr>
         <w:pStyle w:val="Heading2"/>
@@ -723,39 +637,7 @@
         <w:pStyle w:val="FirstParagraph"/>
       </w:pPr>
       <w:r>
-        <w:t xml:space="preserve">The principal inferential model is a logistic regression for binary</w:t>
-      </w:r>
-      <w:r>
-        <w:t xml:space="preserve"> </w:t>
-      </w:r>
-      <w:r>
-        <w:rPr>
-          <w:i/>
-          <w:iCs/>
-        </w:rPr>
-        <w:t xml:space="preserve">active senior status</w:t>
-      </w:r>
-      <w:r>
-        <w:t xml:space="preserve"> </w:t>
-      </w:r>
-      <w:r>
-        <w:t xml:space="preserve">using only baseline-window predictors (i.e., ages 13–14, prior to the qualification-milestone window): sex, baseline Tyrving, HHI early, and pre-milestone volume (sum of meets at ages 13–14). These models were fitted in a nested stepwise sequence (L1: sex; L2: + Tyrving; L3: + HHI; L4: + pre-milestone volume) to characterize the unique discriminative contribution of each variable class. Continuous covariates were z-standardized (per-SD effects). Discriminative accuracy was assessed by means of 5-fold stratified cross-validated AUC. Restricting our primary predictors to ages 13–14 avoids measurement overlap with the outcome (i.e., if an athlete drops out before age 15, their milestone-window volume = 0 by construction</w:t>
-      </w:r>
-      <w:r>
-        <w:t xml:space="preserve"> </w:t>
-      </w:r>
-      <w:r>
-        <w:rPr>
-          <w:i/>
-          <w:iCs/>
-        </w:rPr>
-        <w:t xml:space="preserve">and</w:t>
-      </w:r>
-      <w:r>
-        <w:t xml:space="preserve"> </w:t>
-      </w:r>
-      <w:r>
-        <w:t xml:space="preserve">they cannot retain senior activity — leading to inflated apparent discrimination). Our primary estimate is thus unambiguously prospective.</w:t>
+        <w:t xml:space="preserve">The principal inferential model is a logistic regression for active senior status using only baseline-window predictors (ages 13–14): sex, baseline Tyrving, early HHI, and pre-milestone volume, fitted in a nested sequence (L1: sex; L2: + Tyrving; L3: + HHI; L4: + volume) to characterize each variable class’s unique contribution. Continuous covariates were z-standardized (per-SD effects; standardization preceded cross-validation), all nested models were fitted on the fixed L4 complete-case sample, and discrimination was assessed by 5-fold stratified CV-AUC (± = SD across folds), with calibration slope and intercept computed on the cross-validated predictions. Restricting predictors to ages 13–14 keeps the primary estimate unambiguously prospective: it avoids the measurement overlap that would arise because an athlete who drops out before age 15 has milestone-window volume of zero by construction.</w:t>
       </w:r>
     </w:p>
     <w:bookmarkEnd w:id="24"/>
@@ -773,17 +655,17 @@
         <w:pStyle w:val="FirstParagraph"/>
       </w:pPr>
       <w:r>
-        <w:t xml:space="preserve">To check whether structural confounding influenced our primary model, we refit the full L4 model including three additional covariates: region (3-level: Vestlandet [reference], Østlandet, Midt-Norge); birth quarter (two indicator variables for quarters indicating relative-age effects [Q1, Q4]); and club size at baseline (standardized number of athletes registered to the same club in the baseline year). We compared pre-milestone volume effect coefficient stability with and without controls (Supplementary Table S13).</w:t>
+        <w:t xml:space="preserve">The full model was refit adding region, birth-quarter indicators (Q1, Q4), and standardized club size, comparing the stability of the volume coefficient with and without controls (Supplementary Table S13).</w:t>
       </w:r>
     </w:p>
     <w:bookmarkEnd w:id="25"/>
-    <w:bookmarkStart w:id="26" w:name="X47432f40904c32733c1a1e65d055e0f2cc5f39b"/>
+    <w:bookmarkStart w:id="26" w:name="X84a8a431558273e77cc8a1911b2ecb20919e594"/>
     <w:p>
       <w:pPr>
         <w:pStyle w:val="Heading3"/>
       </w:pPr>
       <w:r>
-        <w:t xml:space="preserve">2.5.3 Within-athlete pull-back vs baseline heterogeneity</w:t>
+        <w:t xml:space="preserve">2.5.3 Within-athlete pull-back vs. baseline heterogeneity</w:t>
       </w:r>
     </w:p>
     <w:p>
@@ -791,7 +673,7 @@
         <w:pStyle w:val="FirstParagraph"/>
       </w:pPr>
       <w:r>
-        <w:t xml:space="preserve">To disentangle (i) early behavioral heterogeneity from (ii) within-athlete pull-back, we fit a logistic regression on athletes still active at age 14 (n = 1,914), which included both the level of volume at age 14 and the change from age 14 to 15. In the spirit of theory, if pull-back conditional on baseline level predicts retention, then both coefficients should be significant. If separation is purely typological, then only the level should matter (see Supplementary Table S14).</w:t>
+        <w:t xml:space="preserve">To disentangle early behavioral heterogeneity from within-athlete pull-back, we fit a logistic regression on athletes still active at age 14 (1,914; complete-case model n = 1,549) including both the volume level at age 14 and the change from 14 to 15 (Table 4). Because a change score can span the exit itself, two analyses probe the within-athlete claim directly: exit-aligned trajectories (volume one to three seasons before each dropout’s own final active season) and a contamination-free change model among athletes still active at 16 (level at 15 plus change 15→16 predicting senior status; Supplementary Table S19). Prospective early-warning thresholds on pre-milestone volume (classification performance at candidate cut-offs at the end of the age-14 season, with bootstrap CIs) are reported in Table 6.</w:t>
       </w:r>
     </w:p>
     <w:bookmarkEnd w:id="26"/>
@@ -809,17 +691,17 @@
         <w:pStyle w:val="FirstParagraph"/>
       </w:pPr>
       <w:r>
-        <w:t xml:space="preserve">We modeled time from baseline to last active season using Cox (1972) proportional hazards regression with Efron’s (1977) tie-handling (Davidson-Pilon, 2024). The primary Cox specification (Supplementary Table S16) contains a baseline-only predictor set. We also supply a landmark analysis (van Houwelingen, 2007) restricted to athletes active at age 16 (n = 1,167), and a post-baseline Cox specification with ages-15–16 covariates in Supplementary Table S8 and Table 5 (period-specific decomposition); the latter is interpreted with caveats about operational overlap. Proportional hazards were assessed via Schoenfeld residuals (Grambsch &amp; Therneau, 1994). For the dominant covariate we also computed E-values (VanderWeele &amp; Ding, 2017), period-specific estimates, cluster-robust SEs on club name (Lin &amp; Wei, 1989), and sex-stratified models. Hazard ratios are descriptive associations, not causal. Kaplan–Meier curves were stratified by sex, ages 15–16 volume, and pre-17 championship types.</w:t>
+        <w:t xml:space="preserve">Time from baseline to last active season was modeled with Cox proportional hazards regression (Cox, 1972), with a baseline-only primary specification (Supplementary Table S16), a landmark analysis among athletes active at age 16 (van Houwelingen, 2007), and a post-baseline specification interpreted with overlap caveats (Supplementary Table S8; Table 5). Proportional-hazards checks, E-values (VanderWeele &amp; Ding, 2017), cluster-robust errors, and period- and sex-specific estimates are in the Supplementary Methods; hazard ratios are descriptive, not causal.</w:t>
       </w:r>
     </w:p>
     <w:bookmarkEnd w:id="27"/>
-    <w:bookmarkStart w:id="28" w:name="sample-size-and-detection-capacity"/>
+    <w:bookmarkStart w:id="28" w:name="sample-size-missing-data-and-replication"/>
     <w:p>
       <w:pPr>
         <w:pStyle w:val="Heading3"/>
       </w:pPr>
       <w:r>
-        <w:t xml:space="preserve">2.5.5 Sample size and detection capacity</w:t>
+        <w:t xml:space="preserve">2.5.5 Sample size, missing data, and replication</w:t>
       </w:r>
     </w:p>
     <w:p>
@@ -827,124 +709,17 @@
         <w:pStyle w:val="FirstParagraph"/>
       </w:pPr>
       <w:r>
-        <w:t xml:space="preserve">Classical hypothesis-testing sample-size power calculations are not directly applicable to population-based register studies where the full cohort is observed. We replace power with a detection-capacity analysis: given the observed event count, what is the smallest effect size the design could reliably detect, relative to effect sizes in prior dropout research? Following Hsieh &amp; Lavori (2000), our</w:t>
-      </w:r>
-      <w:r>
-        <w:t xml:space="preserve"> </w:t>
-      </w:r>
-      <m:oMath>
-        <m:r>
-          <m:t>d</m:t>
-        </m:r>
-        <m:r>
-          <m:rPr>
-            <m:sty m:val="p"/>
-          </m:rPr>
-          <m:t>=</m:t>
-        </m:r>
-        <m:r>
-          <m:t>1</m:t>
-        </m:r>
-        <m:r>
-          <m:rPr>
-            <m:sty m:val="p"/>
-          </m:rPr>
-          <m:t>,</m:t>
-        </m:r>
-        <m:r>
-          <m:t>570</m:t>
-        </m:r>
-      </m:oMath>
-      <w:r>
-        <w:t xml:space="preserve"> </w:t>
-      </w:r>
-      <w:r>
-        <w:t xml:space="preserve">Cox events at</w:t>
-      </w:r>
-      <w:r>
-        <w:t xml:space="preserve"> </w:t>
-      </w:r>
-      <m:oMath>
-        <m:r>
-          <m:t>α</m:t>
-        </m:r>
-        <m:r>
-          <m:rPr>
-            <m:sty m:val="p"/>
-          </m:rPr>
-          <m:t>=</m:t>
-        </m:r>
-        <m:r>
-          <m:t>.05</m:t>
-        </m:r>
-      </m:oMath>
-      <w:r>
-        <w:t xml:space="preserve"> </w:t>
-      </w:r>
-      <w:r>
-        <w:t xml:space="preserve">and 80% power yield</w:t>
-      </w:r>
-      <w:r>
-        <w:t xml:space="preserve"> </w:t>
-      </w:r>
-      <m:oMath>
-        <m:r>
-          <m:t>H</m:t>
-        </m:r>
-        <m:sSub>
-          <m:e>
-            <m:r>
-              <m:t>R</m:t>
-            </m:r>
-          </m:e>
-          <m:sub>
-            <m:r>
-              <m:rPr>
-                <m:sty m:val="p"/>
-              </m:rPr>
-              <m:t>min</m:t>
-            </m:r>
-          </m:sub>
-        </m:sSub>
-        <m:r>
-          <m:rPr>
-            <m:sty m:val="p"/>
-          </m:rPr>
-          <m:t>≈</m:t>
-        </m:r>
-        <m:r>
-          <m:t>1.07</m:t>
-        </m:r>
-      </m:oMath>
-      <w:r>
-        <w:t xml:space="preserve"> </w:t>
-      </w:r>
-      <w:r>
-        <w:t xml:space="preserve">per SD (≈ 1.15 for a balanced binary covariate). Prior prospective work on youth-sport dropout reports small-to-moderate effects (Cohen’s</w:t>
-      </w:r>
-      <w:r>
-        <w:t xml:space="preserve"> </w:t>
-      </w:r>
-      <m:oMath>
-        <m:r>
-          <m:t>d</m:t>
-        </m:r>
-      </m:oMath>
-      <w:r>
-        <w:t xml:space="preserve"> </w:t>
-      </w:r>
-      <w:r>
-        <w:t xml:space="preserve">≈ 0.2–0.5; ORs ≈ 1.4–2.5; Calvo et al., 2010; Espedalen &amp; Seippel, 2022; Sarrazin et al., 2002). Our detection capacity is therefore well below typical effect magnitudes, so any null findings should be interpreted as substantively small rather than underpowered.</w:t>
+        <w:t xml:space="preserve">Because the design observes the full eligible population, classical a-priori power analysis does not apply; a detection-capacity analysis (Supplementary Methods) shows the design could detect hazard ratios ≥1.07 and odds ratios ≥1.20 per SD — well below effect sizes typical of prior dropout research (Back et al., 2022). Missing values (Tyrving ~20%, HHI ~10%) were handled by complete-case analysis (n = 1,704), with multiple imputation (m = 20, Rubin-pooled) as the principal sensitivity plus included-versus-excluded comparison, mean imputation, and club-clustered standard errors (Supplementary Tables S21, S25, S5, S2; sample flow: Supplementary Table S12). Club-level confounding was probed via the intraclass correlation of volume across baseline clubs and a refit with club random intercepts (Supplementary Table S22). The primary and secondary models were re-estimated separately by birth cohort.</w:t>
       </w:r>
     </w:p>
     <w:bookmarkEnd w:id="28"/>
-    <w:bookmarkStart w:id="29" w:name="missing-data-and-clustering"/>
+    <w:bookmarkStart w:id="29" w:name="software"/>
     <w:p>
       <w:pPr>
         <w:pStyle w:val="Heading3"/>
       </w:pPr>
       <w:r>
-        <w:t xml:space="preserve">2.5.6 Missing data and clustering</w:t>
+        <w:t xml:space="preserve">2.5.6 Software</w:t>
       </w:r>
     </w:p>
     <w:p>
@@ -952,17 +727,18 @@
         <w:pStyle w:val="FirstParagraph"/>
       </w:pPr>
       <w:r>
-        <w:t xml:space="preserve">Missing values arose for Tyrving score (~20%) and HHI (~10%). Primary analyses used complete-case regression (n = 1,704). Mean-imputation produced near-identical estimates (Supplementary Table S5). Cluster-robust SEs at the club level left coefficients unchanged with marginally wider CIs (Supplementary Table S2).</w:t>
+        <w:t xml:space="preserve">Analyses used Python 3.13 with lifelines (Davidson-Pilon, 2019) and scikit-learn (Pedregosa et al., 2011); figures used matplotlib (Hunter, 2007). Analysis code will be deposited in a public repository upon acceptance; data availability is described in Section 2.7.</w:t>
       </w:r>
     </w:p>
     <w:bookmarkEnd w:id="29"/>
-    <w:bookmarkStart w:id="30" w:name="X7f9730a47d444f5fd4a4d50f545cee72d9b6503"/>
-    <w:p>
-      <w:pPr>
-        <w:pStyle w:val="Heading3"/>
-      </w:pPr>
-      <w:r>
-        <w:t xml:space="preserve">2.5.7 Calibration and prospective early-warning thresholds</w:t>
+    <w:bookmarkEnd w:id="30"/>
+    <w:bookmarkStart w:id="31" w:name="sex-and-gender"/>
+    <w:p>
+      <w:pPr>
+        <w:pStyle w:val="Heading2"/>
+      </w:pPr>
+      <w:r>
+        <w:t xml:space="preserve">2.6 Sex and gender</w:t>
       </w:r>
     </w:p>
     <w:p>
@@ -970,17 +746,29 @@
         <w:pStyle w:val="FirstParagraph"/>
       </w:pPr>
       <w:r>
-        <w:t xml:space="preserve">We computed sensitivity, specificity, PPV, and NPV at five candidate thresholds on pre-milestone volume, applied at the end of the age-14 season — implementable before age-15–16 outcomes exist (Table 6).</w:t>
-      </w:r>
-    </w:p>
-    <w:bookmarkEnd w:id="30"/>
-    <w:bookmarkStart w:id="31" w:name="Xfe62d9d2383530a3b94558a15e9d67c0d33fdbd"/>
-    <w:p>
-      <w:pPr>
-        <w:pStyle w:val="Heading3"/>
-      </w:pPr>
-      <w:r>
-        <w:t xml:space="preserve">2.5.8 Cross-cohort replication and variable importance</w:t>
+        <w:t xml:space="preserve">Following SAGER guidance (Heidari et al., 2016), all primary analyses include sex as a covariate, with sex-stratified analyses in Supplementary Table S7;</w:t>
+      </w:r>
+      <w:r>
+        <w:t xml:space="preserve"> </w:t>
+      </w:r>
+      <w:r>
+        <w:t xml:space="preserve">“sex”</w:t>
+      </w:r>
+      <w:r>
+        <w:t xml:space="preserve"> </w:t>
+      </w:r>
+      <w:r>
+        <w:t xml:space="preserve">reflects the federation’s binary registration variable — the register holds no gender-identity information.</w:t>
+      </w:r>
+    </w:p>
+    <w:bookmarkEnd w:id="31"/>
+    <w:bookmarkStart w:id="32" w:name="ethics"/>
+    <w:p>
+      <w:pPr>
+        <w:pStyle w:val="Heading2"/>
+      </w:pPr>
+      <w:r>
+        <w:t xml:space="preserve">2.7 Ethics</w:t>
       </w:r>
     </w:p>
     <w:p>
@@ -988,74 +776,7 @@
         <w:pStyle w:val="FirstParagraph"/>
       </w:pPr>
       <w:r>
-        <w:t xml:space="preserve">The primary L4 logistic regression and secondary Cox specifications were re-estimated separately by cohort. As convergent evidence, we fit a random forest (Breiman, 2001) with 500 trees and maximum depth 8; variable importance is the mean decrease in Gini impurity.</w:t>
-      </w:r>
-    </w:p>
-    <w:bookmarkEnd w:id="31"/>
-    <w:bookmarkStart w:id="32" w:name="software"/>
-    <w:p>
-      <w:pPr>
-        <w:pStyle w:val="Heading3"/>
-      </w:pPr>
-      <w:r>
-        <w:t xml:space="preserve">2.5.9 Software</w:t>
-      </w:r>
-    </w:p>
-    <w:p>
-      <w:pPr>
-        <w:pStyle w:val="FirstParagraph"/>
-      </w:pPr>
-      <w:r>
-        <w:t xml:space="preserve">Analyses used Python 3.13 with lifelines (Davidson-Pilon, 2024) for Cox/Kaplan–Meier and scikit-learn (Pedregosa et al., 2011) for random forest and cross-validation. Figures: matplotlib (Hunter, 2007). The analysis code will be deposited in a public repository upon acceptance. The underlying competition records are publicly accessible via the Norwegian Athletics Federation’s online register; the derived analysis dataset itself cannot be redistributed because it contains personal data (athlete dates of birth) under the EU General Data Protection Regulation (GDPR).</w:t>
-      </w:r>
-    </w:p>
-    <w:bookmarkEnd w:id="32"/>
-    <w:bookmarkEnd w:id="33"/>
-    <w:bookmarkStart w:id="34" w:name="sex-and-gender"/>
-    <w:p>
-      <w:pPr>
-        <w:pStyle w:val="Heading2"/>
-      </w:pPr>
-      <w:r>
-        <w:t xml:space="preserve">2.6 Sex and gender</w:t>
-      </w:r>
-    </w:p>
-    <w:p>
-      <w:pPr>
-        <w:pStyle w:val="FirstParagraph"/>
-      </w:pPr>
-      <w:r>
-        <w:t xml:space="preserve">Following SAGER guidance (Heidari et al., 2016), all primary analyses include sex as a covariate, with sex-stratified subgroup analyses in supplementary material (Supplementary Table S7). We use</w:t>
-      </w:r>
-      <w:r>
-        <w:t xml:space="preserve"> </w:t>
-      </w:r>
-      <w:r>
-        <w:t xml:space="preserve">“sex”</w:t>
-      </w:r>
-      <w:r>
-        <w:t xml:space="preserve"> </w:t>
-      </w:r>
-      <w:r>
-        <w:t xml:space="preserve">throughout because the federation registers a binary sex variable assigned at registration; we have no gender-identity information. The covariate female = 1 for female, 0 for male, NA for unknown.</w:t>
-      </w:r>
-    </w:p>
-    <w:bookmarkEnd w:id="34"/>
-    <w:bookmarkStart w:id="35" w:name="ethics"/>
-    <w:p>
-      <w:pPr>
-        <w:pStyle w:val="Heading2"/>
-      </w:pPr>
-      <w:r>
-        <w:t xml:space="preserve">2.7 Ethics</w:t>
-      </w:r>
-    </w:p>
-    <w:p>
-      <w:pPr>
-        <w:pStyle w:val="FirstParagraph"/>
-      </w:pPr>
-      <w:r>
-        <w:t xml:space="preserve">The competition records analyzed are publicly accessible via the Norwegian Athletics Federation’s online register. The derived analysis dataset links these records to athlete dates of birth and therefore constitutes personal data under the EU General Data Protection Regulation (GDPR); it is not redistributed. No personally identifying information appears in this manuscript (athlete identifiers in the analysis are uninterpretable database UUIDs). Norway’s Helseforskningsloven §4 exempts secondary use of register-based data of this kind from formal approval by a Regional Committee for Medical and Health Research Ethics.</w:t>
+        <w:t xml:space="preserve">The competition records analyzed are publicly accessible via the Norwegian Athletics Federation’s online register; the derived dataset links them to dates of birth and is therefore not redistributed (GDPR). No personally identifying information appears in this manuscript. Norway’s Health Research Act (Helseforskningsloven §4) exempts secondary use of register data of this kind from formal approval by a Regional Committee for Medical and Health Research Ethics. This exemption concerns the research use of the register; it does not extend to operational uses of similar data by sport organizations, which would require their own legal basis (see Section 4.8).</w:t>
       </w:r>
     </w:p>
     <w:p>
@@ -1065,8 +786,8 @@
         </w:pict>
       </w:r>
     </w:p>
-    <w:bookmarkEnd w:id="35"/>
-    <w:bookmarkStart w:id="36" w:name="results"/>
+    <w:bookmarkEnd w:id="32"/>
+    <w:bookmarkStart w:id="33" w:name="results"/>
     <w:p>
       <w:pPr>
         <w:pStyle w:val="Heading2"/>
@@ -1075,8 +796,8 @@
         <w:t xml:space="preserve">3. Results</w:t>
       </w:r>
     </w:p>
-    <w:bookmarkEnd w:id="36"/>
-    <w:bookmarkStart w:id="37" w:name="cohort-characteristics"/>
+    <w:bookmarkEnd w:id="33"/>
+    <w:bookmarkStart w:id="34" w:name="cohort-characteristics"/>
     <w:p>
       <w:pPr>
         <w:pStyle w:val="Heading2"/>
@@ -1090,11 +811,11 @@
         <w:pStyle w:val="FirstParagraph"/>
       </w:pPr>
       <w:r>
-        <w:t xml:space="preserve">The cohort comprised 2,123 athletes (52.0% female): 1,301 in Cohort A and 822 in Cohort B. Cohorts were closely matched on demographic and performance distributions (mean Tyrving best 666 in each; ~41% active at age 17 in each; Table 1). Senior retention (≥1 active season at age 20+) was 15.8% in Cohort A and 17.3% in Cohort B (combined 16.4%). The proportion still active in 2024+ was 5.8% (A) and 10.8% (B), reflecting Cohort B’s shorter follow-up.</w:t>
-      </w:r>
-    </w:p>
-    <w:bookmarkEnd w:id="37"/>
-    <w:bookmarkStart w:id="38" w:name="X3f3effad2eaa83c7207be569d73957223d2e30a"/>
+        <w:t xml:space="preserve">The cohort comprised 2,123 athletes (52.0% female): 1,301 in Cohort A and 822 in Cohort B, closely matched at baseline (mean Tyrving 666 and ~41% active at 17 in each; Table 1). Senior retention (≥1 season with ≥2 results at age 20+) was 15.8% in Cohort A and 17.3% in Cohort B (combined 16.4%). The proportion still active in 2024+ was 5.8% (A) and 10.8% (B), reflecting Cohort B’s shorter follow-up (fixed-window outcome at ages 20–22: 15.3% vs 16.7%; Supplementary Table S24).</w:t>
+      </w:r>
+    </w:p>
+    <w:bookmarkEnd w:id="34"/>
+    <w:bookmarkStart w:id="35" w:name="X3f3effad2eaa83c7207be569d73957223d2e30a"/>
     <w:p>
       <w:pPr>
         <w:pStyle w:val="Heading2"/>
@@ -1449,7 +1170,7 @@
               <w:pStyle w:val="Compact"/>
             </w:pPr>
             <w:r>
-              <w:t xml:space="preserve">Active at age 20 (%)</w:t>
+              <w:t xml:space="preserve">Ever active at age 20+ (%)</w:t>
             </w:r>
           </w:p>
         </w:tc>
@@ -1641,25 +1362,25 @@
         <w:t xml:space="preserve"> </w:t>
       </w:r>
       <w:r>
-        <w:t xml:space="preserve">“Active”</w:t>
-      </w:r>
-      <w:r>
-        <w:t xml:space="preserve"> </w:t>
-      </w:r>
-      <w:r>
-        <w:t xml:space="preserve">indicates ≥2 registered competition results in any calendar year at the specified age. Tyrving points = Norwegian Athletics Federation’s age-norm score where 1,000 =</w:t>
-      </w:r>
-      <w:r>
-        <w:t xml:space="preserve"> </w:t>
-      </w:r>
-      <w:r>
-        <w:t xml:space="preserve">“excellent”</w:t>
-      </w:r>
-      <w:r>
-        <w:t xml:space="preserve"> </w:t>
-      </w:r>
-      <w:r>
-        <w:t xml:space="preserve">for that event × sex × age combination.</w:t>
+        <w:t xml:space="preserve">“Active at age 17”</w:t>
+      </w:r>
+      <w:r>
+        <w:t xml:space="preserve"> </w:t>
+      </w:r>
+      <w:r>
+        <w:t xml:space="preserve">indicates ≥2 registered competition results in the athlete’s age-17 calendar year;</w:t>
+      </w:r>
+      <w:r>
+        <w:t xml:space="preserve"> </w:t>
+      </w:r>
+      <w:r>
+        <w:t xml:space="preserve">“Ever active at age 20+”</w:t>
+      </w:r>
+      <w:r>
+        <w:t xml:space="preserve"> </w:t>
+      </w:r>
+      <w:r>
+        <w:t xml:space="preserve">is the outcome prevalence (≥2 results in any calendar year at age 20 or later). Tyrving points = the Norwegian Athletics Federation’s age-norm score, where 1,000 corresponds to the published reference performance for that event × sex × age combination.</w:t>
       </w:r>
     </w:p>
     <w:p>
@@ -1669,8 +1390,8 @@
         </w:pict>
       </w:r>
     </w:p>
-    <w:bookmarkEnd w:id="38"/>
-    <w:bookmarkStart w:id="45" w:name="Xa6dbd7296096ed2e92b02c3b07fa844b570a02d"/>
+    <w:bookmarkEnd w:id="35"/>
+    <w:bookmarkStart w:id="42" w:name="Xa6dbd7296096ed2e92b02c3b07fa844b570a02d"/>
     <w:p>
       <w:pPr>
         <w:pStyle w:val="Heading2"/>
@@ -1684,7 +1405,31 @@
         <w:pStyle w:val="FirstParagraph"/>
       </w:pPr>
       <w:r>
-        <w:t xml:space="preserve">Figure 2 presents the central behavioral observation (Figure 1 shows the conceptual model). Median competitions per year by age are plotted separately for eventual retainers (n = 348) and non-retainers (n = 1,775). The groups already differ at baseline: medians of 13 vs. 8 meets at age 13, and 17 vs. 8 at age 14. From age 15 the trajectories diverge further. Retainers peak at 19 meets at age 15 and sustain that level through age 17. Future dropouts decline from 8 meets at age 14 to 3 at age 15 and 0 thereafter. Two complementary patterns are visible: (i) substantial baseline differences between retainer and dropout groups already at ages 13–14, and (ii) a progressive within-athlete pull-back among future dropouts, most visible across the age-14-to-15 transition. We test these separately below.</w:t>
+        <w:t xml:space="preserve">Figure 2 presents the central behavioral observation (Figure 1 shows the conceptual model): median competitions per year by age, plotted separately for eventual retainers (n = 348) and non-retainers (n = 1,775). The groups already differ at baseline — medians of 13 vs. 8 meets at age 13, and 17 vs. 8 at age 14 — and from age 15 they diverge sharply: retainers peak at 19 meets and sustain that level through 17, while future dropouts fall from 8 to 3 to 0. Baseline differences and within-athlete pull-back are separated formally in Section 3.5.</w:t>
+      </w:r>
+    </w:p>
+    <w:p>
+      <w:pPr>
+        <w:pStyle w:val="BodyText"/>
+      </w:pPr>
+      <w:r>
+        <w:t xml:space="preserve">Kaplan–Meier curves summarize the same attrition in time-to-event form: half the cohort had ceased active competition within 3 years and 75% within 5, with the steepest dropout at age 17, the youth-to-junior transition (Supplementary Figure S2). Sex-stratified curves overlap (log-rank χ² = 0.95,</w:t>
+      </w:r>
+      <w:r>
+        <w:t xml:space="preserve"> </w:t>
+      </w:r>
+      <w:r>
+        <w:rPr>
+          <w:i/>
+          <w:iCs/>
+        </w:rPr>
+        <w:t xml:space="preserve">p</w:t>
+      </w:r>
+      <w:r>
+        <w:t xml:space="preserve"> </w:t>
+      </w:r>
+      <w:r>
+        <w:t xml:space="preserve">= .33). Stratifying descriptively by ages-15–16 volume yields monotonically separated curves — 71% senior retention with ≥31 meets vs. 4% with none (Figure 3) — and stratifying by pre-17 championship types shows the same pattern (Supplementary Figure S3). Formal estimates use baseline-only predictors below.</w:t>
       </w:r>
     </w:p>
     <w:p>
@@ -1696,18 +1441,18 @@
           <wp:inline>
             <wp:extent cx="3630076" cy="2024524"/>
             <wp:effectExtent b="0" l="0" r="0" t="0"/>
-            <wp:docPr descr="Figure 1" title="" id="40" name="Picture"/>
+            <wp:docPr descr="Figure 1" title="" id="37" name="Picture"/>
             <a:graphic>
               <a:graphicData uri="http://schemas.openxmlformats.org/drawingml/2006/picture">
                 <pic:pic>
                   <pic:nvPicPr>
-                    <pic:cNvPr descr="figures/fig1_conceptual_model.png" id="41" name="Picture"/>
+                    <pic:cNvPr descr="figures/fig1_conceptual_model.png" id="38" name="Picture"/>
                     <pic:cNvPicPr>
                       <a:picLocks noChangeArrowheads="1" noChangeAspect="1"/>
                     </pic:cNvPicPr>
                   </pic:nvPicPr>
                   <pic:blipFill>
-                    <a:blip r:embed="rId39"/>
+                    <a:blip r:embed="rId36"/>
                     <a:stretch>
                       <a:fillRect/>
                     </a:stretch>
@@ -1757,7 +1502,7 @@
         <w:t xml:space="preserve"> </w:t>
       </w:r>
       <w:r>
-        <w:t xml:space="preserve">A behavioral-marker model of youth-sport disengagement. The diagram shows the relationship being tested: theoretical mechanisms hypothesized by the Sport Commitment Model, self-determination theory, and the role-exit / withdrawal-as-process tradition (left) are not directly observed, but are predicted to leave a footprint in measurable competition behavior (centre), which precedes the outcome of active senior retention (right).</w:t>
+        <w:t xml:space="preserve">A behavioral-marker model of youth-sport disengagement. The diagram shows the relationship being tested: theoretical mechanisms hypothesized by the Sport Commitment Model and the role-exit / withdrawal-as-process tradition (left) are not directly observed, but are predicted to leave a footprint in measurable competition behavior (centre), which precedes the outcome of active senior retention (right).</w:t>
       </w:r>
     </w:p>
     <w:p>
@@ -1769,18 +1514,18 @@
           <wp:inline>
             <wp:extent cx="3397653" cy="2152968"/>
             <wp:effectExtent b="0" l="0" r="0" t="0"/>
-            <wp:docPr descr="Figure 2" title="" id="43" name="Picture"/>
+            <wp:docPr descr="Figure 2" title="" id="40" name="Picture"/>
             <a:graphic>
               <a:graphicData uri="http://schemas.openxmlformats.org/drawingml/2006/picture">
                 <pic:pic>
                   <pic:nvPicPr>
-                    <pic:cNvPr descr="figures/fig2_volume_trajectory.png" id="44" name="Picture"/>
+                    <pic:cNvPr descr="figures/fig2_volume_trajectory.png" id="41" name="Picture"/>
                     <pic:cNvPicPr>
                       <a:picLocks noChangeArrowheads="1" noChangeAspect="1"/>
                     </pic:cNvPicPr>
                   </pic:nvPicPr>
                   <pic:blipFill>
-                    <a:blip r:embed="rId42"/>
+                    <a:blip r:embed="rId39"/>
                     <a:stretch>
                       <a:fillRect/>
                     </a:stretch>
@@ -1833,7 +1578,7 @@
         <w:t xml:space="preserve">Competition volume trajectory by senior-retention status. Median competitions per year (with interquartile range as shaded band) plotted by athlete age (13–18), separately for athletes who retained active senior status (≥2 results in any year at age ≥20; n = 348) and those who did not (n = 1,775). The dashed vertical line at age 15 marks the first qualification milestone (Norwegian Youth Championships). Future retainers and future dropouts already differ at ages 13–14; the gap widens further across the age-14-to-15 transition.</w:t>
       </w:r>
     </w:p>
-    <w:bookmarkEnd w:id="45"/>
+    <w:bookmarkEnd w:id="42"/>
     <w:bookmarkStart w:id="46" w:name="X9a6c38783434298188d0179517197b4d55f1fe6"/>
     <w:p>
       <w:pPr>
@@ -2159,24 +1904,6 @@
         </w:pict>
       </w:r>
     </w:p>
-    <w:bookmarkEnd w:id="46"/>
-    <w:bookmarkStart w:id="50" w:name="survival-visualization"/>
-    <w:p>
-      <w:pPr>
-        <w:pStyle w:val="Heading2"/>
-      </w:pPr>
-      <w:r>
-        <w:t xml:space="preserve">3.3 Survival visualization</w:t>
-      </w:r>
-    </w:p>
-    <w:p>
-      <w:pPr>
-        <w:pStyle w:val="FirstParagraph"/>
-      </w:pPr>
-      <w:r>
-        <w:t xml:space="preserve">Overall Kaplan–Meier retention (Supplementary Figure S3A) shows half the cohort had ceased active competition within 3 years; 75% within 5 years. Steepest dropout occurs at age 17 (youth-to-junior transition). Sex-stratified curves overlap (log-rank χ² = 0.95, p = 0.33; Supplementary Figure S3B). Stratifying by competition volume across ages 15–16 (Figure 3) yields monotonically separated curves: athletes with ≥31 meets retained 71% senior activity vs. 4% for those with none. (This stratification is descriptive; formal estimates use baseline-only predictors below.) Stratifying by pre-17 championship types shows the same pattern (Supplementary Figure S4).</w:t>
-      </w:r>
-    </w:p>
     <w:p>
       <w:pPr>
         <w:pStyle w:val="CaptionedFigure"/>
@@ -2186,18 +1913,18 @@
           <wp:inline>
             <wp:extent cx="3250860" cy="2241656"/>
             <wp:effectExtent b="0" l="0" r="0" t="0"/>
-            <wp:docPr descr="Figure 3" title="" id="48" name="Picture"/>
+            <wp:docPr descr="Figure 3" title="" id="44" name="Picture"/>
             <a:graphic>
               <a:graphicData uri="http://schemas.openxmlformats.org/drawingml/2006/picture">
                 <pic:pic>
                   <pic:nvPicPr>
-                    <pic:cNvPr descr="figures/fig3_km_vol_quintile.png" id="49" name="Picture"/>
+                    <pic:cNvPr descr="figures/fig3_km_vol_quintile.png" id="45" name="Picture"/>
                     <pic:cNvPicPr>
                       <a:picLocks noChangeArrowheads="1" noChangeAspect="1"/>
                     </pic:cNvPicPr>
                   </pic:nvPicPr>
                   <pic:blipFill>
-                    <a:blip r:embed="rId47"/>
+                    <a:blip r:embed="rId43"/>
                     <a:stretch>
                       <a:fillRect/>
                     </a:stretch>
@@ -2250,14 +1977,14 @@
         <w:t xml:space="preserve">Kaplan–Meier retention curves stratified by total competition volume across ages 15 and 16 (descriptive). Strata are: 0 meets, 1–5 meets, 6–15 meets, 16–30 meets, and 31+ meets. Athletes in the highest stratum retained 71% senior activity at follow-up year 14; athletes in the lowest stratum retained 4%. (Note: this descriptive stratification uses post-baseline measurement; primary effect estimates in Table 3 use only baseline-window predictors.)</w:t>
       </w:r>
     </w:p>
-    <w:bookmarkEnd w:id="50"/>
-    <w:bookmarkStart w:id="51" w:name="X212fbb144b357bbb65ca9c20fb99d6d52021b1e"/>
+    <w:bookmarkEnd w:id="46"/>
+    <w:bookmarkStart w:id="47" w:name="X212fbb144b357bbb65ca9c20fb99d6d52021b1e"/>
     <w:p>
       <w:pPr>
         <w:pStyle w:val="Heading2"/>
       </w:pPr>
       <w:r>
-        <w:t xml:space="preserve">3.4 Primary analysis: prospective logistic regression for senior retention</w:t>
+        <w:t xml:space="preserve">3.3 Primary analysis: prospective logistic regression for senior retention</w:t>
       </w:r>
     </w:p>
     <w:p>
@@ -2269,7 +1996,7 @@
           <w:b/>
           <w:bCs/>
         </w:rPr>
-        <w:t xml:space="preserve">Among baseline-window predictors (ages 13–14), competition volume provided the largest incremental contribution to prospective discrimination of senior retention 6–14 years later: OR = 2.40 per SD (95% CI [2.07, 2.78],</w:t>
+        <w:t xml:space="preserve">Among baseline-window predictors (ages 13–14), competition volume provided the largest incremental contribution to prospective discrimination of senior retention 6–14 years later: OR = 2.40 per SD (95% CI [2.08, 2.76],</w:t>
       </w:r>
       <w:r>
         <w:rPr>
@@ -2305,15 +2032,7 @@
         <w:t xml:space="preserve"> </w:t>
       </w:r>
       <w:r>
-        <w:t xml:space="preserve">The stepwise model below builds this estimate.</w:t>
-      </w:r>
-    </w:p>
-    <w:p>
-      <w:pPr>
-        <w:pStyle w:val="BodyText"/>
-      </w:pPr>
-      <w:r>
-        <w:t xml:space="preserve">The primary analysis is a logistic regression for the binary outcome</w:t>
+        <w:t xml:space="preserve">Models for</w:t>
       </w:r>
       <w:r>
         <w:t xml:space="preserve"> </w:t>
@@ -2329,28 +2048,7 @@
         <w:t xml:space="preserve"> </w:t>
       </w:r>
       <w:r>
-        <w:t xml:space="preserve">(≥2 registered competitions in any calendar year at age ≥20), using baseline-only predictors to avoid look-ahead. Models were fitted stepwise (Table 3) with 5-fold cross-validated AUC.</w:t>
-      </w:r>
-    </w:p>
-    <w:p>
-      <w:pPr>
-        <w:pStyle w:val="BodyText"/>
-      </w:pPr>
-      <w:r>
-        <w:t xml:space="preserve">Sex alone produced a near-chance discrimination (CV-AUC = 0.541). Adding baseline Tyrving performance increased AUC modestly to 0.607; adding early specialization (HHI) added nothing further (AUC = 0.600). Adding pre-milestone competition volume (sum of meets at ages 13–14) raised AUC substantially to</w:t>
-      </w:r>
-      <w:r>
-        <w:t xml:space="preserve"> </w:t>
-      </w:r>
-      <w:r>
-        <w:rPr>
-          <w:b/>
-          <w:bCs/>
-        </w:rPr>
-        <w:t xml:space="preserve">0.751</w:t>
-      </w:r>
-      <w:r>
-        <w:t xml:space="preserve">, with an odds ratio of 2.40 per SD (95% CI [2.07, 2.78],</w:t>
+        <w:t xml:space="preserve">were fitted stepwise with baseline-only predictors (avoiding look-ahead; Table 3): CV-AUC rose 0.541 (sex) → 0.607 (+ Tyrving) → 0.600 (+ HHI) → 0.751 (+ volume), with well-calibrated predictions (calibration slope 0.96, Brier 0.122; Supplementary Table S23). Once volume was entered, HHI became significantly associated with retention (OR = 1.36 per SD, 95% CI [1.17, 1.57],</w:t>
       </w:r>
       <w:r>
         <w:t xml:space="preserve"> </w:t>
@@ -2366,22 +2064,6 @@
         <w:t xml:space="preserve"> </w:t>
       </w:r>
       <w:r>
-        <w:t xml:space="preserve">&lt; .001). Higher baseline competition volume was therefore associated with 2.4-times higher odds of senior retention per one-SD increase. Specialization (HHI) became significantly associated with retention once volume was entered (OR = 1.35 per SD;</w:t>
-      </w:r>
-      <w:r>
-        <w:t xml:space="preserve"> </w:t>
-      </w:r>
-      <w:r>
-        <w:rPr>
-          <w:i/>
-          <w:iCs/>
-        </w:rPr>
-        <w:t xml:space="preserve">p</w:t>
-      </w:r>
-      <w:r>
-        <w:t xml:space="preserve"> </w:t>
-      </w:r>
-      <w:r>
         <w:t xml:space="preserve">&lt; .001) —</w:t>
       </w:r>
       <w:r>
@@ -2398,7 +2080,7 @@
         <w:t xml:space="preserve"> </w:t>
       </w:r>
       <w:r>
-        <w:t xml:space="preserve">baseline HHI (more concentration in fewer event categories) predicted</w:t>
+        <w:t xml:space="preserve">concentration in fewer event categories predicted</w:t>
       </w:r>
       <w:r>
         <w:t xml:space="preserve"> </w:t>
@@ -2414,11 +2096,11 @@
         <w:t xml:space="preserve"> </w:t>
       </w:r>
       <w:r>
-        <w:t xml:space="preserve">retention, a finding we return to in §3.10 and the Discussion.</w:t>
-      </w:r>
-    </w:p>
-    <w:bookmarkEnd w:id="51"/>
-    <w:bookmarkStart w:id="52" w:name="Xb8cde947c4ddc1e5df834e78ab22bae1a1fbba6"/>
+        <w:t xml:space="preserve">retention (§3.9; §4.6).</w:t>
+      </w:r>
+    </w:p>
+    <w:bookmarkEnd w:id="47"/>
+    <w:bookmarkStart w:id="48" w:name="Xb8cde947c4ddc1e5df834e78ab22bae1a1fbba6"/>
     <w:p>
       <w:pPr>
         <w:pStyle w:val="Heading2"/>
@@ -3313,14 +2995,14 @@
         </w:pict>
       </w:r>
     </w:p>
-    <w:bookmarkEnd w:id="52"/>
-    <w:bookmarkStart w:id="53" w:name="X23b1f15ebb3a7f8f56f8cd097e9c0f697eb6923"/>
+    <w:bookmarkEnd w:id="48"/>
+    <w:bookmarkStart w:id="49" w:name="Xcf7fb286ca263ede1581eee045f86cefba4829b"/>
     <w:p>
       <w:pPr>
         <w:pStyle w:val="Heading2"/>
       </w:pPr>
       <w:r>
-        <w:t xml:space="preserve">3.5 Structural controls do not change the picture</w:t>
+        <w:t xml:space="preserve">3.4 Structural and club-level controls do not change the picture</w:t>
       </w:r>
     </w:p>
     <w:p>
@@ -3328,17 +3010,33 @@
         <w:pStyle w:val="FirstParagraph"/>
       </w:pPr>
       <w:r>
-        <w:t xml:space="preserve">Adding region (3-level), birth-quarter (Q1/Q4 indicators), and standardized club-size to the full Table 3 model produced no material change in the volume coefficient (OR = 2.40 with controls vs. 2.40 without) and none of the structural covariates was significantly associated with retention (all p &gt; .14; Supplementary Table S13). Findings are robust to plausible structural confounders.</w:t>
-      </w:r>
-    </w:p>
-    <w:bookmarkEnd w:id="53"/>
-    <w:bookmarkStart w:id="54" w:name="X0bf9bcda651dcf6366690eb6a3e0036823f7e4f"/>
+        <w:t xml:space="preserve">Adding region, birth-quarter indicators (Q1/Q4), and standardized club size left the volume coefficient unchanged (OR = 2.40 with and without controls), with no structural covariate significant (all</w:t>
+      </w:r>
+      <w:r>
+        <w:t xml:space="preserve"> </w:t>
+      </w:r>
+      <w:r>
+        <w:rPr>
+          <w:i/>
+          <w:iCs/>
+        </w:rPr>
+        <w:t xml:space="preserve">p</w:t>
+      </w:r>
+      <w:r>
+        <w:t xml:space="preserve"> </w:t>
+      </w:r>
+      <w:r>
+        <w:t xml:space="preserve">&gt; .14; Supplementary Table S13). A quarter of the variance in pre-milestone volume lies between clubs (ICC = 0.25 across 277 clubs), but the effect is not a club-supply artifact: with club random intercepts the coefficient was, if anything, larger (OR = 2.58, 95% CI [2.27, 2.93]; Supplementary Table S22) — the association holds when comparing athletes within the same club.</w:t>
+      </w:r>
+    </w:p>
+    <w:bookmarkEnd w:id="49"/>
+    <w:bookmarkStart w:id="50" w:name="X0bf9bcda651dcf6366690eb6a3e0036823f7e4f"/>
     <w:p>
       <w:pPr>
         <w:pStyle w:val="Heading2"/>
       </w:pPr>
       <w:r>
-        <w:t xml:space="preserve">3.6 Progressive pull-back versus baseline heterogeneity</w:t>
+        <w:t xml:space="preserve">3.5 Progressive pull-back versus baseline heterogeneity</w:t>
       </w:r>
     </w:p>
     <w:p>
@@ -3350,45 +3048,13 @@
           <w:b/>
           <w:bCs/>
         </w:rPr>
-        <w:t xml:space="preserve">Both behavioral heterogeneity and within-athlete pull-back contribute independently — they are not substitutes.</w:t>
-      </w:r>
-      <w:r>
-        <w:t xml:space="preserve"> </w:t>
-      </w:r>
-      <w:r>
-        <w:t xml:space="preserve">The trajectories in Figure 2 are consistent with two interpretations: (i) future retainers and future dropouts represent distinct</w:t>
-      </w:r>
-      <w:r>
-        <w:t xml:space="preserve"> </w:t>
-      </w:r>
-      <w:r>
-        <w:rPr>
-          <w:i/>
-          <w:iCs/>
-        </w:rPr>
-        <w:t xml:space="preserve">behavioral typologies</w:t>
-      </w:r>
-      <w:r>
-        <w:t xml:space="preserve"> </w:t>
-      </w:r>
-      <w:r>
-        <w:t xml:space="preserve">visible already at ages 13–14, or (ii) future dropouts undergo a</w:t>
-      </w:r>
-      <w:r>
-        <w:t xml:space="preserve"> </w:t>
-      </w:r>
-      <w:r>
-        <w:rPr>
-          <w:i/>
-          <w:iCs/>
-        </w:rPr>
-        <w:t xml:space="preserve">within-athlete pull-back</w:t>
-      </w:r>
-      <w:r>
-        <w:t xml:space="preserve"> </w:t>
-      </w:r>
-      <w:r>
-        <w:t xml:space="preserve">between ages 14 and 15 that distinguishes them from athletes whose level is preserved. We tested both interpretations directly by entering baseline level (volume at age 14) and within-athlete change (volume at age 15 minus volume at age 14) into a logistic regression, restricted to athletes still active at age 14 (n = 1,914) to avoid pre-baseline dropout (Table 4).</w:t>
+        <w:t xml:space="preserve">Early behavioral heterogeneity and within-athlete pull-back contribute independently — they are not substitutes.</w:t>
+      </w:r>
+      <w:r>
+        <w:t xml:space="preserve"> </w:t>
+      </w:r>
+      <w:r>
+        <w:t xml:space="preserve">Three analyses separate the two readings of Figure 2.</w:t>
       </w:r>
     </w:p>
     <w:p>
@@ -3396,7 +3062,7 @@
         <w:pStyle w:val="BodyText"/>
       </w:pPr>
       <w:r>
-        <w:t xml:space="preserve">The age-14 volume level was strongly associated with retention (OR = 2.79 per SD, 95% CI [2.37, 3.28],</w:t>
+        <w:t xml:space="preserve">First, level and change. Among athletes still active at age 14 (1,914; complete-case model n = 1,549), the age-14 volume level (OR = 2.79 per SD, 95% CI [2.37, 3.28]) and the change from age 14 to 15 (OR = 2.44, 95% CI [2.10, 2.83]; both</w:t>
       </w:r>
       <w:r>
         <w:t xml:space="preserve"> </w:t>
@@ -3412,23 +3078,25 @@
         <w:t xml:space="preserve"> </w:t>
       </w:r>
       <w:r>
-        <w:t xml:space="preserve">&lt; .001). The within-athlete change from age 14 to age 15 was</w:t>
-      </w:r>
-      <w:r>
-        <w:t xml:space="preserve"> </w:t>
-      </w:r>
-      <w:r>
-        <w:rPr>
-          <w:i/>
-          <w:iCs/>
-        </w:rPr>
-        <w:t xml:space="preserve">almost as strongly</w:t>
-      </w:r>
-      <w:r>
-        <w:t xml:space="preserve"> </w:t>
-      </w:r>
-      <w:r>
-        <w:t xml:space="preserve">associated (OR = 2.44 per SD, 95% CI [2.10, 2.83],</w:t>
+        <w:t xml:space="preserve">&lt; .001) contributed independently; adding change more than doubled pseudo-</w:t>
+      </w:r>
+      <w:r>
+        <w:rPr>
+          <w:i/>
+          <w:iCs/>
+        </w:rPr>
+        <w:t xml:space="preserve">R</w:t>
+      </w:r>
+      <w:r>
+        <w:t xml:space="preserve">² (0.113 → 0.227; Table 4).</w:t>
+      </w:r>
+    </w:p>
+    <w:p>
+      <w:pPr>
+        <w:pStyle w:val="BodyText"/>
+      </w:pPr>
+      <w:r>
+        <w:t xml:space="preserve">Second, because a change score spanning the exit could conflate pull-back with the exit itself, we repeated the test where no exit can contaminate it: among athletes still competing at age 16 (≥2 results; n = 1,075), volume at 15 (OR = 3.04, 95% CI [2.55, 3.62]) and change from 15 to 16 (OR = 1.88, 95% CI [1.60, 2.20]; both</w:t>
       </w:r>
       <w:r>
         <w:t xml:space="preserve"> </w:t>
@@ -3444,37 +3112,35 @@
         <w:t xml:space="preserve"> </w:t>
       </w:r>
       <w:r>
-        <w:t xml:space="preserve">&lt; .001) — a one-SD greater decline was associated with 2.4-times</w:t>
-      </w:r>
-      <w:r>
-        <w:t xml:space="preserve"> </w:t>
-      </w:r>
-      <w:r>
-        <w:rPr>
-          <w:i/>
-          <w:iCs/>
-        </w:rPr>
-        <w:t xml:space="preserve">lower</w:t>
-      </w:r>
-      <w:r>
-        <w:t xml:space="preserve"> </w:t>
-      </w:r>
-      <w:r>
-        <w:t xml:space="preserve">retention odds. Adding change to the level-only model more than doubled pseudo-</w:t>
-      </w:r>
-      <w:r>
-        <w:rPr>
-          <w:i/>
-          <w:iCs/>
-        </w:rPr>
-        <w:t xml:space="preserve">R</w:t>
-      </w:r>
-      <w:r>
-        <w:t xml:space="preserve">² (0.113 → 0.227).</w:t>
-      </w:r>
-    </w:p>
-    <w:bookmarkEnd w:id="54"/>
-    <w:bookmarkStart w:id="55" w:name="Xead665dc21eb92f77ea82cce847e701a62b1bef"/>
+        <w:t xml:space="preserve">&lt; .001) predicted senior status four or more years later (CV-AUC = 0.758) — decline predicts exit among athletes who are all, at measurement, still active.</w:t>
+      </w:r>
+    </w:p>
+    <w:p>
+      <w:pPr>
+        <w:pStyle w:val="BodyText"/>
+      </w:pPr>
+      <w:r>
+        <w:t xml:space="preserve">Third, exit-aligned trajectories. Aligned to each dropout’s own final active season (n = 1,139 with final seasons at ages 15–19), median volumes at T−3, T−2, T−1, and T were 12, 10, 9, and 4 meets — a within-athlete taper, not a cliff. 95% were still competing in their penultimate season; among final seasons at 16+ (n = 795), 74% showed a</w:t>
+      </w:r>
+      <w:r>
+        <w:t xml:space="preserve"> </w:t>
+      </w:r>
+      <w:r>
+        <w:rPr>
+          <w:i/>
+          <w:iCs/>
+        </w:rPr>
+        <w:t xml:space="preserve">reduced-but-nonzero</w:t>
+      </w:r>
+      <w:r>
+        <w:t xml:space="preserve"> </w:t>
+      </w:r>
+      <w:r>
+        <w:t xml:space="preserve">penultimate season relative to their earlier personal peak, 6% a gap year, and only 19% exited directly from peak volume (Supplementary Table S19).</w:t>
+      </w:r>
+    </w:p>
+    <w:bookmarkEnd w:id="50"/>
+    <w:bookmarkStart w:id="51" w:name="Xead665dc21eb92f77ea82cce847e701a62b1bef"/>
     <w:p>
       <w:pPr>
         <w:pStyle w:val="Heading2"/>
@@ -3488,7 +3154,7 @@
         <w:pStyle w:val="FirstParagraph"/>
       </w:pPr>
       <w:r>
-        <w:t xml:space="preserve">Athletes still active at age 14 (n = 1,914).</w:t>
+        <w:t xml:space="preserve">Athletes still active (≥1 result) at age 14: 1,914; fitted models are complete-case on Tyrving, n = 1,549 (Tyrving missingness is concentrated among early-inactive athletes; see Supplementary Table S12).</w:t>
       </w:r>
     </w:p>
     <w:tbl>
@@ -4033,14 +3699,14 @@
         </w:pict>
       </w:r>
     </w:p>
-    <w:bookmarkEnd w:id="55"/>
-    <w:bookmarkStart w:id="56" w:name="time-aligned-behavior-vs.-performance"/>
+    <w:bookmarkEnd w:id="51"/>
+    <w:bookmarkStart w:id="52" w:name="time-aligned-behavior-vs.-performance"/>
     <w:p>
       <w:pPr>
         <w:pStyle w:val="Heading2"/>
       </w:pPr>
       <w:r>
-        <w:t xml:space="preserve">3.7 Time-aligned behavior vs. performance</w:t>
+        <w:t xml:space="preserve">3.6 Time-aligned behavior vs. performance</w:t>
       </w:r>
     </w:p>
     <w:p>
@@ -4048,17 +3714,57 @@
         <w:pStyle w:val="FirstParagraph"/>
       </w:pPr>
       <w:r>
-        <w:t xml:space="preserve">A concern with earlier framings was that post-baseline volume (ages 15–16) versus baseline performance (ages 13–14) gave the behavioral predictor a temporal advantage. In a fully time-aligned comparison — both measured at ages 13–14 — behavior still provides stronger discrimination: AUC = 0.607 for sex + baseline Tyrving, 0.740 for sex + ages-13–14 volume, 0.737 for both combined (Supplementary Table S15). Performance adds little once early volume is known.</w:t>
-      </w:r>
-    </w:p>
-    <w:bookmarkEnd w:id="56"/>
-    <w:bookmarkStart w:id="57" w:name="X5edab9ffdb59cfb1a6c0e842c5a243c15ec97ab"/>
+        <w:t xml:space="preserve">In a fully time-aligned comparison — behavior and performance both measured at ages 13–14, removing any temporal advantage — behavior still discriminates better: AUC = 0.607 for sex + baseline Tyrving, 0.740 for sex + ages-13–14 volume, 0.737 for both combined (Supplementary Table S15). A within-baseline performance</w:t>
+      </w:r>
+      <w:r>
+        <w:t xml:space="preserve"> </w:t>
+      </w:r>
+      <w:r>
+        <w:rPr>
+          <w:i/>
+          <w:iCs/>
+        </w:rPr>
+        <w:t xml:space="preserve">trajectory</w:t>
+      </w:r>
+      <w:r>
+        <w:t xml:space="preserve"> </w:t>
+      </w:r>
+      <w:r>
+        <w:t xml:space="preserve">(Tyrving change from 13 to 14) raised the performance-only AUC only to 0.640 (n = 1,350) — still well short of volume.</w:t>
+      </w:r>
+    </w:p>
+    <w:p>
+      <w:pPr>
+        <w:pStyle w:val="BodyText"/>
+      </w:pPr>
+      <w:r>
+        <w:t xml:space="preserve">Competition volume and performance were positively but moderately correlated (pre-milestone volume vs. baseline Tyrving: Spearman ρ = .29; vs. peak Tyrving before age 15: ρ = .45; milestone-window volume vs. age-15 Tyrving: ρ = .48). The volume–retention association also held</w:t>
+      </w:r>
+      <w:r>
+        <w:t xml:space="preserve"> </w:t>
+      </w:r>
+      <w:r>
+        <w:rPr>
+          <w:i/>
+          <w:iCs/>
+        </w:rPr>
+        <w:t xml:space="preserve">within</w:t>
+      </w:r>
+      <w:r>
+        <w:t xml:space="preserve"> </w:t>
+      </w:r>
+      <w:r>
+        <w:t xml:space="preserve">performance strata: splitting the cohort by baseline-Tyrving quartile and pre-milestone volume (above/below median), above-median volume was associated with higher senior retention in every quartile — 16.3% vs. 10.0% in the lowest-performing quartile, 18.0% vs. 4.2%, 25.8% vs. 4.7%, and 34.1% vs. 13.2% in the highest. Volume is related to, but clearly not reducible to, performance level.</w:t>
+      </w:r>
+    </w:p>
+    <w:bookmarkEnd w:id="52"/>
+    <w:bookmarkStart w:id="53" w:name="X5edab9ffdb59cfb1a6c0e842c5a243c15ec97ab"/>
     <w:p>
       <w:pPr>
         <w:pStyle w:val="Heading2"/>
       </w:pPr>
       <w:r>
-        <w:t xml:space="preserve">3.8 Landmark analysis: post-baseline behavior among continuing athletes</w:t>
+        <w:t xml:space="preserve">3.7 Landmark analysis: post-baseline behavior among continuing athletes</w:t>
       </w:r>
     </w:p>
     <w:p>
@@ -4066,26 +3772,17 @@
         <w:pStyle w:val="FirstParagraph"/>
       </w:pPr>
       <w:r>
-        <w:t xml:space="preserve">For</w:t>
-      </w:r>
-      <w:r>
-        <w:t xml:space="preserve"> </w:t>
-      </w:r>
-      <w:r>
-        <w:t xml:space="preserve">“given that an athlete is active at age 16, what predicts subsequent retention?”</w:t>
-      </w:r>
-      <w:r>
-        <w:t xml:space="preserve">, we re-fit the full Cox model in athletes with ≥1 result at age 16 (n = 1,167), with follow-up from age 16 forward (Supplementary Table S8). Volume across ages 15–16 was the largest contributor (HR = 0.60 per SD, 95% CI [0.54, 0.66], C-index = 0.74). Excluding athletes with milestone volume = 0 produced HR = 0.51 (Supplementary Table S11). The baseline-only Cox model is in Supplementary Table S16; a period-specific decomposition is in Table 5. We do not use the baseline-start Cox model with post-baseline covariates as a primary estimate because predictor and at-risk window overlap.</w:t>
-      </w:r>
-    </w:p>
-    <w:bookmarkEnd w:id="57"/>
-    <w:bookmarkStart w:id="58" w:name="prospective-early-warning-thresholds"/>
+        <w:t xml:space="preserve">Conditioning on athletes active at age 16 (≥1 result; n = 1,167), volume across ages 15–16 was the largest contributor to subsequent cessation risk (HR = 0.60 per SD, 95% CI [0.54, 0.66], C-index = 0.735; complete-case n = 960; Supplementary Table S8); excluding athletes with milestone volume = 0 gave HR = 0.51 (Supplementary Table S11). The baseline-only Cox model is in Supplementary Table S16 and a period-specific decomposition in Table 5. The baseline-start Cox model with post-baseline covariates is not a primary estimate (predictor and at-risk window overlap); its contamination-free analogue is the change model in Section 3.5.</w:t>
+      </w:r>
+    </w:p>
+    <w:bookmarkEnd w:id="53"/>
+    <w:bookmarkStart w:id="54" w:name="prospective-early-warning-thresholds"/>
     <w:p>
       <w:pPr>
         <w:pStyle w:val="Heading2"/>
       </w:pPr>
       <w:r>
-        <w:t xml:space="preserve">3.9 Prospective early-warning thresholds</w:t>
+        <w:t xml:space="preserve">3.8 Prospective early-warning thresholds</w:t>
       </w:r>
     </w:p>
     <w:p>
@@ -4093,11 +3790,33 @@
         <w:pStyle w:val="FirstParagraph"/>
       </w:pPr>
       <w:r>
-        <w:t xml:space="preserve">Because the primary analysis uses only baseline-window data, we can compute calibration metrics for a prospective rule applied at the end of the age-14 season (Table 6). At a moderate threshold (vol &lt; 10 meets across ages 13–14, flagging 26.4%), PPV = 0.94 (94% of flagged athletes failed to retain) and sensitivity = 0.30. Lower thresholds (&lt; 5 meets) suit targeted outreach (9% flagged, PPV 0.93); higher thresholds (&lt; 15) broaden the screen (43% flagged, PPV 0.93). The high PPV partly reflects the 84% non-retention base rate; the behavioral threshold improves precision by ~10 points over base-rate prediction while providing graduated sensitivity that base-rate prediction cannot.</w:t>
-      </w:r>
-    </w:p>
-    <w:bookmarkEnd w:id="58"/>
-    <w:bookmarkStart w:id="59" w:name="Xb1aa18e3395192ff7ac564cba097915b7cb4ac8"/>
+        <w:t xml:space="preserve">Because the primary analysis uses only baseline-window data, a prospective rule can be evaluated at the end of the age-14 season (Table 6, with bootstrap CIs). At a moderate threshold (vol &lt; 10 meets across ages 13–14, flagging 26.4%), senior retention was 5.7% among flagged athletes versus 20.2% among unflagged — a 3.5-fold difference in retention prospects (PPV = 0.94, sensitivity = 0.30). Lower thresholds (&lt; 5; 9.3% flagged) suit targeted outreach, higher (&lt; 15; 43.1%) broaden the screen. Two properties discipline use: the high PPV partly reflects the 84% non-retention base rate (a ~10-point precision gain over base-rate prediction), and NPV = 0.20 means unflagged athletes are</w:t>
+      </w:r>
+      <w:r>
+        <w:t xml:space="preserve"> </w:t>
+      </w:r>
+      <w:r>
+        <w:rPr>
+          <w:i/>
+          <w:iCs/>
+        </w:rPr>
+        <w:t xml:space="preserve">not</w:t>
+      </w:r>
+      <w:r>
+        <w:t xml:space="preserve"> </w:t>
+      </w:r>
+      <w:r>
+        <w:t xml:space="preserve">“safe”</w:t>
+      </w:r>
+      <w:r>
+        <w:t xml:space="preserve"> </w:t>
+      </w:r>
+      <w:r>
+        <w:t xml:space="preserve">— roughly four in five of them also fail to retain. The flag concentrates risk; it certifies no one’s continuation.</w:t>
+      </w:r>
+    </w:p>
+    <w:bookmarkEnd w:id="54"/>
+    <w:bookmarkStart w:id="55" w:name="Xb1aa18e3395192ff7ac564cba097915b7cb4ac8"/>
     <w:p>
       <w:pPr>
         <w:pStyle w:val="Heading2"/>
@@ -4114,12 +3833,14 @@
         <w:tblLook w:firstRow="1" w:lastRow="0" w:firstColumn="0" w:lastColumn="0" w:noHBand="0" w:noVBand="0" w:val="0020"/>
       </w:tblPr>
       <w:tblGrid>
-        <w:gridCol w:w="1320"/>
-        <w:gridCol w:w="1320"/>
-        <w:gridCol w:w="1320"/>
-        <w:gridCol w:w="1320"/>
-        <w:gridCol w:w="1320"/>
-        <w:gridCol w:w="1320"/>
+        <w:gridCol w:w="990"/>
+        <w:gridCol w:w="990"/>
+        <w:gridCol w:w="990"/>
+        <w:gridCol w:w="990"/>
+        <w:gridCol w:w="990"/>
+        <w:gridCol w:w="990"/>
+        <w:gridCol w:w="990"/>
+        <w:gridCol w:w="990"/>
       </w:tblGrid>
       <w:tr>
         <w:trPr>
@@ -4132,7 +3853,7 @@
               <w:pStyle w:val="Compact"/>
             </w:pPr>
             <w:r>
-              <w:t xml:space="preserve">Threshold (athletes flagged if vol &lt; )</w:t>
+              <w:t xml:space="preserve">Threshold (flag if vol &lt;)</w:t>
             </w:r>
           </w:p>
         </w:tc>
@@ -4188,6 +3909,28 @@
             </w:pPr>
             <w:r>
               <w:t xml:space="preserve">NPV</w:t>
+            </w:r>
+          </w:p>
+        </w:tc>
+        <w:tc>
+          <w:tcPr/>
+          <w:p>
+            <w:pPr>
+              <w:pStyle w:val="Compact"/>
+            </w:pPr>
+            <w:r>
+              <w:t xml:space="preserve">Senior retention, flagged</w:t>
+            </w:r>
+          </w:p>
+        </w:tc>
+        <w:tc>
+          <w:tcPr/>
+          <w:p>
+            <w:pPr>
+              <w:pStyle w:val="Compact"/>
+            </w:pPr>
+            <w:r>
+              <w:t xml:space="preserve">Senior retention, unflagged</w:t>
             </w:r>
           </w:p>
         </w:tc>
@@ -4200,78 +3943,6 @@
               <w:pStyle w:val="Compact"/>
             </w:pPr>
             <w:r>
-              <w:t xml:space="preserve">3 meets</w:t>
-            </w:r>
-          </w:p>
-        </w:tc>
-        <w:tc>
-          <w:tcPr/>
-          <w:p>
-            <w:pPr>
-              <w:pStyle w:val="Compact"/>
-            </w:pPr>
-            <w:r>
-              <w:t xml:space="preserve">2.3</w:t>
-            </w:r>
-          </w:p>
-        </w:tc>
-        <w:tc>
-          <w:tcPr/>
-          <w:p>
-            <w:pPr>
-              <w:pStyle w:val="Compact"/>
-            </w:pPr>
-            <w:r>
-              <w:t xml:space="preserve">0.03</w:t>
-            </w:r>
-          </w:p>
-        </w:tc>
-        <w:tc>
-          <w:tcPr/>
-          <w:p>
-            <w:pPr>
-              <w:pStyle w:val="Compact"/>
-            </w:pPr>
-            <w:r>
-              <w:t xml:space="preserve">1.00</w:t>
-            </w:r>
-          </w:p>
-        </w:tc>
-        <w:tc>
-          <w:tcPr/>
-          <w:p>
-            <w:pPr>
-              <w:pStyle w:val="Compact"/>
-            </w:pPr>
-            <w:r>
-              <w:rPr>
-                <w:b/>
-                <w:bCs/>
-              </w:rPr>
-              <w:t xml:space="preserve">0.96</w:t>
-            </w:r>
-          </w:p>
-        </w:tc>
-        <w:tc>
-          <w:tcPr/>
-          <w:p>
-            <w:pPr>
-              <w:pStyle w:val="Compact"/>
-            </w:pPr>
-            <w:r>
-              <w:t xml:space="preserve">0.17</w:t>
-            </w:r>
-          </w:p>
-        </w:tc>
-      </w:tr>
-      <w:tr>
-        <w:tc>
-          <w:tcPr/>
-          <w:p>
-            <w:pPr>
-              <w:pStyle w:val="Compact"/>
-            </w:pPr>
-            <w:r>
               <w:t xml:space="preserve">5 meets</w:t>
             </w:r>
           </w:p>
@@ -4294,18 +3965,18 @@
               <w:pStyle w:val="Compact"/>
             </w:pPr>
             <w:r>
-              <w:t xml:space="preserve">0.10</w:t>
-            </w:r>
-          </w:p>
-        </w:tc>
-        <w:tc>
-          <w:tcPr/>
-          <w:p>
-            <w:pPr>
-              <w:pStyle w:val="Compact"/>
-            </w:pPr>
-            <w:r>
-              <w:t xml:space="preserve">0.97</w:t>
+              <w:t xml:space="preserve">0.10 [0.09, 0.12]</w:t>
+            </w:r>
+          </w:p>
+        </w:tc>
+        <w:tc>
+          <w:tcPr/>
+          <w:p>
+            <w:pPr>
+              <w:pStyle w:val="Compact"/>
+            </w:pPr>
+            <w:r>
+              <w:t xml:space="preserve">0.96 [0.94, 0.98]</w:t>
             </w:r>
           </w:p>
         </w:tc>
@@ -4322,16 +3993,44 @@
               </w:rPr>
               <w:t xml:space="preserve">0.93</w:t>
             </w:r>
-          </w:p>
-        </w:tc>
-        <w:tc>
-          <w:tcPr/>
-          <w:p>
-            <w:pPr>
-              <w:pStyle w:val="Compact"/>
-            </w:pPr>
-            <w:r>
-              <w:t xml:space="preserve">0.18</w:t>
+            <w:r>
+              <w:t xml:space="preserve"> </w:t>
+            </w:r>
+            <w:r>
+              <w:t xml:space="preserve">[0.89, 0.96]</w:t>
+            </w:r>
+          </w:p>
+        </w:tc>
+        <w:tc>
+          <w:tcPr/>
+          <w:p>
+            <w:pPr>
+              <w:pStyle w:val="Compact"/>
+            </w:pPr>
+            <w:r>
+              <w:t xml:space="preserve">0.17 [0.16, 0.19]</w:t>
+            </w:r>
+          </w:p>
+        </w:tc>
+        <w:tc>
+          <w:tcPr/>
+          <w:p>
+            <w:pPr>
+              <w:pStyle w:val="Compact"/>
+            </w:pPr>
+            <w:r>
+              <w:t xml:space="preserve">7.1% [3.6, 11.3]</w:t>
+            </w:r>
+          </w:p>
+        </w:tc>
+        <w:tc>
+          <w:tcPr/>
+          <w:p>
+            <w:pPr>
+              <w:pStyle w:val="Compact"/>
+            </w:pPr>
+            <w:r>
+              <w:t xml:space="preserve">17.3% [15.7, 19.1]</w:t>
             </w:r>
           </w:p>
         </w:tc>
@@ -4366,18 +4065,18 @@
               <w:pStyle w:val="Compact"/>
             </w:pPr>
             <w:r>
-              <w:t xml:space="preserve">0.22</w:t>
-            </w:r>
-          </w:p>
-        </w:tc>
-        <w:tc>
-          <w:tcPr/>
-          <w:p>
-            <w:pPr>
-              <w:pStyle w:val="Compact"/>
-            </w:pPr>
-            <w:r>
-              <w:t xml:space="preserve">0.94</w:t>
+              <w:t xml:space="preserve">0.22 [0.20, 0.24]</w:t>
+            </w:r>
+          </w:p>
+        </w:tc>
+        <w:tc>
+          <w:tcPr/>
+          <w:p>
+            <w:pPr>
+              <w:pStyle w:val="Compact"/>
+            </w:pPr>
+            <w:r>
+              <w:t xml:space="preserve">0.93 [0.90, 0.96]</w:t>
             </w:r>
           </w:p>
         </w:tc>
@@ -4394,16 +4093,44 @@
               </w:rPr>
               <w:t xml:space="preserve">0.94</w:t>
             </w:r>
-          </w:p>
-        </w:tc>
-        <w:tc>
-          <w:tcPr/>
-          <w:p>
-            <w:pPr>
-              <w:pStyle w:val="Compact"/>
-            </w:pPr>
-            <w:r>
-              <w:t xml:space="preserve">0.20</w:t>
+            <w:r>
+              <w:t xml:space="preserve"> </w:t>
+            </w:r>
+            <w:r>
+              <w:t xml:space="preserve">[0.92, 0.96]</w:t>
+            </w:r>
+          </w:p>
+        </w:tc>
+        <w:tc>
+          <w:tcPr/>
+          <w:p>
+            <w:pPr>
+              <w:pStyle w:val="Compact"/>
+            </w:pPr>
+            <w:r>
+              <w:t xml:space="preserve">0.19 [0.17, 0.21]</w:t>
+            </w:r>
+          </w:p>
+        </w:tc>
+        <w:tc>
+          <w:tcPr/>
+          <w:p>
+            <w:pPr>
+              <w:pStyle w:val="Compact"/>
+            </w:pPr>
+            <w:r>
+              <w:t xml:space="preserve">5.7% [3.6, 7.9]</w:t>
+            </w:r>
+          </w:p>
+        </w:tc>
+        <w:tc>
+          <w:tcPr/>
+          <w:p>
+            <w:pPr>
+              <w:pStyle w:val="Compact"/>
+            </w:pPr>
+            <w:r>
+              <w:t xml:space="preserve">19.0% [17.2, 21.0]</w:t>
             </w:r>
           </w:p>
         </w:tc>
@@ -4438,18 +4165,18 @@
               <w:pStyle w:val="Compact"/>
             </w:pPr>
             <w:r>
-              <w:t xml:space="preserve">0.30</w:t>
-            </w:r>
-          </w:p>
-        </w:tc>
-        <w:tc>
-          <w:tcPr/>
-          <w:p>
-            <w:pPr>
-              <w:pStyle w:val="Compact"/>
-            </w:pPr>
-            <w:r>
-              <w:t xml:space="preserve">0.92</w:t>
+              <w:t xml:space="preserve">0.30 [0.28, 0.32]</w:t>
+            </w:r>
+          </w:p>
+        </w:tc>
+        <w:tc>
+          <w:tcPr/>
+          <w:p>
+            <w:pPr>
+              <w:pStyle w:val="Compact"/>
+            </w:pPr>
+            <w:r>
+              <w:t xml:space="preserve">0.91 [0.88, 0.94]</w:t>
             </w:r>
           </w:p>
         </w:tc>
@@ -4466,16 +4193,44 @@
               </w:rPr>
               <w:t xml:space="preserve">0.94</w:t>
             </w:r>
-          </w:p>
-        </w:tc>
-        <w:tc>
-          <w:tcPr/>
-          <w:p>
-            <w:pPr>
-              <w:pStyle w:val="Compact"/>
-            </w:pPr>
-            <w:r>
-              <w:t xml:space="preserve">0.22</w:t>
+            <w:r>
+              <w:t xml:space="preserve"> </w:t>
+            </w:r>
+            <w:r>
+              <w:t xml:space="preserve">[0.92, 0.96]</w:t>
+            </w:r>
+          </w:p>
+        </w:tc>
+        <w:tc>
+          <w:tcPr/>
+          <w:p>
+            <w:pPr>
+              <w:pStyle w:val="Compact"/>
+            </w:pPr>
+            <w:r>
+              <w:t xml:space="preserve">0.20 [0.18, 0.22]</w:t>
+            </w:r>
+          </w:p>
+        </w:tc>
+        <w:tc>
+          <w:tcPr/>
+          <w:p>
+            <w:pPr>
+              <w:pStyle w:val="Compact"/>
+            </w:pPr>
+            <w:r>
+              <w:t xml:space="preserve">5.7% [3.9, 7.7]</w:t>
+            </w:r>
+          </w:p>
+        </w:tc>
+        <w:tc>
+          <w:tcPr/>
+          <w:p>
+            <w:pPr>
+              <w:pStyle w:val="Compact"/>
+            </w:pPr>
+            <w:r>
+              <w:t xml:space="preserve">20.2% [18.3, 22.2]</w:t>
             </w:r>
           </w:p>
         </w:tc>
@@ -4510,18 +4265,18 @@
               <w:pStyle w:val="Compact"/>
             </w:pPr>
             <w:r>
-              <w:t xml:space="preserve">0.48</w:t>
-            </w:r>
-          </w:p>
-        </w:tc>
-        <w:tc>
-          <w:tcPr/>
-          <w:p>
-            <w:pPr>
-              <w:pStyle w:val="Compact"/>
-            </w:pPr>
-            <w:r>
-              <w:t xml:space="preserve">0.84</w:t>
+              <w:t xml:space="preserve">0.48 [0.46, 0.50]</w:t>
+            </w:r>
+          </w:p>
+        </w:tc>
+        <w:tc>
+          <w:tcPr/>
+          <w:p>
+            <w:pPr>
+              <w:pStyle w:val="Compact"/>
+            </w:pPr>
+            <w:r>
+              <w:t xml:space="preserve">0.82 [0.77, 0.85]</w:t>
             </w:r>
           </w:p>
         </w:tc>
@@ -4538,16 +4293,44 @@
               </w:rPr>
               <w:t xml:space="preserve">0.93</w:t>
             </w:r>
-          </w:p>
-        </w:tc>
-        <w:tc>
-          <w:tcPr/>
-          <w:p>
-            <w:pPr>
-              <w:pStyle w:val="Compact"/>
-            </w:pPr>
-            <w:r>
-              <w:t xml:space="preserve">0.25</w:t>
+            <w:r>
+              <w:t xml:space="preserve"> </w:t>
+            </w:r>
+            <w:r>
+              <w:t xml:space="preserve">[0.91, 0.95]</w:t>
+            </w:r>
+          </w:p>
+        </w:tc>
+        <w:tc>
+          <w:tcPr/>
+          <w:p>
+            <w:pPr>
+              <w:pStyle w:val="Compact"/>
+            </w:pPr>
+            <w:r>
+              <w:t xml:space="preserve">0.24 [0.21, 0.26]</w:t>
+            </w:r>
+          </w:p>
+        </w:tc>
+        <w:tc>
+          <w:tcPr/>
+          <w:p>
+            <w:pPr>
+              <w:pStyle w:val="Compact"/>
+            </w:pPr>
+            <w:r>
+              <w:t xml:space="preserve">7.0% [5.4, 8.7]</w:t>
+            </w:r>
+          </w:p>
+        </w:tc>
+        <w:tc>
+          <w:tcPr/>
+          <w:p>
+            <w:pPr>
+              <w:pStyle w:val="Compact"/>
+            </w:pPr>
+            <w:r>
+              <w:t xml:space="preserve">23.5% [21.1, 25.9]</w:t>
             </w:r>
           </w:p>
         </w:tc>
@@ -4568,7 +4351,16 @@
         <w:t xml:space="preserve"> </w:t>
       </w:r>
       <w:r>
-        <w:t xml:space="preserve">Calibration of pre-milestone (ages 13–14) competition volume as a prospective early-warning indicator, applicable at the end of an athlete’s age-14 season — before the qualification window opens. PPV is the proportion of flagged athletes who subsequently failed to retain senior activity. PPV remains ≥ 0.93 across thresholds; the choice trades sensitivity for cohort coverage. The high PPV partly reflects the population’s high base-rate of non-retention (84%); the behavioral threshold improves precision by 9–12 percentage points over base-rate prediction while providing graduated sensitivity that base-rate prediction does not.</w:t>
+        <w:t xml:space="preserve">Classification performance of pre-milestone (ages 13–14) competition volume as a prospective early-warning indicator, applicable at the end of an athlete’s age-14 season — before the qualification window opens. All metrics are computed on one denominator (full cohort, n = 2,123); brackets are 2,000-replicate bootstrap 95% CIs. PPV is the proportion of flagged athletes who subsequently failed to retain senior activity. The final two columns give the absolute retention contrast — at the &lt; 10 threshold, 5.7% among flagged vs. 20.2% among unflagged athletes (a 3.5-fold difference). The high PPV partly reflects the population’s 84% non-retention base rate (the threshold improves precision by ~10 percentage points over base-rate prediction), and the NPV of ≈ 0.20 means unflagged athletes are not</w:t>
+      </w:r>
+      <w:r>
+        <w:t xml:space="preserve"> </w:t>
+      </w:r>
+      <w:r>
+        <w:t xml:space="preserve">“safe”</w:t>
+      </w:r>
+      <w:r>
+        <w:t xml:space="preserve">: roughly four in five of them also fail to retain. Calibration of the underlying model is reported in Supplementary Table S23.</w:t>
       </w:r>
     </w:p>
     <w:p>
@@ -4578,14 +4370,14 @@
         </w:pict>
       </w:r>
     </w:p>
-    <w:bookmarkEnd w:id="59"/>
-    <w:bookmarkStart w:id="60" w:name="specialization-is-protective-in-our-data"/>
+    <w:bookmarkEnd w:id="55"/>
+    <w:bookmarkStart w:id="56" w:name="Xce71a58b6e16173dc667ed72ce929a73f522038"/>
     <w:p>
       <w:pPr>
         <w:pStyle w:val="Heading2"/>
       </w:pPr>
       <w:r>
-        <w:t xml:space="preserve">3.10 Specialization is protective in our data</w:t>
+        <w:t xml:space="preserve">3.9 Within-sport event concentration and retention</w:t>
       </w:r>
     </w:p>
     <w:p>
@@ -4609,7 +4401,7 @@
         <w:t xml:space="preserve"> </w:t>
       </w:r>
       <w:r>
-        <w:t xml:space="preserve">senior retention: OR = 1.35 per SD (95% CI [1.16, 1.57],</w:t>
+        <w:t xml:space="preserve">senior retention: OR = 1.36 per SD (95% CI [1.17, 1.57],</w:t>
       </w:r>
       <w:r>
         <w:t xml:space="preserve"> </w:t>
@@ -4625,49 +4417,33 @@
         <w:t xml:space="preserve"> </w:t>
       </w:r>
       <w:r>
-        <w:t xml:space="preserve">&lt; .001) in the primary logistic regression; HR = 0.80 in the Cox model (Supplementary Table S16). The effect was present in both cohorts (A OR = 1.24, B OR = 1.58). Athletes whose ages-13–14 results were more concentrated in fewer event categories were</w:t>
-      </w:r>
-      <w:r>
-        <w:t xml:space="preserve"> </w:t>
-      </w:r>
-      <w:r>
-        <w:rPr>
-          <w:i/>
-          <w:iCs/>
-        </w:rPr>
-        <w:t xml:space="preserve">more</w:t>
-      </w:r>
-      <w:r>
-        <w:t xml:space="preserve"> </w:t>
-      </w:r>
-      <w:r>
-        <w:t xml:space="preserve">likely to retain — contrary to the international diversification literature for</w:t>
-      </w:r>
-      <w:r>
-        <w:t xml:space="preserve"> </w:t>
-      </w:r>
-      <w:r>
-        <w:rPr>
-          <w:i/>
-          <w:iCs/>
-        </w:rPr>
-        <w:t xml:space="preserve">peak performance</w:t>
-      </w:r>
-      <w:r>
-        <w:t xml:space="preserve"> </w:t>
-      </w:r>
-      <w:r>
-        <w:t xml:space="preserve">(Côté &amp; Hancock, 2016; Güllich et al., 2022); we discuss possible reasons in §4.6.</w:t>
-      </w:r>
-    </w:p>
-    <w:bookmarkEnd w:id="60"/>
-    <w:bookmarkStart w:id="61" w:name="cross-cohort-replication-and-sensitivity"/>
+        <w:t xml:space="preserve">&lt; .001) in the primary regression, HR = 0.80 in the Cox model, and present in both cohorts (A OR = 1.24, B OR = 1.58). Because HHI is bounded below by the reciprocal of the result count — few results force apparent concentration — we stress-tested for count-dependence; the association survived every check: restriction to ≥5 and ≥8 early results (OR = 1.38, 1.39) and a finite-sample-corrected index (OR = 1.39, 95% CI [1.20, 1.60]; Supplementary Table S20). It is not a small-count artifact. The index captures concentration</w:t>
+      </w:r>
+      <w:r>
+        <w:t xml:space="preserve"> </w:t>
+      </w:r>
+      <w:r>
+        <w:rPr>
+          <w:i/>
+          <w:iCs/>
+        </w:rPr>
+        <w:t xml:space="preserve">within</w:t>
+      </w:r>
+      <w:r>
+        <w:t xml:space="preserve"> </w:t>
+      </w:r>
+      <w:r>
+        <w:t xml:space="preserve">track and field — a different construct from multisport diversification; the distinction is developed in §4.6.</w:t>
+      </w:r>
+    </w:p>
+    <w:bookmarkEnd w:id="56"/>
+    <w:bookmarkStart w:id="57" w:name="cross-cohort-replication-and-sensitivity"/>
     <w:p>
       <w:pPr>
         <w:pStyle w:val="Heading2"/>
       </w:pPr>
       <w:r>
-        <w:t xml:space="preserve">3.11 Cross-cohort replication and sensitivity</w:t>
+        <w:t xml:space="preserve">3.10 Cross-cohort replication and sensitivity</w:t>
       </w:r>
     </w:p>
     <w:p>
@@ -4675,7 +4451,7 @@
         <w:pStyle w:val="FirstParagraph"/>
       </w:pPr>
       <w:r>
-        <w:t xml:space="preserve">The primary regression was re-estimated by cohort. The pre-milestone volume effect replicated: Cohort A OR = 2.22 (95% CI [1.86, 2.64]); Cohort B OR = 2.79 [2.17, 3.58]; both</w:t>
+        <w:t xml:space="preserve">Re-estimated by cohort, the pre-milestone volume effect replicated: Cohort A OR = 2.22 (95% CI [1.86, 2.64]), Cohort B OR = 2.79 (95% CI [2.17, 3.58]), both</w:t>
       </w:r>
       <w:r>
         <w:t xml:space="preserve"> </w:t>
@@ -4691,15 +4467,7 @@
         <w:t xml:space="preserve"> </w:t>
       </w:r>
       <w:r>
-        <w:t xml:space="preserve">&lt; .001 (Table 7). Sex was significant in Cohort A but not B, as previously reported. The volume effect was robust to outcome-definition sensitivity (ORs 2.79, 3.08, 2.94 for outcomes ≥1, ≥2, ≥2-in-two-years; Supplementary Table S9), to cluster-robust SEs (Supplementary Table S2), and to E-value sensitivity (E-value = 5.16, lower-CI E-value = 4.70 for the milestone-window volume effect in the secondary Cox specification; Supplementary Table S3): an unmeasured confounder would need risk-ratio associations exceeding 5 with both predictor and outcome to nullify the effect — well above any observed covariate.</w:t>
-      </w:r>
-    </w:p>
-    <w:p>
-      <w:pPr>
-        <w:pStyle w:val="BodyText"/>
-      </w:pPr>
-      <w:r>
-        <w:t xml:space="preserve">In summary: across two cohorts, baseline-window competition volume provided the largest incremental contribution to prospective discrimination (OR 2.40 per SD, AUC 0.751); the effect is robust to structural controls, outcome definition, clustering, missing-data treatment, and model specification. Both early behavioral heterogeneity and within-athlete pull-back contribute independently. Higher baseline specialization predicted higher retention, contrasting with the diversification literature for elite peak performance.</w:t>
+        <w:t xml:space="preserve">&lt; .001 (Table 7); sex was significant only in Cohort A. On the primary specification, the effect was robust to outcome definition (OR = 2.29, 2.40, 2.26 across the three definitions; Supplementary Table S9), to the fixed-window outcome (ages 20–22: OR = 2.43; Supplementary Table S24), to multiple imputation (OR = 2.35, 95% CI [2.08, 2.67]; Supplementary Table S21), and to cluster-robust standard errors (Supplementary Table S2). For unmeasured confounding, converting the primary odds ratio for this common outcome to a risk ratio (≈1.55) gives an E-value of 2.5 (baseline-only Cox: 2.6; Supplementary Table S3): a confounder would need risk-ratio associations of ≈2.5 with both early volume and retention — stronger than any measured covariate — to fully explain the association.</w:t>
       </w:r>
     </w:p>
     <w:p>
@@ -4709,24 +4477,265 @@
         </w:pict>
       </w:r>
     </w:p>
+    <w:bookmarkEnd w:id="57"/>
+    <w:bookmarkStart w:id="58" w:name="discussion"/>
+    <w:p>
+      <w:pPr>
+        <w:pStyle w:val="Heading2"/>
+      </w:pPr>
+      <w:r>
+        <w:t xml:space="preserve">4. Discussion</w:t>
+      </w:r>
+    </w:p>
+    <w:bookmarkEnd w:id="58"/>
+    <w:bookmarkStart w:id="59" w:name="summary-of-findings"/>
+    <w:p>
+      <w:pPr>
+        <w:pStyle w:val="Heading2"/>
+      </w:pPr>
+      <w:r>
+        <w:t xml:space="preserve">4.1 Summary of findings</w:t>
+      </w:r>
+    </w:p>
+    <w:p>
+      <w:pPr>
+        <w:pStyle w:val="FirstParagraph"/>
+      </w:pPr>
+      <w:r>
+        <w:t xml:space="preserve">Four findings emerge from this 14-year follow-up of 2,123 young athletes. First, competition volume at ages 13–14 was strongly and prospectively associated with retaining senior competition. Second, the association replicated across both birth cohorts and withstood structural controls, club random effects, and multiple imputation. Third, the dropout signal decomposed into two independent components — early behavioral heterogeneity visible at 13–14, and a genuine within-athlete pull-back: exit-aligned trajectories showed most dropouts tapering (median 12 → 10 → 9 → 4 meets across their last four seasons), and decline predicted exit even among athletes all still active at 16. Fourth, higher event-category concentration within track and field was associated with higher retention, robust to count-dependence checks — a different construct from, not a contradiction of, multisport diversification (§4.6).</w:t>
+      </w:r>
+    </w:p>
+    <w:bookmarkEnd w:id="59"/>
+    <w:bookmarkStart w:id="60" w:name="X87eb39888c4b9b734bc7d57b610ed09dcaa467b"/>
+    <w:p>
+      <w:pPr>
+        <w:pStyle w:val="Heading2"/>
+      </w:pPr>
+      <w:r>
+        <w:t xml:space="preserve">4.2 Behavior explains more variance in retention than performance</w:t>
+      </w:r>
+    </w:p>
+    <w:p>
+      <w:pPr>
+        <w:pStyle w:val="FirstParagraph"/>
+      </w:pPr>
+      <w:r>
+        <w:t xml:space="preserve">Behavior (competitions entered) explained more variance in senior retention than performance (Tyrving score) even when both were measured in the same window (Section 3.6): sex + Tyrving gave AUC = 0.607, sex + volume 0.740, both combined 0.737, and a baseline performance</w:t>
+      </w:r>
+      <w:r>
+        <w:t xml:space="preserve"> </w:t>
+      </w:r>
+      <w:r>
+        <w:rPr>
+          <w:i/>
+          <w:iCs/>
+        </w:rPr>
+        <w:t xml:space="preserve">trajectory</w:t>
+      </w:r>
+      <w:r>
+        <w:t xml:space="preserve"> </w:t>
+      </w:r>
+      <w:r>
+        <w:t xml:space="preserve">closed the gap only slightly (0.640). Performance reflects capability; volume reflects the athlete’s own choices about taking part — licensed by the open-entry structure of Section 2.2 — and those choices matter more for disengagement than capability does. Two caveats: volume is a near-noiseless count while Tyrving is a scored maximum with ~20% missingness, so part of the gap could be measurement precision (the within-stratum effects argue not all of it); and predictor and outcome both index registered activity, so</w:t>
+      </w:r>
+      <w:r>
+        <w:t xml:space="preserve"> </w:t>
+      </w:r>
+      <w:r>
+        <w:t xml:space="preserve">“behavior outperforms performance”</w:t>
+      </w:r>
+      <w:r>
+        <w:t xml:space="preserve"> </w:t>
+      </w:r>
+      <w:r>
+        <w:t xml:space="preserve">describes when disengagement becomes observable, not a causal mechanism.</w:t>
+      </w:r>
+    </w:p>
+    <w:p>
+      <w:pPr>
+        <w:pStyle w:val="BodyText"/>
+      </w:pPr>
+      <w:r>
+        <w:t xml:space="preserve">Low or declining volume can also have causes unrelated to waning engagement.</w:t>
+      </w:r>
+      <w:r>
+        <w:t xml:space="preserve"> </w:t>
+      </w:r>
+      <w:r>
+        <w:rPr>
+          <w:i/>
+          <w:iCs/>
+        </w:rPr>
+        <w:t xml:space="preserve">Cost:</w:t>
+      </w:r>
+      <w:r>
+        <w:t xml:space="preserve"> </w:t>
+      </w:r>
+      <w:r>
+        <w:t xml:space="preserve">cost-related reasons for leaving are cited more often by Norwegian youth from lower-income families (Espedalen &amp; Seippel, 2024); the channel is attenuated here — clubs pay entry fees, travel is short — but not eliminated, and the register holds no socioeconomic data.</w:t>
+      </w:r>
+      <w:r>
+        <w:t xml:space="preserve"> </w:t>
+      </w:r>
+      <w:r>
+        <w:rPr>
+          <w:i/>
+          <w:iCs/>
+        </w:rPr>
+        <w:t xml:space="preserve">Injury:</w:t>
+      </w:r>
+      <w:r>
+        <w:t xml:space="preserve"> </w:t>
+      </w:r>
+      <w:r>
+        <w:t xml:space="preserve">injuries were the most frequent dropout reason in the only long-term Norwegian track-and-field follow-up (24.3%; Enoksen, 2011), and an injured 14-year-old produces the same register signature as a disengaging one, so part of the pull-back is plausibly enforced rather than chosen.</w:t>
+      </w:r>
+      <w:r>
+        <w:t xml:space="preserve"> </w:t>
+      </w:r>
+      <w:r>
+        <w:rPr>
+          <w:i/>
+          <w:iCs/>
+        </w:rPr>
+        <w:t xml:space="preserve">Periodization</w:t>
+      </w:r>
+      <w:r>
+        <w:t xml:space="preserve"> </w:t>
+      </w:r>
+      <w:r>
+        <w:t xml:space="preserve">— competing less to peak later — is unlikely: the decline spans successive calendar years and ends in exit, not a peak.</w:t>
+      </w:r>
+    </w:p>
+    <w:bookmarkEnd w:id="60"/>
+    <w:bookmarkStart w:id="61" w:name="X275310f308a547ead5220928057c68be59c7379"/>
+    <w:p>
+      <w:pPr>
+        <w:pStyle w:val="Heading2"/>
+      </w:pPr>
+      <w:r>
+        <w:t xml:space="preserve">4.3 Pull-back is real at the individual level — and so is early heterogeneity</w:t>
+      </w:r>
+    </w:p>
+    <w:p>
+      <w:pPr>
+        <w:pStyle w:val="FirstParagraph"/>
+      </w:pPr>
+      <w:r>
+        <w:t xml:space="preserve">Is the divergence in Figure 2 genuine within-athlete pull-back, or early differentiation only — or an artifact of averaging abrupt exits at heterogeneous ages? The exit-aligned analyses answer at the individual level: 95% of dropouts were still competing in their penultimate season, 74% had a reduced-but-nonzero penultimate season, and only 19% exited directly from peak volume — a two-to-three-season taper, not a cliff. Both components are nonetheless real: level and change carried independent information (Table 4), the pattern held in the contamination-free window (level OR = 3.04; change OR = 1.88), and future dropouts already differed at 13–14 — consistent with retrospective evidence that dropouts’ developmental activities differ years before exit (Wall &amp; Côté, 2007).</w:t>
+      </w:r>
+    </w:p>
     <w:bookmarkEnd w:id="61"/>
-    <w:bookmarkStart w:id="62" w:name="discussion"/>
+    <w:bookmarkStart w:id="62" w:name="Xe78cd062346b33a8c4f007b530df92eb1d95dc1"/>
     <w:p>
       <w:pPr>
         <w:pStyle w:val="Heading2"/>
       </w:pPr>
       <w:r>
-        <w:t xml:space="preserve">4. Discussion</w:t>
+        <w:t xml:space="preserve">4.4 Consistent with process accounts of withdrawal</w:t>
+      </w:r>
+    </w:p>
+    <w:p>
+      <w:pPr>
+        <w:pStyle w:val="FirstParagraph"/>
+      </w:pPr>
+      <w:r>
+        <w:t xml:space="preserve">We assess behavior, not motivational processes, so no single framework is confirmed; but the footprint is consistent with the main process accounts. In the Sport Commitment Model (Scanlan et al., 1993, 2016), the resolve to continue is shaped by enjoyment, investments, involvement opportunities, alternatives, and social constraints, and</w:t>
+      </w:r>
+      <w:r>
+        <w:t xml:space="preserve"> </w:t>
+      </w:r>
+      <w:r>
+        <w:rPr>
+          <w:i/>
+          <w:iCs/>
+        </w:rPr>
+        <w:t xml:space="preserve">enthusiastic</w:t>
+      </w:r>
+      <w:r>
+        <w:t xml:space="preserve"> </w:t>
+      </w:r>
+      <w:r>
+        <w:t xml:space="preserve">commitment is distinguished from</w:t>
+      </w:r>
+      <w:r>
+        <w:t xml:space="preserve"> </w:t>
+      </w:r>
+      <w:r>
+        <w:rPr>
+          <w:i/>
+          <w:iCs/>
+        </w:rPr>
+        <w:t xml:space="preserve">constrained</w:t>
+      </w:r>
+      <w:r>
+        <w:t xml:space="preserve"> </w:t>
+      </w:r>
+      <w:r>
+        <w:t xml:space="preserve">commitment — the latter less sustainable and linked to burnout (Raedeke, 1997). Declining volume years before exit fits an eroding commitment balance, though the register cannot distinguish waning enthusiasm from accumulating constraint. Withdrawal-as-process accounts (Ebaugh, 1988; Eliasson &amp; Johansson, 2021) describe leaving as a gradual deliberative passage — first doubts, weighing of alternatives, a turning point — among athletes who remain formally involved: precisely what the exit-aligned trajectories show, a typical future dropout still competing, at reduced volume, for two to three seasons before the final exit. The register cannot observe the deliberation, but it can now observe its behavioral shape — two to three thinning seasons — at the individual level.</w:t>
+      </w:r>
+    </w:p>
+    <w:p>
+      <w:pPr>
+        <w:pStyle w:val="BodyText"/>
+      </w:pPr>
+      <w:r>
+        <w:t xml:space="preserve">Two readings of the same footprint deserve equal standing. Declining volume may mark</w:t>
+      </w:r>
+      <w:r>
+        <w:t xml:space="preserve"> </w:t>
+      </w:r>
+      <w:r>
+        <w:rPr>
+          <w:i/>
+          <w:iCs/>
+        </w:rPr>
+        <w:t xml:space="preserve">disengagement from sport</w:t>
+      </w:r>
+      <w:r>
+        <w:t xml:space="preserve"> </w:t>
+      </w:r>
+      <w:r>
+        <w:t xml:space="preserve">— the commitment-erosion reading. It may also mark</w:t>
+      </w:r>
+      <w:r>
+        <w:t xml:space="preserve"> </w:t>
+      </w:r>
+      <w:r>
+        <w:rPr>
+          <w:i/>
+          <w:iCs/>
+        </w:rPr>
+        <w:t xml:space="preserve">engagement reallocation</w:t>
+      </w:r>
+      <w:r>
+        <w:t xml:space="preserve">: ages 14–16 are precisely when Norwegian multi-sport youth consolidate into one sport, so for some athletes declining track-and-field volume signals rising commitment to handball or football rather than to nothing. The register cannot separate the two, and the reallocation share is unbounded in our data. Norwegian participation research is compatible with both: ambition is strongly stratified among youth participants (Bakken, 2019), and exit from organized sport can itself reclaim time and autonomy rather than mark a loss (Espedalen, 2025). What the register demonstrates is that</w:t>
+      </w:r>
+      <w:r>
+        <w:t xml:space="preserve"> </w:t>
+      </w:r>
+      <w:r>
+        <w:rPr>
+          <w:i/>
+          <w:iCs/>
+        </w:rPr>
+        <w:t xml:space="preserve">some</w:t>
+      </w:r>
+      <w:r>
+        <w:t xml:space="preserve"> </w:t>
+      </w:r>
+      <w:r>
+        <w:t xml:space="preserve">mechanism — erosion, reallocation, or constraint — leaves a footprint readable in registered activity years before exit.</w:t>
       </w:r>
     </w:p>
     <w:bookmarkEnd w:id="62"/>
-    <w:bookmarkStart w:id="63" w:name="summary-of-findings"/>
+    <w:bookmarkStart w:id="63" w:name="sex-effect"/>
     <w:p>
       <w:pPr>
         <w:pStyle w:val="Heading2"/>
       </w:pPr>
       <w:r>
-        <w:t xml:space="preserve">4.1 Summary of findings</w:t>
+        <w:t xml:space="preserve">4.5 Sex effect</w:t>
       </w:r>
     </w:p>
     <w:p>
@@ -4734,35 +4743,72 @@
         <w:pStyle w:val="FirstParagraph"/>
       </w:pPr>
       <w:r>
-        <w:t xml:space="preserve">From this 14-year follow-up of 2,123 young athletes, four major findings emerge. Firstly, the volume of competitions during the baseline window (ages 13–14) had a strong prospective relationship with retaining senior competition (OR = 2.40 per SD; cross-validated AUC = 0.751). Secondly, the impact of competition volume on retention was consistent across both birth cohorts and resilient to the inclusion of region, birth quarter, and club size as structural covariates. Thirdly, there were two distinct contributions to the loss of senior competition activity: early behavioral heterogeneity (the odds of retention increased 2.79-fold per SD of age-14 volume) and within-athlete pull-back (a one-SD greater decline in competition volume from age 14 to 15 was associated with 2.44-times lower retention odds), with pseudo-</w:t>
-      </w:r>
-      <w:r>
-        <w:rPr>
-          <w:i/>
-          <w:iCs/>
-        </w:rPr>
-        <w:t xml:space="preserve">R</w:t>
-      </w:r>
-      <w:r>
-        <w:t xml:space="preserve">² increasing to 0.23 compared to 0.11 when just the level was used (Section 3.6). Fourthly, higher baseline specialization (measured as the Herfindahl-Hirschman Index) was associated with a higher likelihood of retaining senior competition — contrary to the established findings that suggest a diversified range of disciplines improves the chances of achieving elite performance (Güllich et al., 2022; Wall &amp; Côté, 2007).</w:t>
-      </w:r>
-    </w:p>
-    <w:p>
-      <w:pPr>
-        <w:pStyle w:val="BodyText"/>
-      </w:pPr>
-      <w:r>
-        <w:t xml:space="preserve">Cox time-to-cessation analyses (Supplementary Tables S8, S16; Table 5) reinforce these findings: among athletes still active at age 16, milestone-window volume remained strongly associated with subsequent cessation (HR = 0.60 per SD), most pronounced in proximal follow-up (HR = 0.14 in years 0–3).</w:t>
+        <w:t xml:space="preserve">The sex pattern differs by specification, informatively. Unadjusted, Kaplan–Meier curves showed no clear sex difference (log-rank</w:t>
+      </w:r>
+      <w:r>
+        <w:t xml:space="preserve"> </w:t>
+      </w:r>
+      <w:r>
+        <w:rPr>
+          <w:i/>
+          <w:iCs/>
+        </w:rPr>
+        <w:t xml:space="preserve">p</w:t>
+      </w:r>
+      <w:r>
+        <w:t xml:space="preserve"> </w:t>
+      </w:r>
+      <w:r>
+        <w:t xml:space="preserve">= .33); adjusted, females retained at significantly lower odds in every layer of the primary model (OR = 0.72 sex-only, 0.61 full model; Table 3) —</w:t>
+      </w:r>
+      <w:r>
+        <w:t xml:space="preserve"> </w:t>
+      </w:r>
+      <w:r>
+        <w:rPr>
+          <w:i/>
+          <w:iCs/>
+        </w:rPr>
+        <w:t xml:space="preserve">conditional on the same early volume, concentration, and performance</w:t>
+      </w:r>
+      <w:r>
+        <w:t xml:space="preserve">, girls were less likely to remain, their higher early volumes partially masking the gap in unadjusted comparisons. The behavioral mechanism itself was similar across sexes (Supplementary Table S7): milestone-window volume reduced cessation hazard similarly for males (HR = 0.42) and females (HR = 0.46), C-index 0.843 for each — the residual sex effect operates</w:t>
+      </w:r>
+      <w:r>
+        <w:t xml:space="preserve"> </w:t>
+      </w:r>
+      <w:r>
+        <w:rPr>
+          <w:i/>
+          <w:iCs/>
+        </w:rPr>
+        <w:t xml:space="preserve">above</w:t>
+      </w:r>
+      <w:r>
+        <w:t xml:space="preserve">, not</w:t>
+      </w:r>
+      <w:r>
+        <w:t xml:space="preserve"> </w:t>
+      </w:r>
+      <w:r>
+        <w:rPr>
+          <w:i/>
+          <w:iCs/>
+        </w:rPr>
+        <w:t xml:space="preserve">through</w:t>
+      </w:r>
+      <w:r>
+        <w:t xml:space="preserve">, the behavioral pathway. This complements survey reports of higher female dropout (Bakken, 2019) and the clearly higher female attrition in Enoksen’s (2011) historical cohort.</w:t>
       </w:r>
     </w:p>
     <w:bookmarkEnd w:id="63"/>
-    <w:bookmarkStart w:id="64" w:name="Xbd536bf1af5d6a7219c3b776e0edb8da369758d"/>
+    <w:bookmarkStart w:id="64" w:name="Xd8ded050b43dd1860dfb50ea2f396f3b413cf9a"/>
     <w:p>
       <w:pPr>
         <w:pStyle w:val="Heading2"/>
       </w:pPr>
       <w:r>
-        <w:t xml:space="preserve">4.2 Behavior explains more variance in retention than performance — even when performance is measured at the same point in time as behavior</w:t>
+        <w:t xml:space="preserve">4.6 Within-sport event concentration is a different construct from multisport diversification</w:t>
       </w:r>
     </w:p>
     <w:p>
@@ -4770,37 +4816,81 @@
         <w:pStyle w:val="FirstParagraph"/>
       </w:pPr>
       <w:r>
-        <w:t xml:space="preserve">Behavior (number of competitions entered) explained more variance in the retention of senior competition than performance (Tyrving score) even when both variables were measured at the same point in time (Section 3.7; Supplementary Table S15). Sex + Tyrving yielded AUC = 0.607; sex + pre-milestone volume yielded AUC = 0.740; and sex + Tyrving + pre-milestone volume yielded AUC = 0.737. Adding Tyrving to (sex + volume) added virtually nothing to explaining variance in retention, while adding volume to (sex + Tyrving) raised AUC substantially. This result is interpreted as follows: while performance scores reflect the capabilities of athletes, competition volumes reflect the choices made by athletes regarding how much effort they wish to expend on developing their skills — and these choices appear more important in predicting the disengagement of athletes from their sport than their capabilities.</w:t>
-      </w:r>
-    </w:p>
-    <w:p>
-      <w:pPr>
-        <w:pStyle w:val="BodyText"/>
-      </w:pPr>
-      <w:r>
-        <w:t xml:space="preserve">It is acknowledged that there may be an epistemic asymmetry between the predictors and the outcome measures used. The predictor (competition volume) and the outcome (dropout) both refer to registered competitive activity. Therefore,</w:t>
-      </w:r>
-      <w:r>
-        <w:t xml:space="preserve"> </w:t>
-      </w:r>
-      <w:r>
-        <w:t xml:space="preserve">“behavior outperforms performance”</w:t>
-      </w:r>
-      <w:r>
-        <w:t xml:space="preserve"> </w:t>
-      </w:r>
-      <w:r>
-        <w:t xml:space="preserve">refers to the temporal structure by which disengagement can become observable, not a causal mechanism. However, the results presented are consistent with an engagement-balance mechanism but do not establish it on their own.</w:t>
+        <w:t xml:space="preserve">Event-category concentration at ages 13–14 predicted</w:t>
+      </w:r>
+      <w:r>
+        <w:t xml:space="preserve"> </w:t>
+      </w:r>
+      <w:r>
+        <w:rPr>
+          <w:i/>
+          <w:iCs/>
+        </w:rPr>
+        <w:t xml:space="preserve">greater</w:t>
+      </w:r>
+      <w:r>
+        <w:t xml:space="preserve"> </w:t>
+      </w:r>
+      <w:r>
+        <w:t xml:space="preserve">senior retention (OR = 1.36 per SD), consistently across cohorts, in the Cox model (HR = 0.80), and across all count-dependence stress tests (Section 3.9). That finding should not be read against the diversification literature, which primarily concerns diversification</w:t>
+      </w:r>
+      <w:r>
+        <w:t xml:space="preserve"> </w:t>
+      </w:r>
+      <w:r>
+        <w:rPr>
+          <w:i/>
+          <w:iCs/>
+        </w:rPr>
+        <w:t xml:space="preserve">across sports</w:t>
+      </w:r>
+      <w:r>
+        <w:t xml:space="preserve"> </w:t>
+      </w:r>
+      <w:r>
+        <w:t xml:space="preserve">— multisport sampling versus early single-sport specialization and its consequences for elite performance and athlete health (Côté &amp; Hancock, 2016; Güllich et al., 2022). Our HHI measures concentration</w:t>
+      </w:r>
+      <w:r>
+        <w:t xml:space="preserve"> </w:t>
+      </w:r>
+      <w:r>
+        <w:rPr>
+          <w:i/>
+          <w:iCs/>
+        </w:rPr>
+        <w:t xml:space="preserve">within</w:t>
+      </w:r>
+      <w:r>
+        <w:t xml:space="preserve"> </w:t>
+      </w:r>
+      <w:r>
+        <w:t xml:space="preserve">one sport, conditional on already participating in it, and the register says nothing about other sports: an athlete concentrated within track and field may simultaneously be a multisport sampler. The constructs are related but not interchangeable — and the across-sport evidence is itself less settled than often assumed: in youth swimming, early-specialization markers were, contrary to expectation,</w:t>
+      </w:r>
+      <w:r>
+        <w:t xml:space="preserve"> </w:t>
+      </w:r>
+      <w:r>
+        <w:rPr>
+          <w:i/>
+          <w:iCs/>
+        </w:rPr>
+        <w:t xml:space="preserve">not</w:t>
+      </w:r>
+      <w:r>
+        <w:t xml:space="preserve"> </w:t>
+      </w:r>
+      <w:r>
+        <w:t xml:space="preserve">positively related to burnout and dropout (Larson et al., 2019), and blanket condemnation of early specialization has been argued to outrun the evidence (Baker et al., 2021) — both consistent with our within-sport result. The outcome also differs (retention at 20, not elite performance), and HHI is not a proxy for main-event performance (r = −0.05; coefficient unchanged when primary-category Tyrving is added; Supplementary Table S18). Governing bodies should read this neither as a license to push early specialization nor as grounds for forced diversification among motivated adolescents.</w:t>
       </w:r>
     </w:p>
     <w:bookmarkEnd w:id="64"/>
-    <w:bookmarkStart w:id="65" w:name="Xe7fe343f385dc5d6988eaaeccab4c5e6fe92698"/>
+    <w:bookmarkStart w:id="65" w:name="what-registers-bring"/>
     <w:p>
       <w:pPr>
         <w:pStyle w:val="Heading2"/>
       </w:pPr>
       <w:r>
-        <w:t xml:space="preserve">4.3 There exists a pull-back effect — and also an early heterogeneity effect</w:t>
+        <w:t xml:space="preserve">4.7 What registers bring</w:t>
       </w:r>
     </w:p>
     <w:p>
@@ -4808,35 +4898,17 @@
         <w:pStyle w:val="FirstParagraph"/>
       </w:pPr>
       <w:r>
-        <w:t xml:space="preserve">A logical question arises regarding whether the main effect observed represents (a) a genuine within-athlete pull-back effect from a common initial condition, or (b) early differentiation between athletes who have followed different trajectories. The descriptive evidence (Figure 2, Table 2) provides some insight into this issue: at ages 13–14, the median number of meets attended by future retainers and dropouts differed (13/17 vs. 8/8 respectively); however, the greatest divergence occurred at ages 14–15.</w:t>
-      </w:r>
-    </w:p>
-    <w:p>
-      <w:pPr>
-        <w:pStyle w:val="BodyText"/>
-      </w:pPr>
-      <w:r>
-        <w:t xml:space="preserve">A further analysis resolves this ambiguity. The level-and-change approach described in Section 3.6 shows that both effects exist and are statistically significant. Conditional upon level (OR = 2.79) at age 14, a greater decline in meets attended at ages 14–15 was associated with a significantly lower probability of retention (OR = 2.44), and pseudo-</w:t>
-      </w:r>
-      <w:r>
-        <w:rPr>
-          <w:i/>
-          <w:iCs/>
-        </w:rPr>
-        <w:t xml:space="preserve">R</w:t>
-      </w:r>
-      <w:r>
-        <w:t xml:space="preserve">² increased significantly (from 0.11 to 0.23) when considering both level and change together. Thus, a non-negligible proportion of the dropout signal represents early behavioral heterogeneity (Wall &amp; Côté, 2007) visible at ages 13–14; another equally substantial proportion represents a within-athlete pull-back among the not-yet-dropped-out, as evidenced by declining volume in the year immediately preceding formal departure from the sport.</w:t>
+        <w:t xml:space="preserve">Registers address two structural problems in dropout research: withdrawn athletes are hard to recruit into surveys, and retrospective accounts compress a continuous process into a remembered decision. Registration records provide a complete population and continuous, rather than reconstructed, behavioral sequences. Registers bring no new theory; they bring a longitudinal behavioral test of theories built largely on cross-sectional or short-prospective evidence — here a well-calibrated baseline-only signal (AUC = 0.751), internal replication, robustness across structural, club-level, and missing-data checks, and an E-value of ≈2.5.</w:t>
       </w:r>
     </w:p>
     <w:bookmarkEnd w:id="65"/>
-    <w:bookmarkStart w:id="66" w:name="X2bdba6eaead9bf1fc629cfbac09a49f14a33f25"/>
+    <w:bookmarkStart w:id="66" w:name="implications-for-practitioners"/>
     <w:p>
       <w:pPr>
         <w:pStyle w:val="Heading2"/>
       </w:pPr>
       <w:r>
-        <w:t xml:space="preserve">4.4 Consistent with three theoretically supported models</w:t>
+        <w:t xml:space="preserve">4.8 Implications for practitioners</w:t>
       </w:r>
     </w:p>
     <w:p>
@@ -4844,213 +4916,36 @@
         <w:pStyle w:val="FirstParagraph"/>
       </w:pPr>
       <w:r>
-        <w:t xml:space="preserve">All three theoretical frameworks discussed below offer explanations for why continuing participation occurs. However, since we assess behavior rather than motivational processes, we refrain from asserting that our study provides empirical support for any framework. These include:</w:t>
-      </w:r>
-    </w:p>
-    <w:p>
-      <w:pPr>
-        <w:pStyle w:val="BodyText"/>
-      </w:pPr>
-      <w:r>
-        <w:t xml:space="preserve">The Sport Commitment Model (Scanlan et al., 1993, 2016), which defines continued participation as a function of balancing enjoyment/investment and constraints arising from external factors. Our findings regarding continued participation and eventual dropout trajectories are consistent with stable enthusiasm and decreasing commitment.</w:t>
-      </w:r>
-    </w:p>
-    <w:p>
-      <w:pPr>
-        <w:pStyle w:val="BodyText"/>
-      </w:pPr>
-      <w:r>
-        <w:t xml:space="preserve">Self-Determination Theory and its application to sports (Ryan &amp; Deci, 2000; Sarrazin et al., 2002; Standage, 2012; Vallerand, 2007), which hypothesize that internalized motivation will sustain continued participation despite increasing demands.</w:t>
-      </w:r>
-    </w:p>
-    <w:p>
-      <w:pPr>
-        <w:pStyle w:val="BodyText"/>
-      </w:pPr>
-      <w:r>
-        <w:t xml:space="preserve">Qualitative withdrawal-as-process theories of dropout (Ebaugh, 1988; Eliasson &amp; Johansson, 2021; Espedalen &amp; Seippel, 2022), which describe dropout as a gradual deliberative process for athletes who remain formally involved in their sport — precisely what our register indicates happened with respect to dropping out at age 15 (at that age, a typical future dropout was still competing in approximately 3 meets, even though they would eventually stop competing altogether).</w:t>
-      </w:r>
-    </w:p>
-    <w:p>
-      <w:pPr>
-        <w:pStyle w:val="BodyText"/>
-      </w:pPr>
-      <w:r>
-        <w:t xml:space="preserve">Wall and Côté’s (2007) distinction between investor and sampler subpopulations and Espedalen’s (2025) engaged-enthusiast vs. constrained-casual distinction are both compatible with the idea that continued participation is contingent upon maintaining an acceptable balance between investment/enjoyment and constraint.</w:t>
-      </w:r>
-    </w:p>
-    <w:p>
-      <w:pPr>
-        <w:pStyle w:val="BodyText"/>
-      </w:pPr>
-      <w:r>
-        <w:t xml:space="preserve">Although the register does not allow us to determine which explanation best captures the mechanism responsible for this behavioral signature, it clearly demonstrates that</w:t>
-      </w:r>
-      <w:r>
-        <w:t xml:space="preserve"> </w:t>
-      </w:r>
-      <w:r>
-        <w:rPr>
-          <w:i/>
-          <w:iCs/>
-        </w:rPr>
-        <w:t xml:space="preserve">some</w:t>
-      </w:r>
-      <w:r>
-        <w:t xml:space="preserve"> </w:t>
-      </w:r>
-      <w:r>
-        <w:t xml:space="preserve">mechanism creating this footprint existed — and created a sufficiently large footprint to be observable in registered activity.</w:t>
-      </w:r>
-    </w:p>
-    <w:bookmarkEnd w:id="66"/>
-    <w:bookmarkStart w:id="67" w:name="sex-effect"/>
-    <w:p>
-      <w:pPr>
-        <w:pStyle w:val="Heading2"/>
-      </w:pPr>
-      <w:r>
-        <w:t xml:space="preserve">4.5 Sex effect</w:t>
-      </w:r>
-    </w:p>
-    <w:p>
-      <w:pPr>
-        <w:pStyle w:val="FirstParagraph"/>
-      </w:pPr>
-      <w:r>
-        <w:t xml:space="preserve">Kaplan–Meier plots for all competitors did not reveal a clear sex difference based on retention rates (log-rank</w:t>
-      </w:r>
-      <w:r>
-        <w:t xml:space="preserve"> </w:t>
-      </w:r>
-      <w:r>
-        <w:rPr>
-          <w:i/>
-          <w:iCs/>
-        </w:rPr>
-        <w:t xml:space="preserve">p</w:t>
-      </w:r>
-      <w:r>
-        <w:t xml:space="preserve"> </w:t>
-      </w:r>
-      <w:r>
-        <w:t xml:space="preserve">= .33); this contrasts with previous findings reported by Bakken (2019) and others based on surveys administered to Norwegian youth indicating higher dropout rates among females. The multivariable hazard ratio was statistically significant for females in Cohort A (HR = 1.19,</w:t>
-      </w:r>
-      <w:r>
-        <w:t xml:space="preserve"> </w:t>
-      </w:r>
-      <w:r>
-        <w:rPr>
-          <w:i/>
-          <w:iCs/>
-        </w:rPr>
-        <w:t xml:space="preserve">p</w:t>
-      </w:r>
-      <w:r>
-        <w:t xml:space="preserve"> </w:t>
-      </w:r>
-      <w:r>
-        <w:t xml:space="preserve">= .006) but not for females in Cohort B (HR = 1.02,</w:t>
-      </w:r>
-      <w:r>
-        <w:t xml:space="preserve"> </w:t>
-      </w:r>
-      <w:r>
-        <w:rPr>
-          <w:i/>
-          <w:iCs/>
-        </w:rPr>
-        <w:t xml:space="preserve">p</w:t>
-      </w:r>
-      <w:r>
-        <w:t xml:space="preserve"> </w:t>
-      </w:r>
-      <w:r>
-        <w:t xml:space="preserve">= .83). Critically, the</w:t>
-      </w:r>
-      <w:r>
-        <w:t xml:space="preserve"> </w:t>
-      </w:r>
-      <w:r>
-        <w:rPr>
-          <w:i/>
-          <w:iCs/>
-        </w:rPr>
-        <w:t xml:space="preserve">behavioral mechanism</w:t>
-      </w:r>
-      <w:r>
-        <w:t xml:space="preserve"> </w:t>
-      </w:r>
-      <w:r>
-        <w:t xml:space="preserve">driving retention/dropout risk was similar for males and females (Supplementary Table S7): milestone-window volume decreased dropout hazard similarly for males (HR = 0.42) and females (HR = 0.46), with C-indices of 0.843 for each sex. Therefore, whatever remains unique about any residual sex effect is driven by a separate factor operating</w:t>
-      </w:r>
-      <w:r>
-        <w:t xml:space="preserve"> </w:t>
-      </w:r>
-      <w:r>
-        <w:rPr>
-          <w:i/>
-          <w:iCs/>
-        </w:rPr>
-        <w:t xml:space="preserve">above</w:t>
-      </w:r>
-      <w:r>
-        <w:t xml:space="preserve">, not</w:t>
-      </w:r>
-      <w:r>
-        <w:t xml:space="preserve"> </w:t>
-      </w:r>
-      <w:r>
-        <w:rPr>
-          <w:i/>
-          <w:iCs/>
-        </w:rPr>
-        <w:t xml:space="preserve">through</w:t>
-      </w:r>
-      <w:r>
-        <w:t xml:space="preserve">, the behavioral pathway.</w:t>
-      </w:r>
-    </w:p>
-    <w:bookmarkEnd w:id="67"/>
-    <w:bookmarkStart w:id="68" w:name="contrary-to-diversification-literature"/>
-    <w:p>
-      <w:pPr>
-        <w:pStyle w:val="Heading2"/>
-      </w:pPr>
-      <w:r>
-        <w:t xml:space="preserve">4.6 Contrary to diversification literature</w:t>
-      </w:r>
-    </w:p>
-    <w:p>
-      <w:pPr>
-        <w:pStyle w:val="FirstParagraph"/>
-      </w:pPr>
-      <w:r>
-        <w:t xml:space="preserve">In contrast to a substantial body of literature arguing for the importance of diversifying across a range of disciplines for elite performance (Côté &amp; Hancock, 2016; Güllich et al., 2022; Wall &amp; Côté, 2007), we found that specialization at ages 13–14 predicted</w:t>
-      </w:r>
-      <w:r>
-        <w:t xml:space="preserve"> </w:t>
-      </w:r>
-      <w:r>
-        <w:rPr>
-          <w:i/>
-          <w:iCs/>
-        </w:rPr>
-        <w:t xml:space="preserve">greater</w:t>
-      </w:r>
-      <w:r>
-        <w:t xml:space="preserve"> </w:t>
-      </w:r>
-      <w:r>
-        <w:t xml:space="preserve">likelihood of retaining senior competition activity (OR = 1.35 per SD of HHI; 95% CI [1.16, 1.57]); this association persisted across both birth cohorts (Cohort A OR = 1.24; Cohort B OR = 1.58) and in the Cox model (HR = 0.80).</w:t>
-      </w:r>
-    </w:p>
-    <w:p>
-      <w:pPr>
-        <w:pStyle w:val="BodyText"/>
-      </w:pPr>
-      <w:r>
-        <w:t xml:space="preserve">There are multiple possible reasons why both findings could coexist:</w:t>
+        <w:t xml:space="preserve">The practical deliverable is a</w:t>
+      </w:r>
+      <w:r>
+        <w:t xml:space="preserve"> </w:t>
+      </w:r>
+      <w:r>
+        <w:rPr>
+          <w:i/>
+          <w:iCs/>
+        </w:rPr>
+        <w:t xml:space="preserve">testable targeting rule</w:t>
+      </w:r>
+      <w:r>
+        <w:t xml:space="preserve">, not a finished intervention: the register can say precisely</w:t>
+      </w:r>
+      <w:r>
+        <w:t xml:space="preserve"> </w:t>
+      </w:r>
+      <w:r>
+        <w:rPr>
+          <w:i/>
+          <w:iCs/>
+        </w:rPr>
+        <w:t xml:space="preserve">whom</w:t>
+      </w:r>
+      <w:r>
+        <w:t xml:space="preserve"> </w:t>
+      </w:r>
+      <w:r>
+        <w:t xml:space="preserve">retention support would reach and how early — whether such support works is the pilot question in §4.10. Four implications follow.</w:t>
       </w:r>
     </w:p>
     <w:p>
@@ -5062,13 +4957,45 @@
           <w:b/>
           <w:bCs/>
         </w:rPr>
-        <w:t xml:space="preserve">Different outcomes.</w:t>
-      </w:r>
-      <w:r>
-        <w:t xml:space="preserve"> </w:t>
-      </w:r>
-      <w:r>
-        <w:t xml:space="preserve">Peak-performance studies typically track individuals who go on to achieve elite status at some point; our retention study, by contrast, focuses solely on whether a young athlete remains actively competing at age 20.</w:t>
+        <w:t xml:space="preserve">(1) Register-based flagging at the end of the age-14 season.</w:t>
+      </w:r>
+      <w:r>
+        <w:t xml:space="preserve"> </w:t>
+      </w:r>
+      <w:r>
+        <w:t xml:space="preserve">Flag athletes whose ages-13–14 competition count falls below a threshold. At &lt; 10 meets, the flag captures 26% of the cohort whose senior retention is 5.7%, versus 20.2% among the unflagged — a 3.5-fold difference, computed automatically from data the federation already holds (Table 6). Two numbers discipline its use: sensitivity is 0.30, so most future dropouts are</w:t>
+      </w:r>
+      <w:r>
+        <w:t xml:space="preserve"> </w:t>
+      </w:r>
+      <w:r>
+        <w:rPr>
+          <w:i/>
+          <w:iCs/>
+        </w:rPr>
+        <w:t xml:space="preserve">not</w:t>
+      </w:r>
+      <w:r>
+        <w:t xml:space="preserve"> </w:t>
+      </w:r>
+      <w:r>
+        <w:t xml:space="preserve">flagged, and unflagged athletes’ own retention is only ~20% — a flag concentrates risk; its absence reassures no one. Flagging should therefore</w:t>
+      </w:r>
+      <w:r>
+        <w:t xml:space="preserve"> </w:t>
+      </w:r>
+      <w:r>
+        <w:rPr>
+          <w:i/>
+          <w:iCs/>
+        </w:rPr>
+        <w:t xml:space="preserve">prioritize</w:t>
+      </w:r>
+      <w:r>
+        <w:t xml:space="preserve"> </w:t>
+      </w:r>
+      <w:r>
+        <w:t xml:space="preserve">outreach where risk is densest, not substitute for population-wide provision.</w:t>
       </w:r>
     </w:p>
     <w:p>
@@ -5080,58 +5007,13 @@
           <w:b/>
           <w:bCs/>
         </w:rPr>
-        <w:t xml:space="preserve">Different definitions/measures of specialization.</w:t>
-      </w:r>
-      <w:r>
-        <w:t xml:space="preserve"> </w:t>
-      </w:r>
-      <w:r>
-        <w:t xml:space="preserve">Elite developmental athletes who specialize in specific disciplines early in their careers often do so as part of a conscious effort to optimize their performance; whereas young athletes entering few disciplines early in their career tend to be doing so due to limited access to opportunities or resources supporting travel to distant locations where competitions are held. Since HHI captures</w:t>
-      </w:r>
-      <w:r>
-        <w:t xml:space="preserve"> </w:t>
-      </w:r>
-      <w:r>
-        <w:rPr>
-          <w:i/>
-          <w:iCs/>
-        </w:rPr>
-        <w:t xml:space="preserve">behavior</w:t>
-      </w:r>
-      <w:r>
-        <w:t xml:space="preserve"> </w:t>
-      </w:r>
-      <w:r>
-        <w:t xml:space="preserve">regardless of intent or motivation related to optimization/performance strategy, HHI can proxy</w:t>
-      </w:r>
-      <w:r>
-        <w:t xml:space="preserve"> </w:t>
-      </w:r>
-      <w:r>
-        <w:rPr>
-          <w:i/>
-          <w:iCs/>
-        </w:rPr>
-        <w:t xml:space="preserve">engagement support</w:t>
-      </w:r>
-      <w:r>
-        <w:t xml:space="preserve"> </w:t>
-      </w:r>
-      <w:r>
-        <w:t xml:space="preserve">while appearing to represent</w:t>
-      </w:r>
-      <w:r>
-        <w:t xml:space="preserve"> </w:t>
-      </w:r>
-      <w:r>
-        <w:rPr>
-          <w:i/>
-          <w:iCs/>
-        </w:rPr>
-        <w:t xml:space="preserve">performance strategy</w:t>
-      </w:r>
-      <w:r>
-        <w:t xml:space="preserve">.</w:t>
+        <w:t xml:space="preserve">(2) Flag again after age 15 using within-athlete change.</w:t>
+      </w:r>
+      <w:r>
+        <w:t xml:space="preserve"> </w:t>
+      </w:r>
+      <w:r>
+        <w:t xml:space="preserve">Level and change carry independent information (Section 3.5): screen on level at end of age 14 and on change at end of age 15 — the latter just after the first selective gate and ahead of the steepest attrition at 17.</w:t>
       </w:r>
     </w:p>
     <w:p>
@@ -5143,99 +5025,45 @@
           <w:b/>
           <w:bCs/>
         </w:rPr>
-        <w:t xml:space="preserve">Different starting populations.</w:t>
-      </w:r>
-      <w:r>
-        <w:t xml:space="preserve"> </w:t>
-      </w:r>
-      <w:r>
-        <w:t xml:space="preserve">As our cohort is defined as those who participate in regional meets at ages 13–14, we examine specialization’s effect</w:t>
-      </w:r>
-      <w:r>
-        <w:t xml:space="preserve"> </w:t>
-      </w:r>
-      <w:r>
-        <w:rPr>
-          <w:i/>
-          <w:iCs/>
-        </w:rPr>
-        <w:t xml:space="preserve">conditional on entry into the competitive funnel</w:t>
-      </w:r>
-      <w:r>
-        <w:t xml:space="preserve">. The diversification literature asks a logically earlier question that we cannot answer.</w:t>
-      </w:r>
-    </w:p>
-    <w:p>
-      <w:pPr>
-        <w:pStyle w:val="BodyText"/>
-      </w:pPr>
-      <w:r>
-        <w:t xml:space="preserve">One obvious concern is whether HHI simply represents main-event performance. Direct tests revealed that HHI and primary-category Tyrving were essentially uncorrelated (r = −0.05); including primary-category performance in the model produced no change in the HHI coefficient (OR = 1.32 vs. OR = 1.36), and primary-category Tyrving was not significantly predictive of dropout (</w:t>
-      </w:r>
-      <w:r>
-        <w:rPr>
-          <w:i/>
-          <w:iCs/>
-        </w:rPr>
-        <w:t xml:space="preserve">p</w:t>
-      </w:r>
-      <w:r>
-        <w:t xml:space="preserve"> </w:t>
-      </w:r>
-      <w:r>
-        <w:t xml:space="preserve">&gt; .12). Thus, specialization retains its own predictive power regarding retention.</w:t>
-      </w:r>
-    </w:p>
-    <w:p>
-      <w:pPr>
-        <w:pStyle w:val="BodyText"/>
-      </w:pPr>
-      <w:r>
-        <w:t xml:space="preserve">We view this as a contrast with, not a refutation of, the diversification literature. National governing bodies should not interpret our results as a license to push early specialization, nor as a basis for advocating forced diversification among highly motivated adolescent athletes who intend to continue competing beyond adolescence.</w:t>
-      </w:r>
-    </w:p>
-    <w:bookmarkEnd w:id="68"/>
-    <w:bookmarkStart w:id="69" w:name="what-registers-bring"/>
-    <w:p>
-      <w:pPr>
-        <w:pStyle w:val="Heading2"/>
-      </w:pPr>
-      <w:r>
-        <w:t xml:space="preserve">4.7 What registers bring</w:t>
-      </w:r>
-    </w:p>
-    <w:p>
-      <w:pPr>
-        <w:pStyle w:val="FirstParagraph"/>
-      </w:pPr>
-      <w:r>
-        <w:t xml:space="preserve">Two structural issues limit survey research on dropout among youth-sport participants: dropped-out athletes are generally difficult to recruit (Eime et al., 2013); additionally, because surveys rely on recall, retrospective accounts collapse the continuous nature of dropout into narrative constructs representing discrete decisions (Schacter, 2001). Registers eliminate both problems — registration creates a complete population of subjects available for recruitment, and registration records create continuous rather than reconstructed representations of behavioral sequences over time.</w:t>
-      </w:r>
-    </w:p>
-    <w:p>
-      <w:pPr>
-        <w:pStyle w:val="BodyText"/>
-      </w:pPr>
-      <w:r>
-        <w:t xml:space="preserve">Registers provide not a new theoretical explanation but a longitudinal behavioral test of theories proposed largely from cross-sectional or short-prospective evidence. Our signal classifies senior retention at AUC = 0.751 with only baseline-window data, replicates across cohorts, withstands structural controls and an E-value exceeding 5, and decomposes into both early-heterogeneity and within-athlete pull-back components.</w:t>
-      </w:r>
-    </w:p>
-    <w:bookmarkEnd w:id="69"/>
-    <w:bookmarkStart w:id="70" w:name="implications-for-practitioners"/>
-    <w:p>
-      <w:pPr>
-        <w:pStyle w:val="Heading2"/>
-      </w:pPr>
-      <w:r>
-        <w:t xml:space="preserve">4.8 Implications for practitioners</w:t>
-      </w:r>
-    </w:p>
-    <w:p>
-      <w:pPr>
-        <w:pStyle w:val="FirstParagraph"/>
-      </w:pPr>
-      <w:r>
-        <w:t xml:space="preserve">Four implications arise from the analyses above.</w:t>
+        <w:t xml:space="preserve">(3) Lower the cost side of the next competition cycle — as an offer, never as pressure.</w:t>
+      </w:r>
+      <w:r>
+        <w:t xml:space="preserve"> </w:t>
+      </w:r>
+      <w:r>
+        <w:t xml:space="preserve">With entry fees club-paid and travel short (Section 2.2), the remaining levers are residual and psychological costs: membership and equipment support, coach-accompanied transport, low-stakes practice meets, and an explicit signal that participation is welcome regardless of performance — each acting on the cost side of the engagement balance (Scanlan et al., 1993, 2016). The register cannot distinguish athletes who are blocked from athletes choosing other priorities, and for the latter — a large group by design in a low-threshold system — retention pressure would be misplaced. Flags identify</w:t>
+      </w:r>
+      <w:r>
+        <w:t xml:space="preserve"> </w:t>
+      </w:r>
+      <w:r>
+        <w:rPr>
+          <w:i/>
+          <w:iCs/>
+        </w:rPr>
+        <w:t xml:space="preserve">whom</w:t>
+      </w:r>
+      <w:r>
+        <w:t xml:space="preserve"> </w:t>
+      </w:r>
+      <w:r>
+        <w:t xml:space="preserve">to reach; understanding</w:t>
+      </w:r>
+      <w:r>
+        <w:t xml:space="preserve"> </w:t>
+      </w:r>
+      <w:r>
+        <w:rPr>
+          <w:i/>
+          <w:iCs/>
+        </w:rPr>
+        <w:t xml:space="preserve">why</w:t>
+      </w:r>
+      <w:r>
+        <w:t xml:space="preserve"> </w:t>
+      </w:r>
+      <w:r>
+        <w:t xml:space="preserve">still requires conversation, for which commitment instruments such as the SCQ-2 complement the register.</w:t>
       </w:r>
     </w:p>
     <w:p>
@@ -5247,13 +5075,29 @@
           <w:b/>
           <w:bCs/>
         </w:rPr>
-        <w:t xml:space="preserve">(1) Behavioral surveillance using registers to identify potentially vulnerable athletes for early interventions.</w:t>
-      </w:r>
-      <w:r>
-        <w:t xml:space="preserve"> </w:t>
-      </w:r>
-      <w:r>
-        <w:t xml:space="preserve">Flag athletes whose combined ages-13–14 competition counts fall below a chosen threshold after each athlete completes their age-14 season — screening is completely automatic from the register without contacting any athlete. An appropriate threshold (&lt; 10 meets, flagging ~26%) produces PPV = 0.94 — about 10 percentage points higher than the cohort-wide dropout base rate (84%). Thresholds can be adjusted upward or downward depending on desired levels of sensitivity/specificity: &lt; 5 meets (~9% flagged) for focused outreach; &lt; 15 meets (~43% flagged) for more general screening.</w:t>
+        <w:t xml:space="preserve">(4) Be cautious about prescribing event diversification for retention.</w:t>
+      </w:r>
+      <w:r>
+        <w:t xml:space="preserve"> </w:t>
+      </w:r>
+      <w:r>
+        <w:t xml:space="preserve">Within-sport concentration predicted</w:t>
+      </w:r>
+      <w:r>
+        <w:t xml:space="preserve"> </w:t>
+      </w:r>
+      <w:r>
+        <w:rPr>
+          <w:i/>
+          <w:iCs/>
+        </w:rPr>
+        <w:t xml:space="preserve">higher</w:t>
+      </w:r>
+      <w:r>
+        <w:t xml:space="preserve"> </w:t>
+      </w:r>
+      <w:r>
+        <w:t xml:space="preserve">retention, robustly (§4.6); federations should not assume diversification pressure aids retention in this age group.</w:t>
       </w:r>
     </w:p>
     <w:p>
@@ -5265,105 +5109,44 @@
           <w:b/>
           <w:bCs/>
         </w:rPr>
-        <w:t xml:space="preserve">(2) Flag again after age 15 using within-athlete change.</w:t>
-      </w:r>
-      <w:r>
-        <w:t xml:space="preserve"> </w:t>
-      </w:r>
-      <w:r>
-        <w:t xml:space="preserve">Level at age 14 and change from age 14 to 15 each provide independent pieces of information regarding retention/dropout risk (Section 3.6; Table 4). Screen athletes after completing their age-15 season for those who had high levels initially but are now pulling back — thus creating a two-screen strategy: first at end of age 14 (level); second at end of age 15 (change).</w:t>
-      </w:r>
-    </w:p>
-    <w:p>
-      <w:pPr>
-        <w:pStyle w:val="BodyText"/>
-      </w:pPr>
-      <w:r>
-        <w:rPr>
-          <w:b/>
-          <w:bCs/>
-        </w:rPr>
-        <w:t xml:space="preserve">(3) Reduce barriers facing the next-year competition cycle.</w:t>
-      </w:r>
-      <w:r>
-        <w:t xml:space="preserve"> </w:t>
-      </w:r>
-      <w:r>
-        <w:t xml:space="preserve">The most direct downstream intervention is making the</w:t>
-      </w:r>
-      <w:r>
-        <w:t xml:space="preserve"> </w:t>
-      </w:r>
-      <w:r>
-        <w:rPr>
-          <w:i/>
-          <w:iCs/>
-        </w:rPr>
-        <w:t xml:space="preserve">next</w:t>
-      </w:r>
-      <w:r>
-        <w:t xml:space="preserve"> </w:t>
-      </w:r>
-      <w:r>
-        <w:t xml:space="preserve">registered competition easier for flagged athletes: subsidize travel to the regional qualification meet, waive entry fees, organize coach-accompanied transport, schedule low-stakes practice meets, and signal that participation is welcome regardless of qualifying performance. Each action changes the cost side of the engagement balance (Scanlan et al., 1993, 2016). Coach and parent contact complement, but do not substitute for, lowering structural barriers.</w:t>
-      </w:r>
-    </w:p>
-    <w:p>
-      <w:pPr>
-        <w:pStyle w:val="BodyText"/>
-      </w:pPr>
-      <w:r>
-        <w:rPr>
-          <w:b/>
-          <w:bCs/>
-        </w:rPr>
-        <w:t xml:space="preserve">(4) Be cautious about prescribing diversification for retention.</w:t>
-      </w:r>
-      <w:r>
-        <w:t xml:space="preserve"> </w:t>
-      </w:r>
-      <w:r>
-        <w:t xml:space="preserve">Our retention finding goes opposite to the international diversification literature for peak performance. Federations should</w:t>
-      </w:r>
-      <w:r>
-        <w:t xml:space="preserve"> </w:t>
-      </w:r>
-      <w:r>
-        <w:rPr>
-          <w:i/>
-          <w:iCs/>
-        </w:rPr>
-        <w:t xml:space="preserve">not</w:t>
-      </w:r>
-      <w:r>
-        <w:t xml:space="preserve"> </w:t>
-      </w:r>
-      <w:r>
-        <w:t xml:space="preserve">push event diversification as a retention strategy in this age group; forced diversification could disrupt conditions that sustain engagement among committed adolescents.</w:t>
-      </w:r>
-    </w:p>
-    <w:p>
-      <w:pPr>
-        <w:pStyle w:val="BodyText"/>
-      </w:pPr>
-      <w:r>
-        <w:t xml:space="preserve">Behavioral surveillance complements commitment instruments such as the SCQ-2 (Scanlan et al., 2016): behavior identifies</w:t>
-      </w:r>
-      <w:r>
-        <w:t xml:space="preserve"> </w:t>
-      </w:r>
-      <w:r>
-        <w:rPr>
-          <w:i/>
-          <w:iCs/>
-        </w:rPr>
-        <w:t xml:space="preserve">whom</w:t>
-      </w:r>
-      <w:r>
-        <w:t xml:space="preserve"> </w:t>
-      </w:r>
-      <w:r>
-        <w:t xml:space="preserve">to reach; understanding</w:t>
+        <w:t xml:space="preserve">Governance preconditions.</w:t>
+      </w:r>
+      <w:r>
+        <w:t xml:space="preserve"> </w:t>
+      </w:r>
+      <w:r>
+        <w:t xml:space="preserve">Operational flagging means algorithmic risk-profiling of minors, and the research-ethics exemption this study relies on (Section 2.7) licenses none of it. Deployment would require a federation’s own legal basis and a data-protection impact assessment; flags visible to a designated officer rather than routinely to coaches (avoiding expectancy and labeling effects); informed families with an opt-out; a retention limit for flag data; and attention to equity, which the register cannot audit for lack of socioeconomic data. That the screen runs without athlete contact is a transparency problem to solve, not a feature. These preconditions, and the untested intervention effect, are why the next step is the pilot of §4.10 rather than adoption.</w:t>
+      </w:r>
+    </w:p>
+    <w:bookmarkEnd w:id="66"/>
+    <w:bookmarkStart w:id="67" w:name="limitations"/>
+    <w:p>
+      <w:pPr>
+        <w:pStyle w:val="Heading2"/>
+      </w:pPr>
+      <w:r>
+        <w:t xml:space="preserve">4.9 Limitations</w:t>
+      </w:r>
+    </w:p>
+    <w:p>
+      <w:pPr>
+        <w:pStyle w:val="FirstParagraph"/>
+      </w:pPr>
+      <w:r>
+        <w:t xml:space="preserve">First, the outcome indexes</w:t>
+      </w:r>
+      <w:r>
+        <w:t xml:space="preserve"> </w:t>
+      </w:r>
+      <w:r>
+        <w:rPr>
+          <w:i/>
+          <w:iCs/>
+        </w:rPr>
+        <w:t xml:space="preserve">attrition from track-and-field competition</w:t>
+      </w:r>
+      <w:r>
+        <w:t xml:space="preserve">, not from sport: a sport-switcher counts as a dropout, and the reallocation share is unbounded (§4.4). Second, the register records official results, not subjective experience — nor injury, a leading cause of attrition in this sport (Enoksen, 2011), so part of the pull-back is plausibly non-volitional; the qualitative literature remains essential for</w:t>
       </w:r>
       <w:r>
         <w:t xml:space="preserve"> </w:t>
@@ -5379,17 +5162,17 @@
         <w:t xml:space="preserve"> </w:t>
       </w:r>
       <w:r>
-        <w:t xml:space="preserve">still requires conversation.</w:t>
-      </w:r>
-    </w:p>
-    <w:bookmarkEnd w:id="70"/>
-    <w:bookmarkStart w:id="71" w:name="limitations"/>
+        <w:t xml:space="preserve">volume declines. Third, the population is soft-selected through club membership, and the three venues cover eastern, mid, and western Norway (none northern). Fourth, predictor and outcome share a measurement scale; despite the baseline-only model, the contamination-free change model, exit-aligned trajectories, and landmark and zero-volume sensitivities, structural overlap remains a conceptual limitation of register-only designs. Fifth, the post-baseline Cox specification violated proportional hazards (Schoenfeld χ² = 220.77); its estimates are descriptive only. Sixth, the HHI treats event categories symmetrically although they co-occur unevenly (98% of hurdlers also sprinted), so identical values can represent different combination patterns; the direction of the association was nonetheless robust. Seventh, the youngest cohort has at most four post-senior years of observation, though the fixed-window outcome gives near-identical results. Eighth, on the applied side: the thresholds are calibrated to a complete-register, open-entry, club-pays system and do not transfer to coach-gated or pay-to-play systems without re-derivation — and no intervention effect has been demonstrated: §4.8 is targeting logic, not evaluated policy.</w:t>
+      </w:r>
+    </w:p>
+    <w:bookmarkEnd w:id="67"/>
+    <w:bookmarkStart w:id="68" w:name="future-directions"/>
     <w:p>
       <w:pPr>
         <w:pStyle w:val="Heading2"/>
       </w:pPr>
       <w:r>
-        <w:t xml:space="preserve">4.9 Limitations</w:t>
+        <w:t xml:space="preserve">4.10 Future directions</w:t>
       </w:r>
     </w:p>
     <w:p>
@@ -5397,78 +5180,17 @@
         <w:pStyle w:val="FirstParagraph"/>
       </w:pPr>
       <w:r>
-        <w:t xml:space="preserve">First, the outcome indexes</w:t>
-      </w:r>
-      <w:r>
-        <w:t xml:space="preserve"> </w:t>
-      </w:r>
-      <w:r>
-        <w:rPr>
-          <w:i/>
-          <w:iCs/>
-        </w:rPr>
-        <w:t xml:space="preserve">attrition from competition</w:t>
-      </w:r>
-      <w:r>
-        <w:t xml:space="preserve">, not from sport: an athlete who stops competing in track and field but continues to train or moves to another sport is counted as a dropout. The behavioral signal is best read as disengagement from organized competitive participation and the</w:t>
-      </w:r>
-      <w:r>
-        <w:t xml:space="preserve"> </w:t>
-      </w:r>
-      <w:r>
-        <w:rPr>
-          <w:i/>
-          <w:iCs/>
-        </w:rPr>
-        <w:t xml:space="preserve">competitive identity</w:t>
-      </w:r>
-      <w:r>
-        <w:t xml:space="preserve"> </w:t>
-      </w:r>
-      <w:r>
-        <w:t xml:space="preserve">it supports, not from sport or physical activity broadly. Second, the register records official performance, not subjective experience; the qualitative literature is essential for unpacking</w:t>
-      </w:r>
-      <w:r>
-        <w:t xml:space="preserve"> </w:t>
-      </w:r>
-      <w:r>
-        <w:rPr>
-          <w:i/>
-          <w:iCs/>
-        </w:rPr>
-        <w:t xml:space="preserve">why</w:t>
-      </w:r>
-      <w:r>
-        <w:t xml:space="preserve"> </w:t>
-      </w:r>
-      <w:r>
-        <w:t xml:space="preserve">volume declines. Third, the population is soft-selected through registered club membership: findings describe disengagement</w:t>
-      </w:r>
-      <w:r>
-        <w:t xml:space="preserve"> </w:t>
-      </w:r>
-      <w:r>
-        <w:rPr>
-          <w:i/>
-          <w:iCs/>
-        </w:rPr>
-        <w:t xml:space="preserve">from a baseline of demonstrable engagement</w:t>
-      </w:r>
-      <w:r>
-        <w:t xml:space="preserve"> </w:t>
-      </w:r>
-      <w:r>
-        <w:t xml:space="preserve">and do not generalize to children with no organized-sport history. Fourth, predictor and outcome share a measurement scale; despite the baseline-only primary model, landmark and zero-volume sensitivities, and the level-vs-change decomposition, structural overlap remains a conceptual limitation of register-only designs. Fifth, the secondary post-baseline Cox specification violated proportional hazards (Schoenfeld χ² = 220.77); we therefore report period-specific estimates descriptively. Sixth, the 2001–2002 cohort has at most 4 post-senior years of observation; longer follow-up would help distinguish late dropouts from genuine career athletes.</w:t>
-      </w:r>
-    </w:p>
-    <w:bookmarkEnd w:id="71"/>
-    <w:bookmarkStart w:id="72" w:name="future-directions"/>
+        <w:t xml:space="preserve">The central next step is a quasi-experimental pilot: federation outreach to athletes with low but non-zero pre-milestone volume (1 ≤ vol &lt; 10), a designated flag recipient per club, pre-registered outcomes, and stakeholder consultation (athletes’ councils, parents, club volunteers). Further extensions: linking the behavioral signal to commitment instruments in active athletes, and cross-sport generalization where registers are less complete.</w:t>
+      </w:r>
+    </w:p>
+    <w:bookmarkEnd w:id="68"/>
+    <w:bookmarkStart w:id="69" w:name="conclusion"/>
     <w:p>
       <w:pPr>
         <w:pStyle w:val="Heading2"/>
       </w:pPr>
       <w:r>
-        <w:t xml:space="preserve">4.10 Future directions</w:t>
+        <w:t xml:space="preserve">4.11 Conclusion</w:t>
       </w:r>
     </w:p>
     <w:p>
@@ -5476,25 +5198,7 @@
         <w:pStyle w:val="FirstParagraph"/>
       </w:pPr>
       <w:r>
-        <w:t xml:space="preserve">Three extensions deserve attention: linking the register-based behavioral signal to standard psychological instruments (e.g., SCQ-2, which measures sport commitment rather than intrinsic motivation per se) in currently active athletes to test whether low volume tracks low commitment or low enjoyment; testing cross-sport generalization where registers are less complete; and quasi-experimental implementation of behavioral surveillance with federation-level outreach to athletes whose pre-milestone volume falls below a non-zero threshold that excludes mechanically dropped-out athletes (e.g., 1 ≤ vol &lt; 10).</w:t>
-      </w:r>
-    </w:p>
-    <w:bookmarkEnd w:id="72"/>
-    <w:bookmarkStart w:id="73" w:name="conclusion"/>
-    <w:p>
-      <w:pPr>
-        <w:pStyle w:val="Heading2"/>
-      </w:pPr>
-      <w:r>
-        <w:t xml:space="preserve">4.11 Conclusion</w:t>
-      </w:r>
-    </w:p>
-    <w:p>
-      <w:pPr>
-        <w:pStyle w:val="FirstParagraph"/>
-      </w:pPr>
-      <w:r>
-        <w:t xml:space="preserve">Senior retention in Norwegian youth track and field is prospectively associated with baseline-window competition behavior: athletes who already compete more at ages 13–14 retain at substantially higher rates, and those who decline across the age-14-to-15 transition retain at substantially lower rates. The effect is robust to structural controls, replicates across two birth-year cohorts, and is not driven by mechanical zero-values. Both early heterogeneity and within-athlete pull-back contribute independently. Findings are consistent with — though they do not directly confirm — long-standing qualitative and theoretical accounts of dropout as a gradual deliberative process. They suggest a practical role for prospective register-based behavioral surveillance, implementable at the end of an athlete’s 14-year-old season.</w:t>
+        <w:t xml:space="preserve">Senior retention in Norwegian youth track and field is prospectively associated with baseline-window competition behavior: athletes who already compete more at ages 13–14 retain at substantially higher rates, and those who decline retain at substantially lower rates — a decline visible within athletes, years before exit, and no averaging artifact. The effect withstands structural, club-level, missing-data, and outcome-definition checks and replicates across cohorts; early heterogeneity and pull-back contribute independently. The findings are consistent with — though do not by themselves confirm — accounts of withdrawal as a gradual deliberative process, and they yield a register-implementable targeting rule whose intervention value, under the governance preconditions above, is now a testable question.</w:t>
       </w:r>
     </w:p>
     <w:p>
@@ -5504,14 +5208,95 @@
         </w:pict>
       </w:r>
     </w:p>
+    <w:bookmarkEnd w:id="69"/>
+    <w:bookmarkStart w:id="70" w:name="acknowledgements"/>
+    <w:p>
+      <w:pPr>
+        <w:pStyle w:val="Heading2"/>
+      </w:pPr>
+      <w:r>
+        <w:t xml:space="preserve">Acknowledgements</w:t>
+      </w:r>
+    </w:p>
+    <w:p>
+      <w:pPr>
+        <w:pStyle w:val="FirstParagraph"/>
+      </w:pPr>
+      <w:r>
+        <w:t xml:space="preserve">During the preparation of this work the author used Claude Code (Anthropic), an AI-assisted writing and analysis tool, to assist with implementing statistical analyses in Python, generating figures using matplotlib, and editing the manuscript text for clarity and consistency. After using this tool, the author reviewed and edited the content as needed and takes full responsibility for the content of the published article. All scientific decisions, interpretations, and conclusions are the author’s own. This use is also declared in the cover letter, per journal policy.</w:t>
+      </w:r>
+    </w:p>
+    <w:bookmarkEnd w:id="70"/>
+    <w:bookmarkStart w:id="77" w:name="statements-and-declarations"/>
+    <w:p>
+      <w:pPr>
+        <w:pStyle w:val="Heading2"/>
+      </w:pPr>
+      <w:r>
+        <w:t xml:space="preserve">Statements and Declarations</w:t>
+      </w:r>
+    </w:p>
+    <w:bookmarkStart w:id="71" w:name="ethical-considerations"/>
+    <w:p>
+      <w:pPr>
+        <w:pStyle w:val="Heading3"/>
+      </w:pPr>
+      <w:r>
+        <w:t xml:space="preserve">Ethical considerations</w:t>
+      </w:r>
+    </w:p>
+    <w:p>
+      <w:pPr>
+        <w:pStyle w:val="FirstParagraph"/>
+      </w:pPr>
+      <w:r>
+        <w:t xml:space="preserve">Ethics committee approval was not required for this study. The competition records analyzed are publicly accessible via the Norwegian Athletics Federation’s online register, and Norway’s Health Research Act (Helseforskningsloven §4) exempts secondary use of register-based data of this kind from formal approval by a Regional Committee for Medical and Health Research Ethics (see Methods, Section 2.7). The derived analysis dataset links the public records to athlete dates of birth and is therefore handled as personal data under the EU General Data Protection Regulation (GDPR); it is not redistributed, and no personally identifying information about individual athletes is reported in this manuscript.</w:t>
+      </w:r>
+    </w:p>
+    <w:bookmarkEnd w:id="71"/>
+    <w:bookmarkStart w:id="72" w:name="consent-to-participate"/>
+    <w:p>
+      <w:pPr>
+        <w:pStyle w:val="Heading3"/>
+      </w:pPr>
+      <w:r>
+        <w:t xml:space="preserve">Consent to participate</w:t>
+      </w:r>
+    </w:p>
+    <w:p>
+      <w:pPr>
+        <w:pStyle w:val="FirstParagraph"/>
+      </w:pPr>
+      <w:r>
+        <w:t xml:space="preserve">Not applicable. The study is a secondary analysis of publicly accessible competition records; no participants were contacted or recruited.</w:t>
+      </w:r>
+    </w:p>
+    <w:bookmarkEnd w:id="72"/>
+    <w:bookmarkStart w:id="73" w:name="consent-for-publication"/>
+    <w:p>
+      <w:pPr>
+        <w:pStyle w:val="Heading3"/>
+      </w:pPr>
+      <w:r>
+        <w:t xml:space="preserve">Consent for publication</w:t>
+      </w:r>
+    </w:p>
+    <w:p>
+      <w:pPr>
+        <w:pStyle w:val="FirstParagraph"/>
+      </w:pPr>
+      <w:r>
+        <w:t xml:space="preserve">Not applicable. The manuscript contains no identifiable data relating to any individual person.</w:t>
+      </w:r>
+    </w:p>
     <w:bookmarkEnd w:id="73"/>
-    <w:bookmarkStart w:id="74" w:name="X1f74eb43af444059c7518034463b6c89b1cacf4"/>
-    <w:p>
-      <w:pPr>
-        <w:pStyle w:val="Heading2"/>
-      </w:pPr>
-      <w:r>
-        <w:t xml:space="preserve">Declaration of generative AI and AI-assisted technologies in the manuscript preparation process</w:t>
+    <w:bookmarkStart w:id="74" w:name="declaration-of-conflicting-interest"/>
+    <w:p>
+      <w:pPr>
+        <w:pStyle w:val="Heading3"/>
+      </w:pPr>
+      <w:r>
+        <w:t xml:space="preserve">Declaration of conflicting interest</w:t>
       </w:r>
     </w:p>
     <w:p>
@@ -5519,7 +5304,43 @@
         <w:pStyle w:val="FirstParagraph"/>
       </w:pPr>
       <w:r>
-        <w:t xml:space="preserve">During the preparation of this work the author used Claude Code (Anthropic) to assist with implementing statistical analyses in Python, generating figures using matplotlib, and editing the manuscript text for clarity and consistency. After using this tool, the author reviewed and edited the content as needed and takes full responsibility for the content of the published article. All scientific decisions, interpretations, and conclusions are the author’s own.</w:t>
+        <w:t xml:space="preserve">The author(s) declared no potential conflicts of interest with respect to the research, authorship, and/or publication of this article.</w:t>
+      </w:r>
+    </w:p>
+    <w:bookmarkEnd w:id="74"/>
+    <w:bookmarkStart w:id="75" w:name="funding-statement"/>
+    <w:p>
+      <w:pPr>
+        <w:pStyle w:val="Heading3"/>
+      </w:pPr>
+      <w:r>
+        <w:t xml:space="preserve">Funding statement</w:t>
+      </w:r>
+    </w:p>
+    <w:p>
+      <w:pPr>
+        <w:pStyle w:val="FirstParagraph"/>
+      </w:pPr>
+      <w:r>
+        <w:t xml:space="preserve">The author(s) received no financial support for the research, authorship, and/or publication of this article.</w:t>
+      </w:r>
+    </w:p>
+    <w:bookmarkEnd w:id="75"/>
+    <w:bookmarkStart w:id="76" w:name="data-availability"/>
+    <w:p>
+      <w:pPr>
+        <w:pStyle w:val="Heading3"/>
+      </w:pPr>
+      <w:r>
+        <w:t xml:space="preserve">Data availability</w:t>
+      </w:r>
+    </w:p>
+    <w:p>
+      <w:pPr>
+        <w:pStyle w:val="FirstParagraph"/>
+      </w:pPr>
+      <w:r>
+        <w:t xml:space="preserve">The competition records used in this study are publicly accessible via the Norwegian Athletics Federation’s online register. The derived analysis dataset cannot be publicly shared because it contains personal data (athlete dates of birth) under the EU GDPR. The full analysis code will be deposited in a public repository upon acceptance.</w:t>
       </w:r>
     </w:p>
     <w:p>
@@ -5529,8 +5350,9 @@
         </w:pict>
       </w:r>
     </w:p>
-    <w:bookmarkEnd w:id="74"/>
-    <w:bookmarkStart w:id="75" w:name="references"/>
+    <w:bookmarkEnd w:id="76"/>
+    <w:bookmarkEnd w:id="77"/>
+    <w:bookmarkStart w:id="78" w:name="references"/>
     <w:p>
       <w:pPr>
         <w:pStyle w:val="Heading2"/>
@@ -5552,7 +5374,475 @@
         <w:pStyle w:val="BodyText"/>
       </w:pPr>
       <w:r>
-        <w:t xml:space="preserve">Baker, J., Cattle, A., McAuley, A., Kelly, A., &amp; Johnston, K. (2026). Will artificial intelligence solve the riddle of athlete development? A critical review of how AI is being used for athlete identification, selection, and development.</w:t>
+        <w:t xml:space="preserve">Baker, J., Mosher, A., &amp; Fraser-Thomas, J. (2021). Is it too early to condemn early sport specialisation?</w:t>
+      </w:r>
+      <w:r>
+        <w:t xml:space="preserve"> </w:t>
+      </w:r>
+      <w:r>
+        <w:rPr>
+          <w:i/>
+          <w:iCs/>
+        </w:rPr>
+        <w:t xml:space="preserve">British Journal of Sports Medicine, 55</w:t>
+      </w:r>
+      <w:r>
+        <w:t xml:space="preserve">(3), 179–180. https://doi.org/10.1136/bjsports-2020-102053</w:t>
+      </w:r>
+    </w:p>
+    <w:p>
+      <w:pPr>
+        <w:pStyle w:val="BodyText"/>
+      </w:pPr>
+      <w:r>
+        <w:t xml:space="preserve">Back, J., Johnson, U., Svedberg, P., McCall, A., &amp; Ivarsson, A. (2022). Drop-out from team sport among adolescents: A systematic review and meta-analysis of prospective studies.</w:t>
+      </w:r>
+      <w:r>
+        <w:t xml:space="preserve"> </w:t>
+      </w:r>
+      <w:r>
+        <w:rPr>
+          <w:i/>
+          <w:iCs/>
+        </w:rPr>
+        <w:t xml:space="preserve">Psychology of Sport and Exercise, 61</w:t>
+      </w:r>
+      <w:r>
+        <w:t xml:space="preserve">, Article 102205. https://doi.org/10.1016/j.psychsport.2022.102205</w:t>
+      </w:r>
+    </w:p>
+    <w:p>
+      <w:pPr>
+        <w:pStyle w:val="BodyText"/>
+      </w:pPr>
+      <w:r>
+        <w:t xml:space="preserve">Bakken, A. (2019).</w:t>
+      </w:r>
+      <w:r>
+        <w:t xml:space="preserve"> </w:t>
+      </w:r>
+      <w:r>
+        <w:rPr>
+          <w:i/>
+          <w:iCs/>
+        </w:rPr>
+        <w:t xml:space="preserve">Idrettens posisjon i ungdomstida: Hvem deltar og hvem slutter i ungdomsidretten?</w:t>
+      </w:r>
+      <w:r>
+        <w:t xml:space="preserve"> </w:t>
+      </w:r>
+      <w:r>
+        <w:t xml:space="preserve">[The position of sport in adolescence: Who participates and who drops out of youth sport?] (NOVA Rapport 2/2019). Oslo Metropolitan University.</w:t>
+      </w:r>
+    </w:p>
+    <w:p>
+      <w:pPr>
+        <w:pStyle w:val="BodyText"/>
+      </w:pPr>
+      <w:r>
+        <w:t xml:space="preserve">Battaglia, A., Kerr, G., &amp; Tamminen, K. (2024). The dropout from youth sport crisis: Not as simple as it appears.</w:t>
+      </w:r>
+      <w:r>
+        <w:t xml:space="preserve"> </w:t>
+      </w:r>
+      <w:r>
+        <w:rPr>
+          <w:i/>
+          <w:iCs/>
+        </w:rPr>
+        <w:t xml:space="preserve">Kinesiology Review, 13</w:t>
+      </w:r>
+      <w:r>
+        <w:t xml:space="preserve">(3), 345–356. https://doi.org/10.1123/kr.2023-0024</w:t>
+      </w:r>
+    </w:p>
+    <w:p>
+      <w:pPr>
+        <w:pStyle w:val="BodyText"/>
+      </w:pPr>
+      <w:r>
+        <w:t xml:space="preserve">Cobley, S., Baker, J., Wattie, N., &amp; McKenna, J. (2009). Annual age-grouping and athlete development: A meta-analytical review of relative age effects in sport.</w:t>
+      </w:r>
+      <w:r>
+        <w:t xml:space="preserve"> </w:t>
+      </w:r>
+      <w:r>
+        <w:rPr>
+          <w:i/>
+          <w:iCs/>
+        </w:rPr>
+        <w:t xml:space="preserve">Sports Medicine, 39</w:t>
+      </w:r>
+      <w:r>
+        <w:t xml:space="preserve">(3), 235–256. https://doi.org/10.2165/00007256-200939030-00005</w:t>
+      </w:r>
+    </w:p>
+    <w:p>
+      <w:pPr>
+        <w:pStyle w:val="BodyText"/>
+      </w:pPr>
+      <w:r>
+        <w:t xml:space="preserve">Côté, J., &amp; Hancock, D. J. (2016). Evidence-based policies for youth sport programmes.</w:t>
+      </w:r>
+      <w:r>
+        <w:t xml:space="preserve"> </w:t>
+      </w:r>
+      <w:r>
+        <w:rPr>
+          <w:i/>
+          <w:iCs/>
+        </w:rPr>
+        <w:t xml:space="preserve">International Journal of Sport Policy and Politics, 8</w:t>
+      </w:r>
+      <w:r>
+        <w:t xml:space="preserve">(1), 51–65. https://doi.org/10.1080/19406940.2014.919338</w:t>
+      </w:r>
+    </w:p>
+    <w:p>
+      <w:pPr>
+        <w:pStyle w:val="BodyText"/>
+      </w:pPr>
+      <w:r>
+        <w:t xml:space="preserve">Cox, D. R. (1972). Regression models and life-tables.</w:t>
+      </w:r>
+      <w:r>
+        <w:t xml:space="preserve"> </w:t>
+      </w:r>
+      <w:r>
+        <w:rPr>
+          <w:i/>
+          <w:iCs/>
+        </w:rPr>
+        <w:t xml:space="preserve">Journal of the Royal Statistical Society: Series B (Methodological), 34</w:t>
+      </w:r>
+      <w:r>
+        <w:t xml:space="preserve">(2), 187–202. https://doi.org/10.1111/j.2517-6161.1972.tb00899.x</w:t>
+      </w:r>
+    </w:p>
+    <w:p>
+      <w:pPr>
+        <w:pStyle w:val="BodyText"/>
+      </w:pPr>
+      <w:r>
+        <w:t xml:space="preserve">Crane, J., &amp; Temple, V. (2015). A systematic review of dropout from organized sport among children and youth.</w:t>
+      </w:r>
+      <w:r>
+        <w:t xml:space="preserve"> </w:t>
+      </w:r>
+      <w:r>
+        <w:rPr>
+          <w:i/>
+          <w:iCs/>
+        </w:rPr>
+        <w:t xml:space="preserve">European Physical Education Review, 21</w:t>
+      </w:r>
+      <w:r>
+        <w:t xml:space="preserve">(1), 114–131. https://doi.org/10.1177/1356336X14555294</w:t>
+      </w:r>
+    </w:p>
+    <w:p>
+      <w:pPr>
+        <w:pStyle w:val="BodyText"/>
+      </w:pPr>
+      <w:r>
+        <w:t xml:space="preserve">Davidson-Pilon, C. (2019). lifelines: Survival analysis in Python.</w:t>
+      </w:r>
+      <w:r>
+        <w:t xml:space="preserve"> </w:t>
+      </w:r>
+      <w:r>
+        <w:rPr>
+          <w:i/>
+          <w:iCs/>
+        </w:rPr>
+        <w:t xml:space="preserve">Journal of Open Source Software, 4</w:t>
+      </w:r>
+      <w:r>
+        <w:t xml:space="preserve">(40), Article 1317. https://doi.org/10.21105/joss.01317</w:t>
+      </w:r>
+    </w:p>
+    <w:p>
+      <w:pPr>
+        <w:pStyle w:val="BodyText"/>
+      </w:pPr>
+      <w:r>
+        <w:t xml:space="preserve">DiFiori, J. P., Benjamin, H. J., Brenner, J. S., Gregory, A., Jayanthi, N., Landry, G. L., &amp; Luke, A. (2014). Overuse injuries and burnout in youth sports: A position statement from the American Medical Society for Sports Medicine.</w:t>
+      </w:r>
+      <w:r>
+        <w:t xml:space="preserve"> </w:t>
+      </w:r>
+      <w:r>
+        <w:rPr>
+          <w:i/>
+          <w:iCs/>
+        </w:rPr>
+        <w:t xml:space="preserve">Clinical Journal of Sport Medicine, 24</w:t>
+      </w:r>
+      <w:r>
+        <w:t xml:space="preserve">(1), 3–20. https://doi.org/10.1097/JSM.0000000000000060</w:t>
+      </w:r>
+    </w:p>
+    <w:p>
+      <w:pPr>
+        <w:pStyle w:val="BodyText"/>
+      </w:pPr>
+      <w:r>
+        <w:t xml:space="preserve">Ebaugh, H. R. F. (1988).</w:t>
+      </w:r>
+      <w:r>
+        <w:t xml:space="preserve"> </w:t>
+      </w:r>
+      <w:r>
+        <w:rPr>
+          <w:i/>
+          <w:iCs/>
+        </w:rPr>
+        <w:t xml:space="preserve">Becoming an ex: The process of role exit</w:t>
+      </w:r>
+      <w:r>
+        <w:t xml:space="preserve">. University of Chicago Press.</w:t>
+      </w:r>
+    </w:p>
+    <w:p>
+      <w:pPr>
+        <w:pStyle w:val="BodyText"/>
+      </w:pPr>
+      <w:r>
+        <w:t xml:space="preserve">Eime, R. M., Young, J. A., Harvey, J. T., Charity, M. J., &amp; Payne, W. R. (2013). A systematic review of the psychological and social benefits of participation in sport for children and adolescents: Informing development of a conceptual model of health through sport.</w:t>
+      </w:r>
+      <w:r>
+        <w:t xml:space="preserve"> </w:t>
+      </w:r>
+      <w:r>
+        <w:rPr>
+          <w:i/>
+          <w:iCs/>
+        </w:rPr>
+        <w:t xml:space="preserve">International Journal of Behavioral Nutrition and Physical Activity, 10</w:t>
+      </w:r>
+      <w:r>
+        <w:t xml:space="preserve">, Article 98. https://doi.org/10.1186/1479-5868-10-98</w:t>
+      </w:r>
+    </w:p>
+    <w:p>
+      <w:pPr>
+        <w:pStyle w:val="BodyText"/>
+      </w:pPr>
+      <w:r>
+        <w:t xml:space="preserve">Eliasson, I., &amp; Johansson, A. (2021). The disengagement process among young athletes when withdrawing from sport: A new research approach.</w:t>
+      </w:r>
+      <w:r>
+        <w:t xml:space="preserve"> </w:t>
+      </w:r>
+      <w:r>
+        <w:rPr>
+          <w:i/>
+          <w:iCs/>
+        </w:rPr>
+        <w:t xml:space="preserve">International Review for the Sociology of Sport, 56</w:t>
+      </w:r>
+      <w:r>
+        <w:t xml:space="preserve">(4), 537–557. https://doi.org/10.1177/1012690219899614</w:t>
+      </w:r>
+    </w:p>
+    <w:p>
+      <w:pPr>
+        <w:pStyle w:val="BodyText"/>
+      </w:pPr>
+      <w:r>
+        <w:t xml:space="preserve">Enoksen, E. (2011). Drop-out rate and drop-out reasons among promising Norwegian track and field athletes: A 25 year study.</w:t>
+      </w:r>
+      <w:r>
+        <w:t xml:space="preserve"> </w:t>
+      </w:r>
+      <w:r>
+        <w:rPr>
+          <w:i/>
+          <w:iCs/>
+        </w:rPr>
+        <w:t xml:space="preserve">Scandinavian Sport Studies Forum, 2</w:t>
+      </w:r>
+      <w:r>
+        <w:t xml:space="preserve">, 19–43.</w:t>
+      </w:r>
+    </w:p>
+    <w:p>
+      <w:pPr>
+        <w:pStyle w:val="BodyText"/>
+      </w:pPr>
+      <w:r>
+        <w:t xml:space="preserve">Espedalen, L. E. (2025).</w:t>
+      </w:r>
+      <w:r>
+        <w:t xml:space="preserve"> </w:t>
+      </w:r>
+      <w:r>
+        <w:rPr>
+          <w:i/>
+          <w:iCs/>
+        </w:rPr>
+        <w:t xml:space="preserve">Organized sport in the lives of young Norwegians: Participation, exit, and social inequality</w:t>
+      </w:r>
+      <w:r>
+        <w:t xml:space="preserve"> </w:t>
+      </w:r>
+      <w:r>
+        <w:t xml:space="preserve">[Doctoral dissertation, Norwegian School of Sport Sciences].</w:t>
+      </w:r>
+    </w:p>
+    <w:p>
+      <w:pPr>
+        <w:pStyle w:val="BodyText"/>
+      </w:pPr>
+      <w:r>
+        <w:t xml:space="preserve">Espedalen, L. E., &amp; Seippel, Ø. (2024). Dropout and social inequality: Young people’s reasons for leaving organized sports.</w:t>
+      </w:r>
+      <w:r>
+        <w:t xml:space="preserve"> </w:t>
+      </w:r>
+      <w:r>
+        <w:rPr>
+          <w:i/>
+          <w:iCs/>
+        </w:rPr>
+        <w:t xml:space="preserve">Annals of Leisure Research, 27</w:t>
+      </w:r>
+      <w:r>
+        <w:t xml:space="preserve">(2), 197–214. https://doi.org/10.1080/11745398.2022.2070512</w:t>
+      </w:r>
+    </w:p>
+    <w:p>
+      <w:pPr>
+        <w:pStyle w:val="BodyText"/>
+      </w:pPr>
+      <w:r>
+        <w:t xml:space="preserve">Güllich, A., Macnamara, B. N., &amp; Hambrick, D. Z. (2022). What makes a champion? Early multidisciplinary practice, not early specialization, predicts world-class performance.</w:t>
+      </w:r>
+      <w:r>
+        <w:t xml:space="preserve"> </w:t>
+      </w:r>
+      <w:r>
+        <w:rPr>
+          <w:i/>
+          <w:iCs/>
+        </w:rPr>
+        <w:t xml:space="preserve">Perspectives on Psychological Science, 17</w:t>
+      </w:r>
+      <w:r>
+        <w:t xml:space="preserve">(1), 6–29. https://doi.org/10.1177/1745691620974772</w:t>
+      </w:r>
+    </w:p>
+    <w:p>
+      <w:pPr>
+        <w:pStyle w:val="BodyText"/>
+      </w:pPr>
+      <w:r>
+        <w:t xml:space="preserve">Heidari, S., Babor, T. F., De Castro, P., Tort, S., &amp; Curno, M. (2016). Sex and Gender Equity in Research: Rationale for the SAGER guidelines and recommended use.</w:t>
+      </w:r>
+      <w:r>
+        <w:t xml:space="preserve"> </w:t>
+      </w:r>
+      <w:r>
+        <w:rPr>
+          <w:i/>
+          <w:iCs/>
+        </w:rPr>
+        <w:t xml:space="preserve">Research Integrity and Peer Review, 1</w:t>
+      </w:r>
+      <w:r>
+        <w:t xml:space="preserve">, Article 2. https://doi.org/10.1186/s41073-016-0007-6</w:t>
+      </w:r>
+    </w:p>
+    <w:p>
+      <w:pPr>
+        <w:pStyle w:val="BodyText"/>
+      </w:pPr>
+      <w:r>
+        <w:t xml:space="preserve">Hunter, J. D. (2007). Matplotlib: A 2D graphics environment.</w:t>
+      </w:r>
+      <w:r>
+        <w:t xml:space="preserve"> </w:t>
+      </w:r>
+      <w:r>
+        <w:rPr>
+          <w:i/>
+          <w:iCs/>
+        </w:rPr>
+        <w:t xml:space="preserve">Computing in Science &amp; Engineering, 9</w:t>
+      </w:r>
+      <w:r>
+        <w:t xml:space="preserve">(3), 90–95. https://doi.org/10.1109/MCSE.2007.55</w:t>
+      </w:r>
+    </w:p>
+    <w:p>
+      <w:pPr>
+        <w:pStyle w:val="BodyText"/>
+      </w:pPr>
+      <w:r>
+        <w:t xml:space="preserve">Jayanthi, N. A., LaBella, C. R., Fischer, D., Pasulka, J., &amp; Dugas, L. R. (2015). Sports-specialized intensive training and the risk of injury in young athletes: A clinical case-control study.</w:t>
+      </w:r>
+      <w:r>
+        <w:t xml:space="preserve"> </w:t>
+      </w:r>
+      <w:r>
+        <w:rPr>
+          <w:i/>
+          <w:iCs/>
+        </w:rPr>
+        <w:t xml:space="preserve">American Journal of Sports Medicine, 43</w:t>
+      </w:r>
+      <w:r>
+        <w:t xml:space="preserve">(4), 794–801. https://doi.org/10.1177/0363546514567298</w:t>
+      </w:r>
+    </w:p>
+    <w:p>
+      <w:pPr>
+        <w:pStyle w:val="BodyText"/>
+      </w:pPr>
+      <w:r>
+        <w:t xml:space="preserve">Kearney, P. E., &amp; Hayes, P. R. (2018). Excelling at youth level in competitive track and field athletics is not a prerequisite for later success.</w:t>
+      </w:r>
+      <w:r>
+        <w:t xml:space="preserve"> </w:t>
+      </w:r>
+      <w:r>
+        <w:rPr>
+          <w:i/>
+          <w:iCs/>
+        </w:rPr>
+        <w:t xml:space="preserve">Journal of Sports Sciences, 36</w:t>
+      </w:r>
+      <w:r>
+        <w:t xml:space="preserve">(21), 2502–2509. https://doi.org/10.1080/02640414.2018.1465724</w:t>
+      </w:r>
+    </w:p>
+    <w:p>
+      <w:pPr>
+        <w:pStyle w:val="BodyText"/>
+      </w:pPr>
+      <w:r>
+        <w:t xml:space="preserve">Kretchmar, R. S. (2000). Movement subcultures: Sites for meaning.</w:t>
+      </w:r>
+      <w:r>
+        <w:t xml:space="preserve"> </w:t>
+      </w:r>
+      <w:r>
+        <w:rPr>
+          <w:i/>
+          <w:iCs/>
+        </w:rPr>
+        <w:t xml:space="preserve">Journal of Physical Education, Recreation &amp; Dance, 71</w:t>
+      </w:r>
+      <w:r>
+        <w:t xml:space="preserve">(5), 19–25. https://doi.org/10.1080/07303084.2000.10605140</w:t>
+      </w:r>
+    </w:p>
+    <w:p>
+      <w:pPr>
+        <w:pStyle w:val="BodyText"/>
+      </w:pPr>
+      <w:r>
+        <w:t xml:space="preserve">Kuokkanen, J., Phipps, D. J., Saarinen, M., Korhonen, J., Romar, J.-E., &amp; Gustafsson, H. (2026). Trajectories of sport exhaustion, cynicism and inadequacy among adolescent student-athletes: A three-year longitudinal study of social influences in the Finnish dual career context.</w:t>
       </w:r>
       <w:r>
         <w:t xml:space="preserve"> </w:t>
@@ -5565,7 +5855,7 @@
         <w:t xml:space="preserve">Psychology of Sport and Exercise, 82</w:t>
       </w:r>
       <w:r>
-        <w:t xml:space="preserve">, Article 102978. https://doi.org/10.1016/j.psychsport.2025.102978</w:t>
+        <w:t xml:space="preserve">, Article 103015. https://doi.org/10.1016/j.psychsport.2025.103015</w:t>
       </w:r>
     </w:p>
     <w:p>
@@ -5573,23 +5863,20 @@
         <w:pStyle w:val="BodyText"/>
       </w:pPr>
       <w:r>
-        <w:t xml:space="preserve">Bakken, A. (2019).</w:t>
-      </w:r>
-      <w:r>
-        <w:t xml:space="preserve"> </w:t>
-      </w:r>
-      <w:r>
-        <w:rPr>
-          <w:i/>
-          <w:iCs/>
-        </w:rPr>
-        <w:t xml:space="preserve">Idrettens posisjon i ungdomstida: Hvem deltar og hvem slutter i ungdomsidretten?</w:t>
-      </w:r>
-      <w:r>
-        <w:t xml:space="preserve"> </w:t>
-      </w:r>
-      <w:r>
-        <w:t xml:space="preserve">[The position of sport in adolescence: Who participates and who drops out of youth sport?] (NOVA Rapport 2/2019). Oslo Metropolitan University.</w:t>
+        <w:t xml:space="preserve">Larson, H. K., Young, B. W., McHugh, T.-L. F., &amp; Rodgers, W. M. (2019). Markers of early specialization and their relationships with burnout and dropout in swimming.</w:t>
+      </w:r>
+      <w:r>
+        <w:t xml:space="preserve"> </w:t>
+      </w:r>
+      <w:r>
+        <w:rPr>
+          <w:i/>
+          <w:iCs/>
+        </w:rPr>
+        <w:t xml:space="preserve">Journal of Sport and Exercise Psychology, 41</w:t>
+      </w:r>
+      <w:r>
+        <w:t xml:space="preserve">(1), 46–54. https://doi.org/10.1123/jsep.2018-0305</w:t>
       </w:r>
     </w:p>
     <w:p>
@@ -5597,23 +5884,23 @@
         <w:pStyle w:val="BodyText"/>
       </w:pPr>
       <w:r>
-        <w:t xml:space="preserve">Berk, R. A., &amp; Freedman, D. A. (2003). Statistical assumptions as empirical commitments. In T. G. Blomberg &amp; S. Cohen (Eds.),</w:t>
-      </w:r>
-      <w:r>
-        <w:t xml:space="preserve"> </w:t>
-      </w:r>
-      <w:r>
-        <w:rPr>
-          <w:i/>
-          <w:iCs/>
-        </w:rPr>
-        <w:t xml:space="preserve">Punishment and social control: Essays in honor of Sheldon L. Messinger</w:t>
-      </w:r>
-      <w:r>
-        <w:t xml:space="preserve"> </w:t>
-      </w:r>
-      <w:r>
-        <w:t xml:space="preserve">(2nd ed., pp. 235–254). Aldine de Gruyter.</w:t>
+        <w:t xml:space="preserve">Norges Friidrettsforbund. (2024).</w:t>
+      </w:r>
+      <w:r>
+        <w:t xml:space="preserve"> </w:t>
+      </w:r>
+      <w:r>
+        <w:rPr>
+          <w:i/>
+          <w:iCs/>
+        </w:rPr>
+        <w:t xml:space="preserve">Tyrvingtabellen: Poengtabell for ungdomsfriidrett</w:t>
+      </w:r>
+      <w:r>
+        <w:t xml:space="preserve"> </w:t>
+      </w:r>
+      <w:r>
+        <w:t xml:space="preserve">[Tyrving table: Scoring table for youth athletics]. https://www.friidrett.no/arrangement/arrangementshjelp/poengtabeller/tyrvingtabellen/</w:t>
       </w:r>
     </w:p>
     <w:p>
@@ -5621,20 +5908,23 @@
         <w:pStyle w:val="BodyText"/>
       </w:pPr>
       <w:r>
-        <w:t xml:space="preserve">Breiman, L. (2001). Random forests.</w:t>
-      </w:r>
-      <w:r>
-        <w:t xml:space="preserve"> </w:t>
-      </w:r>
-      <w:r>
-        <w:rPr>
-          <w:i/>
-          <w:iCs/>
-        </w:rPr>
-        <w:t xml:space="preserve">Machine Learning, 45</w:t>
-      </w:r>
-      <w:r>
-        <w:t xml:space="preserve">(1), 5–32. https://doi.org/10.1023/A:1010933404324</w:t>
+        <w:t xml:space="preserve">Norges Friidrettsforbund. (2026).</w:t>
+      </w:r>
+      <w:r>
+        <w:t xml:space="preserve"> </w:t>
+      </w:r>
+      <w:r>
+        <w:rPr>
+          <w:i/>
+          <w:iCs/>
+        </w:rPr>
+        <w:t xml:space="preserve">Konkurranseregler og bestemmelser</w:t>
+      </w:r>
+      <w:r>
+        <w:t xml:space="preserve"> </w:t>
+      </w:r>
+      <w:r>
+        <w:t xml:space="preserve">[Competition rules and regulations]. https://www.friidrett.no/lover-og-regler/</w:t>
       </w:r>
     </w:p>
     <w:p>
@@ -5642,20 +5932,20 @@
         <w:pStyle w:val="BodyText"/>
       </w:pPr>
       <w:r>
-        <w:t xml:space="preserve">Calvo, T. G., Cervelló, E., Jiménez, R., Iglesias, D., &amp; Murcia, J. A. M. (2010). Using self-determination theory to explain sport persistence and dropout in adolescent athletes.</w:t>
-      </w:r>
-      <w:r>
-        <w:t xml:space="preserve"> </w:t>
-      </w:r>
-      <w:r>
-        <w:rPr>
-          <w:i/>
-          <w:iCs/>
-        </w:rPr>
-        <w:t xml:space="preserve">The Spanish Journal of Psychology, 13</w:t>
-      </w:r>
-      <w:r>
-        <w:t xml:space="preserve">(2), 677–684. https://doi.org/10.1017/S1138741600002341</w:t>
+        <w:t xml:space="preserve">Pedregosa, F., Varoquaux, G., Gramfort, A., Michel, V., Thirion, B., Grisel, O., Blondel, M., Prettenhofer, P., Weiss, R., Dubourg, V., Vanderplas, J., Passos, A., Cournapeau, D., Brucher, M., Perrot, M., &amp; Duchesnay, E. (2011). Scikit-learn: Machine learning in Python.</w:t>
+      </w:r>
+      <w:r>
+        <w:t xml:space="preserve"> </w:t>
+      </w:r>
+      <w:r>
+        <w:rPr>
+          <w:i/>
+          <w:iCs/>
+        </w:rPr>
+        <w:t xml:space="preserve">Journal of Machine Learning Research, 12</w:t>
+      </w:r>
+      <w:r>
+        <w:t xml:space="preserve">, 2825–2830.</w:t>
       </w:r>
     </w:p>
     <w:p>
@@ -5663,20 +5953,20 @@
         <w:pStyle w:val="BodyText"/>
       </w:pPr>
       <w:r>
-        <w:t xml:space="preserve">Cobley, S., Baker, J., Wattie, N., &amp; McKenna, J. (2009). Annual age-grouping and athlete development: A meta-analytical review of relative age effects in sport.</w:t>
-      </w:r>
-      <w:r>
-        <w:t xml:space="preserve"> </w:t>
-      </w:r>
-      <w:r>
-        <w:rPr>
-          <w:i/>
-          <w:iCs/>
-        </w:rPr>
-        <w:t xml:space="preserve">Sports Medicine, 39</w:t>
-      </w:r>
-      <w:r>
-        <w:t xml:space="preserve">(3), 235–256. https://doi.org/10.2165/00007256-200939030-00005</w:t>
+        <w:t xml:space="preserve">Raedeke, T. D. (1997). Is athlete burnout more than just stress? A sport commitment perspective.</w:t>
+      </w:r>
+      <w:r>
+        <w:t xml:space="preserve"> </w:t>
+      </w:r>
+      <w:r>
+        <w:rPr>
+          <w:i/>
+          <w:iCs/>
+        </w:rPr>
+        <w:t xml:space="preserve">Journal of Sport &amp; Exercise Psychology, 19</w:t>
+      </w:r>
+      <w:r>
+        <w:t xml:space="preserve">(4), 396–417. https://doi.org/10.1123/jsep.19.4.396</w:t>
       </w:r>
     </w:p>
     <w:p>
@@ -5684,20 +5974,20 @@
         <w:pStyle w:val="BodyText"/>
       </w:pPr>
       <w:r>
-        <w:t xml:space="preserve">Côté, J., &amp; Hancock, D. J. (2016). Evidence-based policies for youth sport programmes.</w:t>
-      </w:r>
-      <w:r>
-        <w:t xml:space="preserve"> </w:t>
-      </w:r>
-      <w:r>
-        <w:rPr>
-          <w:i/>
-          <w:iCs/>
-        </w:rPr>
-        <w:t xml:space="preserve">International Journal of Sport Policy and Politics, 8</w:t>
-      </w:r>
-      <w:r>
-        <w:t xml:space="preserve">(1), 51–65. https://doi.org/10.1080/19406940.2014.919338</w:t>
+        <w:t xml:space="preserve">Sarrazin, P., Vallerand, R. J., Guillet, E., Pelletier, L. G., &amp; Cury, F. (2002). Motivation and dropout in female handballers: A 21-month prospective study.</w:t>
+      </w:r>
+      <w:r>
+        <w:t xml:space="preserve"> </w:t>
+      </w:r>
+      <w:r>
+        <w:rPr>
+          <w:i/>
+          <w:iCs/>
+        </w:rPr>
+        <w:t xml:space="preserve">European Journal of Social Psychology, 32</w:t>
+      </w:r>
+      <w:r>
+        <w:t xml:space="preserve">(3), 395–418. https://doi.org/10.1002/ejsp.98</w:t>
       </w:r>
     </w:p>
     <w:p>
@@ -5705,20 +5995,20 @@
         <w:pStyle w:val="BodyText"/>
       </w:pPr>
       <w:r>
-        <w:t xml:space="preserve">Cox, D. R. (1972). Regression models and life-tables.</w:t>
-      </w:r>
-      <w:r>
-        <w:t xml:space="preserve"> </w:t>
-      </w:r>
-      <w:r>
-        <w:rPr>
-          <w:i/>
-          <w:iCs/>
-        </w:rPr>
-        <w:t xml:space="preserve">Journal of the Royal Statistical Society: Series B (Methodological), 34</w:t>
-      </w:r>
-      <w:r>
-        <w:t xml:space="preserve">(2), 187–202. https://doi.org/10.1111/j.2517-6161.1972.tb00899.x</w:t>
+        <w:t xml:space="preserve">Scanlan, T. K., Carpenter, P. J., Simons, J. P., Schmidt, G. W., &amp; Keeler, B. (1993). An introduction to the sport commitment model.</w:t>
+      </w:r>
+      <w:r>
+        <w:t xml:space="preserve"> </w:t>
+      </w:r>
+      <w:r>
+        <w:rPr>
+          <w:i/>
+          <w:iCs/>
+        </w:rPr>
+        <w:t xml:space="preserve">Journal of Sport &amp; Exercise Psychology, 15</w:t>
+      </w:r>
+      <w:r>
+        <w:t xml:space="preserve">(1), 1–15. https://doi.org/10.1123/jsep.15.1.1</w:t>
       </w:r>
     </w:p>
     <w:p>
@@ -5726,20 +6016,20 @@
         <w:pStyle w:val="BodyText"/>
       </w:pPr>
       <w:r>
-        <w:t xml:space="preserve">Crane, J., &amp; Temple, V. (2015). A systematic review of dropout from organized sport among children and youth.</w:t>
-      </w:r>
-      <w:r>
-        <w:t xml:space="preserve"> </w:t>
-      </w:r>
-      <w:r>
-        <w:rPr>
-          <w:i/>
-          <w:iCs/>
-        </w:rPr>
-        <w:t xml:space="preserve">European Physical Education Review, 21</w:t>
-      </w:r>
-      <w:r>
-        <w:t xml:space="preserve">(1), 114–131. https://doi.org/10.1177/1356336X14555294</w:t>
+        <w:t xml:space="preserve">Scanlan, T. K., Chow, G. M., Sousa, C., Scanlan, L. A., &amp; Knifsend, C. A. (2016). The development of the Sport Commitment Questionnaire-2 (English version).</w:t>
+      </w:r>
+      <w:r>
+        <w:t xml:space="preserve"> </w:t>
+      </w:r>
+      <w:r>
+        <w:rPr>
+          <w:i/>
+          <w:iCs/>
+        </w:rPr>
+        <w:t xml:space="preserve">Psychology of Sport and Exercise, 22</w:t>
+      </w:r>
+      <w:r>
+        <w:t xml:space="preserve">, 233–246. https://doi.org/10.1016/j.psychsport.2015.08.002</w:t>
       </w:r>
     </w:p>
     <w:p>
@@ -5747,23 +6037,20 @@
         <w:pStyle w:val="BodyText"/>
       </w:pPr>
       <w:r>
-        <w:t xml:space="preserve">Davidson-Pilon, C. (2024).</w:t>
-      </w:r>
-      <w:r>
-        <w:t xml:space="preserve"> </w:t>
-      </w:r>
-      <w:r>
-        <w:rPr>
-          <w:i/>
-          <w:iCs/>
-        </w:rPr>
-        <w:t xml:space="preserve">lifelines: Survival analysis in Python</w:t>
-      </w:r>
-      <w:r>
-        <w:t xml:space="preserve"> </w:t>
-      </w:r>
-      <w:r>
-        <w:t xml:space="preserve">(Version 0.30) [Computer software]. Zenodo. https://doi.org/10.5281/zenodo.10456828</w:t>
+        <w:t xml:space="preserve">van Houwelingen, H. C. (2007). Dynamic prediction by landmarking in event history analysis.</w:t>
+      </w:r>
+      <w:r>
+        <w:t xml:space="preserve"> </w:t>
+      </w:r>
+      <w:r>
+        <w:rPr>
+          <w:i/>
+          <w:iCs/>
+        </w:rPr>
+        <w:t xml:space="preserve">Scandinavian Journal of Statistics, 34</w:t>
+      </w:r>
+      <w:r>
+        <w:t xml:space="preserve">(1), 70–85. https://doi.org/10.1111/j.1467-9469.2006.00529.x</w:t>
       </w:r>
     </w:p>
     <w:p>
@@ -5771,20 +6058,20 @@
         <w:pStyle w:val="BodyText"/>
       </w:pPr>
       <w:r>
-        <w:t xml:space="preserve">DiFiori, J. P., Benjamin, H. J., Brenner, J. S., Gregory, A., Jayanthi, N., Landry, G. L., &amp; Luke, A. (2014). Overuse injuries and burnout in youth sports: A position statement from the American Medical Society for Sports Medicine.</w:t>
-      </w:r>
-      <w:r>
-        <w:t xml:space="preserve"> </w:t>
-      </w:r>
-      <w:r>
-        <w:rPr>
-          <w:i/>
-          <w:iCs/>
-        </w:rPr>
-        <w:t xml:space="preserve">Clinical Journal of Sport Medicine, 24</w:t>
-      </w:r>
-      <w:r>
-        <w:t xml:space="preserve">(1), 3–20. https://doi.org/10.1097/JSM.0000000000000060</w:t>
+        <w:t xml:space="preserve">VanderWeele, T. J., &amp; Ding, P. (2017). Sensitivity analysis in observational research: Introducing the E-value.</w:t>
+      </w:r>
+      <w:r>
+        <w:t xml:space="preserve"> </w:t>
+      </w:r>
+      <w:r>
+        <w:rPr>
+          <w:i/>
+          <w:iCs/>
+        </w:rPr>
+        <w:t xml:space="preserve">Annals of Internal Medicine, 167</w:t>
+      </w:r>
+      <w:r>
+        <w:t xml:space="preserve">(4), 268–274. https://doi.org/10.7326/M16-2607</w:t>
       </w:r>
     </w:p>
     <w:p>
@@ -5792,20 +6079,20 @@
         <w:pStyle w:val="BodyText"/>
       </w:pPr>
       <w:r>
-        <w:t xml:space="preserve">Ebaugh, H. R. F. (1988).</w:t>
-      </w:r>
-      <w:r>
-        <w:t xml:space="preserve"> </w:t>
-      </w:r>
-      <w:r>
-        <w:rPr>
-          <w:i/>
-          <w:iCs/>
-        </w:rPr>
-        <w:t xml:space="preserve">Becoming an ex: The process of role exit</w:t>
-      </w:r>
-      <w:r>
-        <w:t xml:space="preserve">. University of Chicago Press.</w:t>
+        <w:t xml:space="preserve">von Elm, E., Altman, D. G., Egger, M., Pocock, S. J., Gøtzsche, P. C., &amp; Vandenbroucke, J. P. (2007). The Strengthening the Reporting of Observational Studies in Epidemiology (STROBE) statement: Guidelines for reporting observational studies.</w:t>
+      </w:r>
+      <w:r>
+        <w:t xml:space="preserve"> </w:t>
+      </w:r>
+      <w:r>
+        <w:rPr>
+          <w:i/>
+          <w:iCs/>
+        </w:rPr>
+        <w:t xml:space="preserve">Annals of Internal Medicine, 147</w:t>
+      </w:r>
+      <w:r>
+        <w:t xml:space="preserve">(8), 573–577. https://doi.org/10.7326/0003-4819-147-8-200710160-00010</w:t>
       </w:r>
     </w:p>
     <w:p>
@@ -5813,20 +6100,20 @@
         <w:pStyle w:val="BodyText"/>
       </w:pPr>
       <w:r>
-        <w:t xml:space="preserve">Efron, B. (1977). The efficiency of Cox’s likelihood function for censored data.</w:t>
-      </w:r>
-      <w:r>
-        <w:t xml:space="preserve"> </w:t>
-      </w:r>
-      <w:r>
-        <w:rPr>
-          <w:i/>
-          <w:iCs/>
-        </w:rPr>
-        <w:t xml:space="preserve">Journal of the American Statistical Association, 72</w:t>
-      </w:r>
-      <w:r>
-        <w:t xml:space="preserve">(359), 557–565. https://doi.org/10.1080/01621459.1977.10480613</w:t>
+        <w:t xml:space="preserve">Wall, M., &amp; Côté, J. (2007). Developmental activities that lead to dropout and investment in sport.</w:t>
+      </w:r>
+      <w:r>
+        <w:t xml:space="preserve"> </w:t>
+      </w:r>
+      <w:r>
+        <w:rPr>
+          <w:i/>
+          <w:iCs/>
+        </w:rPr>
+        <w:t xml:space="preserve">Physical Education and Sport Pedagogy, 12</w:t>
+      </w:r>
+      <w:r>
+        <w:t xml:space="preserve">(1), 77–87. https://doi.org/10.1080/17408980601060358</w:t>
       </w:r>
     </w:p>
     <w:p>
@@ -5834,20 +6121,20 @@
         <w:pStyle w:val="BodyText"/>
       </w:pPr>
       <w:r>
-        <w:t xml:space="preserve">Eime, R. M., Young, J. A., Harvey, J. T., Charity, M. J., &amp; Payne, W. R. (2013). A systematic review of the psychological and social benefits of participation in sport for children and adolescents: Informing development of a conceptual model of health through sport.</w:t>
-      </w:r>
-      <w:r>
-        <w:t xml:space="preserve"> </w:t>
-      </w:r>
-      <w:r>
-        <w:rPr>
-          <w:i/>
-          <w:iCs/>
-        </w:rPr>
-        <w:t xml:space="preserve">International Journal of Behavioral Nutrition and Physical Activity, 10</w:t>
-      </w:r>
-      <w:r>
-        <w:t xml:space="preserve">, Article 98. https://doi.org/10.1186/1479-5868-10-98</w:t>
+        <w:t xml:space="preserve">Worley, J. T., &amp; Smith, A. L. (2026). Positive peer relationships, social identity, and adaptive sport motivation in youth athletes.</w:t>
+      </w:r>
+      <w:r>
+        <w:t xml:space="preserve"> </w:t>
+      </w:r>
+      <w:r>
+        <w:rPr>
+          <w:i/>
+          <w:iCs/>
+        </w:rPr>
+        <w:t xml:space="preserve">Psychology of Sport and Exercise, 82</w:t>
+      </w:r>
+      <w:r>
+        <w:t xml:space="preserve">, Article 102996. https://doi.org/10.1016/j.psychsport.2025.102996</w:t>
       </w:r>
     </w:p>
     <w:p>
@@ -5855,630 +6142,6 @@
         <w:pStyle w:val="BodyText"/>
       </w:pPr>
       <w:r>
-        <w:t xml:space="preserve">Eliasson, I., &amp; Johansson, A. (2021). The disengagement process among young athletes when withdrawing from sport: A new research approach.</w:t>
-      </w:r>
-      <w:r>
-        <w:t xml:space="preserve"> </w:t>
-      </w:r>
-      <w:r>
-        <w:rPr>
-          <w:i/>
-          <w:iCs/>
-        </w:rPr>
-        <w:t xml:space="preserve">International Review for the Sociology of Sport, 56</w:t>
-      </w:r>
-      <w:r>
-        <w:t xml:space="preserve">(4), 537–557. https://doi.org/10.1177/1012690219899614</w:t>
-      </w:r>
-    </w:p>
-    <w:p>
-      <w:pPr>
-        <w:pStyle w:val="BodyText"/>
-      </w:pPr>
-      <w:r>
-        <w:t xml:space="preserve">Espedalen, L. E. (2025).</w:t>
-      </w:r>
-      <w:r>
-        <w:t xml:space="preserve"> </w:t>
-      </w:r>
-      <w:r>
-        <w:rPr>
-          <w:i/>
-          <w:iCs/>
-        </w:rPr>
-        <w:t xml:space="preserve">Engaged enthusiasts and constrained casuals: A mixed-methods study of commitment and withdrawal in Norwegian youth team sport</w:t>
-      </w:r>
-      <w:r>
-        <w:t xml:space="preserve"> </w:t>
-      </w:r>
-      <w:r>
-        <w:t xml:space="preserve">[Doctoral dissertation, Norwegian School of Sport Sciences].</w:t>
-      </w:r>
-    </w:p>
-    <w:p>
-      <w:pPr>
-        <w:pStyle w:val="BodyText"/>
-      </w:pPr>
-      <w:r>
-        <w:t xml:space="preserve">Espedalen, L. E., &amp; Seippel, Ø. (2022). Dropout and social inequality: Young people’s reasons for leaving organized sports.</w:t>
-      </w:r>
-      <w:r>
-        <w:t xml:space="preserve"> </w:t>
-      </w:r>
-      <w:r>
-        <w:rPr>
-          <w:i/>
-          <w:iCs/>
-        </w:rPr>
-        <w:t xml:space="preserve">Annals of Leisure Research, 27</w:t>
-      </w:r>
-      <w:r>
-        <w:t xml:space="preserve">(2), 197–214. https://doi.org/10.1080/11745398.2022.2070512</w:t>
-      </w:r>
-    </w:p>
-    <w:p>
-      <w:pPr>
-        <w:pStyle w:val="BodyText"/>
-      </w:pPr>
-      <w:r>
-        <w:t xml:space="preserve">Grambsch, P. M., &amp; Therneau, T. M. (1994). Proportional hazards tests and diagnostics based on weighted residuals.</w:t>
-      </w:r>
-      <w:r>
-        <w:t xml:space="preserve"> </w:t>
-      </w:r>
-      <w:r>
-        <w:rPr>
-          <w:i/>
-          <w:iCs/>
-        </w:rPr>
-        <w:t xml:space="preserve">Biometrika, 81</w:t>
-      </w:r>
-      <w:r>
-        <w:t xml:space="preserve">(3), 515–526. https://doi.org/10.1093/biomet/81.3.515</w:t>
-      </w:r>
-    </w:p>
-    <w:p>
-      <w:pPr>
-        <w:pStyle w:val="BodyText"/>
-      </w:pPr>
-      <w:r>
-        <w:t xml:space="preserve">Güllich, A., Macnamara, B. N., &amp; Hambrick, D. Z. (2022). What makes a champion? Early multidisciplinary practice, not early specialization, predicts world-class performance.</w:t>
-      </w:r>
-      <w:r>
-        <w:t xml:space="preserve"> </w:t>
-      </w:r>
-      <w:r>
-        <w:rPr>
-          <w:i/>
-          <w:iCs/>
-        </w:rPr>
-        <w:t xml:space="preserve">Perspectives on Psychological Science, 17</w:t>
-      </w:r>
-      <w:r>
-        <w:t xml:space="preserve">(1), 6–29. https://doi.org/10.1177/1745691620974772</w:t>
-      </w:r>
-    </w:p>
-    <w:p>
-      <w:pPr>
-        <w:pStyle w:val="BodyText"/>
-      </w:pPr>
-      <w:r>
-        <w:t xml:space="preserve">Heale, R., &amp; Forbes, D. (2013). Understanding triangulation in research.</w:t>
-      </w:r>
-      <w:r>
-        <w:t xml:space="preserve"> </w:t>
-      </w:r>
-      <w:r>
-        <w:rPr>
-          <w:i/>
-          <w:iCs/>
-        </w:rPr>
-        <w:t xml:space="preserve">Evidence-Based Nursing, 16</w:t>
-      </w:r>
-      <w:r>
-        <w:t xml:space="preserve">(4), 98. https://doi.org/10.1136/eb-2013-101494</w:t>
-      </w:r>
-    </w:p>
-    <w:p>
-      <w:pPr>
-        <w:pStyle w:val="BodyText"/>
-      </w:pPr>
-      <w:r>
-        <w:t xml:space="preserve">Heidari, S., Babor, T. F., De Castro, P., Tort, S., &amp; Curno, M. (2016). Sex and Gender Equity in Research: Rationale for the SAGER guidelines and recommended use.</w:t>
-      </w:r>
-      <w:r>
-        <w:t xml:space="preserve"> </w:t>
-      </w:r>
-      <w:r>
-        <w:rPr>
-          <w:i/>
-          <w:iCs/>
-        </w:rPr>
-        <w:t xml:space="preserve">Research Integrity and Peer Review, 1</w:t>
-      </w:r>
-      <w:r>
-        <w:t xml:space="preserve">, Article 2. https://doi.org/10.1186/s41073-016-0007-6</w:t>
-      </w:r>
-    </w:p>
-    <w:p>
-      <w:pPr>
-        <w:pStyle w:val="BodyText"/>
-      </w:pPr>
-      <w:r>
-        <w:t xml:space="preserve">Hsieh, F. Y., &amp; Lavori, P. W. (2000). Sample-size calculations for the Cox proportional hazards regression model with nonbinary covariates.</w:t>
-      </w:r>
-      <w:r>
-        <w:t xml:space="preserve"> </w:t>
-      </w:r>
-      <w:r>
-        <w:rPr>
-          <w:i/>
-          <w:iCs/>
-        </w:rPr>
-        <w:t xml:space="preserve">Controlled Clinical Trials, 21</w:t>
-      </w:r>
-      <w:r>
-        <w:t xml:space="preserve">(6), 552–560. https://doi.org/10.1016/S0197-2456(00)00104-5</w:t>
-      </w:r>
-    </w:p>
-    <w:p>
-      <w:pPr>
-        <w:pStyle w:val="BodyText"/>
-      </w:pPr>
-      <w:r>
-        <w:t xml:space="preserve">Hunter, J. D. (2007). Matplotlib: A 2D graphics environment.</w:t>
-      </w:r>
-      <w:r>
-        <w:t xml:space="preserve"> </w:t>
-      </w:r>
-      <w:r>
-        <w:rPr>
-          <w:i/>
-          <w:iCs/>
-        </w:rPr>
-        <w:t xml:space="preserve">Computing in Science &amp; Engineering, 9</w:t>
-      </w:r>
-      <w:r>
-        <w:t xml:space="preserve">(3), 90–95. https://doi.org/10.1109/MCSE.2007.55</w:t>
-      </w:r>
-    </w:p>
-    <w:p>
-      <w:pPr>
-        <w:pStyle w:val="BodyText"/>
-      </w:pPr>
-      <w:r>
-        <w:t xml:space="preserve">Jayanthi, N. A., LaBella, C. R., Fischer, D., Pasulka, J., &amp; Dugas, L. R. (2015). Sports-specialized intensive training and the risk of injury in young athletes: A clinical case-control study.</w:t>
-      </w:r>
-      <w:r>
-        <w:t xml:space="preserve"> </w:t>
-      </w:r>
-      <w:r>
-        <w:rPr>
-          <w:i/>
-          <w:iCs/>
-        </w:rPr>
-        <w:t xml:space="preserve">American Journal of Sports Medicine, 43</w:t>
-      </w:r>
-      <w:r>
-        <w:t xml:space="preserve">(4), 794–801. https://doi.org/10.1177/0363546514567298</w:t>
-      </w:r>
-    </w:p>
-    <w:p>
-      <w:pPr>
-        <w:pStyle w:val="BodyText"/>
-      </w:pPr>
-      <w:r>
-        <w:t xml:space="preserve">Kretchmar, R. S. (2000). Movement subcultures: Sites for meaning.</w:t>
-      </w:r>
-      <w:r>
-        <w:t xml:space="preserve"> </w:t>
-      </w:r>
-      <w:r>
-        <w:rPr>
-          <w:i/>
-          <w:iCs/>
-        </w:rPr>
-        <w:t xml:space="preserve">Journal of Physical Education, Recreation &amp; Dance, 71</w:t>
-      </w:r>
-      <w:r>
-        <w:t xml:space="preserve">(5), 19–25. https://doi.org/10.1080/07303084.2000.10605140</w:t>
-      </w:r>
-    </w:p>
-    <w:p>
-      <w:pPr>
-        <w:pStyle w:val="BodyText"/>
-      </w:pPr>
-      <w:r>
-        <w:t xml:space="preserve">Kuokkanen, J., Phipps, D. J., Saarinen, M., Korhonen, J., Romar, J.-E., &amp; Gustafsson, H. (2026). Trajectories of sport exhaustion, cynicism and inadequacy among adolescent student-athletes: A three-year longitudinal study of social influences in the Finnish dual career context.</w:t>
-      </w:r>
-      <w:r>
-        <w:t xml:space="preserve"> </w:t>
-      </w:r>
-      <w:r>
-        <w:rPr>
-          <w:i/>
-          <w:iCs/>
-        </w:rPr>
-        <w:t xml:space="preserve">Psychology of Sport and Exercise, 82</w:t>
-      </w:r>
-      <w:r>
-        <w:t xml:space="preserve">, Article 103015. https://doi.org/10.1016/j.psychsport.2025.103015</w:t>
-      </w:r>
-    </w:p>
-    <w:p>
-      <w:pPr>
-        <w:pStyle w:val="BodyText"/>
-      </w:pPr>
-      <w:r>
-        <w:t xml:space="preserve">Lin, D. Y., &amp; Wei, L. J. (1989). The robust inference for the Cox proportional hazards model.</w:t>
-      </w:r>
-      <w:r>
-        <w:t xml:space="preserve"> </w:t>
-      </w:r>
-      <w:r>
-        <w:rPr>
-          <w:i/>
-          <w:iCs/>
-        </w:rPr>
-        <w:t xml:space="preserve">Journal of the American Statistical Association, 84</w:t>
-      </w:r>
-      <w:r>
-        <w:t xml:space="preserve">(408), 1074–1078. https://doi.org/10.1080/01621459.1989.10478874</w:t>
-      </w:r>
-    </w:p>
-    <w:p>
-      <w:pPr>
-        <w:pStyle w:val="BodyText"/>
-      </w:pPr>
-      <w:r>
-        <w:t xml:space="preserve">Norges Friidrettsforbund. (2024).</w:t>
-      </w:r>
-      <w:r>
-        <w:t xml:space="preserve"> </w:t>
-      </w:r>
-      <w:r>
-        <w:rPr>
-          <w:i/>
-          <w:iCs/>
-        </w:rPr>
-        <w:t xml:space="preserve">Tyrvingtabellen: Poengtabell for ungdomsfriidrett</w:t>
-      </w:r>
-      <w:r>
-        <w:t xml:space="preserve"> </w:t>
-      </w:r>
-      <w:r>
-        <w:t xml:space="preserve">[Tyrving table: Scoring table for youth athletics]. https://www.friidrett.no/tyrving</w:t>
-      </w:r>
-    </w:p>
-    <w:p>
-      <w:pPr>
-        <w:pStyle w:val="BodyText"/>
-      </w:pPr>
-      <w:r>
-        <w:t xml:space="preserve">Norges Idrettsforbund. (2024).</w:t>
-      </w:r>
-      <w:r>
-        <w:t xml:space="preserve"> </w:t>
-      </w:r>
-      <w:r>
-        <w:rPr>
-          <w:i/>
-          <w:iCs/>
-        </w:rPr>
-        <w:t xml:space="preserve">Nøkkeltall 2023: Medlemskap, aktivitet og økonomi i norsk idrett</w:t>
-      </w:r>
-      <w:r>
-        <w:t xml:space="preserve"> </w:t>
-      </w:r>
-      <w:r>
-        <w:t xml:space="preserve">[Key statistics 2023: Membership, activity and economy in Norwegian sport]. https://www.idrettsforbundet.no</w:t>
-      </w:r>
-    </w:p>
-    <w:p>
-      <w:pPr>
-        <w:pStyle w:val="BodyText"/>
-      </w:pPr>
-      <w:r>
-        <w:t xml:space="preserve">Pedregosa, F., Varoquaux, G., Gramfort, A., Michel, V., Thirion, B., Grisel, O., Blondel, M., Prettenhofer, P., Weiss, R., Dubourg, V., Vanderplas, J., Passos, A., Cournapeau, D., Brucher, M., Perrot, M., &amp; Duchesnay, E. (2011). Scikit-learn: Machine learning in Python.</w:t>
-      </w:r>
-      <w:r>
-        <w:t xml:space="preserve"> </w:t>
-      </w:r>
-      <w:r>
-        <w:rPr>
-          <w:i/>
-          <w:iCs/>
-        </w:rPr>
-        <w:t xml:space="preserve">Journal of Machine Learning Research, 12</w:t>
-      </w:r>
-      <w:r>
-        <w:t xml:space="preserve">, 2825–2830.</w:t>
-      </w:r>
-    </w:p>
-    <w:p>
-      <w:pPr>
-        <w:pStyle w:val="BodyText"/>
-      </w:pPr>
-      <w:r>
-        <w:t xml:space="preserve">Peringa, I. P., Niessen, A. S. M., Meijer, R. R., &amp; den Hartigh, R. J. R. (2026). Why experience fails to foster expertise in athlete selection.</w:t>
-      </w:r>
-      <w:r>
-        <w:t xml:space="preserve"> </w:t>
-      </w:r>
-      <w:r>
-        <w:rPr>
-          <w:i/>
-          <w:iCs/>
-        </w:rPr>
-        <w:t xml:space="preserve">Psychology of Sport and Exercise, 82</w:t>
-      </w:r>
-      <w:r>
-        <w:t xml:space="preserve">, Article 103022. https://doi.org/10.1016/j.psychsport.2025.103022</w:t>
-      </w:r>
-    </w:p>
-    <w:p>
-      <w:pPr>
-        <w:pStyle w:val="BodyText"/>
-      </w:pPr>
-      <w:r>
-        <w:t xml:space="preserve">Ryan, R. M., &amp; Deci, E. L. (2000). Self-determination theory and the facilitation of intrinsic motivation, social development, and well-being.</w:t>
-      </w:r>
-      <w:r>
-        <w:t xml:space="preserve"> </w:t>
-      </w:r>
-      <w:r>
-        <w:rPr>
-          <w:i/>
-          <w:iCs/>
-        </w:rPr>
-        <w:t xml:space="preserve">American Psychologist, 55</w:t>
-      </w:r>
-      <w:r>
-        <w:t xml:space="preserve">(1), 68–78. https://doi.org/10.1037/0003-066X.55.1.68</w:t>
-      </w:r>
-    </w:p>
-    <w:p>
-      <w:pPr>
-        <w:pStyle w:val="BodyText"/>
-      </w:pPr>
-      <w:r>
-        <w:t xml:space="preserve">Sarrazin, P., Vallerand, R. J., Guillet, E., Pelletier, L. G., &amp; Cury, F. (2002). Motivation and dropout in female handballers: A 21-month prospective study.</w:t>
-      </w:r>
-      <w:r>
-        <w:t xml:space="preserve"> </w:t>
-      </w:r>
-      <w:r>
-        <w:rPr>
-          <w:i/>
-          <w:iCs/>
-        </w:rPr>
-        <w:t xml:space="preserve">European Journal of Social Psychology, 32</w:t>
-      </w:r>
-      <w:r>
-        <w:t xml:space="preserve">(3), 395–418. https://doi.org/10.1002/ejsp.98</w:t>
-      </w:r>
-    </w:p>
-    <w:p>
-      <w:pPr>
-        <w:pStyle w:val="BodyText"/>
-      </w:pPr>
-      <w:r>
-        <w:t xml:space="preserve">Scanlan, T. K., Carpenter, P. J., Simons, J. P., Schmidt, G. W., &amp; Keeler, B. (1993). An introduction to the sport commitment model.</w:t>
-      </w:r>
-      <w:r>
-        <w:t xml:space="preserve"> </w:t>
-      </w:r>
-      <w:r>
-        <w:rPr>
-          <w:i/>
-          <w:iCs/>
-        </w:rPr>
-        <w:t xml:space="preserve">Journal of Sport &amp; Exercise Psychology, 15</w:t>
-      </w:r>
-      <w:r>
-        <w:t xml:space="preserve">(1), 1–15. https://doi.org/10.1123/jsep.15.1.1</w:t>
-      </w:r>
-    </w:p>
-    <w:p>
-      <w:pPr>
-        <w:pStyle w:val="BodyText"/>
-      </w:pPr>
-      <w:r>
-        <w:t xml:space="preserve">Scanlan, T. K., Chow, G. M., Sousa, C., Scanlan, L. A., &amp; Knifsend, C. A. (2016). The development of the Sport Commitment Questionnaire-2 (English version).</w:t>
-      </w:r>
-      <w:r>
-        <w:t xml:space="preserve"> </w:t>
-      </w:r>
-      <w:r>
-        <w:rPr>
-          <w:i/>
-          <w:iCs/>
-        </w:rPr>
-        <w:t xml:space="preserve">Psychology of Sport and Exercise, 22</w:t>
-      </w:r>
-      <w:r>
-        <w:t xml:space="preserve">, 233–246. https://doi.org/10.1016/j.psychsport.2015.08.002</w:t>
-      </w:r>
-    </w:p>
-    <w:p>
-      <w:pPr>
-        <w:pStyle w:val="BodyText"/>
-      </w:pPr>
-      <w:r>
-        <w:t xml:space="preserve">Schacter, D. L. (2001).</w:t>
-      </w:r>
-      <w:r>
-        <w:t xml:space="preserve"> </w:t>
-      </w:r>
-      <w:r>
-        <w:rPr>
-          <w:i/>
-          <w:iCs/>
-        </w:rPr>
-        <w:t xml:space="preserve">The seven sins of memory: How the mind forgets and remembers</w:t>
-      </w:r>
-      <w:r>
-        <w:t xml:space="preserve">. Houghton Mifflin.</w:t>
-      </w:r>
-    </w:p>
-    <w:p>
-      <w:pPr>
-        <w:pStyle w:val="BodyText"/>
-      </w:pPr>
-      <w:r>
-        <w:t xml:space="preserve">Standage, M. (2012). Motivation: Self-determination theory and performance in sport. In S. M. Murphy (Ed.),</w:t>
-      </w:r>
-      <w:r>
-        <w:t xml:space="preserve"> </w:t>
-      </w:r>
-      <w:r>
-        <w:rPr>
-          <w:i/>
-          <w:iCs/>
-        </w:rPr>
-        <w:t xml:space="preserve">The Oxford handbook of sport and performance psychology</w:t>
-      </w:r>
-      <w:r>
-        <w:t xml:space="preserve"> </w:t>
-      </w:r>
-      <w:r>
-        <w:t xml:space="preserve">(pp. 233–249). Oxford University Press. https://doi.org/10.1093/oxfordhb/9780199731763.013.0012</w:t>
-      </w:r>
-    </w:p>
-    <w:p>
-      <w:pPr>
-        <w:pStyle w:val="BodyText"/>
-      </w:pPr>
-      <w:r>
-        <w:t xml:space="preserve">Vallerand, R. J. (2007). A hierarchical model of intrinsic and extrinsic motivation for sport and physical activity. In M. S. Hagger &amp; N. L. D. Chatzisarantis (Eds.),</w:t>
-      </w:r>
-      <w:r>
-        <w:t xml:space="preserve"> </w:t>
-      </w:r>
-      <w:r>
-        <w:rPr>
-          <w:i/>
-          <w:iCs/>
-        </w:rPr>
-        <w:t xml:space="preserve">Intrinsic motivation and self-determination in exercise and sport</w:t>
-      </w:r>
-      <w:r>
-        <w:t xml:space="preserve"> </w:t>
-      </w:r>
-      <w:r>
-        <w:t xml:space="preserve">(pp. 255–279). Human Kinetics.</w:t>
-      </w:r>
-    </w:p>
-    <w:p>
-      <w:pPr>
-        <w:pStyle w:val="BodyText"/>
-      </w:pPr>
-      <w:r>
-        <w:t xml:space="preserve">van Houwelingen, H. C. (2007). Dynamic prediction by landmarking in event history analysis.</w:t>
-      </w:r>
-      <w:r>
-        <w:t xml:space="preserve"> </w:t>
-      </w:r>
-      <w:r>
-        <w:rPr>
-          <w:i/>
-          <w:iCs/>
-        </w:rPr>
-        <w:t xml:space="preserve">Scandinavian Journal of Statistics, 34</w:t>
-      </w:r>
-      <w:r>
-        <w:t xml:space="preserve">(1), 70–85. https://doi.org/10.1111/j.1467-9469.2006.00529.x</w:t>
-      </w:r>
-    </w:p>
-    <w:p>
-      <w:pPr>
-        <w:pStyle w:val="BodyText"/>
-      </w:pPr>
-      <w:r>
-        <w:t xml:space="preserve">VanderWeele, T. J., &amp; Ding, P. (2017). Sensitivity analysis in observational research: Introducing the E-value.</w:t>
-      </w:r>
-      <w:r>
-        <w:t xml:space="preserve"> </w:t>
-      </w:r>
-      <w:r>
-        <w:rPr>
-          <w:i/>
-          <w:iCs/>
-        </w:rPr>
-        <w:t xml:space="preserve">Annals of Internal Medicine, 167</w:t>
-      </w:r>
-      <w:r>
-        <w:t xml:space="preserve">(4), 268–274. https://doi.org/10.7326/M16-2607</w:t>
-      </w:r>
-    </w:p>
-    <w:p>
-      <w:pPr>
-        <w:pStyle w:val="BodyText"/>
-      </w:pPr>
-      <w:r>
-        <w:t xml:space="preserve">von Elm, E., Altman, D. G., Egger, M., Pocock, S. J., Gøtzsche, P. C., &amp; Vandenbroucke, J. P. (2007). The Strengthening the Reporting of Observational Studies in Epidemiology (STROBE) statement: Guidelines for reporting observational studies.</w:t>
-      </w:r>
-      <w:r>
-        <w:t xml:space="preserve"> </w:t>
-      </w:r>
-      <w:r>
-        <w:rPr>
-          <w:i/>
-          <w:iCs/>
-        </w:rPr>
-        <w:t xml:space="preserve">Annals of Internal Medicine, 147</w:t>
-      </w:r>
-      <w:r>
-        <w:t xml:space="preserve">(8), 573–577. https://doi.org/10.7326/0003-4819-147-8-200710160-00010</w:t>
-      </w:r>
-    </w:p>
-    <w:p>
-      <w:pPr>
-        <w:pStyle w:val="BodyText"/>
-      </w:pPr>
-      <w:r>
-        <w:t xml:space="preserve">Wall, M., &amp; Côté, J. (2007). Developmental activities that lead to dropout and investment in sport.</w:t>
-      </w:r>
-      <w:r>
-        <w:t xml:space="preserve"> </w:t>
-      </w:r>
-      <w:r>
-        <w:rPr>
-          <w:i/>
-          <w:iCs/>
-        </w:rPr>
-        <w:t xml:space="preserve">Physical Education and Sport Pedagogy, 12</w:t>
-      </w:r>
-      <w:r>
-        <w:t xml:space="preserve">(1), 77–87. https://doi.org/10.1080/17408980601060358</w:t>
-      </w:r>
-    </w:p>
-    <w:p>
-      <w:pPr>
-        <w:pStyle w:val="BodyText"/>
-      </w:pPr>
-      <w:r>
-        <w:t xml:space="preserve">Worley, J. T., &amp; Smith, A. L. (2026). Positive peer relationships, social identity, and adaptive sport motivation in youth athletes.</w:t>
-      </w:r>
-      <w:r>
-        <w:t xml:space="preserve"> </w:t>
-      </w:r>
-      <w:r>
-        <w:rPr>
-          <w:i/>
-          <w:iCs/>
-        </w:rPr>
-        <w:t xml:space="preserve">Psychology of Sport and Exercise, 82</w:t>
-      </w:r>
-      <w:r>
-        <w:t xml:space="preserve">, Article 102996. https://doi.org/10.1016/j.psychsport.2025.102996</w:t>
-      </w:r>
-    </w:p>
-    <w:p>
-      <w:pPr>
-        <w:pStyle w:val="BodyText"/>
-      </w:pPr>
-      <w:r>
         <w:t xml:space="preserve">Zhong, J., Wang, Q., Bao, H., Wang, Y., &amp; Guo, S. (2026). Effects of basic psychological needs on Chinese youth athlete burnout under coach burnout: Using hierarchical linear modeling.</w:t>
       </w:r>
       <w:r>
@@ -6495,8 +6158,8 @@
         <w:t xml:space="preserve">, Article 103099. https://doi.org/10.1016/j.psychsport.2026.103099</w:t>
       </w:r>
     </w:p>
-    <w:bookmarkEnd w:id="75"/>
-    <w:bookmarkEnd w:id="76"/>
+    <w:bookmarkEnd w:id="78"/>
+    <w:bookmarkEnd w:id="79"/>
     <w:sectPr>
       <w:footnotePr>
         <w:numRestart w:val="eachSect"/>
